--- a/docs/คู่มือพยาบาล_Smart_IV_Alert.docx
+++ b/docs/คู่มือพยาบาล_Smart_IV_Alert.docx
@@ -686,6 +686,30 @@
       </w:pPr>
       <w:r>
         <w:rPr>
+          <w:rFonts w:ascii="TH SarabunPSK" w:cs="TH SarabunPSK" w:hAnsi="TH SarabunPSK"/>
+          <w:sz w:val="32"/>
+          <w:szCs w:val="32"/>
+        </w:rPr>
+        <w:fldChar w:fldCharType="begin" w:dirty="true"/>
+      </w:r>
+      <w:r>
+        <w:rPr>
+          <w:rFonts w:ascii="TH SarabunPSK" w:cs="TH SarabunPSK" w:hAnsi="TH SarabunPSK"/>
+          <w:sz w:val="32"/>
+          <w:szCs w:val="32"/>
+        </w:rPr>
+        <w:instrText xml:space="preserve"> TOC \o "1-2" \h \z \u </w:instrText>
+      </w:r>
+      <w:r>
+        <w:rPr>
+          <w:rFonts w:ascii="TH SarabunPSK" w:cs="TH SarabunPSK" w:hAnsi="TH SarabunPSK"/>
+          <w:sz w:val="32"/>
+          <w:szCs w:val="32"/>
+        </w:rPr>
+        <w:fldChar w:fldCharType="separate"/>
+      </w:r>
+      <w:r>
+        <w:rPr>
           <w:rFonts w:ascii="TH SarabunPSK" w:cs="TH SarabunPSK" w:eastAsia="TH SarabunPSK" w:hAnsi="TH SarabunPSK"/>
           <w:b/>
           <w:bCs/>
@@ -2385,6 +2409,14 @@
         </w:rPr>
         <w:t xml:space="preserve">	39</w:t>
       </w:r>
+      <w:r>
+        <w:rPr>
+          <w:rFonts w:ascii="TH SarabunPSK" w:cs="TH SarabunPSK" w:hAnsi="TH SarabunPSK"/>
+          <w:sz w:val="32"/>
+          <w:szCs w:val="32"/>
+        </w:rPr>
+        <w:fldChar w:fldCharType="end"/>
+      </w:r>
     </w:p>
     <w:p>
       <w:r>
@@ -2419,6 +2451,30 @@
       </w:pPr>
       <w:r>
         <w:rPr>
+          <w:rFonts w:ascii="TH SarabunPSK" w:cs="TH SarabunPSK" w:hAnsi="TH SarabunPSK"/>
+          <w:sz w:val="32"/>
+          <w:szCs w:val="32"/>
+        </w:rPr>
+        <w:fldChar w:fldCharType="begin" w:dirty="true"/>
+      </w:r>
+      <w:r>
+        <w:rPr>
+          <w:rFonts w:ascii="TH SarabunPSK" w:cs="TH SarabunPSK" w:hAnsi="TH SarabunPSK"/>
+          <w:sz w:val="32"/>
+          <w:szCs w:val="32"/>
+        </w:rPr>
+        <w:instrText xml:space="preserve"> TOC \t "CaptionTable,3" \h \z </w:instrText>
+      </w:r>
+      <w:r>
+        <w:rPr>
+          <w:rFonts w:ascii="TH SarabunPSK" w:cs="TH SarabunPSK" w:hAnsi="TH SarabunPSK"/>
+          <w:sz w:val="32"/>
+          <w:szCs w:val="32"/>
+        </w:rPr>
+        <w:fldChar w:fldCharType="separate"/>
+      </w:r>
+      <w:r>
+        <w:rPr>
           <w:rFonts w:ascii="TH SarabunPSK" w:cs="TH SarabunPSK" w:eastAsia="TH SarabunPSK" w:hAnsi="TH SarabunPSK"/>
           <w:b w:val="false"/>
           <w:bCs w:val="false"/>
@@ -2870,6 +2926,14 @@
         </w:rPr>
         <w:t xml:space="preserve">	35</w:t>
       </w:r>
+      <w:r>
+        <w:rPr>
+          <w:rFonts w:ascii="TH SarabunPSK" w:cs="TH SarabunPSK" w:hAnsi="TH SarabunPSK"/>
+          <w:sz w:val="32"/>
+          <w:szCs w:val="32"/>
+        </w:rPr>
+        <w:fldChar w:fldCharType="end"/>
+      </w:r>
     </w:p>
     <w:p>
       <w:r>
@@ -2904,6 +2968,30 @@
       </w:pPr>
       <w:r>
         <w:rPr>
+          <w:rFonts w:ascii="TH SarabunPSK" w:cs="TH SarabunPSK" w:hAnsi="TH SarabunPSK"/>
+          <w:sz w:val="32"/>
+          <w:szCs w:val="32"/>
+        </w:rPr>
+        <w:fldChar w:fldCharType="begin" w:dirty="true"/>
+      </w:r>
+      <w:r>
+        <w:rPr>
+          <w:rFonts w:ascii="TH SarabunPSK" w:cs="TH SarabunPSK" w:hAnsi="TH SarabunPSK"/>
+          <w:sz w:val="32"/>
+          <w:szCs w:val="32"/>
+        </w:rPr>
+        <w:instrText xml:space="preserve"> TOC \t "CaptionFigure,3" \h \z </w:instrText>
+      </w:r>
+      <w:r>
+        <w:rPr>
+          <w:rFonts w:ascii="TH SarabunPSK" w:cs="TH SarabunPSK" w:hAnsi="TH SarabunPSK"/>
+          <w:sz w:val="32"/>
+          <w:szCs w:val="32"/>
+        </w:rPr>
+        <w:fldChar w:fldCharType="separate"/>
+      </w:r>
+      <w:r>
+        <w:rPr>
           <w:rFonts w:ascii="TH SarabunPSK" w:cs="TH SarabunPSK" w:eastAsia="TH SarabunPSK" w:hAnsi="TH SarabunPSK"/>
           <w:b w:val="false"/>
           <w:bCs w:val="false"/>
@@ -3189,6 +3277,14 @@
           <w:szCs w:val="32"/>
         </w:rPr>
         <w:t xml:space="preserve">	28</w:t>
+      </w:r>
+      <w:r>
+        <w:rPr>
+          <w:rFonts w:ascii="TH SarabunPSK" w:cs="TH SarabunPSK" w:hAnsi="TH SarabunPSK"/>
+          <w:sz w:val="32"/>
+          <w:szCs w:val="32"/>
+        </w:rPr>
+        <w:fldChar w:fldCharType="end"/>
       </w:r>
     </w:p>
     <w:p>
@@ -3205,7 +3301,7 @@
     <w:p>
       <w:pPr>
         <w:pStyle w:val="Heading1"/>
-        <w:spacing w:after="0" w:before="240"/>
+        <w:spacing w:after="240" w:before="240" w:line="300"/>
         <w:jc w:val="center"/>
       </w:pPr>
       <w:r>
@@ -3218,24 +3314,17 @@
           <w:sz w:val="40"/>
           <w:szCs w:val="40"/>
         </w:rPr>
-        <w:t xml:space="preserve">บทที่ ๑</w:t>
-      </w:r>
-    </w:p>
-    <w:p>
-      <w:pPr>
-        <w:spacing w:after="240"/>
-        <w:jc w:val="center"/>
-      </w:pPr>
+        <w:t xml:space="preserve">บทที่ ๑ </w:t>
+      </w:r>
       <w:r>
         <w:rPr>
           <w:rFonts w:ascii="TH SarabunPSK" w:cs="TH SarabunPSK" w:eastAsia="TH SarabunPSK" w:hAnsi="TH SarabunPSK"/>
           <w:b/>
           <w:bCs/>
-          <w:i w:val="false"/>
-          <w:iCs w:val="false"/>
           <w:sz w:val="40"/>
           <w:szCs w:val="40"/>
         </w:rPr>
+        <w:br/>
         <w:t xml:space="preserve">บทนำ</w:t>
       </w:r>
     </w:p>
@@ -3723,7 +3812,8 @@
     </w:p>
     <w:p>
       <w:pPr>
-        <w:spacing w:after="100" w:line="300"/>
+        <w:pStyle w:val="CaptionTable"/>
+        <w:spacing w:after="100" w:before="120" w:line="288"/>
         <w:jc w:val="center"/>
       </w:pPr>
       <w:r>
@@ -4884,7 +4974,7 @@
     <w:p>
       <w:pPr>
         <w:pStyle w:val="Heading1"/>
-        <w:spacing w:after="0" w:before="240"/>
+        <w:spacing w:after="240" w:before="240" w:line="300"/>
         <w:jc w:val="center"/>
       </w:pPr>
       <w:r>
@@ -4897,24 +4987,17 @@
           <w:sz w:val="40"/>
           <w:szCs w:val="40"/>
         </w:rPr>
-        <w:t xml:space="preserve">บทที่ ๒</w:t>
-      </w:r>
-    </w:p>
-    <w:p>
-      <w:pPr>
-        <w:spacing w:after="240"/>
-        <w:jc w:val="center"/>
-      </w:pPr>
+        <w:t xml:space="preserve">บทที่ ๒ </w:t>
+      </w:r>
       <w:r>
         <w:rPr>
           <w:rFonts w:ascii="TH SarabunPSK" w:cs="TH SarabunPSK" w:eastAsia="TH SarabunPSK" w:hAnsi="TH SarabunPSK"/>
           <w:b/>
           <w:bCs/>
-          <w:i w:val="false"/>
-          <w:iCs w:val="false"/>
           <w:sz w:val="40"/>
           <w:szCs w:val="40"/>
         </w:rPr>
+        <w:br/>
         <w:t xml:space="preserve">ความรู้ทั่วไปเกี่ยวกับระบบ</w:t>
       </w:r>
     </w:p>
@@ -5120,6 +5203,7 @@
     </w:p>
     <w:p>
       <w:pPr>
+        <w:pStyle w:val="CaptionFigure"/>
         <w:spacing w:after="160" w:before="60" w:line="288"/>
         <w:jc w:val="center"/>
       </w:pPr>
@@ -5363,7 +5447,8 @@
     </w:p>
     <w:p>
       <w:pPr>
-        <w:spacing w:after="100" w:line="300"/>
+        <w:pStyle w:val="CaptionTable"/>
+        <w:spacing w:after="100" w:before="120" w:line="288"/>
         <w:jc w:val="center"/>
       </w:pPr>
       <w:r>
@@ -6112,7 +6197,8 @@
     </w:p>
     <w:p>
       <w:pPr>
-        <w:spacing w:after="100" w:line="300"/>
+        <w:pStyle w:val="CaptionTable"/>
+        <w:spacing w:after="100" w:before="120" w:line="288"/>
         <w:jc w:val="center"/>
       </w:pPr>
       <w:r>
@@ -6705,6 +6791,7 @@
           </w:p>
           <w:p>
             <w:pPr>
+              <w:pStyle w:val="CaptionFigure"/>
               <w:spacing w:after="160" w:before="60" w:line="288"/>
               <w:jc w:val="center"/>
             </w:pPr>
@@ -6780,6 +6867,7 @@
           </w:p>
           <w:p>
             <w:pPr>
+              <w:pStyle w:val="CaptionFigure"/>
               <w:spacing w:after="160" w:before="60" w:line="288"/>
               <w:jc w:val="center"/>
             </w:pPr>
@@ -6801,6 +6889,7 @@
     </w:tbl>
     <w:p>
       <w:pPr>
+        <w:pStyle w:val="CaptionFigure"/>
         <w:spacing w:after="160" w:before="60" w:line="288"/>
         <w:jc w:val="center"/>
       </w:pPr>
@@ -6837,7 +6926,8 @@
     </w:p>
     <w:p>
       <w:pPr>
-        <w:spacing w:after="100" w:line="300"/>
+        <w:pStyle w:val="CaptionTable"/>
+        <w:spacing w:after="100" w:before="120" w:line="288"/>
         <w:jc w:val="center"/>
       </w:pPr>
       <w:r>
@@ -7548,6 +7638,7 @@
     </w:p>
     <w:p>
       <w:pPr>
+        <w:pStyle w:val="CaptionFigure"/>
         <w:spacing w:after="160" w:before="60" w:line="288"/>
         <w:jc w:val="center"/>
       </w:pPr>
@@ -7566,7 +7657,8 @@
     </w:p>
     <w:p>
       <w:pPr>
-        <w:spacing w:after="100" w:line="300"/>
+        <w:pStyle w:val="CaptionTable"/>
+        <w:spacing w:after="100" w:before="120" w:line="288"/>
         <w:jc w:val="center"/>
       </w:pPr>
       <w:r>
@@ -8684,6 +8776,7 @@
     </w:p>
     <w:p>
       <w:pPr>
+        <w:pStyle w:val="CaptionFigure"/>
         <w:spacing w:after="160" w:before="60" w:line="288"/>
         <w:jc w:val="center"/>
       </w:pPr>
@@ -8720,7 +8813,8 @@
     </w:p>
     <w:p>
       <w:pPr>
-        <w:spacing w:after="100" w:line="300"/>
+        <w:pStyle w:val="CaptionTable"/>
+        <w:spacing w:after="100" w:before="120" w:line="288"/>
         <w:jc w:val="center"/>
       </w:pPr>
       <w:r>
@@ -9212,7 +9306,8 @@
     </w:p>
     <w:p>
       <w:pPr>
-        <w:spacing w:after="100" w:line="300"/>
+        <w:pStyle w:val="CaptionTable"/>
+        <w:spacing w:after="100" w:before="120" w:line="288"/>
         <w:jc w:val="center"/>
       </w:pPr>
       <w:r>
@@ -9914,6 +10009,7 @@
     </w:p>
     <w:p>
       <w:pPr>
+        <w:pStyle w:val="CaptionFigure"/>
         <w:spacing w:after="160" w:before="60" w:line="288"/>
         <w:jc w:val="center"/>
       </w:pPr>
@@ -9932,7 +10028,8 @@
     </w:p>
     <w:p>
       <w:pPr>
-        <w:spacing w:after="100" w:line="300"/>
+        <w:pStyle w:val="CaptionTable"/>
+        <w:spacing w:after="100" w:before="120" w:line="288"/>
         <w:jc w:val="center"/>
       </w:pPr>
       <w:r>
@@ -10412,7 +10509,7 @@
     <w:p>
       <w:pPr>
         <w:pStyle w:val="Heading1"/>
-        <w:spacing w:after="0" w:before="240"/>
+        <w:spacing w:after="240" w:before="240" w:line="300"/>
         <w:jc w:val="center"/>
       </w:pPr>
       <w:r>
@@ -10425,24 +10522,17 @@
           <w:sz w:val="40"/>
           <w:szCs w:val="40"/>
         </w:rPr>
-        <w:t xml:space="preserve">บทที่ ๓</w:t>
-      </w:r>
-    </w:p>
-    <w:p>
-      <w:pPr>
-        <w:spacing w:after="240"/>
-        <w:jc w:val="center"/>
-      </w:pPr>
+        <w:t xml:space="preserve">บทที่ ๓ </w:t>
+      </w:r>
       <w:r>
         <w:rPr>
           <w:rFonts w:ascii="TH SarabunPSK" w:cs="TH SarabunPSK" w:eastAsia="TH SarabunPSK" w:hAnsi="TH SarabunPSK"/>
           <w:b/>
           <w:bCs/>
-          <w:i w:val="false"/>
-          <w:iCs w:val="false"/>
           <w:sz w:val="40"/>
           <w:szCs w:val="40"/>
         </w:rPr>
+        <w:br/>
         <w:t xml:space="preserve">ขั้นตอนการปฏิบัติงาน</w:t>
       </w:r>
     </w:p>
@@ -10935,6 +11025,7 @@
     </w:tbl>
     <w:p>
       <w:pPr>
+        <w:pStyle w:val="CaptionFigure"/>
         <w:spacing w:after="160" w:before="60" w:line="288"/>
         <w:jc w:val="center"/>
       </w:pPr>
@@ -11573,6 +11664,7 @@
     </w:p>
     <w:p>
       <w:pPr>
+        <w:pStyle w:val="CaptionFigure"/>
         <w:spacing w:after="160" w:before="60" w:line="288"/>
         <w:jc w:val="center"/>
       </w:pPr>
@@ -13046,7 +13138,8 @@
     </w:p>
     <w:p>
       <w:pPr>
-        <w:spacing w:after="100" w:line="300"/>
+        <w:pStyle w:val="CaptionTable"/>
+        <w:spacing w:after="100" w:before="120" w:line="288"/>
         <w:jc w:val="center"/>
       </w:pPr>
       <w:r>
@@ -14194,7 +14287,7 @@
     <w:p>
       <w:pPr>
         <w:pStyle w:val="Heading1"/>
-        <w:spacing w:after="0" w:before="240"/>
+        <w:spacing w:after="240" w:before="240" w:line="300"/>
         <w:jc w:val="center"/>
       </w:pPr>
       <w:r>
@@ -14207,24 +14300,17 @@
           <w:sz w:val="40"/>
           <w:szCs w:val="40"/>
         </w:rPr>
-        <w:t xml:space="preserve">บทที่ ๔</w:t>
-      </w:r>
-    </w:p>
-    <w:p>
-      <w:pPr>
-        <w:spacing w:after="240"/>
-        <w:jc w:val="center"/>
-      </w:pPr>
+        <w:t xml:space="preserve">บทที่ ๔ </w:t>
+      </w:r>
       <w:r>
         <w:rPr>
           <w:rFonts w:ascii="TH SarabunPSK" w:cs="TH SarabunPSK" w:eastAsia="TH SarabunPSK" w:hAnsi="TH SarabunPSK"/>
           <w:b/>
           <w:bCs/>
-          <w:i w:val="false"/>
-          <w:iCs w:val="false"/>
           <w:sz w:val="40"/>
           <w:szCs w:val="40"/>
         </w:rPr>
+        <w:br/>
         <w:t xml:space="preserve">สัญญาณเตือนและการตอบสนอง</w:t>
       </w:r>
     </w:p>
@@ -14351,7 +14437,8 @@
     </w:p>
     <w:p>
       <w:pPr>
-        <w:spacing w:after="100" w:line="300"/>
+        <w:pStyle w:val="CaptionTable"/>
+        <w:spacing w:after="100" w:before="120" w:line="288"/>
         <w:jc w:val="center"/>
       </w:pPr>
       <w:r>
@@ -15764,6 +15851,7 @@
           </w:p>
           <w:p>
             <w:pPr>
+              <w:pStyle w:val="CaptionFigure"/>
               <w:spacing w:after="160" w:before="60" w:line="288"/>
               <w:jc w:val="center"/>
             </w:pPr>
@@ -15839,6 +15927,7 @@
           </w:p>
           <w:p>
             <w:pPr>
+              <w:pStyle w:val="CaptionFigure"/>
               <w:spacing w:after="160" w:before="60" w:line="288"/>
               <w:jc w:val="center"/>
             </w:pPr>
@@ -15860,6 +15949,7 @@
     </w:tbl>
     <w:p>
       <w:pPr>
+        <w:pStyle w:val="CaptionFigure"/>
         <w:spacing w:after="160" w:before="60" w:line="288"/>
         <w:jc w:val="center"/>
       </w:pPr>
@@ -16071,7 +16161,8 @@
     </w:p>
     <w:p>
       <w:pPr>
-        <w:spacing w:after="100" w:line="300"/>
+        <w:pStyle w:val="CaptionTable"/>
+        <w:spacing w:after="100" w:before="120" w:line="288"/>
         <w:jc w:val="center"/>
       </w:pPr>
       <w:r>
@@ -16650,7 +16741,7 @@
     <w:p>
       <w:pPr>
         <w:pStyle w:val="Heading1"/>
-        <w:spacing w:after="0" w:before="240"/>
+        <w:spacing w:after="240" w:before="240" w:line="300"/>
         <w:jc w:val="center"/>
       </w:pPr>
       <w:r>
@@ -16663,24 +16754,17 @@
           <w:sz w:val="40"/>
           <w:szCs w:val="40"/>
         </w:rPr>
-        <w:t xml:space="preserve">บทที่ ๕</w:t>
-      </w:r>
-    </w:p>
-    <w:p>
-      <w:pPr>
-        <w:spacing w:after="240"/>
-        <w:jc w:val="center"/>
-      </w:pPr>
+        <w:t xml:space="preserve">บทที่ ๕ </w:t>
+      </w:r>
       <w:r>
         <w:rPr>
           <w:rFonts w:ascii="TH SarabunPSK" w:cs="TH SarabunPSK" w:eastAsia="TH SarabunPSK" w:hAnsi="TH SarabunPSK"/>
           <w:b/>
           <w:bCs/>
-          <w:i w:val="false"/>
-          <w:iCs w:val="false"/>
           <w:sz w:val="40"/>
           <w:szCs w:val="40"/>
         </w:rPr>
+        <w:br/>
         <w:t xml:space="preserve">การแก้ไขปัญหาที่พบบ่อย</w:t>
       </w:r>
     </w:p>
@@ -16704,7 +16788,8 @@
     </w:p>
     <w:p>
       <w:pPr>
-        <w:spacing w:after="100" w:line="300"/>
+        <w:pStyle w:val="CaptionTable"/>
+        <w:spacing w:after="100" w:before="120" w:line="288"/>
         <w:jc w:val="center"/>
       </w:pPr>
       <w:r>
@@ -18539,6 +18624,7 @@
     </w:p>
     <w:p>
       <w:pPr>
+        <w:pStyle w:val="CaptionFigure"/>
         <w:spacing w:after="160" w:before="60" w:line="288"/>
         <w:jc w:val="center"/>
       </w:pPr>
@@ -18917,7 +19003,7 @@
     <w:p>
       <w:pPr>
         <w:pStyle w:val="Heading1"/>
-        <w:spacing w:after="0" w:before="240"/>
+        <w:spacing w:after="240" w:before="240" w:line="300"/>
         <w:jc w:val="center"/>
       </w:pPr>
       <w:r>
@@ -18930,24 +19016,17 @@
           <w:sz w:val="40"/>
           <w:szCs w:val="40"/>
         </w:rPr>
-        <w:t xml:space="preserve">บทที่ ๖</w:t>
-      </w:r>
-    </w:p>
-    <w:p>
-      <w:pPr>
-        <w:spacing w:after="240"/>
-        <w:jc w:val="center"/>
-      </w:pPr>
+        <w:t xml:space="preserve">บทที่ ๖ </w:t>
+      </w:r>
       <w:r>
         <w:rPr>
           <w:rFonts w:ascii="TH SarabunPSK" w:cs="TH SarabunPSK" w:eastAsia="TH SarabunPSK" w:hAnsi="TH SarabunPSK"/>
           <w:b/>
           <w:bCs/>
-          <w:i w:val="false"/>
-          <w:iCs w:val="false"/>
           <w:sz w:val="40"/>
           <w:szCs w:val="40"/>
         </w:rPr>
+        <w:br/>
         <w:t xml:space="preserve">การบำรุงรักษาและความปลอดภัย</w:t>
       </w:r>
     </w:p>
@@ -19520,7 +19599,8 @@
     </w:p>
     <w:p>
       <w:pPr>
-        <w:spacing w:after="100" w:line="300"/>
+        <w:pStyle w:val="CaptionTable"/>
+        <w:spacing w:after="100" w:before="120" w:line="288"/>
         <w:jc w:val="center"/>
       </w:pPr>
       <w:r>
@@ -25428,7 +25508,8 @@
     </w:p>
     <w:p>
       <w:pPr>
-        <w:spacing w:after="100" w:line="300"/>
+        <w:pStyle w:val="CaptionTable"/>
+        <w:spacing w:after="100" w:before="120" w:line="288"/>
         <w:jc w:val="center"/>
       </w:pPr>
       <w:r>
@@ -28771,5 +28852,95 @@
       <w:szCs w:val="20"/>
     </w:rPr>
   </w:style>
+  <w:style w:type="paragraph" w:styleId="CaptionTable">
+    <w:name w:val="Caption Table"/>
+    <w:basedOn w:val="Normal"/>
+    <w:next w:val="Normal"/>
+    <w:pPr>
+      <w:spacing w:after="100" w:before="120" w:line="288"/>
+      <w:jc w:val="center"/>
+    </w:pPr>
+    <w:rPr>
+      <w:rFonts w:ascii="TH SarabunPSK" w:cs="TH SarabunPSK" w:eastAsia="TH SarabunPSK" w:hAnsi="TH SarabunPSK"/>
+      <w:b/>
+      <w:bCs/>
+      <w:sz w:val="30"/>
+      <w:szCs w:val="30"/>
+    </w:rPr>
+  </w:style>
+  <w:style w:type="paragraph" w:styleId="CaptionFigure">
+    <w:name w:val="Caption Figure"/>
+    <w:basedOn w:val="Normal"/>
+    <w:next w:val="Normal"/>
+    <w:pPr>
+      <w:spacing w:after="160" w:before="60" w:line="288"/>
+      <w:jc w:val="center"/>
+    </w:pPr>
+    <w:rPr>
+      <w:rFonts w:ascii="TH SarabunPSK" w:cs="TH SarabunPSK" w:eastAsia="TH SarabunPSK" w:hAnsi="TH SarabunPSK"/>
+      <w:sz w:val="28"/>
+      <w:szCs w:val="28"/>
+    </w:rPr>
+  </w:style>
+  <w:style w:type="paragraph" w:styleId="TOC1">
+    <w:name w:val="toc 1"/>
+    <w:basedOn w:val="Normal"/>
+    <w:next w:val="Normal"/>
+    <w:qFormat w:val="false"/>
+    <w:pPr>
+      <w:tabs>
+        <w:tab w:val="right" w:pos="8306" w:leader="dot"/>
+      </w:tabs>
+      <w:spacing w:after="40" w:before="120" w:line="300"/>
+      <w:ind w:left="0"/>
+    </w:pPr>
+    <w:rPr>
+      <w:rFonts w:ascii="TH SarabunPSK" w:cs="TH SarabunPSK" w:eastAsia="TH SarabunPSK" w:hAnsi="TH SarabunPSK"/>
+      <w:b/>
+      <w:bCs/>
+      <w:sz w:val="32"/>
+      <w:szCs w:val="32"/>
+    </w:rPr>
+  </w:style>
+  <w:style w:type="paragraph" w:styleId="TOC2">
+    <w:name w:val="toc 2"/>
+    <w:basedOn w:val="Normal"/>
+    <w:next w:val="Normal"/>
+    <w:qFormat w:val="false"/>
+    <w:pPr>
+      <w:tabs>
+        <w:tab w:val="right" w:pos="8306" w:leader="dot"/>
+      </w:tabs>
+      <w:spacing w:after="40" w:before="0" w:line="300"/>
+      <w:ind w:left="504"/>
+    </w:pPr>
+    <w:rPr>
+      <w:rFonts w:ascii="TH SarabunPSK" w:cs="TH SarabunPSK" w:eastAsia="TH SarabunPSK" w:hAnsi="TH SarabunPSK"/>
+      <w:b w:val="false"/>
+      <w:bCs w:val="false"/>
+      <w:sz w:val="32"/>
+      <w:szCs w:val="32"/>
+    </w:rPr>
+  </w:style>
+  <w:style w:type="paragraph" w:styleId="TOC3">
+    <w:name w:val="toc 3"/>
+    <w:basedOn w:val="Normal"/>
+    <w:next w:val="Normal"/>
+    <w:qFormat w:val="false"/>
+    <w:pPr>
+      <w:tabs>
+        <w:tab w:val="right" w:pos="8306" w:leader="dot"/>
+      </w:tabs>
+      <w:spacing w:after="40" w:before="0" w:line="300"/>
+      <w:ind w:left="0"/>
+    </w:pPr>
+    <w:rPr>
+      <w:rFonts w:ascii="TH SarabunPSK" w:cs="TH SarabunPSK" w:eastAsia="TH SarabunPSK" w:hAnsi="TH SarabunPSK"/>
+      <w:b w:val="false"/>
+      <w:bCs w:val="false"/>
+      <w:sz w:val="32"/>
+      <w:szCs w:val="32"/>
+    </w:rPr>
+  </w:style>
 </w:styles>
 </file>
--- a/docs/คู่มือพยาบาล_Smart_IV_Alert.docx
+++ b/docs/คู่มือพยาบาล_Smart_IV_Alert.docx
@@ -829,7 +829,7 @@
           <w:sz w:val="32"/>
           <w:szCs w:val="32"/>
         </w:rPr>
-        <w:t xml:space="preserve">	2</w:t>
+        <w:t xml:space="preserve">	1</w:t>
       </w:r>
     </w:p>
     <w:p>
@@ -979,7 +979,7 @@
           <w:sz w:val="32"/>
           <w:szCs w:val="32"/>
         </w:rPr>
-        <w:t xml:space="preserve">	5</w:t>
+        <w:t xml:space="preserve">	4</w:t>
       </w:r>
     </w:p>
     <w:p>
@@ -1012,7 +1012,7 @@
           <w:sz w:val="32"/>
           <w:szCs w:val="32"/>
         </w:rPr>
-        <w:t xml:space="preserve">	5</w:t>
+        <w:t xml:space="preserve">	4</w:t>
       </w:r>
     </w:p>
     <w:p>
@@ -1045,7 +1045,7 @@
           <w:sz w:val="32"/>
           <w:szCs w:val="32"/>
         </w:rPr>
-        <w:t xml:space="preserve">	6</w:t>
+        <w:t xml:space="preserve">	4</w:t>
       </w:r>
     </w:p>
     <w:p>
@@ -1078,7 +1078,7 @@
           <w:sz w:val="32"/>
           <w:szCs w:val="32"/>
         </w:rPr>
-        <w:t xml:space="preserve">	6</w:t>
+        <w:t xml:space="preserve">	5</w:t>
       </w:r>
     </w:p>
     <w:p>
@@ -1111,7 +1111,7 @@
           <w:sz w:val="32"/>
           <w:szCs w:val="32"/>
         </w:rPr>
-        <w:t xml:space="preserve">	8</w:t>
+        <w:t xml:space="preserve">	6</w:t>
       </w:r>
     </w:p>
     <w:p>
@@ -1144,7 +1144,7 @@
           <w:sz w:val="32"/>
           <w:szCs w:val="32"/>
         </w:rPr>
-        <w:t xml:space="preserve">	9</w:t>
+        <w:t xml:space="preserve">	6</w:t>
       </w:r>
     </w:p>
     <w:p>
@@ -1177,7 +1177,7 @@
           <w:sz w:val="32"/>
           <w:szCs w:val="32"/>
         </w:rPr>
-        <w:t xml:space="preserve">	10</w:t>
+        <w:t xml:space="preserve">	7</w:t>
       </w:r>
     </w:p>
     <w:p>
@@ -1210,7 +1210,7 @@
           <w:sz w:val="32"/>
           <w:szCs w:val="32"/>
         </w:rPr>
-        <w:t xml:space="preserve">	11</w:t>
+        <w:t xml:space="preserve">	8</w:t>
       </w:r>
     </w:p>
     <w:p>
@@ -1243,7 +1243,7 @@
           <w:sz w:val="32"/>
           <w:szCs w:val="32"/>
         </w:rPr>
-        <w:t xml:space="preserve">	12</w:t>
+        <w:t xml:space="preserve">	9</w:t>
       </w:r>
     </w:p>
     <w:p>
@@ -1294,7 +1294,7 @@
           <w:sz w:val="32"/>
           <w:szCs w:val="32"/>
         </w:rPr>
-        <w:t xml:space="preserve">	14</w:t>
+        <w:t xml:space="preserve">	11</w:t>
       </w:r>
     </w:p>
     <w:p>
@@ -1327,7 +1327,7 @@
           <w:sz w:val="32"/>
           <w:szCs w:val="32"/>
         </w:rPr>
-        <w:t xml:space="preserve">	14</w:t>
+        <w:t xml:space="preserve">	11</w:t>
       </w:r>
     </w:p>
     <w:p>
@@ -1360,7 +1360,7 @@
           <w:sz w:val="32"/>
           <w:szCs w:val="32"/>
         </w:rPr>
-        <w:t xml:space="preserve">	15</w:t>
+        <w:t xml:space="preserve">	11</w:t>
       </w:r>
     </w:p>
     <w:p>
@@ -1393,7 +1393,7 @@
           <w:sz w:val="32"/>
           <w:szCs w:val="32"/>
         </w:rPr>
-        <w:t xml:space="preserve">	15</w:t>
+        <w:t xml:space="preserve">	12</w:t>
       </w:r>
     </w:p>
     <w:p>
@@ -1426,7 +1426,7 @@
           <w:sz w:val="32"/>
           <w:szCs w:val="32"/>
         </w:rPr>
-        <w:t xml:space="preserve">	17</w:t>
+        <w:t xml:space="preserve">	13</w:t>
       </w:r>
     </w:p>
     <w:p>
@@ -1459,7 +1459,7 @@
           <w:sz w:val="32"/>
           <w:szCs w:val="32"/>
         </w:rPr>
-        <w:t xml:space="preserve">	18</w:t>
+        <w:t xml:space="preserve">	13</w:t>
       </w:r>
     </w:p>
     <w:p>
@@ -1492,7 +1492,7 @@
           <w:sz w:val="32"/>
           <w:szCs w:val="32"/>
         </w:rPr>
-        <w:t xml:space="preserve">	19</w:t>
+        <w:t xml:space="preserve">	14</w:t>
       </w:r>
     </w:p>
     <w:p>
@@ -1525,7 +1525,7 @@
           <w:sz w:val="32"/>
           <w:szCs w:val="32"/>
         </w:rPr>
-        <w:t xml:space="preserve">	19</w:t>
+        <w:t xml:space="preserve">	14</w:t>
       </w:r>
     </w:p>
     <w:p>
@@ -1558,7 +1558,7 @@
           <w:sz w:val="32"/>
           <w:szCs w:val="32"/>
         </w:rPr>
-        <w:t xml:space="preserve">	20</w:t>
+        <w:t xml:space="preserve">	15</w:t>
       </w:r>
     </w:p>
     <w:p>
@@ -1591,7 +1591,7 @@
           <w:sz w:val="32"/>
           <w:szCs w:val="32"/>
         </w:rPr>
-        <w:t xml:space="preserve">	21</w:t>
+        <w:t xml:space="preserve">	15</w:t>
       </w:r>
     </w:p>
     <w:p>
@@ -1630,7 +1630,7 @@
           <w:sz w:val="32"/>
           <w:szCs w:val="32"/>
         </w:rPr>
-        <w:t xml:space="preserve">บทที่ ๔  สัญญาณเตือนและการตอบสนอง</w:t>
+        <w:t xml:space="preserve">บทที่ ๔  การติดตั้งเซนเซอร์และการคาลิเบรต</w:t>
       </w:r>
       <w:r>
         <w:rPr>
@@ -1642,7 +1642,7 @@
           <w:sz w:val="32"/>
           <w:szCs w:val="32"/>
         </w:rPr>
-        <w:t xml:space="preserve">	22</w:t>
+        <w:t xml:space="preserve">	16</w:t>
       </w:r>
     </w:p>
     <w:p>
@@ -1663,19 +1663,19 @@
           <w:sz w:val="32"/>
           <w:szCs w:val="32"/>
         </w:rPr>
-        <w:t xml:space="preserve">๔.๑ ระดับความเร่งด่วนของสัญญาณเตือน</w:t>
-      </w:r>
-      <w:r>
-        <w:rPr>
-          <w:rFonts w:ascii="TH SarabunPSK" w:cs="TH SarabunPSK" w:eastAsia="TH SarabunPSK" w:hAnsi="TH SarabunPSK"/>
-          <w:b w:val="false"/>
-          <w:bCs w:val="false"/>
-          <w:i w:val="false"/>
-          <w:iCs w:val="false"/>
-          <w:sz w:val="32"/>
-          <w:szCs w:val="32"/>
-        </w:rPr>
-        <w:t xml:space="preserve">	22</w:t>
+        <w:t xml:space="preserve">๔.๑ หลักการตรวจจับหยดที่พยาบาลควรทราบ</w:t>
+      </w:r>
+      <w:r>
+        <w:rPr>
+          <w:rFonts w:ascii="TH SarabunPSK" w:cs="TH SarabunPSK" w:eastAsia="TH SarabunPSK" w:hAnsi="TH SarabunPSK"/>
+          <w:b w:val="false"/>
+          <w:bCs w:val="false"/>
+          <w:i w:val="false"/>
+          <w:iCs w:val="false"/>
+          <w:sz w:val="32"/>
+          <w:szCs w:val="32"/>
+        </w:rPr>
+        <w:t xml:space="preserve">	16</w:t>
       </w:r>
     </w:p>
     <w:p>
@@ -1696,19 +1696,19 @@
           <w:sz w:val="32"/>
           <w:szCs w:val="32"/>
         </w:rPr>
-        <w:t xml:space="preserve">๔.๒ ตารางสัญญาณเตือนทั้งหมด</w:t>
-      </w:r>
-      <w:r>
-        <w:rPr>
-          <w:rFonts w:ascii="TH SarabunPSK" w:cs="TH SarabunPSK" w:eastAsia="TH SarabunPSK" w:hAnsi="TH SarabunPSK"/>
-          <w:b w:val="false"/>
-          <w:bCs w:val="false"/>
-          <w:i w:val="false"/>
-          <w:iCs w:val="false"/>
-          <w:sz w:val="32"/>
-          <w:szCs w:val="32"/>
-        </w:rPr>
-        <w:t xml:space="preserve">	22</w:t>
+        <w:t xml:space="preserve">๔.๒ ตำแหน่งที่ถูกต้องและตำแหน่งที่พบผิดบ่อย</w:t>
+      </w:r>
+      <w:r>
+        <w:rPr>
+          <w:rFonts w:ascii="TH SarabunPSK" w:cs="TH SarabunPSK" w:eastAsia="TH SarabunPSK" w:hAnsi="TH SarabunPSK"/>
+          <w:b w:val="false"/>
+          <w:bCs w:val="false"/>
+          <w:i w:val="false"/>
+          <w:iCs w:val="false"/>
+          <w:sz w:val="32"/>
+          <w:szCs w:val="32"/>
+        </w:rPr>
+        <w:t xml:space="preserve">	16</w:t>
       </w:r>
     </w:p>
     <w:p>
@@ -1729,19 +1729,19 @@
           <w:sz w:val="32"/>
           <w:szCs w:val="32"/>
         </w:rPr>
-        <w:t xml:space="preserve">๔.๓ การพักเสียงเตือน</w:t>
-      </w:r>
-      <w:r>
-        <w:rPr>
-          <w:rFonts w:ascii="TH SarabunPSK" w:cs="TH SarabunPSK" w:eastAsia="TH SarabunPSK" w:hAnsi="TH SarabunPSK"/>
-          <w:b w:val="false"/>
-          <w:bCs w:val="false"/>
-          <w:i w:val="false"/>
-          <w:iCs w:val="false"/>
-          <w:sz w:val="32"/>
-          <w:szCs w:val="32"/>
-        </w:rPr>
-        <w:t xml:space="preserve">	24</w:t>
+        <w:t xml:space="preserve">๔.๓ ตรวจว่าเครื่องของท่านเป็นรุ่นใด</w:t>
+      </w:r>
+      <w:r>
+        <w:rPr>
+          <w:rFonts w:ascii="TH SarabunPSK" w:cs="TH SarabunPSK" w:eastAsia="TH SarabunPSK" w:hAnsi="TH SarabunPSK"/>
+          <w:b w:val="false"/>
+          <w:bCs w:val="false"/>
+          <w:i w:val="false"/>
+          <w:iCs w:val="false"/>
+          <w:sz w:val="32"/>
+          <w:szCs w:val="32"/>
+        </w:rPr>
+        <w:t xml:space="preserve">	17</w:t>
       </w:r>
     </w:p>
     <w:p>
@@ -1762,19 +1762,118 @@
           <w:sz w:val="32"/>
           <w:szCs w:val="32"/>
         </w:rPr>
-        <w:t xml:space="preserve">๔.๔ เกณฑ์ที่ระบบใช้ตัดสินใจแจ้งเตือน</w:t>
-      </w:r>
-      <w:r>
-        <w:rPr>
-          <w:rFonts w:ascii="TH SarabunPSK" w:cs="TH SarabunPSK" w:eastAsia="TH SarabunPSK" w:hAnsi="TH SarabunPSK"/>
-          <w:b w:val="false"/>
-          <w:bCs w:val="false"/>
-          <w:i w:val="false"/>
-          <w:iCs w:val="false"/>
-          <w:sz w:val="32"/>
-          <w:szCs w:val="32"/>
-        </w:rPr>
-        <w:t xml:space="preserve">	25</w:t>
+        <w:t xml:space="preserve">๔.๔ รุ่นเรียนรู้เอง (๗.๗.x) — ไม่ต้องคาลิเบรต</w:t>
+      </w:r>
+      <w:r>
+        <w:rPr>
+          <w:rFonts w:ascii="TH SarabunPSK" w:cs="TH SarabunPSK" w:eastAsia="TH SarabunPSK" w:hAnsi="TH SarabunPSK"/>
+          <w:b w:val="false"/>
+          <w:bCs w:val="false"/>
+          <w:i w:val="false"/>
+          <w:iCs w:val="false"/>
+          <w:sz w:val="32"/>
+          <w:szCs w:val="32"/>
+        </w:rPr>
+        <w:t xml:space="preserve">	17</w:t>
+      </w:r>
+    </w:p>
+    <w:p>
+      <w:pPr>
+        <w:tabs>
+          <w:tab w:val="right" w:pos="8306" w:leader="dot"/>
+        </w:tabs>
+        <w:spacing w:after="40" w:line="300"/>
+        <w:ind w:left="504"/>
+      </w:pPr>
+      <w:r>
+        <w:rPr>
+          <w:rFonts w:ascii="TH SarabunPSK" w:cs="TH SarabunPSK" w:eastAsia="TH SarabunPSK" w:hAnsi="TH SarabunPSK"/>
+          <w:b w:val="false"/>
+          <w:bCs w:val="false"/>
+          <w:i w:val="false"/>
+          <w:iCs w:val="false"/>
+          <w:sz w:val="32"/>
+          <w:szCs w:val="32"/>
+        </w:rPr>
+        <w:t xml:space="preserve">๔.๕ รุ่นคาลิเบรตเอง (๗.๕.x) — ขั้นตอน ๓ ขั้น</w:t>
+      </w:r>
+      <w:r>
+        <w:rPr>
+          <w:rFonts w:ascii="TH SarabunPSK" w:cs="TH SarabunPSK" w:eastAsia="TH SarabunPSK" w:hAnsi="TH SarabunPSK"/>
+          <w:b w:val="false"/>
+          <w:bCs w:val="false"/>
+          <w:i w:val="false"/>
+          <w:iCs w:val="false"/>
+          <w:sz w:val="32"/>
+          <w:szCs w:val="32"/>
+        </w:rPr>
+        <w:t xml:space="preserve">	19</w:t>
+      </w:r>
+    </w:p>
+    <w:p>
+      <w:pPr>
+        <w:tabs>
+          <w:tab w:val="right" w:pos="8306" w:leader="dot"/>
+        </w:tabs>
+        <w:spacing w:after="40" w:line="300"/>
+        <w:ind w:left="504"/>
+      </w:pPr>
+      <w:r>
+        <w:rPr>
+          <w:rFonts w:ascii="TH SarabunPSK" w:cs="TH SarabunPSK" w:eastAsia="TH SarabunPSK" w:hAnsi="TH SarabunPSK"/>
+          <w:b w:val="false"/>
+          <w:bCs w:val="false"/>
+          <w:i w:val="false"/>
+          <w:iCs w:val="false"/>
+          <w:sz w:val="32"/>
+          <w:szCs w:val="32"/>
+        </w:rPr>
+        <w:t xml:space="preserve">๔.๖ เมื่อใดต้องคาลิเบรตหรือตรวจเซนเซอร์ใหม่</w:t>
+      </w:r>
+      <w:r>
+        <w:rPr>
+          <w:rFonts w:ascii="TH SarabunPSK" w:cs="TH SarabunPSK" w:eastAsia="TH SarabunPSK" w:hAnsi="TH SarabunPSK"/>
+          <w:b w:val="false"/>
+          <w:bCs w:val="false"/>
+          <w:i w:val="false"/>
+          <w:iCs w:val="false"/>
+          <w:sz w:val="32"/>
+          <w:szCs w:val="32"/>
+        </w:rPr>
+        <w:t xml:space="preserve">	22</w:t>
+      </w:r>
+    </w:p>
+    <w:p>
+      <w:pPr>
+        <w:tabs>
+          <w:tab w:val="right" w:pos="8306" w:leader="dot"/>
+        </w:tabs>
+        <w:spacing w:after="40" w:line="300"/>
+        <w:ind w:left="504"/>
+      </w:pPr>
+      <w:r>
+        <w:rPr>
+          <w:rFonts w:ascii="TH SarabunPSK" w:cs="TH SarabunPSK" w:eastAsia="TH SarabunPSK" w:hAnsi="TH SarabunPSK"/>
+          <w:b w:val="false"/>
+          <w:bCs w:val="false"/>
+          <w:i w:val="false"/>
+          <w:iCs w:val="false"/>
+          <w:sz w:val="32"/>
+          <w:szCs w:val="32"/>
+        </w:rPr>
+        <w:t xml:space="preserve">๔.๗ การตรวจความถูกต้องหลังติดตั้ง</w:t>
+      </w:r>
+      <w:r>
+        <w:rPr>
+          <w:rFonts w:ascii="TH SarabunPSK" w:cs="TH SarabunPSK" w:eastAsia="TH SarabunPSK" w:hAnsi="TH SarabunPSK"/>
+          <w:b w:val="false"/>
+          <w:bCs w:val="false"/>
+          <w:i w:val="false"/>
+          <w:iCs w:val="false"/>
+          <w:sz w:val="32"/>
+          <w:szCs w:val="32"/>
+        </w:rPr>
+        <w:t xml:space="preserve">	22</w:t>
       </w:r>
     </w:p>
     <w:p>
@@ -1813,7 +1912,7 @@
           <w:sz w:val="32"/>
           <w:szCs w:val="32"/>
         </w:rPr>
-        <w:t xml:space="preserve">บทที่ ๕  การแก้ไขปัญหาที่พบบ่อย</w:t>
+        <w:t xml:space="preserve">บทที่ ๕  สัญญาณเตือนและการตอบสนอง</w:t>
       </w:r>
       <w:r>
         <w:rPr>
@@ -1825,7 +1924,7 @@
           <w:sz w:val="32"/>
           <w:szCs w:val="32"/>
         </w:rPr>
-        <w:t xml:space="preserve">	26</w:t>
+        <w:t xml:space="preserve">	23</w:t>
       </w:r>
     </w:p>
     <w:p>
@@ -1846,19 +1945,19 @@
           <w:sz w:val="32"/>
           <w:szCs w:val="32"/>
         </w:rPr>
-        <w:t xml:space="preserve">๕.๑ ตารางอาการ สาเหตุ และวิธีแก้ไข</w:t>
-      </w:r>
-      <w:r>
-        <w:rPr>
-          <w:rFonts w:ascii="TH SarabunPSK" w:cs="TH SarabunPSK" w:eastAsia="TH SarabunPSK" w:hAnsi="TH SarabunPSK"/>
-          <w:b w:val="false"/>
-          <w:bCs w:val="false"/>
-          <w:i w:val="false"/>
-          <w:iCs w:val="false"/>
-          <w:sz w:val="32"/>
-          <w:szCs w:val="32"/>
-        </w:rPr>
-        <w:t xml:space="preserve">	26</w:t>
+        <w:t xml:space="preserve">๕.๑ ระดับความเร่งด่วนของสัญญาณเตือน</w:t>
+      </w:r>
+      <w:r>
+        <w:rPr>
+          <w:rFonts w:ascii="TH SarabunPSK" w:cs="TH SarabunPSK" w:eastAsia="TH SarabunPSK" w:hAnsi="TH SarabunPSK"/>
+          <w:b w:val="false"/>
+          <w:bCs w:val="false"/>
+          <w:i w:val="false"/>
+          <w:iCs w:val="false"/>
+          <w:sz w:val="32"/>
+          <w:szCs w:val="32"/>
+        </w:rPr>
+        <w:t xml:space="preserve">	23</w:t>
       </w:r>
     </w:p>
     <w:p>
@@ -1879,19 +1978,19 @@
           <w:sz w:val="32"/>
           <w:szCs w:val="32"/>
         </w:rPr>
-        <w:t xml:space="preserve">๕.๒ กรณีเครื่องศูนย์กลางแสดง OFFLINE ทั้งที่เครื่องข้างเตียงทำงานปกติ</w:t>
-      </w:r>
-      <w:r>
-        <w:rPr>
-          <w:rFonts w:ascii="TH SarabunPSK" w:cs="TH SarabunPSK" w:eastAsia="TH SarabunPSK" w:hAnsi="TH SarabunPSK"/>
-          <w:b w:val="false"/>
-          <w:bCs w:val="false"/>
-          <w:i w:val="false"/>
-          <w:iCs w:val="false"/>
-          <w:sz w:val="32"/>
-          <w:szCs w:val="32"/>
-        </w:rPr>
-        <w:t xml:space="preserve">	27</w:t>
+        <w:t xml:space="preserve">๕.๒ ตารางสัญญาณเตือนทั้งหมด</w:t>
+      </w:r>
+      <w:r>
+        <w:rPr>
+          <w:rFonts w:ascii="TH SarabunPSK" w:cs="TH SarabunPSK" w:eastAsia="TH SarabunPSK" w:hAnsi="TH SarabunPSK"/>
+          <w:b w:val="false"/>
+          <w:bCs w:val="false"/>
+          <w:i w:val="false"/>
+          <w:iCs w:val="false"/>
+          <w:sz w:val="32"/>
+          <w:szCs w:val="32"/>
+        </w:rPr>
+        <w:t xml:space="preserve">	23</w:t>
       </w:r>
     </w:p>
     <w:p>
@@ -1912,19 +2011,19 @@
           <w:sz w:val="32"/>
           <w:szCs w:val="32"/>
         </w:rPr>
-        <w:t xml:space="preserve">๕.๓ การใช้หน้าตรวจการเชื่อมต่อ</w:t>
-      </w:r>
-      <w:r>
-        <w:rPr>
-          <w:rFonts w:ascii="TH SarabunPSK" w:cs="TH SarabunPSK" w:eastAsia="TH SarabunPSK" w:hAnsi="TH SarabunPSK"/>
-          <w:b w:val="false"/>
-          <w:bCs w:val="false"/>
-          <w:i w:val="false"/>
-          <w:iCs w:val="false"/>
-          <w:sz w:val="32"/>
-          <w:szCs w:val="32"/>
-        </w:rPr>
-        <w:t xml:space="preserve">	28</w:t>
+        <w:t xml:space="preserve">๕.๓ การพักเสียงเตือน</w:t>
+      </w:r>
+      <w:r>
+        <w:rPr>
+          <w:rFonts w:ascii="TH SarabunPSK" w:cs="TH SarabunPSK" w:eastAsia="TH SarabunPSK" w:hAnsi="TH SarabunPSK"/>
+          <w:b w:val="false"/>
+          <w:bCs w:val="false"/>
+          <w:i w:val="false"/>
+          <w:iCs w:val="false"/>
+          <w:sz w:val="32"/>
+          <w:szCs w:val="32"/>
+        </w:rPr>
+        <w:t xml:space="preserve">	25</w:t>
       </w:r>
     </w:p>
     <w:p>
@@ -1945,19 +2044,19 @@
           <w:sz w:val="32"/>
           <w:szCs w:val="32"/>
         </w:rPr>
-        <w:t xml:space="preserve">๕.๔ เมื่อใดต้องแจ้งผู้ดูแลระบบ</w:t>
-      </w:r>
-      <w:r>
-        <w:rPr>
-          <w:rFonts w:ascii="TH SarabunPSK" w:cs="TH SarabunPSK" w:eastAsia="TH SarabunPSK" w:hAnsi="TH SarabunPSK"/>
-          <w:b w:val="false"/>
-          <w:bCs w:val="false"/>
-          <w:i w:val="false"/>
-          <w:iCs w:val="false"/>
-          <w:sz w:val="32"/>
-          <w:szCs w:val="32"/>
-        </w:rPr>
-        <w:t xml:space="preserve">	29</w:t>
+        <w:t xml:space="preserve">๕.๔ เกณฑ์ที่ระบบใช้ตัดสินใจแจ้งเตือน</w:t>
+      </w:r>
+      <w:r>
+        <w:rPr>
+          <w:rFonts w:ascii="TH SarabunPSK" w:cs="TH SarabunPSK" w:eastAsia="TH SarabunPSK" w:hAnsi="TH SarabunPSK"/>
+          <w:b w:val="false"/>
+          <w:bCs w:val="false"/>
+          <w:i w:val="false"/>
+          <w:iCs w:val="false"/>
+          <w:sz w:val="32"/>
+          <w:szCs w:val="32"/>
+        </w:rPr>
+        <w:t xml:space="preserve">	25</w:t>
       </w:r>
     </w:p>
     <w:p>
@@ -1996,7 +2095,7 @@
           <w:sz w:val="32"/>
           <w:szCs w:val="32"/>
         </w:rPr>
-        <w:t xml:space="preserve">บทที่ ๖  การบำรุงรักษาและความปลอดภัย</w:t>
+        <w:t xml:space="preserve">บทที่ ๖  การแก้ไขปัญหาที่พบบ่อย</w:t>
       </w:r>
       <w:r>
         <w:rPr>
@@ -2008,7 +2107,7 @@
           <w:sz w:val="32"/>
           <w:szCs w:val="32"/>
         </w:rPr>
-        <w:t xml:space="preserve">	30</w:t>
+        <w:t xml:space="preserve">	26</w:t>
       </w:r>
     </w:p>
     <w:p>
@@ -2029,19 +2128,19 @@
           <w:sz w:val="32"/>
           <w:szCs w:val="32"/>
         </w:rPr>
-        <w:t xml:space="preserve">๖.๑ การทำความสะอาดและการควบคุมการติดเชื้อ</w:t>
-      </w:r>
-      <w:r>
-        <w:rPr>
-          <w:rFonts w:ascii="TH SarabunPSK" w:cs="TH SarabunPSK" w:eastAsia="TH SarabunPSK" w:hAnsi="TH SarabunPSK"/>
-          <w:b w:val="false"/>
-          <w:bCs w:val="false"/>
-          <w:i w:val="false"/>
-          <w:iCs w:val="false"/>
-          <w:sz w:val="32"/>
-          <w:szCs w:val="32"/>
-        </w:rPr>
-        <w:t xml:space="preserve">	30</w:t>
+        <w:t xml:space="preserve">๖.๑ ตารางอาการ สาเหตุ และวิธีแก้ไข</w:t>
+      </w:r>
+      <w:r>
+        <w:rPr>
+          <w:rFonts w:ascii="TH SarabunPSK" w:cs="TH SarabunPSK" w:eastAsia="TH SarabunPSK" w:hAnsi="TH SarabunPSK"/>
+          <w:b w:val="false"/>
+          <w:bCs w:val="false"/>
+          <w:i w:val="false"/>
+          <w:iCs w:val="false"/>
+          <w:sz w:val="32"/>
+          <w:szCs w:val="32"/>
+        </w:rPr>
+        <w:t xml:space="preserve">	26</w:t>
       </w:r>
     </w:p>
     <w:p>
@@ -2062,19 +2161,19 @@
           <w:sz w:val="32"/>
           <w:szCs w:val="32"/>
         </w:rPr>
-        <w:t xml:space="preserve">๖.๒ การดูแลแหล่งจ่ายไฟและแบตเตอรี่</w:t>
-      </w:r>
-      <w:r>
-        <w:rPr>
-          <w:rFonts w:ascii="TH SarabunPSK" w:cs="TH SarabunPSK" w:eastAsia="TH SarabunPSK" w:hAnsi="TH SarabunPSK"/>
-          <w:b w:val="false"/>
-          <w:bCs w:val="false"/>
-          <w:i w:val="false"/>
-          <w:iCs w:val="false"/>
-          <w:sz w:val="32"/>
-          <w:szCs w:val="32"/>
-        </w:rPr>
-        <w:t xml:space="preserve">	30</w:t>
+        <w:t xml:space="preserve">๖.๒ กรณีเครื่องศูนย์กลางแสดง OFFLINE ทั้งที่เครื่องข้างเตียงทำงานปกติ</w:t>
+      </w:r>
+      <w:r>
+        <w:rPr>
+          <w:rFonts w:ascii="TH SarabunPSK" w:cs="TH SarabunPSK" w:eastAsia="TH SarabunPSK" w:hAnsi="TH SarabunPSK"/>
+          <w:b w:val="false"/>
+          <w:bCs w:val="false"/>
+          <w:i w:val="false"/>
+          <w:iCs w:val="false"/>
+          <w:sz w:val="32"/>
+          <w:szCs w:val="32"/>
+        </w:rPr>
+        <w:t xml:space="preserve">	27</w:t>
       </w:r>
     </w:p>
     <w:p>
@@ -2095,19 +2194,19 @@
           <w:sz w:val="32"/>
           <w:szCs w:val="32"/>
         </w:rPr>
-        <w:t xml:space="preserve">๖.๓ การจัดเก็บและการขนย้าย</w:t>
-      </w:r>
-      <w:r>
-        <w:rPr>
-          <w:rFonts w:ascii="TH SarabunPSK" w:cs="TH SarabunPSK" w:eastAsia="TH SarabunPSK" w:hAnsi="TH SarabunPSK"/>
-          <w:b w:val="false"/>
-          <w:bCs w:val="false"/>
-          <w:i w:val="false"/>
-          <w:iCs w:val="false"/>
-          <w:sz w:val="32"/>
-          <w:szCs w:val="32"/>
-        </w:rPr>
-        <w:t xml:space="preserve">	31</w:t>
+        <w:t xml:space="preserve">๖.๓ การใช้หน้าตรวจการเชื่อมต่อ</w:t>
+      </w:r>
+      <w:r>
+        <w:rPr>
+          <w:rFonts w:ascii="TH SarabunPSK" w:cs="TH SarabunPSK" w:eastAsia="TH SarabunPSK" w:hAnsi="TH SarabunPSK"/>
+          <w:b w:val="false"/>
+          <w:bCs w:val="false"/>
+          <w:i w:val="false"/>
+          <w:iCs w:val="false"/>
+          <w:sz w:val="32"/>
+          <w:szCs w:val="32"/>
+        </w:rPr>
+        <w:t xml:space="preserve">	28</w:t>
       </w:r>
     </w:p>
     <w:p>
@@ -2128,19 +2227,19 @@
           <w:sz w:val="32"/>
           <w:szCs w:val="32"/>
         </w:rPr>
-        <w:t xml:space="preserve">๖.๔ การตรวจสอบตามรอบเวลา</w:t>
-      </w:r>
-      <w:r>
-        <w:rPr>
-          <w:rFonts w:ascii="TH SarabunPSK" w:cs="TH SarabunPSK" w:eastAsia="TH SarabunPSK" w:hAnsi="TH SarabunPSK"/>
-          <w:b w:val="false"/>
-          <w:bCs w:val="false"/>
-          <w:i w:val="false"/>
-          <w:iCs w:val="false"/>
-          <w:sz w:val="32"/>
-          <w:szCs w:val="32"/>
-        </w:rPr>
-        <w:t xml:space="preserve">	31</w:t>
+        <w:t xml:space="preserve">๖.๔ เมื่อใดต้องแจ้งผู้ดูแลระบบ</w:t>
+      </w:r>
+      <w:r>
+        <w:rPr>
+          <w:rFonts w:ascii="TH SarabunPSK" w:cs="TH SarabunPSK" w:eastAsia="TH SarabunPSK" w:hAnsi="TH SarabunPSK"/>
+          <w:b w:val="false"/>
+          <w:bCs w:val="false"/>
+          <w:i w:val="false"/>
+          <w:iCs w:val="false"/>
+          <w:sz w:val="32"/>
+          <w:szCs w:val="32"/>
+        </w:rPr>
+        <w:t xml:space="preserve">	28</w:t>
       </w:r>
     </w:p>
     <w:p>
@@ -2179,7 +2278,7 @@
           <w:sz w:val="32"/>
           <w:szCs w:val="32"/>
         </w:rPr>
-        <w:t xml:space="preserve">ภาคผนวก</w:t>
+        <w:t xml:space="preserve">บทที่ ๗  การบำรุงรักษาและความปลอดภัย</w:t>
       </w:r>
       <w:r>
         <w:rPr>
@@ -2191,7 +2290,7 @@
           <w:sz w:val="32"/>
           <w:szCs w:val="32"/>
         </w:rPr>
-        <w:t xml:space="preserve">	32</w:t>
+        <w:t xml:space="preserve">	30</w:t>
       </w:r>
     </w:p>
     <w:p>
@@ -2212,19 +2311,19 @@
           <w:sz w:val="32"/>
           <w:szCs w:val="32"/>
         </w:rPr>
-        <w:t xml:space="preserve">ภาคผนวก ก  แบบตรวจสอบความพร้อมก่อนขึ้นเวร</w:t>
-      </w:r>
-      <w:r>
-        <w:rPr>
-          <w:rFonts w:ascii="TH SarabunPSK" w:cs="TH SarabunPSK" w:eastAsia="TH SarabunPSK" w:hAnsi="TH SarabunPSK"/>
-          <w:b w:val="false"/>
-          <w:bCs w:val="false"/>
-          <w:i w:val="false"/>
-          <w:iCs w:val="false"/>
-          <w:sz w:val="32"/>
-          <w:szCs w:val="32"/>
-        </w:rPr>
-        <w:t xml:space="preserve">	33</w:t>
+        <w:t xml:space="preserve">๗.๑ การทำความสะอาดและการควบคุมการติดเชื้อ</w:t>
+      </w:r>
+      <w:r>
+        <w:rPr>
+          <w:rFonts w:ascii="TH SarabunPSK" w:cs="TH SarabunPSK" w:eastAsia="TH SarabunPSK" w:hAnsi="TH SarabunPSK"/>
+          <w:b w:val="false"/>
+          <w:bCs w:val="false"/>
+          <w:i w:val="false"/>
+          <w:iCs w:val="false"/>
+          <w:sz w:val="32"/>
+          <w:szCs w:val="32"/>
+        </w:rPr>
+        <w:t xml:space="preserve">	30</w:t>
       </w:r>
     </w:p>
     <w:p>
@@ -2245,19 +2344,19 @@
           <w:sz w:val="32"/>
           <w:szCs w:val="32"/>
         </w:rPr>
-        <w:t xml:space="preserve">ภาคผนวก ข  แบบบันทึกเหตุการณ์แจ้งเตือน</w:t>
-      </w:r>
-      <w:r>
-        <w:rPr>
-          <w:rFonts w:ascii="TH SarabunPSK" w:cs="TH SarabunPSK" w:eastAsia="TH SarabunPSK" w:hAnsi="TH SarabunPSK"/>
-          <w:b w:val="false"/>
-          <w:bCs w:val="false"/>
-          <w:i w:val="false"/>
-          <w:iCs w:val="false"/>
-          <w:sz w:val="32"/>
-          <w:szCs w:val="32"/>
-        </w:rPr>
-        <w:t xml:space="preserve">	34</w:t>
+        <w:t xml:space="preserve">๗.๒ การดูแลแหล่งจ่ายไฟและแบตเตอรี่</w:t>
+      </w:r>
+      <w:r>
+        <w:rPr>
+          <w:rFonts w:ascii="TH SarabunPSK" w:cs="TH SarabunPSK" w:eastAsia="TH SarabunPSK" w:hAnsi="TH SarabunPSK"/>
+          <w:b w:val="false"/>
+          <w:bCs w:val="false"/>
+          <w:i w:val="false"/>
+          <w:iCs w:val="false"/>
+          <w:sz w:val="32"/>
+          <w:szCs w:val="32"/>
+        </w:rPr>
+        <w:t xml:space="preserve">	30</w:t>
       </w:r>
     </w:p>
     <w:p>
@@ -2278,19 +2377,19 @@
           <w:sz w:val="32"/>
           <w:szCs w:val="32"/>
         </w:rPr>
-        <w:t xml:space="preserve">ภาคผนวก ค  ตารางอัตราหยดสำเร็จรูป</w:t>
-      </w:r>
-      <w:r>
-        <w:rPr>
-          <w:rFonts w:ascii="TH SarabunPSK" w:cs="TH SarabunPSK" w:eastAsia="TH SarabunPSK" w:hAnsi="TH SarabunPSK"/>
-          <w:b w:val="false"/>
-          <w:bCs w:val="false"/>
-          <w:i w:val="false"/>
-          <w:iCs w:val="false"/>
-          <w:sz w:val="32"/>
-          <w:szCs w:val="32"/>
-        </w:rPr>
-        <w:t xml:space="preserve">	35</w:t>
+        <w:t xml:space="preserve">๗.๓ การจัดเก็บและการขนย้าย</w:t>
+      </w:r>
+      <w:r>
+        <w:rPr>
+          <w:rFonts w:ascii="TH SarabunPSK" w:cs="TH SarabunPSK" w:eastAsia="TH SarabunPSK" w:hAnsi="TH SarabunPSK"/>
+          <w:b w:val="false"/>
+          <w:bCs w:val="false"/>
+          <w:i w:val="false"/>
+          <w:iCs w:val="false"/>
+          <w:sz w:val="32"/>
+          <w:szCs w:val="32"/>
+        </w:rPr>
+        <w:t xml:space="preserve">	30</w:t>
       </w:r>
     </w:p>
     <w:p>
@@ -2311,19 +2410,70 @@
           <w:sz w:val="32"/>
           <w:szCs w:val="32"/>
         </w:rPr>
-        <w:t xml:space="preserve">ภาคผนวก ง  คำถามที่พบบ่อย</w:t>
-      </w:r>
-      <w:r>
-        <w:rPr>
-          <w:rFonts w:ascii="TH SarabunPSK" w:cs="TH SarabunPSK" w:eastAsia="TH SarabunPSK" w:hAnsi="TH SarabunPSK"/>
-          <w:b w:val="false"/>
-          <w:bCs w:val="false"/>
-          <w:i w:val="false"/>
-          <w:iCs w:val="false"/>
-          <w:sz w:val="32"/>
-          <w:szCs w:val="32"/>
-        </w:rPr>
-        <w:t xml:space="preserve">	36</w:t>
+        <w:t xml:space="preserve">๗.๔ การตรวจสอบตามรอบเวลา</w:t>
+      </w:r>
+      <w:r>
+        <w:rPr>
+          <w:rFonts w:ascii="TH SarabunPSK" w:cs="TH SarabunPSK" w:eastAsia="TH SarabunPSK" w:hAnsi="TH SarabunPSK"/>
+          <w:b w:val="false"/>
+          <w:bCs w:val="false"/>
+          <w:i w:val="false"/>
+          <w:iCs w:val="false"/>
+          <w:sz w:val="32"/>
+          <w:szCs w:val="32"/>
+        </w:rPr>
+        <w:t xml:space="preserve">	30</w:t>
+      </w:r>
+    </w:p>
+    <w:p>
+      <w:pPr>
+        <w:spacing w:after="80" w:line="300"/>
+        <w:jc w:val="left"/>
+      </w:pPr>
+      <w:r>
+        <w:rPr>
+          <w:rFonts w:ascii="TH SarabunPSK" w:cs="TH SarabunPSK" w:eastAsia="TH SarabunPSK" w:hAnsi="TH SarabunPSK"/>
+          <w:b w:val="false"/>
+          <w:bCs w:val="false"/>
+          <w:i w:val="false"/>
+          <w:iCs w:val="false"/>
+          <w:sz w:val="32"/>
+          <w:szCs w:val="32"/>
+        </w:rPr>
+        <w:t xml:space="preserve"/>
+      </w:r>
+    </w:p>
+    <w:p>
+      <w:pPr>
+        <w:tabs>
+          <w:tab w:val="right" w:pos="8306" w:leader="dot"/>
+        </w:tabs>
+        <w:spacing w:after="40" w:line="300"/>
+        <w:ind w:left="0"/>
+      </w:pPr>
+      <w:r>
+        <w:rPr>
+          <w:rFonts w:ascii="TH SarabunPSK" w:cs="TH SarabunPSK" w:eastAsia="TH SarabunPSK" w:hAnsi="TH SarabunPSK"/>
+          <w:b/>
+          <w:bCs/>
+          <w:i w:val="false"/>
+          <w:iCs w:val="false"/>
+          <w:sz w:val="32"/>
+          <w:szCs w:val="32"/>
+        </w:rPr>
+        <w:t xml:space="preserve">ภาคผนวก</w:t>
+      </w:r>
+      <w:r>
+        <w:rPr>
+          <w:rFonts w:ascii="TH SarabunPSK" w:cs="TH SarabunPSK" w:eastAsia="TH SarabunPSK" w:hAnsi="TH SarabunPSK"/>
+          <w:b/>
+          <w:bCs/>
+          <w:i w:val="false"/>
+          <w:iCs w:val="false"/>
+          <w:sz w:val="32"/>
+          <w:szCs w:val="32"/>
+        </w:rPr>
+        <w:t xml:space="preserve">	11</w:t>
       </w:r>
     </w:p>
     <w:p>
@@ -2344,6 +2494,138 @@
           <w:sz w:val="32"/>
           <w:szCs w:val="32"/>
         </w:rPr>
+        <w:t xml:space="preserve">ภาคผนวก ก  แบบตรวจสอบความพร้อมก่อนขึ้นเวร</w:t>
+      </w:r>
+      <w:r>
+        <w:rPr>
+          <w:rFonts w:ascii="TH SarabunPSK" w:cs="TH SarabunPSK" w:eastAsia="TH SarabunPSK" w:hAnsi="TH SarabunPSK"/>
+          <w:b w:val="false"/>
+          <w:bCs w:val="false"/>
+          <w:i w:val="false"/>
+          <w:iCs w:val="false"/>
+          <w:sz w:val="32"/>
+          <w:szCs w:val="32"/>
+        </w:rPr>
+        <w:t xml:space="preserve">	33</w:t>
+      </w:r>
+    </w:p>
+    <w:p>
+      <w:pPr>
+        <w:tabs>
+          <w:tab w:val="right" w:pos="8306" w:leader="dot"/>
+        </w:tabs>
+        <w:spacing w:after="40" w:line="300"/>
+        <w:ind w:left="504"/>
+      </w:pPr>
+      <w:r>
+        <w:rPr>
+          <w:rFonts w:ascii="TH SarabunPSK" w:cs="TH SarabunPSK" w:eastAsia="TH SarabunPSK" w:hAnsi="TH SarabunPSK"/>
+          <w:b w:val="false"/>
+          <w:bCs w:val="false"/>
+          <w:i w:val="false"/>
+          <w:iCs w:val="false"/>
+          <w:sz w:val="32"/>
+          <w:szCs w:val="32"/>
+        </w:rPr>
+        <w:t xml:space="preserve">ภาคผนวก ข  แบบบันทึกเหตุการณ์แจ้งเตือน</w:t>
+      </w:r>
+      <w:r>
+        <w:rPr>
+          <w:rFonts w:ascii="TH SarabunPSK" w:cs="TH SarabunPSK" w:eastAsia="TH SarabunPSK" w:hAnsi="TH SarabunPSK"/>
+          <w:b w:val="false"/>
+          <w:bCs w:val="false"/>
+          <w:i w:val="false"/>
+          <w:iCs w:val="false"/>
+          <w:sz w:val="32"/>
+          <w:szCs w:val="32"/>
+        </w:rPr>
+        <w:t xml:space="preserve">	35</w:t>
+      </w:r>
+    </w:p>
+    <w:p>
+      <w:pPr>
+        <w:tabs>
+          <w:tab w:val="right" w:pos="8306" w:leader="dot"/>
+        </w:tabs>
+        <w:spacing w:after="40" w:line="300"/>
+        <w:ind w:left="504"/>
+      </w:pPr>
+      <w:r>
+        <w:rPr>
+          <w:rFonts w:ascii="TH SarabunPSK" w:cs="TH SarabunPSK" w:eastAsia="TH SarabunPSK" w:hAnsi="TH SarabunPSK"/>
+          <w:b w:val="false"/>
+          <w:bCs w:val="false"/>
+          <w:i w:val="false"/>
+          <w:iCs w:val="false"/>
+          <w:sz w:val="32"/>
+          <w:szCs w:val="32"/>
+        </w:rPr>
+        <w:t xml:space="preserve">ภาคผนวก ค  ตารางอัตราหยดสำเร็จรูป</w:t>
+      </w:r>
+      <w:r>
+        <w:rPr>
+          <w:rFonts w:ascii="TH SarabunPSK" w:cs="TH SarabunPSK" w:eastAsia="TH SarabunPSK" w:hAnsi="TH SarabunPSK"/>
+          <w:b w:val="false"/>
+          <w:bCs w:val="false"/>
+          <w:i w:val="false"/>
+          <w:iCs w:val="false"/>
+          <w:sz w:val="32"/>
+          <w:szCs w:val="32"/>
+        </w:rPr>
+        <w:t xml:space="preserve">	36</w:t>
+      </w:r>
+    </w:p>
+    <w:p>
+      <w:pPr>
+        <w:tabs>
+          <w:tab w:val="right" w:pos="8306" w:leader="dot"/>
+        </w:tabs>
+        <w:spacing w:after="40" w:line="300"/>
+        <w:ind w:left="504"/>
+      </w:pPr>
+      <w:r>
+        <w:rPr>
+          <w:rFonts w:ascii="TH SarabunPSK" w:cs="TH SarabunPSK" w:eastAsia="TH SarabunPSK" w:hAnsi="TH SarabunPSK"/>
+          <w:b w:val="false"/>
+          <w:bCs w:val="false"/>
+          <w:i w:val="false"/>
+          <w:iCs w:val="false"/>
+          <w:sz w:val="32"/>
+          <w:szCs w:val="32"/>
+        </w:rPr>
+        <w:t xml:space="preserve">ภาคผนวก ง  คำถามที่พบบ่อย</w:t>
+      </w:r>
+      <w:r>
+        <w:rPr>
+          <w:rFonts w:ascii="TH SarabunPSK" w:cs="TH SarabunPSK" w:eastAsia="TH SarabunPSK" w:hAnsi="TH SarabunPSK"/>
+          <w:b w:val="false"/>
+          <w:bCs w:val="false"/>
+          <w:i w:val="false"/>
+          <w:iCs w:val="false"/>
+          <w:sz w:val="32"/>
+          <w:szCs w:val="32"/>
+        </w:rPr>
+        <w:t xml:space="preserve">	37</w:t>
+      </w:r>
+    </w:p>
+    <w:p>
+      <w:pPr>
+        <w:tabs>
+          <w:tab w:val="right" w:pos="8306" w:leader="dot"/>
+        </w:tabs>
+        <w:spacing w:after="40" w:line="300"/>
+        <w:ind w:left="504"/>
+      </w:pPr>
+      <w:r>
+        <w:rPr>
+          <w:rFonts w:ascii="TH SarabunPSK" w:cs="TH SarabunPSK" w:eastAsia="TH SarabunPSK" w:hAnsi="TH SarabunPSK"/>
+          <w:b w:val="false"/>
+          <w:bCs w:val="false"/>
+          <w:i w:val="false"/>
+          <w:iCs w:val="false"/>
+          <w:sz w:val="32"/>
+          <w:szCs w:val="32"/>
+        </w:rPr>
         <w:t xml:space="preserve">ภาคผนวก จ  การ์ดสรุปย่อสำหรับติดข้างเตียง</w:t>
       </w:r>
       <w:r>
@@ -2356,7 +2638,7 @@
           <w:sz w:val="32"/>
           <w:szCs w:val="32"/>
         </w:rPr>
-        <w:t xml:space="preserve">	38</w:t>
+        <w:t xml:space="preserve">	39</w:t>
       </w:r>
     </w:p>
     <w:p>
@@ -2407,7 +2689,7 @@
           <w:sz w:val="32"/>
           <w:szCs w:val="32"/>
         </w:rPr>
-        <w:t xml:space="preserve">	39</w:t>
+        <w:t xml:space="preserve">	40</w:t>
       </w:r>
       <w:r>
         <w:rPr>
@@ -2528,7 +2810,7 @@
           <w:sz w:val="32"/>
           <w:szCs w:val="32"/>
         </w:rPr>
-        <w:t xml:space="preserve">	7</w:t>
+        <w:t xml:space="preserve">	5</w:t>
       </w:r>
     </w:p>
     <w:p>
@@ -2561,7 +2843,7 @@
           <w:sz w:val="32"/>
           <w:szCs w:val="32"/>
         </w:rPr>
-        <w:t xml:space="preserve">	8</w:t>
+        <w:t xml:space="preserve">	6</w:t>
       </w:r>
     </w:p>
     <w:p>
@@ -2594,7 +2876,7 @@
           <w:sz w:val="32"/>
           <w:szCs w:val="32"/>
         </w:rPr>
-        <w:t xml:space="preserve">	9</w:t>
+        <w:t xml:space="preserve">	6</w:t>
       </w:r>
     </w:p>
     <w:p>
@@ -2627,7 +2909,7 @@
           <w:sz w:val="32"/>
           <w:szCs w:val="32"/>
         </w:rPr>
-        <w:t xml:space="preserve">	10</w:t>
+        <w:t xml:space="preserve">	7</w:t>
       </w:r>
     </w:p>
     <w:p>
@@ -2660,7 +2942,7 @@
           <w:sz w:val="32"/>
           <w:szCs w:val="32"/>
         </w:rPr>
-        <w:t xml:space="preserve">	11</w:t>
+        <w:t xml:space="preserve">	8</w:t>
       </w:r>
     </w:p>
     <w:p>
@@ -2693,7 +2975,7 @@
           <w:sz w:val="32"/>
           <w:szCs w:val="32"/>
         </w:rPr>
-        <w:t xml:space="preserve">	11</w:t>
+        <w:t xml:space="preserve">	9</w:t>
       </w:r>
     </w:p>
     <w:p>
@@ -2726,7 +3008,7 @@
           <w:sz w:val="32"/>
           <w:szCs w:val="32"/>
         </w:rPr>
-        <w:t xml:space="preserve">	13</w:t>
+        <w:t xml:space="preserve">	10</w:t>
       </w:r>
     </w:p>
     <w:p>
@@ -2759,7 +3041,7 @@
           <w:sz w:val="32"/>
           <w:szCs w:val="32"/>
         </w:rPr>
-        <w:t xml:space="preserve">	21</w:t>
+        <w:t xml:space="preserve">	15</w:t>
       </w:r>
     </w:p>
     <w:p>
@@ -2780,19 +3062,19 @@
           <w:sz w:val="32"/>
           <w:szCs w:val="32"/>
         </w:rPr>
-        <w:t xml:space="preserve">ตารางที่ ๑๐ สัญญาณเตือนทั้งหมดและแนวทางการตอบสนอง</w:t>
-      </w:r>
-      <w:r>
-        <w:rPr>
-          <w:rFonts w:ascii="TH SarabunPSK" w:cs="TH SarabunPSK" w:eastAsia="TH SarabunPSK" w:hAnsi="TH SarabunPSK"/>
-          <w:b w:val="false"/>
-          <w:bCs w:val="false"/>
-          <w:i w:val="false"/>
-          <w:iCs w:val="false"/>
-          <w:sz w:val="32"/>
-          <w:szCs w:val="32"/>
-        </w:rPr>
-        <w:t xml:space="preserve">	23</w:t>
+        <w:t xml:space="preserve">ตารางที่ ๑๐ ตำแหน่งเซนเซอร์ที่ผิดและอาการที่เกิดขึ้น</w:t>
+      </w:r>
+      <w:r>
+        <w:rPr>
+          <w:rFonts w:ascii="TH SarabunPSK" w:cs="TH SarabunPSK" w:eastAsia="TH SarabunPSK" w:hAnsi="TH SarabunPSK"/>
+          <w:b w:val="false"/>
+          <w:bCs w:val="false"/>
+          <w:i w:val="false"/>
+          <w:iCs w:val="false"/>
+          <w:sz w:val="32"/>
+          <w:szCs w:val="32"/>
+        </w:rPr>
+        <w:t xml:space="preserve">	16</w:t>
       </w:r>
     </w:p>
     <w:p>
@@ -2813,19 +3095,19 @@
           <w:sz w:val="32"/>
           <w:szCs w:val="32"/>
         </w:rPr>
-        <w:t xml:space="preserve">ตารางที่ ๑๑ เกณฑ์ที่ระบบใช้ตัดสินใจแจ้งเตือน</w:t>
-      </w:r>
-      <w:r>
-        <w:rPr>
-          <w:rFonts w:ascii="TH SarabunPSK" w:cs="TH SarabunPSK" w:eastAsia="TH SarabunPSK" w:hAnsi="TH SarabunPSK"/>
-          <w:b w:val="false"/>
-          <w:bCs w:val="false"/>
-          <w:i w:val="false"/>
-          <w:iCs w:val="false"/>
-          <w:sz w:val="32"/>
-          <w:szCs w:val="32"/>
-        </w:rPr>
-        <w:t xml:space="preserve">	25</w:t>
+        <w:t xml:space="preserve">ตารางที่ ๑๑ วิธีตรวจรุ่นของเครื่องประจำเตียง</w:t>
+      </w:r>
+      <w:r>
+        <w:rPr>
+          <w:rFonts w:ascii="TH SarabunPSK" w:cs="TH SarabunPSK" w:eastAsia="TH SarabunPSK" w:hAnsi="TH SarabunPSK"/>
+          <w:b w:val="false"/>
+          <w:bCs w:val="false"/>
+          <w:i w:val="false"/>
+          <w:iCs w:val="false"/>
+          <w:sz w:val="32"/>
+          <w:szCs w:val="32"/>
+        </w:rPr>
+        <w:t xml:space="preserve">	17</w:t>
       </w:r>
     </w:p>
     <w:p>
@@ -2846,19 +3128,19 @@
           <w:sz w:val="32"/>
           <w:szCs w:val="32"/>
         </w:rPr>
-        <w:t xml:space="preserve">ตารางที่ ๑๒ อาการ สาเหตุ และวิธีแก้ไข</w:t>
-      </w:r>
-      <w:r>
-        <w:rPr>
-          <w:rFonts w:ascii="TH SarabunPSK" w:cs="TH SarabunPSK" w:eastAsia="TH SarabunPSK" w:hAnsi="TH SarabunPSK"/>
-          <w:b w:val="false"/>
-          <w:bCs w:val="false"/>
-          <w:i w:val="false"/>
-          <w:iCs w:val="false"/>
-          <w:sz w:val="32"/>
-          <w:szCs w:val="32"/>
-        </w:rPr>
-        <w:t xml:space="preserve">	26</w:t>
+        <w:t xml:space="preserve">ตารางที่ ๑๒ สถานะการเรียนรู้ของเครื่องรุ่น ๗.๗.x</w:t>
+      </w:r>
+      <w:r>
+        <w:rPr>
+          <w:rFonts w:ascii="TH SarabunPSK" w:cs="TH SarabunPSK" w:eastAsia="TH SarabunPSK" w:hAnsi="TH SarabunPSK"/>
+          <w:b w:val="false"/>
+          <w:bCs w:val="false"/>
+          <w:i w:val="false"/>
+          <w:iCs w:val="false"/>
+          <w:sz w:val="32"/>
+          <w:szCs w:val="32"/>
+        </w:rPr>
+        <w:t xml:space="preserve">	18</w:t>
       </w:r>
     </w:p>
     <w:p>
@@ -2879,19 +3161,19 @@
           <w:sz w:val="32"/>
           <w:szCs w:val="32"/>
         </w:rPr>
-        <w:t xml:space="preserve">ตารางที่ ๑๓ รอบการตรวจสอบและบำรุงรักษา</w:t>
-      </w:r>
-      <w:r>
-        <w:rPr>
-          <w:rFonts w:ascii="TH SarabunPSK" w:cs="TH SarabunPSK" w:eastAsia="TH SarabunPSK" w:hAnsi="TH SarabunPSK"/>
-          <w:b w:val="false"/>
-          <w:bCs w:val="false"/>
-          <w:i w:val="false"/>
-          <w:iCs w:val="false"/>
-          <w:sz w:val="32"/>
-          <w:szCs w:val="32"/>
-        </w:rPr>
-        <w:t xml:space="preserve">	31</w:t>
+        <w:t xml:space="preserve">ตารางที่ ๑๓ ค่าบนหน้าตรวจเซนเซอร์และเกณฑ์การอ่าน</w:t>
+      </w:r>
+      <w:r>
+        <w:rPr>
+          <w:rFonts w:ascii="TH SarabunPSK" w:cs="TH SarabunPSK" w:eastAsia="TH SarabunPSK" w:hAnsi="TH SarabunPSK"/>
+          <w:b w:val="false"/>
+          <w:bCs w:val="false"/>
+          <w:i w:val="false"/>
+          <w:iCs w:val="false"/>
+          <w:sz w:val="32"/>
+          <w:szCs w:val="32"/>
+        </w:rPr>
+        <w:t xml:space="preserve">	18</w:t>
       </w:r>
     </w:p>
     <w:p>
@@ -2912,50 +3194,19 @@
           <w:sz w:val="32"/>
           <w:szCs w:val="32"/>
         </w:rPr>
-        <w:t xml:space="preserve">ตารางที่ ๑๔ อัตราหยดสำเร็จรูป</w:t>
-      </w:r>
-      <w:r>
-        <w:rPr>
-          <w:rFonts w:ascii="TH SarabunPSK" w:cs="TH SarabunPSK" w:eastAsia="TH SarabunPSK" w:hAnsi="TH SarabunPSK"/>
-          <w:b w:val="false"/>
-          <w:bCs w:val="false"/>
-          <w:i w:val="false"/>
-          <w:iCs w:val="false"/>
-          <w:sz w:val="32"/>
-          <w:szCs w:val="32"/>
-        </w:rPr>
-        <w:t xml:space="preserve">	35</w:t>
-      </w:r>
-      <w:r>
-        <w:rPr>
-          <w:rFonts w:ascii="TH SarabunPSK" w:cs="TH SarabunPSK" w:hAnsi="TH SarabunPSK"/>
-          <w:sz w:val="32"/>
-          <w:szCs w:val="32"/>
-        </w:rPr>
-        <w:fldChar w:fldCharType="end"/>
-      </w:r>
-    </w:p>
-    <w:p>
-      <w:r>
-        <w:br w:type="page"/>
-      </w:r>
-    </w:p>
-    <w:p>
-      <w:pPr>
-        <w:spacing w:after="280" w:line="300"/>
-        <w:jc w:val="center"/>
-      </w:pPr>
-      <w:r>
-        <w:rPr>
-          <w:rFonts w:ascii="TH SarabunPSK" w:cs="TH SarabunPSK" w:eastAsia="TH SarabunPSK" w:hAnsi="TH SarabunPSK"/>
-          <w:b/>
-          <w:bCs/>
-          <w:i w:val="false"/>
-          <w:iCs w:val="false"/>
-          <w:sz w:val="40"/>
-          <w:szCs w:val="40"/>
-        </w:rPr>
-        <w:t xml:space="preserve">สารบัญภาพ</w:t>
+        <w:t xml:space="preserve">ตารางที่ ๑๔ ค่าที่แสดงในขั้นที่ ๓ และการอ่านค่า</w:t>
+      </w:r>
+      <w:r>
+        <w:rPr>
+          <w:rFonts w:ascii="TH SarabunPSK" w:cs="TH SarabunPSK" w:eastAsia="TH SarabunPSK" w:hAnsi="TH SarabunPSK"/>
+          <w:b w:val="false"/>
+          <w:bCs w:val="false"/>
+          <w:i w:val="false"/>
+          <w:iCs w:val="false"/>
+          <w:sz w:val="32"/>
+          <w:szCs w:val="32"/>
+        </w:rPr>
+        <w:t xml:space="preserve">	21</w:t>
       </w:r>
     </w:p>
     <w:p>
@@ -2968,51 +3219,27 @@
       </w:pPr>
       <w:r>
         <w:rPr>
-          <w:rFonts w:ascii="TH SarabunPSK" w:cs="TH SarabunPSK" w:hAnsi="TH SarabunPSK"/>
-          <w:sz w:val="32"/>
-          <w:szCs w:val="32"/>
-        </w:rPr>
-        <w:fldChar w:fldCharType="begin" w:dirty="true"/>
-      </w:r>
-      <w:r>
-        <w:rPr>
-          <w:rFonts w:ascii="TH SarabunPSK" w:cs="TH SarabunPSK" w:hAnsi="TH SarabunPSK"/>
-          <w:sz w:val="32"/>
-          <w:szCs w:val="32"/>
-        </w:rPr>
-        <w:instrText xml:space="preserve"> TOC \t "CaptionFigure,3" \h \z </w:instrText>
-      </w:r>
-      <w:r>
-        <w:rPr>
-          <w:rFonts w:ascii="TH SarabunPSK" w:cs="TH SarabunPSK" w:hAnsi="TH SarabunPSK"/>
-          <w:sz w:val="32"/>
-          <w:szCs w:val="32"/>
-        </w:rPr>
-        <w:fldChar w:fldCharType="separate"/>
-      </w:r>
-      <w:r>
-        <w:rPr>
-          <w:rFonts w:ascii="TH SarabunPSK" w:cs="TH SarabunPSK" w:eastAsia="TH SarabunPSK" w:hAnsi="TH SarabunPSK"/>
-          <w:b w:val="false"/>
-          <w:bCs w:val="false"/>
-          <w:i w:val="false"/>
-          <w:iCs w:val="false"/>
-          <w:sz w:val="32"/>
-          <w:szCs w:val="32"/>
-        </w:rPr>
-        <w:t xml:space="preserve">ภาพที่ ๑  องค์ประกอบของระบบ</w:t>
-      </w:r>
-      <w:r>
-        <w:rPr>
-          <w:rFonts w:ascii="TH SarabunPSK" w:cs="TH SarabunPSK" w:eastAsia="TH SarabunPSK" w:hAnsi="TH SarabunPSK"/>
-          <w:b w:val="false"/>
-          <w:bCs w:val="false"/>
-          <w:i w:val="false"/>
-          <w:iCs w:val="false"/>
-          <w:sz w:val="32"/>
-          <w:szCs w:val="32"/>
-        </w:rPr>
-        <w:t xml:space="preserve">	5</w:t>
+          <w:rFonts w:ascii="TH SarabunPSK" w:cs="TH SarabunPSK" w:eastAsia="TH SarabunPSK" w:hAnsi="TH SarabunPSK"/>
+          <w:b w:val="false"/>
+          <w:bCs w:val="false"/>
+          <w:i w:val="false"/>
+          <w:iCs w:val="false"/>
+          <w:sz w:val="32"/>
+          <w:szCs w:val="32"/>
+        </w:rPr>
+        <w:t xml:space="preserve">ตารางที่ ๑๕ สัญญาณเตือนทั้งหมดและแนวทางการตอบสนอง</w:t>
+      </w:r>
+      <w:r>
+        <w:rPr>
+          <w:rFonts w:ascii="TH SarabunPSK" w:cs="TH SarabunPSK" w:eastAsia="TH SarabunPSK" w:hAnsi="TH SarabunPSK"/>
+          <w:b w:val="false"/>
+          <w:bCs w:val="false"/>
+          <w:i w:val="false"/>
+          <w:iCs w:val="false"/>
+          <w:sz w:val="32"/>
+          <w:szCs w:val="32"/>
+        </w:rPr>
+        <w:t xml:space="preserve">	23</w:t>
       </w:r>
     </w:p>
     <w:p>
@@ -3033,19 +3260,19 @@
           <w:sz w:val="32"/>
           <w:szCs w:val="32"/>
         </w:rPr>
-        <w:t xml:space="preserve">ภาพที่ ๒  หน้าจอหลักและหน้าตรวจการเชื่อมต่อของเครื่องประจำเตียง</w:t>
-      </w:r>
-      <w:r>
-        <w:rPr>
-          <w:rFonts w:ascii="TH SarabunPSK" w:cs="TH SarabunPSK" w:eastAsia="TH SarabunPSK" w:hAnsi="TH SarabunPSK"/>
-          <w:b w:val="false"/>
-          <w:bCs w:val="false"/>
-          <w:i w:val="false"/>
-          <w:iCs w:val="false"/>
-          <w:sz w:val="32"/>
-          <w:szCs w:val="32"/>
-        </w:rPr>
-        <w:t xml:space="preserve">	8</w:t>
+        <w:t xml:space="preserve">ตารางที่ ๑๖ เกณฑ์ที่ระบบใช้ตัดสินใจแจ้งเตือน</w:t>
+      </w:r>
+      <w:r>
+        <w:rPr>
+          <w:rFonts w:ascii="TH SarabunPSK" w:cs="TH SarabunPSK" w:eastAsia="TH SarabunPSK" w:hAnsi="TH SarabunPSK"/>
+          <w:b w:val="false"/>
+          <w:bCs w:val="false"/>
+          <w:i w:val="false"/>
+          <w:iCs w:val="false"/>
+          <w:sz w:val="32"/>
+          <w:szCs w:val="32"/>
+        </w:rPr>
+        <w:t xml:space="preserve">	25</w:t>
       </w:r>
     </w:p>
     <w:p>
@@ -3066,19 +3293,19 @@
           <w:sz w:val="32"/>
           <w:szCs w:val="32"/>
         </w:rPr>
-        <w:t xml:space="preserve">ภาพที่ ๓  หน้าจอรวมทุกเตียงบนเครื่องศูนย์กลาง</w:t>
-      </w:r>
-      <w:r>
-        <w:rPr>
-          <w:rFonts w:ascii="TH SarabunPSK" w:cs="TH SarabunPSK" w:eastAsia="TH SarabunPSK" w:hAnsi="TH SarabunPSK"/>
-          <w:b w:val="false"/>
-          <w:bCs w:val="false"/>
-          <w:i w:val="false"/>
-          <w:iCs w:val="false"/>
-          <w:sz w:val="32"/>
-          <w:szCs w:val="32"/>
-        </w:rPr>
-        <w:t xml:space="preserve">	10</w:t>
+        <w:t xml:space="preserve">ตารางที่ ๑๗ อาการ สาเหตุ และวิธีแก้ไข</w:t>
+      </w:r>
+      <w:r>
+        <w:rPr>
+          <w:rFonts w:ascii="TH SarabunPSK" w:cs="TH SarabunPSK" w:eastAsia="TH SarabunPSK" w:hAnsi="TH SarabunPSK"/>
+          <w:b w:val="false"/>
+          <w:bCs w:val="false"/>
+          <w:i w:val="false"/>
+          <w:iCs w:val="false"/>
+          <w:sz w:val="32"/>
+          <w:szCs w:val="32"/>
+        </w:rPr>
+        <w:t xml:space="preserve">	26</w:t>
       </w:r>
     </w:p>
     <w:p>
@@ -3099,19 +3326,19 @@
           <w:sz w:val="32"/>
           <w:szCs w:val="32"/>
         </w:rPr>
-        <w:t xml:space="preserve">ภาพที่ ๔  หน้าจอรายละเอียดรายเตียงบนเครื่องศูนย์กลาง</w:t>
-      </w:r>
-      <w:r>
-        <w:rPr>
-          <w:rFonts w:ascii="TH SarabunPSK" w:cs="TH SarabunPSK" w:eastAsia="TH SarabunPSK" w:hAnsi="TH SarabunPSK"/>
-          <w:b w:val="false"/>
-          <w:bCs w:val="false"/>
-          <w:i w:val="false"/>
-          <w:iCs w:val="false"/>
-          <w:sz w:val="32"/>
-          <w:szCs w:val="32"/>
-        </w:rPr>
-        <w:t xml:space="preserve">	10</w:t>
+        <w:t xml:space="preserve">ตารางที่ ๑๘ รอบการตรวจสอบและบำรุงรักษา</w:t>
+      </w:r>
+      <w:r>
+        <w:rPr>
+          <w:rFonts w:ascii="TH SarabunPSK" w:cs="TH SarabunPSK" w:eastAsia="TH SarabunPSK" w:hAnsi="TH SarabunPSK"/>
+          <w:b w:val="false"/>
+          <w:bCs w:val="false"/>
+          <w:i w:val="false"/>
+          <w:iCs w:val="false"/>
+          <w:sz w:val="32"/>
+          <w:szCs w:val="32"/>
+        </w:rPr>
+        <w:t xml:space="preserve">	30</w:t>
       </w:r>
     </w:p>
     <w:p>
@@ -3132,19 +3359,50 @@
           <w:sz w:val="32"/>
           <w:szCs w:val="32"/>
         </w:rPr>
-        <w:t xml:space="preserve">ภาพที่ ๕  หน้าเว็บสำหรับติดตามผล</w:t>
-      </w:r>
-      <w:r>
-        <w:rPr>
-          <w:rFonts w:ascii="TH SarabunPSK" w:cs="TH SarabunPSK" w:eastAsia="TH SarabunPSK" w:hAnsi="TH SarabunPSK"/>
-          <w:b w:val="false"/>
-          <w:bCs w:val="false"/>
-          <w:i w:val="false"/>
-          <w:iCs w:val="false"/>
-          <w:sz w:val="32"/>
-          <w:szCs w:val="32"/>
-        </w:rPr>
-        <w:t xml:space="preserve">	12</w:t>
+        <w:t xml:space="preserve">ตารางที่ ๑๙ อัตราหยดสำเร็จรูป</w:t>
+      </w:r>
+      <w:r>
+        <w:rPr>
+          <w:rFonts w:ascii="TH SarabunPSK" w:cs="TH SarabunPSK" w:eastAsia="TH SarabunPSK" w:hAnsi="TH SarabunPSK"/>
+          <w:b w:val="false"/>
+          <w:bCs w:val="false"/>
+          <w:i w:val="false"/>
+          <w:iCs w:val="false"/>
+          <w:sz w:val="32"/>
+          <w:szCs w:val="32"/>
+        </w:rPr>
+        <w:t xml:space="preserve">	36</w:t>
+      </w:r>
+      <w:r>
+        <w:rPr>
+          <w:rFonts w:ascii="TH SarabunPSK" w:cs="TH SarabunPSK" w:hAnsi="TH SarabunPSK"/>
+          <w:sz w:val="32"/>
+          <w:szCs w:val="32"/>
+        </w:rPr>
+        <w:fldChar w:fldCharType="end"/>
+      </w:r>
+    </w:p>
+    <w:p>
+      <w:r>
+        <w:br w:type="page"/>
+      </w:r>
+    </w:p>
+    <w:p>
+      <w:pPr>
+        <w:spacing w:after="280" w:line="300"/>
+        <w:jc w:val="center"/>
+      </w:pPr>
+      <w:r>
+        <w:rPr>
+          <w:rFonts w:ascii="TH SarabunPSK" w:cs="TH SarabunPSK" w:eastAsia="TH SarabunPSK" w:hAnsi="TH SarabunPSK"/>
+          <w:b/>
+          <w:bCs/>
+          <w:i w:val="false"/>
+          <w:iCs w:val="false"/>
+          <w:sz w:val="40"/>
+          <w:szCs w:val="40"/>
+        </w:rPr>
+        <w:t xml:space="preserve">สารบัญภาพ</w:t>
       </w:r>
     </w:p>
     <w:p>
@@ -3157,27 +3415,51 @@
       </w:pPr>
       <w:r>
         <w:rPr>
-          <w:rFonts w:ascii="TH SarabunPSK" w:cs="TH SarabunPSK" w:eastAsia="TH SarabunPSK" w:hAnsi="TH SarabunPSK"/>
-          <w:b w:val="false"/>
-          <w:bCs w:val="false"/>
-          <w:i w:val="false"/>
-          <w:iCs w:val="false"/>
-          <w:sz w:val="32"/>
-          <w:szCs w:val="32"/>
-        </w:rPr>
-        <w:t xml:space="preserve">ภาพที่ ๖  ผังขั้นตอนการปฏิบัติงาน</w:t>
-      </w:r>
-      <w:r>
-        <w:rPr>
-          <w:rFonts w:ascii="TH SarabunPSK" w:cs="TH SarabunPSK" w:eastAsia="TH SarabunPSK" w:hAnsi="TH SarabunPSK"/>
-          <w:b w:val="false"/>
-          <w:bCs w:val="false"/>
-          <w:i w:val="false"/>
-          <w:iCs w:val="false"/>
-          <w:sz w:val="32"/>
-          <w:szCs w:val="32"/>
-        </w:rPr>
-        <w:t xml:space="preserve">	14</w:t>
+          <w:rFonts w:ascii="TH SarabunPSK" w:cs="TH SarabunPSK" w:hAnsi="TH SarabunPSK"/>
+          <w:sz w:val="32"/>
+          <w:szCs w:val="32"/>
+        </w:rPr>
+        <w:fldChar w:fldCharType="begin" w:dirty="true"/>
+      </w:r>
+      <w:r>
+        <w:rPr>
+          <w:rFonts w:ascii="TH SarabunPSK" w:cs="TH SarabunPSK" w:hAnsi="TH SarabunPSK"/>
+          <w:sz w:val="32"/>
+          <w:szCs w:val="32"/>
+        </w:rPr>
+        <w:instrText xml:space="preserve"> TOC \t "CaptionFigure,3" \h \z </w:instrText>
+      </w:r>
+      <w:r>
+        <w:rPr>
+          <w:rFonts w:ascii="TH SarabunPSK" w:cs="TH SarabunPSK" w:hAnsi="TH SarabunPSK"/>
+          <w:sz w:val="32"/>
+          <w:szCs w:val="32"/>
+        </w:rPr>
+        <w:fldChar w:fldCharType="separate"/>
+      </w:r>
+      <w:r>
+        <w:rPr>
+          <w:rFonts w:ascii="TH SarabunPSK" w:cs="TH SarabunPSK" w:eastAsia="TH SarabunPSK" w:hAnsi="TH SarabunPSK"/>
+          <w:b w:val="false"/>
+          <w:bCs w:val="false"/>
+          <w:i w:val="false"/>
+          <w:iCs w:val="false"/>
+          <w:sz w:val="32"/>
+          <w:szCs w:val="32"/>
+        </w:rPr>
+        <w:t xml:space="preserve">ภาพที่ ๑  องค์ประกอบของระบบ</w:t>
+      </w:r>
+      <w:r>
+        <w:rPr>
+          <w:rFonts w:ascii="TH SarabunPSK" w:cs="TH SarabunPSK" w:eastAsia="TH SarabunPSK" w:hAnsi="TH SarabunPSK"/>
+          <w:b w:val="false"/>
+          <w:bCs w:val="false"/>
+          <w:i w:val="false"/>
+          <w:iCs w:val="false"/>
+          <w:sz w:val="32"/>
+          <w:szCs w:val="32"/>
+        </w:rPr>
+        <w:t xml:space="preserve">	4</w:t>
       </w:r>
     </w:p>
     <w:p>
@@ -3198,19 +3480,19 @@
           <w:sz w:val="32"/>
           <w:szCs w:val="32"/>
         </w:rPr>
-        <w:t xml:space="preserve">ภาพที่ ๗  หน้าจอตั้งเลขเตียง</w:t>
-      </w:r>
-      <w:r>
-        <w:rPr>
-          <w:rFonts w:ascii="TH SarabunPSK" w:cs="TH SarabunPSK" w:eastAsia="TH SarabunPSK" w:hAnsi="TH SarabunPSK"/>
-          <w:b w:val="false"/>
-          <w:bCs w:val="false"/>
-          <w:i w:val="false"/>
-          <w:iCs w:val="false"/>
-          <w:sz w:val="32"/>
-          <w:szCs w:val="32"/>
-        </w:rPr>
-        <w:t xml:space="preserve">	16</w:t>
+        <w:t xml:space="preserve">ภาพที่ ๒  หน้าจอหลักและหน้าตรวจการเชื่อมต่อของเครื่องประจำเตียง</w:t>
+      </w:r>
+      <w:r>
+        <w:rPr>
+          <w:rFonts w:ascii="TH SarabunPSK" w:cs="TH SarabunPSK" w:eastAsia="TH SarabunPSK" w:hAnsi="TH SarabunPSK"/>
+          <w:b w:val="false"/>
+          <w:bCs w:val="false"/>
+          <w:i w:val="false"/>
+          <w:iCs w:val="false"/>
+          <w:sz w:val="32"/>
+          <w:szCs w:val="32"/>
+        </w:rPr>
+        <w:t xml:space="preserve">	6</w:t>
       </w:r>
     </w:p>
     <w:p>
@@ -3231,19 +3513,19 @@
           <w:sz w:val="32"/>
           <w:szCs w:val="32"/>
         </w:rPr>
-        <w:t xml:space="preserve">ภาพที่ ๘  หน้าจอเตือนเหตุวิกฤตและหน้าจอเตือนสารน้ำใกล้หมด</w:t>
-      </w:r>
-      <w:r>
-        <w:rPr>
-          <w:rFonts w:ascii="TH SarabunPSK" w:cs="TH SarabunPSK" w:eastAsia="TH SarabunPSK" w:hAnsi="TH SarabunPSK"/>
-          <w:b w:val="false"/>
-          <w:bCs w:val="false"/>
-          <w:i w:val="false"/>
-          <w:iCs w:val="false"/>
-          <w:sz w:val="32"/>
-          <w:szCs w:val="32"/>
-        </w:rPr>
-        <w:t xml:space="preserve">	24</w:t>
+        <w:t xml:space="preserve">ภาพที่ ๓  หน้าจอรวมทุกเตียงบนเครื่องศูนย์กลาง</w:t>
+      </w:r>
+      <w:r>
+        <w:rPr>
+          <w:rFonts w:ascii="TH SarabunPSK" w:cs="TH SarabunPSK" w:eastAsia="TH SarabunPSK" w:hAnsi="TH SarabunPSK"/>
+          <w:b w:val="false"/>
+          <w:bCs w:val="false"/>
+          <w:i w:val="false"/>
+          <w:iCs w:val="false"/>
+          <w:sz w:val="32"/>
+          <w:szCs w:val="32"/>
+        </w:rPr>
+        <w:t xml:space="preserve">	7</w:t>
       </w:r>
     </w:p>
     <w:p>
@@ -3264,7 +3546,271 @@
           <w:sz w:val="32"/>
           <w:szCs w:val="32"/>
         </w:rPr>
-        <w:t xml:space="preserve">ภาพที่ ๙  หน้าตรวจการเชื่อมต่อที่พบเลขเตียงซ้ำ</w:t>
+        <w:t xml:space="preserve">ภาพที่ ๔  หน้าจอรายละเอียดรายเตียงบนเครื่องศูนย์กลาง</w:t>
+      </w:r>
+      <w:r>
+        <w:rPr>
+          <w:rFonts w:ascii="TH SarabunPSK" w:cs="TH SarabunPSK" w:eastAsia="TH SarabunPSK" w:hAnsi="TH SarabunPSK"/>
+          <w:b w:val="false"/>
+          <w:bCs w:val="false"/>
+          <w:i w:val="false"/>
+          <w:iCs w:val="false"/>
+          <w:sz w:val="32"/>
+          <w:szCs w:val="32"/>
+        </w:rPr>
+        <w:t xml:space="preserve">	8</w:t>
+      </w:r>
+    </w:p>
+    <w:p>
+      <w:pPr>
+        <w:tabs>
+          <w:tab w:val="right" w:pos="8306" w:leader="dot"/>
+        </w:tabs>
+        <w:spacing w:after="40" w:line="300"/>
+        <w:ind w:left="0"/>
+      </w:pPr>
+      <w:r>
+        <w:rPr>
+          <w:rFonts w:ascii="TH SarabunPSK" w:cs="TH SarabunPSK" w:eastAsia="TH SarabunPSK" w:hAnsi="TH SarabunPSK"/>
+          <w:b w:val="false"/>
+          <w:bCs w:val="false"/>
+          <w:i w:val="false"/>
+          <w:iCs w:val="false"/>
+          <w:sz w:val="32"/>
+          <w:szCs w:val="32"/>
+        </w:rPr>
+        <w:t xml:space="preserve">ภาพที่ ๕  หน้าเว็บสำหรับติดตามผล</w:t>
+      </w:r>
+      <w:r>
+        <w:rPr>
+          <w:rFonts w:ascii="TH SarabunPSK" w:cs="TH SarabunPSK" w:eastAsia="TH SarabunPSK" w:hAnsi="TH SarabunPSK"/>
+          <w:b w:val="false"/>
+          <w:bCs w:val="false"/>
+          <w:i w:val="false"/>
+          <w:iCs w:val="false"/>
+          <w:sz w:val="32"/>
+          <w:szCs w:val="32"/>
+        </w:rPr>
+        <w:t xml:space="preserve">	10</w:t>
+      </w:r>
+    </w:p>
+    <w:p>
+      <w:pPr>
+        <w:tabs>
+          <w:tab w:val="right" w:pos="8306" w:leader="dot"/>
+        </w:tabs>
+        <w:spacing w:after="40" w:line="300"/>
+        <w:ind w:left="0"/>
+      </w:pPr>
+      <w:r>
+        <w:rPr>
+          <w:rFonts w:ascii="TH SarabunPSK" w:cs="TH SarabunPSK" w:eastAsia="TH SarabunPSK" w:hAnsi="TH SarabunPSK"/>
+          <w:b w:val="false"/>
+          <w:bCs w:val="false"/>
+          <w:i w:val="false"/>
+          <w:iCs w:val="false"/>
+          <w:sz w:val="32"/>
+          <w:szCs w:val="32"/>
+        </w:rPr>
+        <w:t xml:space="preserve">ภาพที่ ๖  ผังขั้นตอนการปฏิบัติงาน</w:t>
+      </w:r>
+      <w:r>
+        <w:rPr>
+          <w:rFonts w:ascii="TH SarabunPSK" w:cs="TH SarabunPSK" w:eastAsia="TH SarabunPSK" w:hAnsi="TH SarabunPSK"/>
+          <w:b w:val="false"/>
+          <w:bCs w:val="false"/>
+          <w:i w:val="false"/>
+          <w:iCs w:val="false"/>
+          <w:sz w:val="32"/>
+          <w:szCs w:val="32"/>
+        </w:rPr>
+        <w:t xml:space="preserve">	11</w:t>
+      </w:r>
+    </w:p>
+    <w:p>
+      <w:pPr>
+        <w:tabs>
+          <w:tab w:val="right" w:pos="8306" w:leader="dot"/>
+        </w:tabs>
+        <w:spacing w:after="40" w:line="300"/>
+        <w:ind w:left="0"/>
+      </w:pPr>
+      <w:r>
+        <w:rPr>
+          <w:rFonts w:ascii="TH SarabunPSK" w:cs="TH SarabunPSK" w:eastAsia="TH SarabunPSK" w:hAnsi="TH SarabunPSK"/>
+          <w:b w:val="false"/>
+          <w:bCs w:val="false"/>
+          <w:i w:val="false"/>
+          <w:iCs w:val="false"/>
+          <w:sz w:val="32"/>
+          <w:szCs w:val="32"/>
+        </w:rPr>
+        <w:t xml:space="preserve">ภาพที่ ๗  หน้าจอตั้งเลขเตียง</w:t>
+      </w:r>
+      <w:r>
+        <w:rPr>
+          <w:rFonts w:ascii="TH SarabunPSK" w:cs="TH SarabunPSK" w:eastAsia="TH SarabunPSK" w:hAnsi="TH SarabunPSK"/>
+          <w:b w:val="false"/>
+          <w:bCs w:val="false"/>
+          <w:i w:val="false"/>
+          <w:iCs w:val="false"/>
+          <w:sz w:val="32"/>
+          <w:szCs w:val="32"/>
+        </w:rPr>
+        <w:t xml:space="preserve">	12</w:t>
+      </w:r>
+    </w:p>
+    <w:p>
+      <w:pPr>
+        <w:tabs>
+          <w:tab w:val="right" w:pos="8306" w:leader="dot"/>
+        </w:tabs>
+        <w:spacing w:after="40" w:line="300"/>
+        <w:ind w:left="0"/>
+      </w:pPr>
+      <w:r>
+        <w:rPr>
+          <w:rFonts w:ascii="TH SarabunPSK" w:cs="TH SarabunPSK" w:eastAsia="TH SarabunPSK" w:hAnsi="TH SarabunPSK"/>
+          <w:b w:val="false"/>
+          <w:bCs w:val="false"/>
+          <w:i w:val="false"/>
+          <w:iCs w:val="false"/>
+          <w:sz w:val="32"/>
+          <w:szCs w:val="32"/>
+        </w:rPr>
+        <w:t xml:space="preserve">ภาพที่ ๘  ตำแหน่งเซนเซอร์ที่ถูกต้องเทียบกับตำแหน่งที่พบผิดบ่อย</w:t>
+      </w:r>
+      <w:r>
+        <w:rPr>
+          <w:rFonts w:ascii="TH SarabunPSK" w:cs="TH SarabunPSK" w:eastAsia="TH SarabunPSK" w:hAnsi="TH SarabunPSK"/>
+          <w:b w:val="false"/>
+          <w:bCs w:val="false"/>
+          <w:i w:val="false"/>
+          <w:iCs w:val="false"/>
+          <w:sz w:val="32"/>
+          <w:szCs w:val="32"/>
+        </w:rPr>
+        <w:t xml:space="preserve">	16</w:t>
+      </w:r>
+    </w:p>
+    <w:p>
+      <w:pPr>
+        <w:tabs>
+          <w:tab w:val="right" w:pos="8306" w:leader="dot"/>
+        </w:tabs>
+        <w:spacing w:after="40" w:line="300"/>
+        <w:ind w:left="0"/>
+      </w:pPr>
+      <w:r>
+        <w:rPr>
+          <w:rFonts w:ascii="TH SarabunPSK" w:cs="TH SarabunPSK" w:eastAsia="TH SarabunPSK" w:hAnsi="TH SarabunPSK"/>
+          <w:b w:val="false"/>
+          <w:bCs w:val="false"/>
+          <w:i w:val="false"/>
+          <w:iCs w:val="false"/>
+          <w:sz w:val="32"/>
+          <w:szCs w:val="32"/>
+        </w:rPr>
+        <w:t xml:space="preserve">ภาพที่ ๙  หน้าตรวจเซนเซอร์ของเครื่องรุ่น ๗.๗.x</w:t>
+      </w:r>
+      <w:r>
+        <w:rPr>
+          <w:rFonts w:ascii="TH SarabunPSK" w:cs="TH SarabunPSK" w:eastAsia="TH SarabunPSK" w:hAnsi="TH SarabunPSK"/>
+          <w:b w:val="false"/>
+          <w:bCs w:val="false"/>
+          <w:i w:val="false"/>
+          <w:iCs w:val="false"/>
+          <w:sz w:val="32"/>
+          <w:szCs w:val="32"/>
+        </w:rPr>
+        <w:t xml:space="preserve">	18</w:t>
+      </w:r>
+    </w:p>
+    <w:p>
+      <w:pPr>
+        <w:tabs>
+          <w:tab w:val="right" w:pos="8306" w:leader="dot"/>
+        </w:tabs>
+        <w:spacing w:after="40" w:line="300"/>
+        <w:ind w:left="0"/>
+      </w:pPr>
+      <w:r>
+        <w:rPr>
+          <w:rFonts w:ascii="TH SarabunPSK" w:cs="TH SarabunPSK" w:eastAsia="TH SarabunPSK" w:hAnsi="TH SarabunPSK"/>
+          <w:b w:val="false"/>
+          <w:bCs w:val="false"/>
+          <w:i w:val="false"/>
+          <w:iCs w:val="false"/>
+          <w:sz w:val="32"/>
+          <w:szCs w:val="32"/>
+        </w:rPr>
+        <w:t xml:space="preserve">ภาพที่ ๑๐  หน้าจอทั้งสี่ขั้นของการคาลิเบรตในเครื่องรุ่น ๗.๕.x</w:t>
+      </w:r>
+      <w:r>
+        <w:rPr>
+          <w:rFonts w:ascii="TH SarabunPSK" w:cs="TH SarabunPSK" w:eastAsia="TH SarabunPSK" w:hAnsi="TH SarabunPSK"/>
+          <w:b w:val="false"/>
+          <w:bCs w:val="false"/>
+          <w:i w:val="false"/>
+          <w:iCs w:val="false"/>
+          <w:sz w:val="32"/>
+          <w:szCs w:val="32"/>
+        </w:rPr>
+        <w:t xml:space="preserve">	20</w:t>
+      </w:r>
+    </w:p>
+    <w:p>
+      <w:pPr>
+        <w:tabs>
+          <w:tab w:val="right" w:pos="8306" w:leader="dot"/>
+        </w:tabs>
+        <w:spacing w:after="40" w:line="300"/>
+        <w:ind w:left="0"/>
+      </w:pPr>
+      <w:r>
+        <w:rPr>
+          <w:rFonts w:ascii="TH SarabunPSK" w:cs="TH SarabunPSK" w:eastAsia="TH SarabunPSK" w:hAnsi="TH SarabunPSK"/>
+          <w:b w:val="false"/>
+          <w:bCs w:val="false"/>
+          <w:i w:val="false"/>
+          <w:iCs w:val="false"/>
+          <w:sz w:val="32"/>
+          <w:szCs w:val="32"/>
+        </w:rPr>
+        <w:t xml:space="preserve">ภาพที่ ๑๑  หน้าจอเตือนเหตุวิกฤตและหน้าจอเตือนสารน้ำใกล้หมด</w:t>
+      </w:r>
+      <w:r>
+        <w:rPr>
+          <w:rFonts w:ascii="TH SarabunPSK" w:cs="TH SarabunPSK" w:eastAsia="TH SarabunPSK" w:hAnsi="TH SarabunPSK"/>
+          <w:b w:val="false"/>
+          <w:bCs w:val="false"/>
+          <w:i w:val="false"/>
+          <w:iCs w:val="false"/>
+          <w:sz w:val="32"/>
+          <w:szCs w:val="32"/>
+        </w:rPr>
+        <w:t xml:space="preserve">	24</w:t>
+      </w:r>
+    </w:p>
+    <w:p>
+      <w:pPr>
+        <w:tabs>
+          <w:tab w:val="right" w:pos="8306" w:leader="dot"/>
+        </w:tabs>
+        <w:spacing w:after="40" w:line="300"/>
+        <w:ind w:left="0"/>
+      </w:pPr>
+      <w:r>
+        <w:rPr>
+          <w:rFonts w:ascii="TH SarabunPSK" w:cs="TH SarabunPSK" w:eastAsia="TH SarabunPSK" w:hAnsi="TH SarabunPSK"/>
+          <w:b w:val="false"/>
+          <w:bCs w:val="false"/>
+          <w:i w:val="false"/>
+          <w:iCs w:val="false"/>
+          <w:sz w:val="32"/>
+          <w:szCs w:val="32"/>
+        </w:rPr>
+        <w:t xml:space="preserve">ภาพที่ ๑๒  หน้าตรวจการเชื่อมต่อที่พบเลขเตียงซ้ำ</w:t>
       </w:r>
       <w:r>
         <w:rPr>
@@ -6171,7 +6717,7 @@
                 <w:sz w:val="32"/>
                 <w:szCs w:val="32"/>
               </w:rPr>
-              <w:t xml:space="preserve">เครื่องทุกเครื่องมีเลขเตียงเริ่มต้นเป็น ๑ เหมือนกันทั้งหมดเมื่อแกะกล่องหรือหลังล้างค่า จึงต้อง “ตั้งเลขเตียงให้ไม่ซ้ำกัน” ก่อนใช้งานจริงเสมอ มิฉะนั้นเครื่องศูนย์กลางจะแสดงเตียงอื่นเป็น OFFLINE (ดูบทที่ ๕ หัวข้อ ๕.๒)</w:t>
+              <w:t xml:space="preserve">เครื่องทุกเครื่องมีเลขเตียงเริ่มต้นเป็น ๑ เหมือนกันทั้งหมดเมื่อแกะกล่องหรือหลังล้างค่า จึงต้อง “ตั้งเลขเตียงให้ไม่ซ้ำกัน” ก่อนใช้งานจริงเสมอ มิฉะนั้นเครื่องศูนย์กลางจะแสดงเตียงอื่นเป็น OFFLINE (ดูบทที่ ๖ หัวข้อ ๖.๒)</w:t>
             </w:r>
           </w:p>
         </w:tc>
@@ -6733,6 +7279,9 @@
         <w:gridCol w:w="4153"/>
       </w:tblGrid>
       <w:tr>
+        <w:trPr>
+          <w:cantSplit/>
+        </w:trPr>
         <w:tc>
           <w:tcPr>
             <w:tcW w:type="dxa" w:w="4153"/>
@@ -8612,7 +9161,7 @@
                 <w:sz w:val="30"/>
                 <w:szCs w:val="30"/>
               </w:rPr>
-              <w:t xml:space="preserve">ตั้งเลขเตียงใหม่ให้ไม่ซ้ำ (ดูหัวข้อ ๕.๒)</w:t>
+              <w:t xml:space="preserve">ตั้งเลขเตียงใหม่ให้ไม่ซ้ำ (ดูหัวข้อ ๖.๒)</w:t>
             </w:r>
           </w:p>
         </w:tc>
@@ -10950,7 +11499,7 @@
                 <w:sz w:val="30"/>
                 <w:szCs w:val="30"/>
               </w:rPr>
-              <w:t xml:space="preserve">เมื่อมีสัญญาณเตือน  ไปตรวจที่เตียงทุกครั้ง แล้วแก้ไขตามบทที่ ๔</w:t>
+              <w:t xml:space="preserve">เมื่อมีสัญญาณเตือน  ไปตรวจที่เตียงทุกครั้ง แล้วแก้ไขตามบทที่ ๕</w:t>
             </w:r>
           </w:p>
         </w:tc>
@@ -13082,7 +13631,7 @@
           <w:sz w:val="32"/>
           <w:szCs w:val="32"/>
         </w:rPr>
-        <w:t xml:space="preserve">เช็ดทำความสะอาดเครื่องและเซนเซอร์ตามหัวข้อ ๖.๑ ก่อนนำไปใช้กับผู้ป่วยรายถัดไป</w:t>
+        <w:t xml:space="preserve">เช็ดทำความสะอาดเครื่องและเซนเซอร์ตามหัวข้อ ๗.๑ ก่อนนำไปใช้กับผู้ป่วยรายถัดไป</w:t>
       </w:r>
     </w:p>
     <w:p>
@@ -13817,7 +14366,7 @@
                 <w:sz w:val="30"/>
                 <w:szCs w:val="30"/>
               </w:rPr>
-              <w:t xml:space="preserve">แก้ไขปัญหาตามบทที่ ๕</w:t>
+              <w:t xml:space="preserve">แก้ไขปัญหาตามบทที่ ๖</w:t>
             </w:r>
           </w:p>
         </w:tc>
@@ -14311,25 +14860,7 @@
           <w:szCs w:val="40"/>
         </w:rPr>
         <w:br/>
-        <w:t xml:space="preserve">สัญญาณเตือนและการตอบสนอง</w:t>
-      </w:r>
-    </w:p>
-    <w:p>
-      <w:pPr>
-        <w:pStyle w:val="Heading2"/>
-        <w:spacing w:after="80" w:before="200"/>
-      </w:pPr>
-      <w:r>
-        <w:rPr>
-          <w:rFonts w:ascii="TH SarabunPSK" w:cs="TH SarabunPSK" w:eastAsia="TH SarabunPSK" w:hAnsi="TH SarabunPSK"/>
-          <w:b/>
-          <w:bCs/>
-          <w:i w:val="false"/>
-          <w:iCs w:val="false"/>
-          <w:sz w:val="36"/>
-          <w:szCs w:val="36"/>
-        </w:rPr>
-        <w:t xml:space="preserve">๔.๑ ระดับความเร่งด่วนของสัญญาณเตือน</w:t>
+        <w:t xml:space="preserve">การติดตั้งเซนเซอร์และการคาลิเบรต</w:t>
       </w:r>
     </w:p>
     <w:p>
@@ -14348,7 +14879,3369 @@
           <w:sz w:val="32"/>
           <w:szCs w:val="32"/>
         </w:rPr>
-        <w:t xml:space="preserve">ระบบแบ่งสัญญาณเตือนออกเป็นสองระดับ เพื่อให้พยาบาลจัดลำดับความสำคัญได้เมื่อมีหลายเตียงเตือนพร้อมกัน</w:t>
+        <w:t xml:space="preserve">บทนี้เป็นหัวใจของความแม่นยำทั้งระบบ เพราะไม่ว่าอัลกอริทึมจะดีเพียงใด ถ้าเซนเซอร์อยู่ผิดตำแหน่ง เครื่องก็จะนับหยดไม่ได้หรือนับผิด ปัญหาที่พบบ่อยที่สุดในการใช้งานจริงเกือบทั้งหมดมีต้นเหตุมาจากตำแหน่งเซนเซอร์ ไม่ใช่ตัวเครื่องเสีย</w:t>
+      </w:r>
+    </w:p>
+    <w:p>
+      <w:pPr>
+        <w:pStyle w:val="Heading2"/>
+        <w:spacing w:after="80" w:before="200"/>
+      </w:pPr>
+      <w:r>
+        <w:rPr>
+          <w:rFonts w:ascii="TH SarabunPSK" w:cs="TH SarabunPSK" w:eastAsia="TH SarabunPSK" w:hAnsi="TH SarabunPSK"/>
+          <w:b/>
+          <w:bCs/>
+          <w:i w:val="false"/>
+          <w:iCs w:val="false"/>
+          <w:sz w:val="36"/>
+          <w:szCs w:val="36"/>
+        </w:rPr>
+        <w:t xml:space="preserve">๔.๑ หลักการตรวจจับหยดที่พยาบาลควรทราบ</w:t>
+      </w:r>
+    </w:p>
+    <w:p>
+      <w:pPr>
+        <w:spacing w:after="60" w:line="300"/>
+        <w:ind w:firstLine="576"/>
+        <w:jc w:val="thaiDistribute"/>
+      </w:pPr>
+      <w:r>
+        <w:rPr>
+          <w:rFonts w:ascii="TH SarabunPSK" w:cs="TH SarabunPSK" w:eastAsia="TH SarabunPSK" w:hAnsi="TH SarabunPSK"/>
+          <w:b w:val="false"/>
+          <w:bCs w:val="false"/>
+          <w:i w:val="false"/>
+          <w:iCs w:val="false"/>
+          <w:sz w:val="32"/>
+          <w:szCs w:val="32"/>
+        </w:rPr>
+        <w:t xml:space="preserve">เซนเซอร์ประกอบด้วยหลอดส่งแสงอินฟราเรดและตัวรับแสงที่หนีบคร่อมกระเปาะหยดไว้คนละด้าน ตามปกติลำแสงจะเดินทางผ่านช่องอากาศในกระเปาะไปถึงตัวรับอย่างสม่ำเสมอ เมื่อมีหยดสารน้ำตกผ่านลำแสง หยดจะหักเหและบังแสงไว้ชั่วขณะ ทำให้ค่าที่ตัวรับอ่านได้เปลี่ยนไปชั่วครู่ ราว ๕ ถึง ๓๐ มิลลิวินาที แล้วกลับสู่ค่าปกติ</w:t>
+      </w:r>
+    </w:p>
+    <w:p>
+      <w:pPr>
+        <w:spacing w:after="60" w:line="300"/>
+        <w:ind w:firstLine="576"/>
+        <w:jc w:val="thaiDistribute"/>
+      </w:pPr>
+      <w:r>
+        <w:rPr>
+          <w:rFonts w:ascii="TH SarabunPSK" w:cs="TH SarabunPSK" w:eastAsia="TH SarabunPSK" w:hAnsi="TH SarabunPSK"/>
+          <w:b w:val="false"/>
+          <w:bCs w:val="false"/>
+          <w:i w:val="false"/>
+          <w:iCs w:val="false"/>
+          <w:sz w:val="32"/>
+          <w:szCs w:val="32"/>
+        </w:rPr>
+        <w:t xml:space="preserve">ข้อสำคัญคือ เครื่องไม่ได้ดู “ค่าแสงมากหรือน้อย” แต่ดู “จังหวะที่ค่าเปลี่ยนแปลงอย่างรวดเร็ว” ดังนั้นสิ่งที่ทำให้ระบบล้มเหลวจึงไม่ใช่ความสว่างของห้อง แต่เป็นสิ่งที่ทำให้ไม่มีการเปลี่ยนแปลงเกิดขึ้น เช่น ลำแสงจมอยู่ในน้ำตลอดเวลา หรือลำแสงอยู่สูงกว่าจุดที่หยดก่อตัว</w:t>
+      </w:r>
+    </w:p>
+    <w:p>
+      <w:pPr>
+        <w:spacing w:after="60" w:line="300"/>
+        <w:jc w:val="left"/>
+      </w:pPr>
+      <w:r>
+        <w:rPr>
+          <w:rFonts w:ascii="TH SarabunPSK" w:cs="TH SarabunPSK" w:eastAsia="TH SarabunPSK" w:hAnsi="TH SarabunPSK"/>
+          <w:b w:val="false"/>
+          <w:bCs w:val="false"/>
+          <w:i w:val="false"/>
+          <w:iCs w:val="false"/>
+          <w:sz w:val="32"/>
+          <w:szCs w:val="32"/>
+        </w:rPr>
+        <w:t xml:space="preserve"/>
+      </w:r>
+    </w:p>
+    <w:tbl>
+      <w:tblPr>
+        <w:tblW w:type="dxa" w:w="8306"/>
+        <w:tblBorders>
+          <w:top w:val="single" w:color="BF8F00" w:sz="8"/>
+          <w:left w:val="single" w:color="BF8F00" w:sz="8"/>
+          <w:bottom w:val="single" w:color="BF8F00" w:sz="8"/>
+          <w:right w:val="single" w:color="BF8F00" w:sz="8"/>
+          <w:insideH w:val="single" w:color="BF8F00" w:sz="8"/>
+          <w:insideV w:val="single" w:color="BF8F00" w:sz="8"/>
+        </w:tblBorders>
+      </w:tblPr>
+      <w:tblGrid>
+        <w:gridCol w:w="8306"/>
+      </w:tblGrid>
+      <w:tr>
+        <w:tc>
+          <w:tcPr>
+            <w:tcW w:type="dxa" w:w="8306"/>
+            <w:shd w:fill="FFF2CC" w:color="auto" w:val="clear"/>
+            <w:tcMar>
+              <w:top w:type="dxa" w:w="120"/>
+              <w:left w:type="dxa" w:w="160"/>
+              <w:bottom w:type="dxa" w:w="120"/>
+              <w:right w:type="dxa" w:w="160"/>
+            </w:tcMar>
+          </w:tcPr>
+          <w:p>
+            <w:pPr>
+              <w:spacing w:after="60"/>
+            </w:pPr>
+            <w:r>
+              <w:rPr>
+                <w:rFonts w:ascii="TH SarabunPSK" w:cs="TH SarabunPSK" w:eastAsia="TH SarabunPSK" w:hAnsi="TH SarabunPSK"/>
+                <w:b/>
+                <w:bCs/>
+                <w:i w:val="false"/>
+                <w:iCs w:val="false"/>
+                <w:sz w:val="32"/>
+                <w:szCs w:val="32"/>
+              </w:rPr>
+              <w:t xml:space="preserve">สรุปเป็นประโยคเดียว</w:t>
+            </w:r>
+          </w:p>
+          <w:p>
+            <w:pPr>
+              <w:spacing w:after="40" w:line="300"/>
+              <w:ind w:left="360" w:hanging="360"/>
+            </w:pPr>
+            <w:r>
+              <w:rPr>
+                <w:rFonts w:ascii="TH SarabunPSK" w:cs="TH SarabunPSK" w:eastAsia="TH SarabunPSK" w:hAnsi="TH SarabunPSK"/>
+                <w:b w:val="false"/>
+                <w:bCs w:val="false"/>
+                <w:i w:val="false"/>
+                <w:iCs w:val="false"/>
+                <w:sz w:val="32"/>
+                <w:szCs w:val="32"/>
+              </w:rPr>
+              <w:t xml:space="preserve">ลำแสงต้องพาดผ่าน “ช่องอากาศ” ที่หยดจะตกผ่าน ไม่ใช่ผ่านน้ำ และไม่ใช่ผ่านที่ว่างเหนือหัวหยด</w:t>
+            </w:r>
+          </w:p>
+        </w:tc>
+      </w:tr>
+    </w:tbl>
+    <w:p>
+      <w:pPr>
+        <w:pStyle w:val="Heading2"/>
+        <w:spacing w:after="80" w:before="200"/>
+      </w:pPr>
+      <w:r>
+        <w:rPr>
+          <w:rFonts w:ascii="TH SarabunPSK" w:cs="TH SarabunPSK" w:eastAsia="TH SarabunPSK" w:hAnsi="TH SarabunPSK"/>
+          <w:b/>
+          <w:bCs/>
+          <w:i w:val="false"/>
+          <w:iCs w:val="false"/>
+          <w:sz w:val="36"/>
+          <w:szCs w:val="36"/>
+        </w:rPr>
+        <w:t xml:space="preserve">๔.๒ ตำแหน่งที่ถูกต้องและตำแหน่งที่พบผิดบ่อย</w:t>
+      </w:r>
+    </w:p>
+    <w:p>
+      <w:pPr>
+        <w:spacing w:after="0" w:before="120" w:line="240" w:lineRule="auto"/>
+        <w:jc w:val="center"/>
+      </w:pPr>
+      <w:r>
+        <w:drawing>
+          <wp:inline distT="0" distB="0" distL="0" distR="0">
+            <wp:extent cx="4476750" cy="2524125"/>
+            <wp:effectExtent t="0" r="0" b="0" l="0"/>
+            <wp:docPr id="1" name="" descr="" title=""/>
+            <wp:cNvGraphicFramePr>
+              <a:graphicFrameLocks xmlns:a="http://schemas.openxmlformats.org/drawingml/2006/main" noChangeAspect="1"/>
+            </wp:cNvGraphicFramePr>
+            <a:graphic xmlns:a="http://schemas.openxmlformats.org/drawingml/2006/main">
+              <a:graphicData uri="http://schemas.openxmlformats.org/drawingml/2006/picture">
+                <pic:pic xmlns:pic="http://schemas.openxmlformats.org/drawingml/2006/picture">
+                  <pic:nvPicPr>
+                    <pic:cNvPr id="0" name="" descr=""/>
+                    <pic:cNvPicPr>
+                      <a:picLocks noChangeAspect="1" noChangeArrowheads="1"/>
+                    </pic:cNvPicPr>
+                  </pic:nvPicPr>
+                  <pic:blipFill>
+                    <a:blip r:embed="rId16" cstate="none"/>
+                    <a:srcRect/>
+                    <a:stretch>
+                      <a:fillRect/>
+                    </a:stretch>
+                  </pic:blipFill>
+                  <pic:spPr bwMode="auto">
+                    <a:xfrm>
+                      <a:off x="0" y="0"/>
+                      <a:ext cx="4476750" cy="2524125"/>
+                    </a:xfrm>
+                    <a:prstGeom prst="rect">
+                      <a:avLst/>
+                    </a:prstGeom>
+                  </pic:spPr>
+                </pic:pic>
+              </a:graphicData>
+            </a:graphic>
+          </wp:inline>
+        </w:drawing>
+      </w:r>
+    </w:p>
+    <w:p>
+      <w:pPr>
+        <w:pStyle w:val="CaptionFigure"/>
+        <w:spacing w:after="160" w:before="60" w:line="288"/>
+        <w:jc w:val="center"/>
+      </w:pPr>
+      <w:r>
+        <w:rPr>
+          <w:rFonts w:ascii="TH SarabunPSK" w:cs="TH SarabunPSK" w:eastAsia="TH SarabunPSK" w:hAnsi="TH SarabunPSK"/>
+          <w:b w:val="false"/>
+          <w:bCs w:val="false"/>
+          <w:i w:val="false"/>
+          <w:iCs w:val="false"/>
+          <w:sz w:val="28"/>
+          <w:szCs w:val="28"/>
+        </w:rPr>
+        <w:t xml:space="preserve">ภาพที่ ๘  ตำแหน่งเซนเซอร์ที่ถูกต้องเทียบกับตำแหน่งที่พบผิดบ่อย</w:t>
+      </w:r>
+    </w:p>
+    <w:p>
+      <w:pPr>
+        <w:pStyle w:val="CaptionTable"/>
+        <w:spacing w:after="100" w:before="120" w:line="288"/>
+        <w:jc w:val="center"/>
+      </w:pPr>
+      <w:r>
+        <w:rPr>
+          <w:rFonts w:ascii="TH SarabunPSK" w:cs="TH SarabunPSK" w:eastAsia="TH SarabunPSK" w:hAnsi="TH SarabunPSK"/>
+          <w:b/>
+          <w:bCs/>
+          <w:i w:val="false"/>
+          <w:iCs w:val="false"/>
+          <w:sz w:val="30"/>
+          <w:szCs w:val="30"/>
+        </w:rPr>
+        <w:t xml:space="preserve">ตารางที่ ๑๐  ตำแหน่งเซนเซอร์ที่ผิดและอาการที่เกิดขึ้น</w:t>
+      </w:r>
+    </w:p>
+    <w:tbl>
+      <w:tblPr>
+        <w:tblW w:type="dxa" w:w="8306"/>
+        <w:tblBorders>
+          <w:top w:val="single" w:color="auto" w:sz="4"/>
+          <w:left w:val="single" w:color="auto" w:sz="4"/>
+          <w:bottom w:val="single" w:color="auto" w:sz="4"/>
+          <w:right w:val="single" w:color="auto" w:sz="4"/>
+          <w:insideH w:val="single" w:color="auto" w:sz="4"/>
+          <w:insideV w:val="single" w:color="auto" w:sz="4"/>
+        </w:tblBorders>
+      </w:tblPr>
+      <w:tblGrid>
+        <w:gridCol w:w="2160"/>
+        <w:gridCol w:w="2990"/>
+        <w:gridCol w:w="3156"/>
+      </w:tblGrid>
+      <w:tr>
+        <w:trPr>
+          <w:tblHeader/>
+        </w:trPr>
+        <w:tc>
+          <w:tcPr>
+            <w:tcW w:type="dxa" w:w="2160"/>
+            <w:shd w:fill="DCE6F1" w:color="auto" w:val="clear"/>
+            <w:tcMar>
+              <w:top w:type="dxa" w:w="60"/>
+              <w:left w:type="dxa" w:w="90"/>
+              <w:bottom w:type="dxa" w:w="60"/>
+              <w:right w:type="dxa" w:w="90"/>
+            </w:tcMar>
+            <w:vAlign w:val="center"/>
+          </w:tcPr>
+          <w:p>
+            <w:pPr>
+              <w:spacing w:after="0" w:line="288"/>
+              <w:jc w:val="center"/>
+            </w:pPr>
+            <w:r>
+              <w:rPr>
+                <w:rFonts w:ascii="TH SarabunPSK" w:cs="TH SarabunPSK" w:eastAsia="TH SarabunPSK" w:hAnsi="TH SarabunPSK"/>
+                <w:b/>
+                <w:bCs/>
+                <w:i w:val="false"/>
+                <w:iCs w:val="false"/>
+                <w:sz w:val="28"/>
+                <w:szCs w:val="28"/>
+              </w:rPr>
+              <w:t xml:space="preserve">ลักษณะที่ผิด</w:t>
+            </w:r>
+          </w:p>
+        </w:tc>
+        <w:tc>
+          <w:tcPr>
+            <w:tcW w:type="dxa" w:w="2990"/>
+            <w:shd w:fill="DCE6F1" w:color="auto" w:val="clear"/>
+            <w:tcMar>
+              <w:top w:type="dxa" w:w="60"/>
+              <w:left w:type="dxa" w:w="90"/>
+              <w:bottom w:type="dxa" w:w="60"/>
+              <w:right w:type="dxa" w:w="90"/>
+            </w:tcMar>
+            <w:vAlign w:val="center"/>
+          </w:tcPr>
+          <w:p>
+            <w:pPr>
+              <w:spacing w:after="0" w:line="288"/>
+              <w:jc w:val="center"/>
+            </w:pPr>
+            <w:r>
+              <w:rPr>
+                <w:rFonts w:ascii="TH SarabunPSK" w:cs="TH SarabunPSK" w:eastAsia="TH SarabunPSK" w:hAnsi="TH SarabunPSK"/>
+                <w:b/>
+                <w:bCs/>
+                <w:i w:val="false"/>
+                <w:iCs w:val="false"/>
+                <w:sz w:val="28"/>
+                <w:szCs w:val="28"/>
+              </w:rPr>
+              <w:t xml:space="preserve">อาการที่เห็นบนหน้าจอ</w:t>
+            </w:r>
+          </w:p>
+        </w:tc>
+        <w:tc>
+          <w:tcPr>
+            <w:tcW w:type="dxa" w:w="3156"/>
+            <w:shd w:fill="DCE6F1" w:color="auto" w:val="clear"/>
+            <w:tcMar>
+              <w:top w:type="dxa" w:w="60"/>
+              <w:left w:type="dxa" w:w="90"/>
+              <w:bottom w:type="dxa" w:w="60"/>
+              <w:right w:type="dxa" w:w="90"/>
+            </w:tcMar>
+            <w:vAlign w:val="center"/>
+          </w:tcPr>
+          <w:p>
+            <w:pPr>
+              <w:spacing w:after="0" w:line="288"/>
+              <w:jc w:val="center"/>
+            </w:pPr>
+            <w:r>
+              <w:rPr>
+                <w:rFonts w:ascii="TH SarabunPSK" w:cs="TH SarabunPSK" w:eastAsia="TH SarabunPSK" w:hAnsi="TH SarabunPSK"/>
+                <w:b/>
+                <w:bCs/>
+                <w:i w:val="false"/>
+                <w:iCs w:val="false"/>
+                <w:sz w:val="28"/>
+                <w:szCs w:val="28"/>
+              </w:rPr>
+              <w:t xml:space="preserve">วิธีแก้</w:t>
+            </w:r>
+          </w:p>
+        </w:tc>
+      </w:tr>
+      <w:tr>
+        <w:tc>
+          <w:tcPr>
+            <w:tcW w:type="dxa" w:w="2160"/>
+            <w:tcMar>
+              <w:top w:type="dxa" w:w="60"/>
+              <w:left w:type="dxa" w:w="90"/>
+              <w:bottom w:type="dxa" w:w="60"/>
+              <w:right w:type="dxa" w:w="90"/>
+            </w:tcMar>
+            <w:vAlign w:val="center"/>
+          </w:tcPr>
+          <w:p>
+            <w:pPr>
+              <w:spacing w:after="0" w:line="288"/>
+              <w:jc w:val="left"/>
+            </w:pPr>
+            <w:r>
+              <w:rPr>
+                <w:rFonts w:ascii="TH SarabunPSK" w:cs="TH SarabunPSK" w:eastAsia="TH SarabunPSK" w:hAnsi="TH SarabunPSK"/>
+                <w:b w:val="false"/>
+                <w:bCs w:val="false"/>
+                <w:i w:val="false"/>
+                <w:iCs w:val="false"/>
+                <w:sz w:val="28"/>
+                <w:szCs w:val="28"/>
+              </w:rPr>
+              <w:t xml:space="preserve">ลำแสงจมอยู่ในน้ำ</w:t>
+            </w:r>
+          </w:p>
+          <w:p>
+            <w:pPr>
+              <w:spacing w:after="0" w:line="288"/>
+              <w:jc w:val="left"/>
+            </w:pPr>
+            <w:r>
+              <w:rPr>
+                <w:rFonts w:ascii="TH SarabunPSK" w:cs="TH SarabunPSK" w:eastAsia="TH SarabunPSK" w:hAnsi="TH SarabunPSK"/>
+                <w:b w:val="false"/>
+                <w:bCs w:val="false"/>
+                <w:i w:val="false"/>
+                <w:iCs w:val="false"/>
+                <w:sz w:val="28"/>
+                <w:szCs w:val="28"/>
+              </w:rPr>
+              <w:t xml:space="preserve">(เซนเซอร์ต่ำเกิน หรือน้ำในกระเปาะมากเกิน)</w:t>
+            </w:r>
+          </w:p>
+        </w:tc>
+        <w:tc>
+          <w:tcPr>
+            <w:tcW w:type="dxa" w:w="2990"/>
+            <w:tcMar>
+              <w:top w:type="dxa" w:w="60"/>
+              <w:left w:type="dxa" w:w="90"/>
+              <w:bottom w:type="dxa" w:w="60"/>
+              <w:right w:type="dxa" w:w="90"/>
+            </w:tcMar>
+            <w:vAlign w:val="center"/>
+          </w:tcPr>
+          <w:p>
+            <w:pPr>
+              <w:spacing w:after="0" w:line="288"/>
+              <w:jc w:val="left"/>
+            </w:pPr>
+            <w:r>
+              <w:rPr>
+                <w:rFonts w:ascii="TH SarabunPSK" w:cs="TH SarabunPSK" w:eastAsia="TH SarabunPSK" w:hAnsi="TH SarabunPSK"/>
+                <w:b w:val="false"/>
+                <w:bCs w:val="false"/>
+                <w:i w:val="false"/>
+                <w:iCs w:val="false"/>
+                <w:sz w:val="28"/>
+                <w:szCs w:val="28"/>
+              </w:rPr>
+              <w:t xml:space="preserve">อัตราการไหลเป็นศูนย์ตลอด จอขึ้น SENS หรือ CHECK SENSOR ทั้งที่เห็นหยดตกจริง</w:t>
+            </w:r>
+          </w:p>
+        </w:tc>
+        <w:tc>
+          <w:tcPr>
+            <w:tcW w:type="dxa" w:w="3156"/>
+            <w:tcMar>
+              <w:top w:type="dxa" w:w="60"/>
+              <w:left w:type="dxa" w:w="90"/>
+              <w:bottom w:type="dxa" w:w="60"/>
+              <w:right w:type="dxa" w:w="90"/>
+            </w:tcMar>
+            <w:vAlign w:val="center"/>
+          </w:tcPr>
+          <w:p>
+            <w:pPr>
+              <w:spacing w:after="0" w:line="288"/>
+              <w:jc w:val="left"/>
+            </w:pPr>
+            <w:r>
+              <w:rPr>
+                <w:rFonts w:ascii="TH SarabunPSK" w:cs="TH SarabunPSK" w:eastAsia="TH SarabunPSK" w:hAnsi="TH SarabunPSK"/>
+                <w:b w:val="false"/>
+                <w:bCs w:val="false"/>
+                <w:i w:val="false"/>
+                <w:iCs w:val="false"/>
+                <w:sz w:val="28"/>
+                <w:szCs w:val="28"/>
+              </w:rPr>
+              <w:t xml:space="preserve">เลื่อนเซนเซอร์ขึ้น หรือบีบกระเปาะให้ระดับน้ำลดลงเหลือ ๑ ใน ๓ ถึงครึ่งกระเปาะ</w:t>
+            </w:r>
+          </w:p>
+        </w:tc>
+      </w:tr>
+      <w:tr>
+        <w:tc>
+          <w:tcPr>
+            <w:tcW w:type="dxa" w:w="2160"/>
+            <w:tcMar>
+              <w:top w:type="dxa" w:w="60"/>
+              <w:left w:type="dxa" w:w="90"/>
+              <w:bottom w:type="dxa" w:w="60"/>
+              <w:right w:type="dxa" w:w="90"/>
+            </w:tcMar>
+            <w:vAlign w:val="center"/>
+          </w:tcPr>
+          <w:p>
+            <w:pPr>
+              <w:spacing w:after="0" w:line="288"/>
+              <w:jc w:val="left"/>
+            </w:pPr>
+            <w:r>
+              <w:rPr>
+                <w:rFonts w:ascii="TH SarabunPSK" w:cs="TH SarabunPSK" w:eastAsia="TH SarabunPSK" w:hAnsi="TH SarabunPSK"/>
+                <w:b w:val="false"/>
+                <w:bCs w:val="false"/>
+                <w:i w:val="false"/>
+                <w:iCs w:val="false"/>
+                <w:sz w:val="28"/>
+                <w:szCs w:val="28"/>
+              </w:rPr>
+              <w:t xml:space="preserve">ลำแสงสูงเลยปลายหัวหยด</w:t>
+            </w:r>
+          </w:p>
+        </w:tc>
+        <w:tc>
+          <w:tcPr>
+            <w:tcW w:type="dxa" w:w="2990"/>
+            <w:tcMar>
+              <w:top w:type="dxa" w:w="60"/>
+              <w:left w:type="dxa" w:w="90"/>
+              <w:bottom w:type="dxa" w:w="60"/>
+              <w:right w:type="dxa" w:w="90"/>
+            </w:tcMar>
+            <w:vAlign w:val="center"/>
+          </w:tcPr>
+          <w:p>
+            <w:pPr>
+              <w:spacing w:after="0" w:line="288"/>
+              <w:jc w:val="left"/>
+            </w:pPr>
+            <w:r>
+              <w:rPr>
+                <w:rFonts w:ascii="TH SarabunPSK" w:cs="TH SarabunPSK" w:eastAsia="TH SarabunPSK" w:hAnsi="TH SarabunPSK"/>
+                <w:b w:val="false"/>
+                <w:bCs w:val="false"/>
+                <w:i w:val="false"/>
+                <w:iCs w:val="false"/>
+                <w:sz w:val="28"/>
+                <w:szCs w:val="28"/>
+              </w:rPr>
+              <w:t xml:space="preserve">นับได้เป็นบางหยด อัตราการไหลต่ำกว่าความจริงมาก จอขึ้น SLOW ทั้งที่ปรับโรลเลอร์ถูกแล้ว</w:t>
+            </w:r>
+          </w:p>
+        </w:tc>
+        <w:tc>
+          <w:tcPr>
+            <w:tcW w:type="dxa" w:w="3156"/>
+            <w:tcMar>
+              <w:top w:type="dxa" w:w="60"/>
+              <w:left w:type="dxa" w:w="90"/>
+              <w:bottom w:type="dxa" w:w="60"/>
+              <w:right w:type="dxa" w:w="90"/>
+            </w:tcMar>
+            <w:vAlign w:val="center"/>
+          </w:tcPr>
+          <w:p>
+            <w:pPr>
+              <w:spacing w:after="0" w:line="288"/>
+              <w:jc w:val="left"/>
+            </w:pPr>
+            <w:r>
+              <w:rPr>
+                <w:rFonts w:ascii="TH SarabunPSK" w:cs="TH SarabunPSK" w:eastAsia="TH SarabunPSK" w:hAnsi="TH SarabunPSK"/>
+                <w:b w:val="false"/>
+                <w:bCs w:val="false"/>
+                <w:i w:val="false"/>
+                <w:iCs w:val="false"/>
+                <w:sz w:val="28"/>
+                <w:szCs w:val="28"/>
+              </w:rPr>
+              <w:t xml:space="preserve">เลื่อนเซนเซอร์ลงให้ลำแสงอยู่ต่ำกว่าปลายหัวหยด ๓ ถึง ๕ มิลลิเมตร</w:t>
+            </w:r>
+          </w:p>
+        </w:tc>
+      </w:tr>
+      <w:tr>
+        <w:tc>
+          <w:tcPr>
+            <w:tcW w:type="dxa" w:w="2160"/>
+            <w:tcMar>
+              <w:top w:type="dxa" w:w="60"/>
+              <w:left w:type="dxa" w:w="90"/>
+              <w:bottom w:type="dxa" w:w="60"/>
+              <w:right w:type="dxa" w:w="90"/>
+            </w:tcMar>
+            <w:vAlign w:val="center"/>
+          </w:tcPr>
+          <w:p>
+            <w:pPr>
+              <w:spacing w:after="0" w:line="288"/>
+              <w:jc w:val="left"/>
+            </w:pPr>
+            <w:r>
+              <w:rPr>
+                <w:rFonts w:ascii="TH SarabunPSK" w:cs="TH SarabunPSK" w:eastAsia="TH SarabunPSK" w:hAnsi="TH SarabunPSK"/>
+                <w:b w:val="false"/>
+                <w:bCs w:val="false"/>
+                <w:i w:val="false"/>
+                <w:iCs w:val="false"/>
+                <w:sz w:val="28"/>
+                <w:szCs w:val="28"/>
+              </w:rPr>
+              <w:t xml:space="preserve">เซนเซอร์หนีบไม่แน่น ขยับได้</w:t>
+            </w:r>
+          </w:p>
+        </w:tc>
+        <w:tc>
+          <w:tcPr>
+            <w:tcW w:type="dxa" w:w="2990"/>
+            <w:tcMar>
+              <w:top w:type="dxa" w:w="60"/>
+              <w:left w:type="dxa" w:w="90"/>
+              <w:bottom w:type="dxa" w:w="60"/>
+              <w:right w:type="dxa" w:w="90"/>
+            </w:tcMar>
+            <w:vAlign w:val="center"/>
+          </w:tcPr>
+          <w:p>
+            <w:pPr>
+              <w:spacing w:after="0" w:line="288"/>
+              <w:jc w:val="left"/>
+            </w:pPr>
+            <w:r>
+              <w:rPr>
+                <w:rFonts w:ascii="TH SarabunPSK" w:cs="TH SarabunPSK" w:eastAsia="TH SarabunPSK" w:hAnsi="TH SarabunPSK"/>
+                <w:b w:val="false"/>
+                <w:bCs w:val="false"/>
+                <w:i w:val="false"/>
+                <w:iCs w:val="false"/>
+                <w:sz w:val="28"/>
+                <w:szCs w:val="28"/>
+              </w:rPr>
+              <w:t xml:space="preserve">ค่าอัตราการไหลกระโดดไปมา บางครั้งนับเกิน บางครั้งไม่นับ</w:t>
+            </w:r>
+          </w:p>
+        </w:tc>
+        <w:tc>
+          <w:tcPr>
+            <w:tcW w:type="dxa" w:w="3156"/>
+            <w:tcMar>
+              <w:top w:type="dxa" w:w="60"/>
+              <w:left w:type="dxa" w:w="90"/>
+              <w:bottom w:type="dxa" w:w="60"/>
+              <w:right w:type="dxa" w:w="90"/>
+            </w:tcMar>
+            <w:vAlign w:val="center"/>
+          </w:tcPr>
+          <w:p>
+            <w:pPr>
+              <w:spacing w:after="0" w:line="288"/>
+              <w:jc w:val="left"/>
+            </w:pPr>
+            <w:r>
+              <w:rPr>
+                <w:rFonts w:ascii="TH SarabunPSK" w:cs="TH SarabunPSK" w:eastAsia="TH SarabunPSK" w:hAnsi="TH SarabunPSK"/>
+                <w:b w:val="false"/>
+                <w:bCs w:val="false"/>
+                <w:i w:val="false"/>
+                <w:iCs w:val="false"/>
+                <w:sz w:val="28"/>
+                <w:szCs w:val="28"/>
+              </w:rPr>
+              <w:t xml:space="preserve">จัดให้หนีบแน่นพอดี ไม่บีบกระเปาะจนผิดรูป และจัดสายไม่ให้ดึงรั้ง</w:t>
+            </w:r>
+          </w:p>
+        </w:tc>
+      </w:tr>
+      <w:tr>
+        <w:tc>
+          <w:tcPr>
+            <w:tcW w:type="dxa" w:w="2160"/>
+            <w:tcMar>
+              <w:top w:type="dxa" w:w="60"/>
+              <w:left w:type="dxa" w:w="90"/>
+              <w:bottom w:type="dxa" w:w="60"/>
+              <w:right w:type="dxa" w:w="90"/>
+            </w:tcMar>
+            <w:vAlign w:val="center"/>
+          </w:tcPr>
+          <w:p>
+            <w:pPr>
+              <w:spacing w:after="0" w:line="288"/>
+              <w:jc w:val="left"/>
+            </w:pPr>
+            <w:r>
+              <w:rPr>
+                <w:rFonts w:ascii="TH SarabunPSK" w:cs="TH SarabunPSK" w:eastAsia="TH SarabunPSK" w:hAnsi="TH SarabunPSK"/>
+                <w:b w:val="false"/>
+                <w:bCs w:val="false"/>
+                <w:i w:val="false"/>
+                <w:iCs w:val="false"/>
+                <w:sz w:val="28"/>
+                <w:szCs w:val="28"/>
+              </w:rPr>
+              <w:t xml:space="preserve">กระเปาะมีคราบสารน้ำแห้งหรือฝ้า</w:t>
+            </w:r>
+          </w:p>
+        </w:tc>
+        <w:tc>
+          <w:tcPr>
+            <w:tcW w:type="dxa" w:w="2990"/>
+            <w:tcMar>
+              <w:top w:type="dxa" w:w="60"/>
+              <w:left w:type="dxa" w:w="90"/>
+              <w:bottom w:type="dxa" w:w="60"/>
+              <w:right w:type="dxa" w:w="90"/>
+            </w:tcMar>
+            <w:vAlign w:val="center"/>
+          </w:tcPr>
+          <w:p>
+            <w:pPr>
+              <w:spacing w:after="0" w:line="288"/>
+              <w:jc w:val="left"/>
+            </w:pPr>
+            <w:r>
+              <w:rPr>
+                <w:rFonts w:ascii="TH SarabunPSK" w:cs="TH SarabunPSK" w:eastAsia="TH SarabunPSK" w:hAnsi="TH SarabunPSK"/>
+                <w:b w:val="false"/>
+                <w:bCs w:val="false"/>
+                <w:i w:val="false"/>
+                <w:iCs w:val="false"/>
+                <w:sz w:val="28"/>
+                <w:szCs w:val="28"/>
+              </w:rPr>
+              <w:t xml:space="preserve">ค่าที่วัดได้อ่อนลง จอขึ้น SENS หรือนับตกหล่น</w:t>
+            </w:r>
+          </w:p>
+        </w:tc>
+        <w:tc>
+          <w:tcPr>
+            <w:tcW w:type="dxa" w:w="3156"/>
+            <w:tcMar>
+              <w:top w:type="dxa" w:w="60"/>
+              <w:left w:type="dxa" w:w="90"/>
+              <w:bottom w:type="dxa" w:w="60"/>
+              <w:right w:type="dxa" w:w="90"/>
+            </w:tcMar>
+            <w:vAlign w:val="center"/>
+          </w:tcPr>
+          <w:p>
+            <w:pPr>
+              <w:spacing w:after="0" w:line="288"/>
+              <w:jc w:val="left"/>
+            </w:pPr>
+            <w:r>
+              <w:rPr>
+                <w:rFonts w:ascii="TH SarabunPSK" w:cs="TH SarabunPSK" w:eastAsia="TH SarabunPSK" w:hAnsi="TH SarabunPSK"/>
+                <w:b w:val="false"/>
+                <w:bCs w:val="false"/>
+                <w:i w:val="false"/>
+                <w:iCs w:val="false"/>
+                <w:sz w:val="28"/>
+                <w:szCs w:val="28"/>
+              </w:rPr>
+              <w:t xml:space="preserve">เช็ดผิวกระเปาะตรงตำแหน่งลำแสงให้ใสด้วยผ้านุ่ม</w:t>
+            </w:r>
+          </w:p>
+        </w:tc>
+      </w:tr>
+      <w:tr>
+        <w:tc>
+          <w:tcPr>
+            <w:tcW w:type="dxa" w:w="2160"/>
+            <w:tcMar>
+              <w:top w:type="dxa" w:w="60"/>
+              <w:left w:type="dxa" w:w="90"/>
+              <w:bottom w:type="dxa" w:w="60"/>
+              <w:right w:type="dxa" w:w="90"/>
+            </w:tcMar>
+            <w:vAlign w:val="center"/>
+          </w:tcPr>
+          <w:p>
+            <w:pPr>
+              <w:spacing w:after="0" w:line="288"/>
+              <w:jc w:val="left"/>
+            </w:pPr>
+            <w:r>
+              <w:rPr>
+                <w:rFonts w:ascii="TH SarabunPSK" w:cs="TH SarabunPSK" w:eastAsia="TH SarabunPSK" w:hAnsi="TH SarabunPSK"/>
+                <w:b w:val="false"/>
+                <w:bCs w:val="false"/>
+                <w:i w:val="false"/>
+                <w:iCs w:val="false"/>
+                <w:sz w:val="28"/>
+                <w:szCs w:val="28"/>
+              </w:rPr>
+              <w:t xml:space="preserve">มีแสงแดดหรือไฟส่องสว่างแรงกระทบตรงกระเปาะ</w:t>
+            </w:r>
+          </w:p>
+        </w:tc>
+        <w:tc>
+          <w:tcPr>
+            <w:tcW w:type="dxa" w:w="2990"/>
+            <w:tcMar>
+              <w:top w:type="dxa" w:w="60"/>
+              <w:left w:type="dxa" w:w="90"/>
+              <w:bottom w:type="dxa" w:w="60"/>
+              <w:right w:type="dxa" w:w="90"/>
+            </w:tcMar>
+            <w:vAlign w:val="center"/>
+          </w:tcPr>
+          <w:p>
+            <w:pPr>
+              <w:spacing w:after="0" w:line="288"/>
+              <w:jc w:val="left"/>
+            </w:pPr>
+            <w:r>
+              <w:rPr>
+                <w:rFonts w:ascii="TH SarabunPSK" w:cs="TH SarabunPSK" w:eastAsia="TH SarabunPSK" w:hAnsi="TH SarabunPSK"/>
+                <w:b w:val="false"/>
+                <w:bCs w:val="false"/>
+                <w:i w:val="false"/>
+                <w:iCs w:val="false"/>
+                <w:sz w:val="28"/>
+                <w:szCs w:val="28"/>
+              </w:rPr>
+              <w:t xml:space="preserve">ค่าไม่นิ่ง อาจนับเกินโดยไม่มีหยด</w:t>
+            </w:r>
+          </w:p>
+        </w:tc>
+        <w:tc>
+          <w:tcPr>
+            <w:tcW w:type="dxa" w:w="3156"/>
+            <w:tcMar>
+              <w:top w:type="dxa" w:w="60"/>
+              <w:left w:type="dxa" w:w="90"/>
+              <w:bottom w:type="dxa" w:w="60"/>
+              <w:right w:type="dxa" w:w="90"/>
+            </w:tcMar>
+            <w:vAlign w:val="center"/>
+          </w:tcPr>
+          <w:p>
+            <w:pPr>
+              <w:spacing w:after="0" w:line="288"/>
+              <w:jc w:val="left"/>
+            </w:pPr>
+            <w:r>
+              <w:rPr>
+                <w:rFonts w:ascii="TH SarabunPSK" w:cs="TH SarabunPSK" w:eastAsia="TH SarabunPSK" w:hAnsi="TH SarabunPSK"/>
+                <w:b w:val="false"/>
+                <w:bCs w:val="false"/>
+                <w:i w:val="false"/>
+                <w:iCs w:val="false"/>
+                <w:sz w:val="28"/>
+                <w:szCs w:val="28"/>
+              </w:rPr>
+              <w:t xml:space="preserve">ย้ายตำแหน่งเตียงหรือบังแสง แล้วรอประมาณ ๑ นาทีให้เครื่องปรับตัว</w:t>
+            </w:r>
+          </w:p>
+        </w:tc>
+      </w:tr>
+      <w:tr>
+        <w:tc>
+          <w:tcPr>
+            <w:tcW w:type="dxa" w:w="2160"/>
+            <w:tcMar>
+              <w:top w:type="dxa" w:w="60"/>
+              <w:left w:type="dxa" w:w="90"/>
+              <w:bottom w:type="dxa" w:w="60"/>
+              <w:right w:type="dxa" w:w="90"/>
+            </w:tcMar>
+            <w:vAlign w:val="center"/>
+          </w:tcPr>
+          <w:p>
+            <w:pPr>
+              <w:spacing w:after="0" w:line="288"/>
+              <w:jc w:val="left"/>
+            </w:pPr>
+            <w:r>
+              <w:rPr>
+                <w:rFonts w:ascii="TH SarabunPSK" w:cs="TH SarabunPSK" w:eastAsia="TH SarabunPSK" w:hAnsi="TH SarabunPSK"/>
+                <w:b w:val="false"/>
+                <w:bCs w:val="false"/>
+                <w:i w:val="false"/>
+                <w:iCs w:val="false"/>
+                <w:sz w:val="28"/>
+                <w:szCs w:val="28"/>
+              </w:rPr>
+              <w:t xml:space="preserve">สายเซนเซอร์ถูกดึงรั้งหรือพับหักมุมแหลม</w:t>
+            </w:r>
+          </w:p>
+        </w:tc>
+        <w:tc>
+          <w:tcPr>
+            <w:tcW w:type="dxa" w:w="2990"/>
+            <w:tcMar>
+              <w:top w:type="dxa" w:w="60"/>
+              <w:left w:type="dxa" w:w="90"/>
+              <w:bottom w:type="dxa" w:w="60"/>
+              <w:right w:type="dxa" w:w="90"/>
+            </w:tcMar>
+            <w:vAlign w:val="center"/>
+          </w:tcPr>
+          <w:p>
+            <w:pPr>
+              <w:spacing w:after="0" w:line="288"/>
+              <w:jc w:val="left"/>
+            </w:pPr>
+            <w:r>
+              <w:rPr>
+                <w:rFonts w:ascii="TH SarabunPSK" w:cs="TH SarabunPSK" w:eastAsia="TH SarabunPSK" w:hAnsi="TH SarabunPSK"/>
+                <w:b w:val="false"/>
+                <w:bCs w:val="false"/>
+                <w:i w:val="false"/>
+                <w:iCs w:val="false"/>
+                <w:sz w:val="28"/>
+                <w:szCs w:val="28"/>
+              </w:rPr>
+              <w:t xml:space="preserve">สัญญาณขาดหายเป็นช่วง ค่ากระโดด</w:t>
+            </w:r>
+          </w:p>
+        </w:tc>
+        <w:tc>
+          <w:tcPr>
+            <w:tcW w:type="dxa" w:w="3156"/>
+            <w:tcMar>
+              <w:top w:type="dxa" w:w="60"/>
+              <w:left w:type="dxa" w:w="90"/>
+              <w:bottom w:type="dxa" w:w="60"/>
+              <w:right w:type="dxa" w:w="90"/>
+            </w:tcMar>
+            <w:vAlign w:val="center"/>
+          </w:tcPr>
+          <w:p>
+            <w:pPr>
+              <w:spacing w:after="0" w:line="288"/>
+              <w:jc w:val="left"/>
+            </w:pPr>
+            <w:r>
+              <w:rPr>
+                <w:rFonts w:ascii="TH SarabunPSK" w:cs="TH SarabunPSK" w:eastAsia="TH SarabunPSK" w:hAnsi="TH SarabunPSK"/>
+                <w:b w:val="false"/>
+                <w:bCs w:val="false"/>
+                <w:i w:val="false"/>
+                <w:iCs w:val="false"/>
+                <w:sz w:val="28"/>
+                <w:szCs w:val="28"/>
+              </w:rPr>
+              <w:t xml:space="preserve">จัดสายให้หลวม ไม่พับหักมุม และไม่ให้กีดขวางการเคลื่อนไหวของผู้ป่วย</w:t>
+            </w:r>
+          </w:p>
+        </w:tc>
+      </w:tr>
+    </w:tbl>
+    <w:p>
+      <w:pPr>
+        <w:pStyle w:val="Heading2"/>
+        <w:spacing w:after="80" w:before="200"/>
+      </w:pPr>
+      <w:r>
+        <w:rPr>
+          <w:rFonts w:ascii="TH SarabunPSK" w:cs="TH SarabunPSK" w:eastAsia="TH SarabunPSK" w:hAnsi="TH SarabunPSK"/>
+          <w:b/>
+          <w:bCs/>
+          <w:i w:val="false"/>
+          <w:iCs w:val="false"/>
+          <w:sz w:val="36"/>
+          <w:szCs w:val="36"/>
+        </w:rPr>
+        <w:t xml:space="preserve">๔.๓ ตรวจว่าเครื่องของท่านเป็นรุ่นใด</w:t>
+      </w:r>
+    </w:p>
+    <w:p>
+      <w:pPr>
+        <w:spacing w:after="60" w:line="300"/>
+        <w:ind w:firstLine="576"/>
+        <w:jc w:val="thaiDistribute"/>
+      </w:pPr>
+      <w:r>
+        <w:rPr>
+          <w:rFonts w:ascii="TH SarabunPSK" w:cs="TH SarabunPSK" w:eastAsia="TH SarabunPSK" w:hAnsi="TH SarabunPSK"/>
+          <w:b w:val="false"/>
+          <w:bCs w:val="false"/>
+          <w:i w:val="false"/>
+          <w:iCs w:val="false"/>
+          <w:sz w:val="32"/>
+          <w:szCs w:val="32"/>
+        </w:rPr>
+        <w:t xml:space="preserve">ระบบมีเครื่องประจำเตียงสองสาย ซึ่งวิธีตั้งค่าเซนเซอร์ต่างกันโดยสิ้นเชิง ให้ตรวจรุ่นก่อนเสมอ โดยกดปุ่มเปลี่ยนไปที่หน้าที่ ๓ LINK แล้วอ่านบรรทัด FW</w:t>
+      </w:r>
+    </w:p>
+    <w:p>
+      <w:pPr>
+        <w:pStyle w:val="CaptionTable"/>
+        <w:spacing w:after="100" w:before="120" w:line="288"/>
+        <w:jc w:val="center"/>
+      </w:pPr>
+      <w:r>
+        <w:rPr>
+          <w:rFonts w:ascii="TH SarabunPSK" w:cs="TH SarabunPSK" w:eastAsia="TH SarabunPSK" w:hAnsi="TH SarabunPSK"/>
+          <w:b/>
+          <w:bCs/>
+          <w:i w:val="false"/>
+          <w:iCs w:val="false"/>
+          <w:sz w:val="30"/>
+          <w:szCs w:val="30"/>
+        </w:rPr>
+        <w:t xml:space="preserve">ตารางที่ ๑๑  วิธีตรวจรุ่นของเครื่องประจำเตียง</w:t>
+      </w:r>
+    </w:p>
+    <w:tbl>
+      <w:tblPr>
+        <w:tblW w:type="dxa" w:w="8306"/>
+        <w:tblBorders>
+          <w:top w:val="single" w:color="auto" w:sz="4"/>
+          <w:left w:val="single" w:color="auto" w:sz="4"/>
+          <w:bottom w:val="single" w:color="auto" w:sz="4"/>
+          <w:right w:val="single" w:color="auto" w:sz="4"/>
+          <w:insideH w:val="single" w:color="auto" w:sz="4"/>
+          <w:insideV w:val="single" w:color="auto" w:sz="4"/>
+        </w:tblBorders>
+      </w:tblPr>
+      <w:tblGrid>
+        <w:gridCol w:w="1661"/>
+        <w:gridCol w:w="1827"/>
+        <w:gridCol w:w="4817"/>
+      </w:tblGrid>
+      <w:tr>
+        <w:trPr>
+          <w:tblHeader/>
+        </w:trPr>
+        <w:tc>
+          <w:tcPr>
+            <w:tcW w:type="dxa" w:w="1661"/>
+            <w:shd w:fill="DCE6F1" w:color="auto" w:val="clear"/>
+            <w:tcMar>
+              <w:top w:type="dxa" w:w="60"/>
+              <w:left w:type="dxa" w:w="90"/>
+              <w:bottom w:type="dxa" w:w="60"/>
+              <w:right w:type="dxa" w:w="90"/>
+            </w:tcMar>
+            <w:vAlign w:val="center"/>
+          </w:tcPr>
+          <w:p>
+            <w:pPr>
+              <w:spacing w:after="0" w:line="288"/>
+              <w:jc w:val="center"/>
+            </w:pPr>
+            <w:r>
+              <w:rPr>
+                <w:rFonts w:ascii="TH SarabunPSK" w:cs="TH SarabunPSK" w:eastAsia="TH SarabunPSK" w:hAnsi="TH SarabunPSK"/>
+                <w:b/>
+                <w:bCs/>
+                <w:i w:val="false"/>
+                <w:iCs w:val="false"/>
+                <w:sz w:val="30"/>
+                <w:szCs w:val="30"/>
+              </w:rPr>
+              <w:t xml:space="preserve">เลขรุ่นที่แสดง</w:t>
+            </w:r>
+          </w:p>
+        </w:tc>
+        <w:tc>
+          <w:tcPr>
+            <w:tcW w:type="dxa" w:w="1827"/>
+            <w:shd w:fill="DCE6F1" w:color="auto" w:val="clear"/>
+            <w:tcMar>
+              <w:top w:type="dxa" w:w="60"/>
+              <w:left w:type="dxa" w:w="90"/>
+              <w:bottom w:type="dxa" w:w="60"/>
+              <w:right w:type="dxa" w:w="90"/>
+            </w:tcMar>
+            <w:vAlign w:val="center"/>
+          </w:tcPr>
+          <w:p>
+            <w:pPr>
+              <w:spacing w:after="0" w:line="288"/>
+              <w:jc w:val="center"/>
+            </w:pPr>
+            <w:r>
+              <w:rPr>
+                <w:rFonts w:ascii="TH SarabunPSK" w:cs="TH SarabunPSK" w:eastAsia="TH SarabunPSK" w:hAnsi="TH SarabunPSK"/>
+                <w:b/>
+                <w:bCs/>
+                <w:i w:val="false"/>
+                <w:iCs w:val="false"/>
+                <w:sz w:val="30"/>
+                <w:szCs w:val="30"/>
+              </w:rPr>
+              <w:t xml:space="preserve">สาย</w:t>
+            </w:r>
+          </w:p>
+        </w:tc>
+        <w:tc>
+          <w:tcPr>
+            <w:tcW w:type="dxa" w:w="4817"/>
+            <w:shd w:fill="DCE6F1" w:color="auto" w:val="clear"/>
+            <w:tcMar>
+              <w:top w:type="dxa" w:w="60"/>
+              <w:left w:type="dxa" w:w="90"/>
+              <w:bottom w:type="dxa" w:w="60"/>
+              <w:right w:type="dxa" w:w="90"/>
+            </w:tcMar>
+            <w:vAlign w:val="center"/>
+          </w:tcPr>
+          <w:p>
+            <w:pPr>
+              <w:spacing w:after="0" w:line="288"/>
+              <w:jc w:val="center"/>
+            </w:pPr>
+            <w:r>
+              <w:rPr>
+                <w:rFonts w:ascii="TH SarabunPSK" w:cs="TH SarabunPSK" w:eastAsia="TH SarabunPSK" w:hAnsi="TH SarabunPSK"/>
+                <w:b/>
+                <w:bCs/>
+                <w:i w:val="false"/>
+                <w:iCs w:val="false"/>
+                <w:sz w:val="30"/>
+                <w:szCs w:val="30"/>
+              </w:rPr>
+              <w:t xml:space="preserve">วิธีตั้งค่าเซนเซอร์</w:t>
+            </w:r>
+          </w:p>
+        </w:tc>
+      </w:tr>
+      <w:tr>
+        <w:tc>
+          <w:tcPr>
+            <w:tcW w:type="dxa" w:w="1661"/>
+            <w:tcMar>
+              <w:top w:type="dxa" w:w="60"/>
+              <w:left w:type="dxa" w:w="90"/>
+              <w:bottom w:type="dxa" w:w="60"/>
+              <w:right w:type="dxa" w:w="90"/>
+            </w:tcMar>
+            <w:vAlign w:val="center"/>
+          </w:tcPr>
+          <w:p>
+            <w:pPr>
+              <w:spacing w:after="0" w:line="288"/>
+              <w:jc w:val="center"/>
+            </w:pPr>
+            <w:r>
+              <w:rPr>
+                <w:rFonts w:ascii="TH SarabunPSK" w:cs="TH SarabunPSK" w:eastAsia="TH SarabunPSK" w:hAnsi="TH SarabunPSK"/>
+                <w:b w:val="false"/>
+                <w:bCs w:val="false"/>
+                <w:i w:val="false"/>
+                <w:iCs w:val="false"/>
+                <w:sz w:val="30"/>
+                <w:szCs w:val="30"/>
+              </w:rPr>
+              <w:t xml:space="preserve">7.7.x</w:t>
+            </w:r>
+          </w:p>
+        </w:tc>
+        <w:tc>
+          <w:tcPr>
+            <w:tcW w:type="dxa" w:w="1827"/>
+            <w:tcMar>
+              <w:top w:type="dxa" w:w="60"/>
+              <w:left w:type="dxa" w:w="90"/>
+              <w:bottom w:type="dxa" w:w="60"/>
+              <w:right w:type="dxa" w:w="90"/>
+            </w:tcMar>
+            <w:vAlign w:val="center"/>
+          </w:tcPr>
+          <w:p>
+            <w:pPr>
+              <w:spacing w:after="0" w:line="288"/>
+              <w:jc w:val="left"/>
+            </w:pPr>
+            <w:r>
+              <w:rPr>
+                <w:rFonts w:ascii="TH SarabunPSK" w:cs="TH SarabunPSK" w:eastAsia="TH SarabunPSK" w:hAnsi="TH SarabunPSK"/>
+                <w:b w:val="false"/>
+                <w:bCs w:val="false"/>
+                <w:i w:val="false"/>
+                <w:iCs w:val="false"/>
+                <w:sz w:val="30"/>
+                <w:szCs w:val="30"/>
+              </w:rPr>
+              <w:t xml:space="preserve">สายเรียนรู้เอง</w:t>
+            </w:r>
+          </w:p>
+        </w:tc>
+        <w:tc>
+          <w:tcPr>
+            <w:tcW w:type="dxa" w:w="4817"/>
+            <w:tcMar>
+              <w:top w:type="dxa" w:w="60"/>
+              <w:left w:type="dxa" w:w="90"/>
+              <w:bottom w:type="dxa" w:w="60"/>
+              <w:right w:type="dxa" w:w="90"/>
+            </w:tcMar>
+            <w:vAlign w:val="center"/>
+          </w:tcPr>
+          <w:p>
+            <w:pPr>
+              <w:spacing w:after="0" w:line="288"/>
+              <w:jc w:val="left"/>
+            </w:pPr>
+            <w:r>
+              <w:rPr>
+                <w:rFonts w:ascii="TH SarabunPSK" w:cs="TH SarabunPSK" w:eastAsia="TH SarabunPSK" w:hAnsi="TH SarabunPSK"/>
+                <w:b w:val="false"/>
+                <w:bCs w:val="false"/>
+                <w:i w:val="false"/>
+                <w:iCs w:val="false"/>
+                <w:sz w:val="30"/>
+                <w:szCs w:val="30"/>
+              </w:rPr>
+              <w:t xml:space="preserve">ไม่มีขั้นตอนคาลิเบรต เครื่องเรียนรู้เองภายในไม่กี่หยด ดูหัวข้อ ๔.๔</w:t>
+            </w:r>
+          </w:p>
+        </w:tc>
+      </w:tr>
+      <w:tr>
+        <w:tc>
+          <w:tcPr>
+            <w:tcW w:type="dxa" w:w="1661"/>
+            <w:tcMar>
+              <w:top w:type="dxa" w:w="60"/>
+              <w:left w:type="dxa" w:w="90"/>
+              <w:bottom w:type="dxa" w:w="60"/>
+              <w:right w:type="dxa" w:w="90"/>
+            </w:tcMar>
+            <w:vAlign w:val="center"/>
+          </w:tcPr>
+          <w:p>
+            <w:pPr>
+              <w:spacing w:after="0" w:line="288"/>
+              <w:jc w:val="center"/>
+            </w:pPr>
+            <w:r>
+              <w:rPr>
+                <w:rFonts w:ascii="TH SarabunPSK" w:cs="TH SarabunPSK" w:eastAsia="TH SarabunPSK" w:hAnsi="TH SarabunPSK"/>
+                <w:b w:val="false"/>
+                <w:bCs w:val="false"/>
+                <w:i w:val="false"/>
+                <w:iCs w:val="false"/>
+                <w:sz w:val="30"/>
+                <w:szCs w:val="30"/>
+              </w:rPr>
+              <w:t xml:space="preserve">7.5.x</w:t>
+            </w:r>
+          </w:p>
+        </w:tc>
+        <w:tc>
+          <w:tcPr>
+            <w:tcW w:type="dxa" w:w="1827"/>
+            <w:tcMar>
+              <w:top w:type="dxa" w:w="60"/>
+              <w:left w:type="dxa" w:w="90"/>
+              <w:bottom w:type="dxa" w:w="60"/>
+              <w:right w:type="dxa" w:w="90"/>
+            </w:tcMar>
+            <w:vAlign w:val="center"/>
+          </w:tcPr>
+          <w:p>
+            <w:pPr>
+              <w:spacing w:after="0" w:line="288"/>
+              <w:jc w:val="left"/>
+            </w:pPr>
+            <w:r>
+              <w:rPr>
+                <w:rFonts w:ascii="TH SarabunPSK" w:cs="TH SarabunPSK" w:eastAsia="TH SarabunPSK" w:hAnsi="TH SarabunPSK"/>
+                <w:b w:val="false"/>
+                <w:bCs w:val="false"/>
+                <w:i w:val="false"/>
+                <w:iCs w:val="false"/>
+                <w:sz w:val="30"/>
+                <w:szCs w:val="30"/>
+              </w:rPr>
+              <w:t xml:space="preserve">สายคาลิเบรตเอง</w:t>
+            </w:r>
+          </w:p>
+        </w:tc>
+        <w:tc>
+          <w:tcPr>
+            <w:tcW w:type="dxa" w:w="4817"/>
+            <w:tcMar>
+              <w:top w:type="dxa" w:w="60"/>
+              <w:left w:type="dxa" w:w="90"/>
+              <w:bottom w:type="dxa" w:w="60"/>
+              <w:right w:type="dxa" w:w="90"/>
+            </w:tcMar>
+            <w:vAlign w:val="center"/>
+          </w:tcPr>
+          <w:p>
+            <w:pPr>
+              <w:spacing w:after="0" w:line="288"/>
+              <w:jc w:val="left"/>
+            </w:pPr>
+            <w:r>
+              <w:rPr>
+                <w:rFonts w:ascii="TH SarabunPSK" w:cs="TH SarabunPSK" w:eastAsia="TH SarabunPSK" w:hAnsi="TH SarabunPSK"/>
+                <w:b w:val="false"/>
+                <w:bCs w:val="false"/>
+                <w:i w:val="false"/>
+                <w:iCs w:val="false"/>
+                <w:sz w:val="30"/>
+                <w:szCs w:val="30"/>
+              </w:rPr>
+              <w:t xml:space="preserve">มีขั้นตอนคาลิเบรต ๓ ขั้น ต้องทำเมื่อติดตั้งครั้งแรก ดูหัวข้อ ๔.๕</w:t>
+            </w:r>
+          </w:p>
+        </w:tc>
+      </w:tr>
+    </w:tbl>
+    <w:p>
+      <w:pPr>
+        <w:pStyle w:val="Heading2"/>
+        <w:spacing w:after="80" w:before="200"/>
+      </w:pPr>
+      <w:r>
+        <w:rPr>
+          <w:rFonts w:ascii="TH SarabunPSK" w:cs="TH SarabunPSK" w:eastAsia="TH SarabunPSK" w:hAnsi="TH SarabunPSK"/>
+          <w:b/>
+          <w:bCs/>
+          <w:i w:val="false"/>
+          <w:iCs w:val="false"/>
+          <w:sz w:val="36"/>
+          <w:szCs w:val="36"/>
+        </w:rPr>
+        <w:t xml:space="preserve">๔.๔ รุ่นเรียนรู้เอง (๗.๗.x) — ไม่ต้องคาลิเบรต</w:t>
+      </w:r>
+    </w:p>
+    <w:p>
+      <w:pPr>
+        <w:spacing w:after="60" w:line="300"/>
+        <w:ind w:firstLine="576"/>
+        <w:jc w:val="thaiDistribute"/>
+      </w:pPr>
+      <w:r>
+        <w:rPr>
+          <w:rFonts w:ascii="TH SarabunPSK" w:cs="TH SarabunPSK" w:eastAsia="TH SarabunPSK" w:hAnsi="TH SarabunPSK"/>
+          <w:b w:val="false"/>
+          <w:bCs w:val="false"/>
+          <w:i w:val="false"/>
+          <w:iCs w:val="false"/>
+          <w:sz w:val="32"/>
+          <w:szCs w:val="32"/>
+        </w:rPr>
+        <w:t xml:space="preserve">รุ่นนี้ไม่มีเมนูคาลิเบรต พยาบาลเพียงหนีบเซนเซอร์ให้ถูกตำแหน่งแล้วเปิดโรลเลอร์ เครื่องจะเรียนรู้ความสูงและความกว้างของหยดเองจากหยดจริงที่ตกผ่านลำแสง และวัดระดับสัญญาณรบกวนไปพร้อมกันโดยไม่ต้องหยุดน้ำ</w:t>
+      </w:r>
+    </w:p>
+    <w:p>
+      <w:pPr>
+        <w:pStyle w:val="Heading3"/>
+        <w:spacing w:after="60" w:before="140"/>
+        <w:ind w:left="431"/>
+      </w:pPr>
+      <w:r>
+        <w:rPr>
+          <w:rFonts w:ascii="TH SarabunPSK" w:cs="TH SarabunPSK" w:eastAsia="TH SarabunPSK" w:hAnsi="TH SarabunPSK"/>
+          <w:b/>
+          <w:bCs/>
+          <w:i w:val="false"/>
+          <w:iCs w:val="false"/>
+          <w:sz w:val="32"/>
+          <w:szCs w:val="32"/>
+        </w:rPr>
+        <w:t xml:space="preserve">สถานะการเรียนรู้ที่แสดงบนหน้าที่ ๓ LINK</w:t>
+      </w:r>
+    </w:p>
+    <w:p>
+      <w:pPr>
+        <w:pStyle w:val="CaptionTable"/>
+        <w:spacing w:after="100" w:before="120" w:line="288"/>
+        <w:jc w:val="center"/>
+      </w:pPr>
+      <w:r>
+        <w:rPr>
+          <w:rFonts w:ascii="TH SarabunPSK" w:cs="TH SarabunPSK" w:eastAsia="TH SarabunPSK" w:hAnsi="TH SarabunPSK"/>
+          <w:b/>
+          <w:bCs/>
+          <w:i w:val="false"/>
+          <w:iCs w:val="false"/>
+          <w:sz w:val="30"/>
+          <w:szCs w:val="30"/>
+        </w:rPr>
+        <w:t xml:space="preserve">ตารางที่ ๑๒  สถานะการเรียนรู้ของเครื่องรุ่น ๗.๗.x</w:t>
+      </w:r>
+    </w:p>
+    <w:tbl>
+      <w:tblPr>
+        <w:tblW w:type="dxa" w:w="8306"/>
+        <w:tblBorders>
+          <w:top w:val="single" w:color="auto" w:sz="4"/>
+          <w:left w:val="single" w:color="auto" w:sz="4"/>
+          <w:bottom w:val="single" w:color="auto" w:sz="4"/>
+          <w:right w:val="single" w:color="auto" w:sz="4"/>
+          <w:insideH w:val="single" w:color="auto" w:sz="4"/>
+          <w:insideV w:val="single" w:color="auto" w:sz="4"/>
+        </w:tblBorders>
+      </w:tblPr>
+      <w:tblGrid>
+        <w:gridCol w:w="1661"/>
+        <w:gridCol w:w="3489"/>
+        <w:gridCol w:w="3156"/>
+      </w:tblGrid>
+      <w:tr>
+        <w:trPr>
+          <w:tblHeader/>
+        </w:trPr>
+        <w:tc>
+          <w:tcPr>
+            <w:tcW w:type="dxa" w:w="1661"/>
+            <w:shd w:fill="DCE6F1" w:color="auto" w:val="clear"/>
+            <w:tcMar>
+              <w:top w:type="dxa" w:w="60"/>
+              <w:left w:type="dxa" w:w="90"/>
+              <w:bottom w:type="dxa" w:w="60"/>
+              <w:right w:type="dxa" w:w="90"/>
+            </w:tcMar>
+            <w:vAlign w:val="center"/>
+          </w:tcPr>
+          <w:p>
+            <w:pPr>
+              <w:spacing w:after="0" w:line="288"/>
+              <w:jc w:val="center"/>
+            </w:pPr>
+            <w:r>
+              <w:rPr>
+                <w:rFonts w:ascii="TH SarabunPSK" w:cs="TH SarabunPSK" w:eastAsia="TH SarabunPSK" w:hAnsi="TH SarabunPSK"/>
+                <w:b/>
+                <w:bCs/>
+                <w:i w:val="false"/>
+                <w:iCs w:val="false"/>
+                <w:sz w:val="30"/>
+                <w:szCs w:val="30"/>
+              </w:rPr>
+              <w:t xml:space="preserve">สถานะ</w:t>
+            </w:r>
+          </w:p>
+        </w:tc>
+        <w:tc>
+          <w:tcPr>
+            <w:tcW w:type="dxa" w:w="3489"/>
+            <w:shd w:fill="DCE6F1" w:color="auto" w:val="clear"/>
+            <w:tcMar>
+              <w:top w:type="dxa" w:w="60"/>
+              <w:left w:type="dxa" w:w="90"/>
+              <w:bottom w:type="dxa" w:w="60"/>
+              <w:right w:type="dxa" w:w="90"/>
+            </w:tcMar>
+            <w:vAlign w:val="center"/>
+          </w:tcPr>
+          <w:p>
+            <w:pPr>
+              <w:spacing w:after="0" w:line="288"/>
+              <w:jc w:val="center"/>
+            </w:pPr>
+            <w:r>
+              <w:rPr>
+                <w:rFonts w:ascii="TH SarabunPSK" w:cs="TH SarabunPSK" w:eastAsia="TH SarabunPSK" w:hAnsi="TH SarabunPSK"/>
+                <w:b/>
+                <w:bCs/>
+                <w:i w:val="false"/>
+                <w:iCs w:val="false"/>
+                <w:sz w:val="30"/>
+                <w:szCs w:val="30"/>
+              </w:rPr>
+              <w:t xml:space="preserve">ความหมาย</w:t>
+            </w:r>
+          </w:p>
+        </w:tc>
+        <w:tc>
+          <w:tcPr>
+            <w:tcW w:type="dxa" w:w="3156"/>
+            <w:shd w:fill="DCE6F1" w:color="auto" w:val="clear"/>
+            <w:tcMar>
+              <w:top w:type="dxa" w:w="60"/>
+              <w:left w:type="dxa" w:w="90"/>
+              <w:bottom w:type="dxa" w:w="60"/>
+              <w:right w:type="dxa" w:w="90"/>
+            </w:tcMar>
+            <w:vAlign w:val="center"/>
+          </w:tcPr>
+          <w:p>
+            <w:pPr>
+              <w:spacing w:after="0" w:line="288"/>
+              <w:jc w:val="center"/>
+            </w:pPr>
+            <w:r>
+              <w:rPr>
+                <w:rFonts w:ascii="TH SarabunPSK" w:cs="TH SarabunPSK" w:eastAsia="TH SarabunPSK" w:hAnsi="TH SarabunPSK"/>
+                <w:b/>
+                <w:bCs/>
+                <w:i w:val="false"/>
+                <w:iCs w:val="false"/>
+                <w:sz w:val="30"/>
+                <w:szCs w:val="30"/>
+              </w:rPr>
+              <w:t xml:space="preserve">สิ่งที่พยาบาลต้องทำ</w:t>
+            </w:r>
+          </w:p>
+        </w:tc>
+      </w:tr>
+      <w:tr>
+        <w:tc>
+          <w:tcPr>
+            <w:tcW w:type="dxa" w:w="1661"/>
+            <w:tcMar>
+              <w:top w:type="dxa" w:w="60"/>
+              <w:left w:type="dxa" w:w="90"/>
+              <w:bottom w:type="dxa" w:w="60"/>
+              <w:right w:type="dxa" w:w="90"/>
+            </w:tcMar>
+            <w:vAlign w:val="center"/>
+          </w:tcPr>
+          <w:p>
+            <w:pPr>
+              <w:spacing w:after="0" w:line="288"/>
+              <w:jc w:val="left"/>
+            </w:pPr>
+            <w:r>
+              <w:rPr>
+                <w:rFonts w:ascii="TH SarabunPSK" w:cs="TH SarabunPSK" w:eastAsia="TH SarabunPSK" w:hAnsi="TH SarabunPSK"/>
+                <w:b w:val="false"/>
+                <w:bCs w:val="false"/>
+                <w:i w:val="false"/>
+                <w:iCs w:val="false"/>
+                <w:sz w:val="30"/>
+                <w:szCs w:val="30"/>
+              </w:rPr>
+              <w:t xml:space="preserve">STARTING</w:t>
+            </w:r>
+          </w:p>
+        </w:tc>
+        <w:tc>
+          <w:tcPr>
+            <w:tcW w:type="dxa" w:w="3489"/>
+            <w:tcMar>
+              <w:top w:type="dxa" w:w="60"/>
+              <w:left w:type="dxa" w:w="90"/>
+              <w:bottom w:type="dxa" w:w="60"/>
+              <w:right w:type="dxa" w:w="90"/>
+            </w:tcMar>
+            <w:vAlign w:val="center"/>
+          </w:tcPr>
+          <w:p>
+            <w:pPr>
+              <w:spacing w:after="0" w:line="288"/>
+              <w:jc w:val="left"/>
+            </w:pPr>
+            <w:r>
+              <w:rPr>
+                <w:rFonts w:ascii="TH SarabunPSK" w:cs="TH SarabunPSK" w:eastAsia="TH SarabunPSK" w:hAnsi="TH SarabunPSK"/>
+                <w:b w:val="false"/>
+                <w:bCs w:val="false"/>
+                <w:i w:val="false"/>
+                <w:iCs w:val="false"/>
+                <w:sz w:val="30"/>
+                <w:szCs w:val="30"/>
+              </w:rPr>
+              <w:t xml:space="preserve">เพิ่งเปิดเครื่อง กำลังตั้งตัว ใช้เวลาไม่กี่วินาที</w:t>
+            </w:r>
+          </w:p>
+        </w:tc>
+        <w:tc>
+          <w:tcPr>
+            <w:tcW w:type="dxa" w:w="3156"/>
+            <w:tcMar>
+              <w:top w:type="dxa" w:w="60"/>
+              <w:left w:type="dxa" w:w="90"/>
+              <w:bottom w:type="dxa" w:w="60"/>
+              <w:right w:type="dxa" w:w="90"/>
+            </w:tcMar>
+            <w:vAlign w:val="center"/>
+          </w:tcPr>
+          <w:p>
+            <w:pPr>
+              <w:spacing w:after="0" w:line="288"/>
+              <w:jc w:val="left"/>
+            </w:pPr>
+            <w:r>
+              <w:rPr>
+                <w:rFonts w:ascii="TH SarabunPSK" w:cs="TH SarabunPSK" w:eastAsia="TH SarabunPSK" w:hAnsi="TH SarabunPSK"/>
+                <w:b w:val="false"/>
+                <w:bCs w:val="false"/>
+                <w:i w:val="false"/>
+                <w:iCs w:val="false"/>
+                <w:sz w:val="30"/>
+                <w:szCs w:val="30"/>
+              </w:rPr>
+              <w:t xml:space="preserve">รอ</w:t>
+            </w:r>
+          </w:p>
+        </w:tc>
+      </w:tr>
+      <w:tr>
+        <w:tc>
+          <w:tcPr>
+            <w:tcW w:type="dxa" w:w="1661"/>
+            <w:tcMar>
+              <w:top w:type="dxa" w:w="60"/>
+              <w:left w:type="dxa" w:w="90"/>
+              <w:bottom w:type="dxa" w:w="60"/>
+              <w:right w:type="dxa" w:w="90"/>
+            </w:tcMar>
+            <w:vAlign w:val="center"/>
+          </w:tcPr>
+          <w:p>
+            <w:pPr>
+              <w:spacing w:after="0" w:line="288"/>
+              <w:jc w:val="left"/>
+            </w:pPr>
+            <w:r>
+              <w:rPr>
+                <w:rFonts w:ascii="TH SarabunPSK" w:cs="TH SarabunPSK" w:eastAsia="TH SarabunPSK" w:hAnsi="TH SarabunPSK"/>
+                <w:b w:val="false"/>
+                <w:bCs w:val="false"/>
+                <w:i w:val="false"/>
+                <w:iCs w:val="false"/>
+                <w:sz w:val="30"/>
+                <w:szCs w:val="30"/>
+              </w:rPr>
+              <w:t xml:space="preserve">LEARNING</w:t>
+            </w:r>
+          </w:p>
+        </w:tc>
+        <w:tc>
+          <w:tcPr>
+            <w:tcW w:type="dxa" w:w="3489"/>
+            <w:tcMar>
+              <w:top w:type="dxa" w:w="60"/>
+              <w:left w:type="dxa" w:w="90"/>
+              <w:bottom w:type="dxa" w:w="60"/>
+              <w:right w:type="dxa" w:w="90"/>
+            </w:tcMar>
+            <w:vAlign w:val="center"/>
+          </w:tcPr>
+          <w:p>
+            <w:pPr>
+              <w:spacing w:after="0" w:line="288"/>
+              <w:jc w:val="left"/>
+            </w:pPr>
+            <w:r>
+              <w:rPr>
+                <w:rFonts w:ascii="TH SarabunPSK" w:cs="TH SarabunPSK" w:eastAsia="TH SarabunPSK" w:hAnsi="TH SarabunPSK"/>
+                <w:b w:val="false"/>
+                <w:bCs w:val="false"/>
+                <w:i w:val="false"/>
+                <w:iCs w:val="false"/>
+                <w:sz w:val="30"/>
+                <w:szCs w:val="30"/>
+              </w:rPr>
+              <w:t xml:space="preserve">เห็นหยดแล้ว กำลังยืนยันจังหวะให้แน่ใจ</w:t>
+            </w:r>
+          </w:p>
+        </w:tc>
+        <w:tc>
+          <w:tcPr>
+            <w:tcW w:type="dxa" w:w="3156"/>
+            <w:tcMar>
+              <w:top w:type="dxa" w:w="60"/>
+              <w:left w:type="dxa" w:w="90"/>
+              <w:bottom w:type="dxa" w:w="60"/>
+              <w:right w:type="dxa" w:w="90"/>
+            </w:tcMar>
+            <w:vAlign w:val="center"/>
+          </w:tcPr>
+          <w:p>
+            <w:pPr>
+              <w:spacing w:after="0" w:line="288"/>
+              <w:jc w:val="left"/>
+            </w:pPr>
+            <w:r>
+              <w:rPr>
+                <w:rFonts w:ascii="TH SarabunPSK" w:cs="TH SarabunPSK" w:eastAsia="TH SarabunPSK" w:hAnsi="TH SarabunPSK"/>
+                <w:b w:val="false"/>
+                <w:bCs w:val="false"/>
+                <w:i w:val="false"/>
+                <w:iCs w:val="false"/>
+                <w:sz w:val="30"/>
+                <w:szCs w:val="30"/>
+              </w:rPr>
+              <w:t xml:space="preserve">รออีกไม่กี่หยด ปกติไม่เกิน ๑ นาที</w:t>
+            </w:r>
+          </w:p>
+        </w:tc>
+      </w:tr>
+      <w:tr>
+        <w:tc>
+          <w:tcPr>
+            <w:tcW w:type="dxa" w:w="1661"/>
+            <w:tcMar>
+              <w:top w:type="dxa" w:w="60"/>
+              <w:left w:type="dxa" w:w="90"/>
+              <w:bottom w:type="dxa" w:w="60"/>
+              <w:right w:type="dxa" w:w="90"/>
+            </w:tcMar>
+            <w:vAlign w:val="center"/>
+          </w:tcPr>
+          <w:p>
+            <w:pPr>
+              <w:spacing w:after="0" w:line="288"/>
+              <w:jc w:val="left"/>
+            </w:pPr>
+            <w:r>
+              <w:rPr>
+                <w:rFonts w:ascii="TH SarabunPSK" w:cs="TH SarabunPSK" w:eastAsia="TH SarabunPSK" w:hAnsi="TH SarabunPSK"/>
+                <w:b w:val="false"/>
+                <w:bCs w:val="false"/>
+                <w:i w:val="false"/>
+                <w:iCs w:val="false"/>
+                <w:sz w:val="30"/>
+                <w:szCs w:val="30"/>
+              </w:rPr>
+              <w:t xml:space="preserve">READY</w:t>
+            </w:r>
+          </w:p>
+        </w:tc>
+        <w:tc>
+          <w:tcPr>
+            <w:tcW w:type="dxa" w:w="3489"/>
+            <w:tcMar>
+              <w:top w:type="dxa" w:w="60"/>
+              <w:left w:type="dxa" w:w="90"/>
+              <w:bottom w:type="dxa" w:w="60"/>
+              <w:right w:type="dxa" w:w="90"/>
+            </w:tcMar>
+            <w:vAlign w:val="center"/>
+          </w:tcPr>
+          <w:p>
+            <w:pPr>
+              <w:spacing w:after="0" w:line="288"/>
+              <w:jc w:val="left"/>
+            </w:pPr>
+            <w:r>
+              <w:rPr>
+                <w:rFonts w:ascii="TH SarabunPSK" w:cs="TH SarabunPSK" w:eastAsia="TH SarabunPSK" w:hAnsi="TH SarabunPSK"/>
+                <w:b w:val="false"/>
+                <w:bCs w:val="false"/>
+                <w:i w:val="false"/>
+                <w:iCs w:val="false"/>
+                <w:sz w:val="30"/>
+                <w:szCs w:val="30"/>
+              </w:rPr>
+              <w:t xml:space="preserve">จับหยดได้สม่ำเสมอแล้ว พร้อมใช้งาน</w:t>
+            </w:r>
+          </w:p>
+        </w:tc>
+        <w:tc>
+          <w:tcPr>
+            <w:tcW w:type="dxa" w:w="3156"/>
+            <w:tcMar>
+              <w:top w:type="dxa" w:w="60"/>
+              <w:left w:type="dxa" w:w="90"/>
+              <w:bottom w:type="dxa" w:w="60"/>
+              <w:right w:type="dxa" w:w="90"/>
+            </w:tcMar>
+            <w:vAlign w:val="center"/>
+          </w:tcPr>
+          <w:p>
+            <w:pPr>
+              <w:spacing w:after="0" w:line="288"/>
+              <w:jc w:val="left"/>
+            </w:pPr>
+            <w:r>
+              <w:rPr>
+                <w:rFonts w:ascii="TH SarabunPSK" w:cs="TH SarabunPSK" w:eastAsia="TH SarabunPSK" w:hAnsi="TH SarabunPSK"/>
+                <w:b w:val="false"/>
+                <w:bCs w:val="false"/>
+                <w:i w:val="false"/>
+                <w:iCs w:val="false"/>
+                <w:sz w:val="30"/>
+                <w:szCs w:val="30"/>
+              </w:rPr>
+              <w:t xml:space="preserve">ใช้งานได้ตามปกติ</w:t>
+            </w:r>
+          </w:p>
+        </w:tc>
+      </w:tr>
+      <w:tr>
+        <w:tc>
+          <w:tcPr>
+            <w:tcW w:type="dxa" w:w="1661"/>
+            <w:tcMar>
+              <w:top w:type="dxa" w:w="60"/>
+              <w:left w:type="dxa" w:w="90"/>
+              <w:bottom w:type="dxa" w:w="60"/>
+              <w:right w:type="dxa" w:w="90"/>
+            </w:tcMar>
+            <w:vAlign w:val="center"/>
+          </w:tcPr>
+          <w:p>
+            <w:pPr>
+              <w:spacing w:after="0" w:line="288"/>
+              <w:jc w:val="left"/>
+            </w:pPr>
+            <w:r>
+              <w:rPr>
+                <w:rFonts w:ascii="TH SarabunPSK" w:cs="TH SarabunPSK" w:eastAsia="TH SarabunPSK" w:hAnsi="TH SarabunPSK"/>
+                <w:b w:val="false"/>
+                <w:bCs w:val="false"/>
+                <w:i w:val="false"/>
+                <w:iCs w:val="false"/>
+                <w:sz w:val="30"/>
+                <w:szCs w:val="30"/>
+              </w:rPr>
+              <w:t xml:space="preserve">CHECK SENSOR</w:t>
+            </w:r>
+          </w:p>
+        </w:tc>
+        <w:tc>
+          <w:tcPr>
+            <w:tcW w:type="dxa" w:w="3489"/>
+            <w:tcMar>
+              <w:top w:type="dxa" w:w="60"/>
+              <w:left w:type="dxa" w:w="90"/>
+              <w:bottom w:type="dxa" w:w="60"/>
+              <w:right w:type="dxa" w:w="90"/>
+            </w:tcMar>
+            <w:vAlign w:val="center"/>
+          </w:tcPr>
+          <w:p>
+            <w:pPr>
+              <w:spacing w:after="0" w:line="288"/>
+              <w:jc w:val="left"/>
+            </w:pPr>
+            <w:r>
+              <w:rPr>
+                <w:rFonts w:ascii="TH SarabunPSK" w:cs="TH SarabunPSK" w:eastAsia="TH SarabunPSK" w:hAnsi="TH SarabunPSK"/>
+                <w:b w:val="false"/>
+                <w:bCs w:val="false"/>
+                <w:i w:val="false"/>
+                <w:iCs w:val="false"/>
+                <w:sz w:val="30"/>
+                <w:szCs w:val="30"/>
+              </w:rPr>
+              <w:t xml:space="preserve">ไม่เห็นหยดเลยนานผิดปกติ</w:t>
+            </w:r>
+          </w:p>
+        </w:tc>
+        <w:tc>
+          <w:tcPr>
+            <w:tcW w:type="dxa" w:w="3156"/>
+            <w:tcMar>
+              <w:top w:type="dxa" w:w="60"/>
+              <w:left w:type="dxa" w:w="90"/>
+              <w:bottom w:type="dxa" w:w="60"/>
+              <w:right w:type="dxa" w:w="90"/>
+            </w:tcMar>
+            <w:vAlign w:val="center"/>
+          </w:tcPr>
+          <w:p>
+            <w:pPr>
+              <w:spacing w:after="0" w:line="288"/>
+              <w:jc w:val="left"/>
+            </w:pPr>
+            <w:r>
+              <w:rPr>
+                <w:rFonts w:ascii="TH SarabunPSK" w:cs="TH SarabunPSK" w:eastAsia="TH SarabunPSK" w:hAnsi="TH SarabunPSK"/>
+                <w:b w:val="false"/>
+                <w:bCs w:val="false"/>
+                <w:i w:val="false"/>
+                <w:iCs w:val="false"/>
+                <w:sz w:val="30"/>
+                <w:szCs w:val="30"/>
+              </w:rPr>
+              <w:t xml:space="preserve">จัดตำแหน่งเซนเซอร์ใหม่ตามหัวข้อ ๔.๒ แล้วรอประมาณ ๑ นาที</w:t>
+            </w:r>
+          </w:p>
+        </w:tc>
+      </w:tr>
+    </w:tbl>
+    <w:p>
+      <w:pPr>
+        <w:spacing w:after="80" w:line="300"/>
+        <w:jc w:val="left"/>
+      </w:pPr>
+      <w:r>
+        <w:rPr>
+          <w:rFonts w:ascii="TH SarabunPSK" w:cs="TH SarabunPSK" w:eastAsia="TH SarabunPSK" w:hAnsi="TH SarabunPSK"/>
+          <w:b w:val="false"/>
+          <w:bCs w:val="false"/>
+          <w:i w:val="false"/>
+          <w:iCs w:val="false"/>
+          <w:sz w:val="32"/>
+          <w:szCs w:val="32"/>
+        </w:rPr>
+        <w:t xml:space="preserve"/>
+      </w:r>
+    </w:p>
+    <w:p>
+      <w:pPr>
+        <w:spacing w:after="60" w:line="300"/>
+        <w:ind w:firstLine="576"/>
+        <w:jc w:val="thaiDistribute"/>
+      </w:pPr>
+      <w:r>
+        <w:rPr>
+          <w:rFonts w:ascii="TH SarabunPSK" w:cs="TH SarabunPSK" w:eastAsia="TH SarabunPSK" w:hAnsi="TH SarabunPSK"/>
+          <w:b w:val="false"/>
+          <w:bCs w:val="false"/>
+          <w:i w:val="false"/>
+          <w:iCs w:val="false"/>
+          <w:sz w:val="32"/>
+          <w:szCs w:val="32"/>
+        </w:rPr>
+        <w:t xml:space="preserve">ค่าที่เรียนรู้ได้จะถูกบันทึกไว้ในหน่วยความจำถาวรของเครื่อง เมื่อเปิดเครื่องครั้งถัดไป เครื่องจะขึ้น READY ได้เร็วกว่าครั้งแรก</w:t>
+      </w:r>
+    </w:p>
+    <w:p>
+      <w:pPr>
+        <w:pStyle w:val="Heading3"/>
+        <w:spacing w:after="60" w:before="140"/>
+        <w:ind w:left="431"/>
+      </w:pPr>
+      <w:r>
+        <w:rPr>
+          <w:rFonts w:ascii="TH SarabunPSK" w:cs="TH SarabunPSK" w:eastAsia="TH SarabunPSK" w:hAnsi="TH SarabunPSK"/>
+          <w:b/>
+          <w:bCs/>
+          <w:i w:val="false"/>
+          <w:iCs w:val="false"/>
+          <w:sz w:val="32"/>
+          <w:szCs w:val="32"/>
+        </w:rPr>
+        <w:t xml:space="preserve">หน้าตรวจเซนเซอร์ (กดปุ่มค้าง ๓ วินาที)</w:t>
+      </w:r>
+    </w:p>
+    <w:p>
+      <w:pPr>
+        <w:spacing w:after="60" w:line="300"/>
+        <w:ind w:firstLine="576"/>
+        <w:jc w:val="thaiDistribute"/>
+      </w:pPr>
+      <w:r>
+        <w:rPr>
+          <w:rFonts w:ascii="TH SarabunPSK" w:cs="TH SarabunPSK" w:eastAsia="TH SarabunPSK" w:hAnsi="TH SarabunPSK"/>
+          <w:b w:val="false"/>
+          <w:bCs w:val="false"/>
+          <w:i w:val="false"/>
+          <w:iCs w:val="false"/>
+          <w:sz w:val="32"/>
+          <w:szCs w:val="32"/>
+        </w:rPr>
+        <w:t xml:space="preserve">หน้านี้สำหรับผู้ดูแลระบบหรือพยาบาลที่ต้องการตรวจว่าตำแหน่งเซนเซอร์ดีพอหรือไม่ เป็นหน้าดูอย่างเดียว ไม่มีการตั้งค่าใด ๆ กดปุ่ม ๑ ครั้งเพื่อออก</w:t>
+      </w:r>
+    </w:p>
+    <w:p>
+      <w:pPr>
+        <w:spacing w:after="0" w:before="120" w:line="240" w:lineRule="auto"/>
+        <w:jc w:val="center"/>
+      </w:pPr>
+      <w:r>
+        <w:drawing>
+          <wp:inline distT="0" distB="0" distL="0" distR="0">
+            <wp:extent cx="1428750" cy="2657475"/>
+            <wp:effectExtent t="0" r="0" b="0" l="0"/>
+            <wp:docPr id="1" name="" descr="" title=""/>
+            <wp:cNvGraphicFramePr>
+              <a:graphicFrameLocks xmlns:a="http://schemas.openxmlformats.org/drawingml/2006/main" noChangeAspect="1"/>
+            </wp:cNvGraphicFramePr>
+            <a:graphic xmlns:a="http://schemas.openxmlformats.org/drawingml/2006/main">
+              <a:graphicData uri="http://schemas.openxmlformats.org/drawingml/2006/picture">
+                <pic:pic xmlns:pic="http://schemas.openxmlformats.org/drawingml/2006/picture">
+                  <pic:nvPicPr>
+                    <pic:cNvPr id="0" name="" descr=""/>
+                    <pic:cNvPicPr>
+                      <a:picLocks noChangeAspect="1" noChangeArrowheads="1"/>
+                    </pic:cNvPicPr>
+                  </pic:nvPicPr>
+                  <pic:blipFill>
+                    <a:blip r:embed="rId17" cstate="none"/>
+                    <a:srcRect/>
+                    <a:stretch>
+                      <a:fillRect/>
+                    </a:stretch>
+                  </pic:blipFill>
+                  <pic:spPr bwMode="auto">
+                    <a:xfrm>
+                      <a:off x="0" y="0"/>
+                      <a:ext cx="1428750" cy="2657475"/>
+                    </a:xfrm>
+                    <a:prstGeom prst="rect">
+                      <a:avLst/>
+                    </a:prstGeom>
+                  </pic:spPr>
+                </pic:pic>
+              </a:graphicData>
+            </a:graphic>
+          </wp:inline>
+        </w:drawing>
+      </w:r>
+    </w:p>
+    <w:p>
+      <w:pPr>
+        <w:pStyle w:val="CaptionFigure"/>
+        <w:spacing w:after="160" w:before="60" w:line="288"/>
+        <w:jc w:val="center"/>
+      </w:pPr>
+      <w:r>
+        <w:rPr>
+          <w:rFonts w:ascii="TH SarabunPSK" w:cs="TH SarabunPSK" w:eastAsia="TH SarabunPSK" w:hAnsi="TH SarabunPSK"/>
+          <w:b w:val="false"/>
+          <w:bCs w:val="false"/>
+          <w:i w:val="false"/>
+          <w:iCs w:val="false"/>
+          <w:sz w:val="28"/>
+          <w:szCs w:val="28"/>
+        </w:rPr>
+        <w:t xml:space="preserve">ภาพที่ ๙  หน้าตรวจเซนเซอร์ของเครื่องรุ่น ๗.๗.x</w:t>
+      </w:r>
+    </w:p>
+    <w:p>
+      <w:pPr>
+        <w:pStyle w:val="CaptionTable"/>
+        <w:spacing w:after="100" w:before="120" w:line="288"/>
+        <w:jc w:val="center"/>
+      </w:pPr>
+      <w:r>
+        <w:rPr>
+          <w:rFonts w:ascii="TH SarabunPSK" w:cs="TH SarabunPSK" w:eastAsia="TH SarabunPSK" w:hAnsi="TH SarabunPSK"/>
+          <w:b/>
+          <w:bCs/>
+          <w:i w:val="false"/>
+          <w:iCs w:val="false"/>
+          <w:sz w:val="30"/>
+          <w:szCs w:val="30"/>
+        </w:rPr>
+        <w:t xml:space="preserve">ตารางที่ ๑๓  ค่าบนหน้าตรวจเซนเซอร์และเกณฑ์การอ่าน</w:t>
+      </w:r>
+    </w:p>
+    <w:tbl>
+      <w:tblPr>
+        <w:tblW w:type="dxa" w:w="8306"/>
+        <w:tblBorders>
+          <w:top w:val="single" w:color="auto" w:sz="4"/>
+          <w:left w:val="single" w:color="auto" w:sz="4"/>
+          <w:bottom w:val="single" w:color="auto" w:sz="4"/>
+          <w:right w:val="single" w:color="auto" w:sz="4"/>
+          <w:insideH w:val="single" w:color="auto" w:sz="4"/>
+          <w:insideV w:val="single" w:color="auto" w:sz="4"/>
+        </w:tblBorders>
+      </w:tblPr>
+      <w:tblGrid>
+        <w:gridCol w:w="1661"/>
+        <w:gridCol w:w="3489"/>
+        <w:gridCol w:w="3156"/>
+      </w:tblGrid>
+      <w:tr>
+        <w:trPr>
+          <w:tblHeader/>
+        </w:trPr>
+        <w:tc>
+          <w:tcPr>
+            <w:tcW w:type="dxa" w:w="1661"/>
+            <w:shd w:fill="DCE6F1" w:color="auto" w:val="clear"/>
+            <w:tcMar>
+              <w:top w:type="dxa" w:w="60"/>
+              <w:left w:type="dxa" w:w="90"/>
+              <w:bottom w:type="dxa" w:w="60"/>
+              <w:right w:type="dxa" w:w="90"/>
+            </w:tcMar>
+            <w:vAlign w:val="center"/>
+          </w:tcPr>
+          <w:p>
+            <w:pPr>
+              <w:spacing w:after="0" w:line="288"/>
+              <w:jc w:val="center"/>
+            </w:pPr>
+            <w:r>
+              <w:rPr>
+                <w:rFonts w:ascii="TH SarabunPSK" w:cs="TH SarabunPSK" w:eastAsia="TH SarabunPSK" w:hAnsi="TH SarabunPSK"/>
+                <w:b/>
+                <w:bCs/>
+                <w:i w:val="false"/>
+                <w:iCs w:val="false"/>
+                <w:sz w:val="28"/>
+                <w:szCs w:val="28"/>
+              </w:rPr>
+              <w:t xml:space="preserve">ค่าที่แสดง</w:t>
+            </w:r>
+          </w:p>
+        </w:tc>
+        <w:tc>
+          <w:tcPr>
+            <w:tcW w:type="dxa" w:w="3489"/>
+            <w:shd w:fill="DCE6F1" w:color="auto" w:val="clear"/>
+            <w:tcMar>
+              <w:top w:type="dxa" w:w="60"/>
+              <w:left w:type="dxa" w:w="90"/>
+              <w:bottom w:type="dxa" w:w="60"/>
+              <w:right w:type="dxa" w:w="90"/>
+            </w:tcMar>
+            <w:vAlign w:val="center"/>
+          </w:tcPr>
+          <w:p>
+            <w:pPr>
+              <w:spacing w:after="0" w:line="288"/>
+              <w:jc w:val="center"/>
+            </w:pPr>
+            <w:r>
+              <w:rPr>
+                <w:rFonts w:ascii="TH SarabunPSK" w:cs="TH SarabunPSK" w:eastAsia="TH SarabunPSK" w:hAnsi="TH SarabunPSK"/>
+                <w:b/>
+                <w:bCs/>
+                <w:i w:val="false"/>
+                <w:iCs w:val="false"/>
+                <w:sz w:val="28"/>
+                <w:szCs w:val="28"/>
+              </w:rPr>
+              <w:t xml:space="preserve">ความหมาย</w:t>
+            </w:r>
+          </w:p>
+        </w:tc>
+        <w:tc>
+          <w:tcPr>
+            <w:tcW w:type="dxa" w:w="3156"/>
+            <w:shd w:fill="DCE6F1" w:color="auto" w:val="clear"/>
+            <w:tcMar>
+              <w:top w:type="dxa" w:w="60"/>
+              <w:left w:type="dxa" w:w="90"/>
+              <w:bottom w:type="dxa" w:w="60"/>
+              <w:right w:type="dxa" w:w="90"/>
+            </w:tcMar>
+            <w:vAlign w:val="center"/>
+          </w:tcPr>
+          <w:p>
+            <w:pPr>
+              <w:spacing w:after="0" w:line="288"/>
+              <w:jc w:val="center"/>
+            </w:pPr>
+            <w:r>
+              <w:rPr>
+                <w:rFonts w:ascii="TH SarabunPSK" w:cs="TH SarabunPSK" w:eastAsia="TH SarabunPSK" w:hAnsi="TH SarabunPSK"/>
+                <w:b/>
+                <w:bCs/>
+                <w:i w:val="false"/>
+                <w:iCs w:val="false"/>
+                <w:sz w:val="28"/>
+                <w:szCs w:val="28"/>
+              </w:rPr>
+              <w:t xml:space="preserve">เกณฑ์ที่ยอมรับได้</w:t>
+            </w:r>
+          </w:p>
+        </w:tc>
+      </w:tr>
+      <w:tr>
+        <w:tc>
+          <w:tcPr>
+            <w:tcW w:type="dxa" w:w="1661"/>
+            <w:tcMar>
+              <w:top w:type="dxa" w:w="60"/>
+              <w:left w:type="dxa" w:w="90"/>
+              <w:bottom w:type="dxa" w:w="60"/>
+              <w:right w:type="dxa" w:w="90"/>
+            </w:tcMar>
+            <w:vAlign w:val="center"/>
+          </w:tcPr>
+          <w:p>
+            <w:pPr>
+              <w:spacing w:after="0" w:line="288"/>
+              <w:jc w:val="left"/>
+            </w:pPr>
+            <w:r>
+              <w:rPr>
+                <w:rFonts w:ascii="TH SarabunPSK" w:cs="TH SarabunPSK" w:eastAsia="TH SarabunPSK" w:hAnsi="TH SarabunPSK"/>
+                <w:b w:val="false"/>
+                <w:bCs w:val="false"/>
+                <w:i w:val="false"/>
+                <w:iCs w:val="false"/>
+                <w:sz w:val="28"/>
+                <w:szCs w:val="28"/>
+              </w:rPr>
+              <w:t xml:space="preserve">SNR</w:t>
+            </w:r>
+          </w:p>
+        </w:tc>
+        <w:tc>
+          <w:tcPr>
+            <w:tcW w:type="dxa" w:w="3489"/>
+            <w:tcMar>
+              <w:top w:type="dxa" w:w="60"/>
+              <w:left w:type="dxa" w:w="90"/>
+              <w:bottom w:type="dxa" w:w="60"/>
+              <w:right w:type="dxa" w:w="90"/>
+            </w:tcMar>
+            <w:vAlign w:val="center"/>
+          </w:tcPr>
+          <w:p>
+            <w:pPr>
+              <w:spacing w:after="0" w:line="288"/>
+              <w:jc w:val="left"/>
+            </w:pPr>
+            <w:r>
+              <w:rPr>
+                <w:rFonts w:ascii="TH SarabunPSK" w:cs="TH SarabunPSK" w:eastAsia="TH SarabunPSK" w:hAnsi="TH SarabunPSK"/>
+                <w:b w:val="false"/>
+                <w:bCs w:val="false"/>
+                <w:i w:val="false"/>
+                <w:iCs w:val="false"/>
+                <w:sz w:val="28"/>
+                <w:szCs w:val="28"/>
+              </w:rPr>
+              <w:t xml:space="preserve">อัตราส่วนความสูงของหยดต่อสัญญาณรบกวน บอกว่าเครื่อง “แยกหยดออกจากสัญญาณรบกวนได้ชัดแค่ไหน”</w:t>
+            </w:r>
+          </w:p>
+        </w:tc>
+        <w:tc>
+          <w:tcPr>
+            <w:tcW w:type="dxa" w:w="3156"/>
+            <w:tcMar>
+              <w:top w:type="dxa" w:w="60"/>
+              <w:left w:type="dxa" w:w="90"/>
+              <w:bottom w:type="dxa" w:w="60"/>
+              <w:right w:type="dxa" w:w="90"/>
+            </w:tcMar>
+            <w:vAlign w:val="center"/>
+          </w:tcPr>
+          <w:p>
+            <w:pPr>
+              <w:spacing w:after="0" w:line="288"/>
+              <w:jc w:val="left"/>
+            </w:pPr>
+            <w:r>
+              <w:rPr>
+                <w:rFonts w:ascii="TH SarabunPSK" w:cs="TH SarabunPSK" w:eastAsia="TH SarabunPSK" w:hAnsi="TH SarabunPSK"/>
+                <w:b w:val="false"/>
+                <w:bCs w:val="false"/>
+                <w:i w:val="false"/>
+                <w:iCs w:val="false"/>
+                <w:sz w:val="28"/>
+                <w:szCs w:val="28"/>
+              </w:rPr>
+              <w:t xml:space="preserve">ตั้งแต่ ๖.๐ เท่าขึ้นไป = ดี</w:t>
+            </w:r>
+          </w:p>
+          <w:p>
+            <w:pPr>
+              <w:spacing w:after="0" w:line="288"/>
+              <w:jc w:val="left"/>
+            </w:pPr>
+            <w:r>
+              <w:rPr>
+                <w:rFonts w:ascii="TH SarabunPSK" w:cs="TH SarabunPSK" w:eastAsia="TH SarabunPSK" w:hAnsi="TH SarabunPSK"/>
+                <w:b w:val="false"/>
+                <w:bCs w:val="false"/>
+                <w:i w:val="false"/>
+                <w:iCs w:val="false"/>
+                <w:sz w:val="28"/>
+                <w:szCs w:val="28"/>
+              </w:rPr>
+              <w:t xml:space="preserve">๓.๐ ถึง ๕.๙ เท่า = พอใช้</w:t>
+            </w:r>
+          </w:p>
+          <w:p>
+            <w:pPr>
+              <w:spacing w:after="0" w:line="288"/>
+              <w:jc w:val="left"/>
+            </w:pPr>
+            <w:r>
+              <w:rPr>
+                <w:rFonts w:ascii="TH SarabunPSK" w:cs="TH SarabunPSK" w:eastAsia="TH SarabunPSK" w:hAnsi="TH SarabunPSK"/>
+                <w:b w:val="false"/>
+                <w:bCs w:val="false"/>
+                <w:i w:val="false"/>
+                <w:iCs w:val="false"/>
+                <w:sz w:val="28"/>
+                <w:szCs w:val="28"/>
+              </w:rPr>
+              <w:t xml:space="preserve">ต่ำกว่า ๓.๐ เท่า = ต้องขยับเซนเซอร์</w:t>
+            </w:r>
+          </w:p>
+        </w:tc>
+      </w:tr>
+      <w:tr>
+        <w:tc>
+          <w:tcPr>
+            <w:tcW w:type="dxa" w:w="1661"/>
+            <w:tcMar>
+              <w:top w:type="dxa" w:w="60"/>
+              <w:left w:type="dxa" w:w="90"/>
+              <w:bottom w:type="dxa" w:w="60"/>
+              <w:right w:type="dxa" w:w="90"/>
+            </w:tcMar>
+            <w:vAlign w:val="center"/>
+          </w:tcPr>
+          <w:p>
+            <w:pPr>
+              <w:spacing w:after="0" w:line="288"/>
+              <w:jc w:val="left"/>
+            </w:pPr>
+            <w:r>
+              <w:rPr>
+                <w:rFonts w:ascii="TH SarabunPSK" w:cs="TH SarabunPSK" w:eastAsia="TH SarabunPSK" w:hAnsi="TH SarabunPSK"/>
+                <w:b w:val="false"/>
+                <w:bCs w:val="false"/>
+                <w:i w:val="false"/>
+                <w:iCs w:val="false"/>
+                <w:sz w:val="28"/>
+                <w:szCs w:val="28"/>
+              </w:rPr>
+              <w:t xml:space="preserve">STEADY</w:t>
+            </w:r>
+          </w:p>
+        </w:tc>
+        <w:tc>
+          <w:tcPr>
+            <w:tcW w:type="dxa" w:w="3489"/>
+            <w:tcMar>
+              <w:top w:type="dxa" w:w="60"/>
+              <w:left w:type="dxa" w:w="90"/>
+              <w:bottom w:type="dxa" w:w="60"/>
+              <w:right w:type="dxa" w:w="90"/>
+            </w:tcMar>
+            <w:vAlign w:val="center"/>
+          </w:tcPr>
+          <w:p>
+            <w:pPr>
+              <w:spacing w:after="0" w:line="288"/>
+              <w:jc w:val="left"/>
+            </w:pPr>
+            <w:r>
+              <w:rPr>
+                <w:rFonts w:ascii="TH SarabunPSK" w:cs="TH SarabunPSK" w:eastAsia="TH SarabunPSK" w:hAnsi="TH SarabunPSK"/>
+                <w:b w:val="false"/>
+                <w:bCs w:val="false"/>
+                <w:i w:val="false"/>
+                <w:iCs w:val="false"/>
+                <w:sz w:val="28"/>
+                <w:szCs w:val="28"/>
+              </w:rPr>
+              <w:t xml:space="preserve">ความสม่ำเสมอของจังหวะหยดที่วัดได้</w:t>
+            </w:r>
+          </w:p>
+        </w:tc>
+        <w:tc>
+          <w:tcPr>
+            <w:tcW w:type="dxa" w:w="3156"/>
+            <w:tcMar>
+              <w:top w:type="dxa" w:w="60"/>
+              <w:left w:type="dxa" w:w="90"/>
+              <w:bottom w:type="dxa" w:w="60"/>
+              <w:right w:type="dxa" w:w="90"/>
+            </w:tcMar>
+            <w:vAlign w:val="center"/>
+          </w:tcPr>
+          <w:p>
+            <w:pPr>
+              <w:spacing w:after="0" w:line="288"/>
+              <w:jc w:val="left"/>
+            </w:pPr>
+            <w:r>
+              <w:rPr>
+                <w:rFonts w:ascii="TH SarabunPSK" w:cs="TH SarabunPSK" w:eastAsia="TH SarabunPSK" w:hAnsi="TH SarabunPSK"/>
+                <w:b w:val="false"/>
+                <w:bCs w:val="false"/>
+                <w:i w:val="false"/>
+                <w:iCs w:val="false"/>
+                <w:sz w:val="28"/>
+                <w:szCs w:val="28"/>
+              </w:rPr>
+              <w:t xml:space="preserve">ยิ่งสูงยิ่งดี ต่ำมากแปลว่าจังหวะหยดไม่สม่ำเสมอหรือมีสิ่งรบกวน</w:t>
+            </w:r>
+          </w:p>
+        </w:tc>
+      </w:tr>
+      <w:tr>
+        <w:tc>
+          <w:tcPr>
+            <w:tcW w:type="dxa" w:w="1661"/>
+            <w:tcMar>
+              <w:top w:type="dxa" w:w="60"/>
+              <w:left w:type="dxa" w:w="90"/>
+              <w:bottom w:type="dxa" w:w="60"/>
+              <w:right w:type="dxa" w:w="90"/>
+            </w:tcMar>
+            <w:vAlign w:val="center"/>
+          </w:tcPr>
+          <w:p>
+            <w:pPr>
+              <w:spacing w:after="0" w:line="288"/>
+              <w:jc w:val="left"/>
+            </w:pPr>
+            <w:r>
+              <w:rPr>
+                <w:rFonts w:ascii="TH SarabunPSK" w:cs="TH SarabunPSK" w:eastAsia="TH SarabunPSK" w:hAnsi="TH SarabunPSK"/>
+                <w:b w:val="false"/>
+                <w:bCs w:val="false"/>
+                <w:i w:val="false"/>
+                <w:iCs w:val="false"/>
+                <w:sz w:val="28"/>
+                <w:szCs w:val="28"/>
+              </w:rPr>
+              <w:t xml:space="preserve">DROP</w:t>
+            </w:r>
+          </w:p>
+        </w:tc>
+        <w:tc>
+          <w:tcPr>
+            <w:tcW w:type="dxa" w:w="3489"/>
+            <w:tcMar>
+              <w:top w:type="dxa" w:w="60"/>
+              <w:left w:type="dxa" w:w="90"/>
+              <w:bottom w:type="dxa" w:w="60"/>
+              <w:right w:type="dxa" w:w="90"/>
+            </w:tcMar>
+            <w:vAlign w:val="center"/>
+          </w:tcPr>
+          <w:p>
+            <w:pPr>
+              <w:spacing w:after="0" w:line="288"/>
+              <w:jc w:val="left"/>
+            </w:pPr>
+            <w:r>
+              <w:rPr>
+                <w:rFonts w:ascii="TH SarabunPSK" w:cs="TH SarabunPSK" w:eastAsia="TH SarabunPSK" w:hAnsi="TH SarabunPSK"/>
+                <w:b w:val="false"/>
+                <w:bCs w:val="false"/>
+                <w:i w:val="false"/>
+                <w:iCs w:val="false"/>
+                <w:sz w:val="28"/>
+                <w:szCs w:val="28"/>
+              </w:rPr>
+              <w:t xml:space="preserve">ความสูงและความกว้างของหยดที่เครื่องเรียนรู้ได้</w:t>
+            </w:r>
+          </w:p>
+        </w:tc>
+        <w:tc>
+          <w:tcPr>
+            <w:tcW w:type="dxa" w:w="3156"/>
+            <w:tcMar>
+              <w:top w:type="dxa" w:w="60"/>
+              <w:left w:type="dxa" w:w="90"/>
+              <w:bottom w:type="dxa" w:w="60"/>
+              <w:right w:type="dxa" w:w="90"/>
+            </w:tcMar>
+            <w:vAlign w:val="center"/>
+          </w:tcPr>
+          <w:p>
+            <w:pPr>
+              <w:spacing w:after="0" w:line="288"/>
+              <w:jc w:val="left"/>
+            </w:pPr>
+            <w:r>
+              <w:rPr>
+                <w:rFonts w:ascii="TH SarabunPSK" w:cs="TH SarabunPSK" w:eastAsia="TH SarabunPSK" w:hAnsi="TH SarabunPSK"/>
+                <w:b w:val="false"/>
+                <w:bCs w:val="false"/>
+                <w:i w:val="false"/>
+                <w:iCs w:val="false"/>
+                <w:sz w:val="28"/>
+                <w:szCs w:val="28"/>
+              </w:rPr>
+              <w:t xml:space="preserve">ความกว้างปกติอยู่ราว ๕ ถึง ๓๐ มิลลิวินาที</w:t>
+            </w:r>
+          </w:p>
+        </w:tc>
+      </w:tr>
+      <w:tr>
+        <w:tc>
+          <w:tcPr>
+            <w:tcW w:type="dxa" w:w="1661"/>
+            <w:tcMar>
+              <w:top w:type="dxa" w:w="60"/>
+              <w:left w:type="dxa" w:w="90"/>
+              <w:bottom w:type="dxa" w:w="60"/>
+              <w:right w:type="dxa" w:w="90"/>
+            </w:tcMar>
+            <w:vAlign w:val="center"/>
+          </w:tcPr>
+          <w:p>
+            <w:pPr>
+              <w:spacing w:after="0" w:line="288"/>
+              <w:jc w:val="left"/>
+            </w:pPr>
+            <w:r>
+              <w:rPr>
+                <w:rFonts w:ascii="TH SarabunPSK" w:cs="TH SarabunPSK" w:eastAsia="TH SarabunPSK" w:hAnsi="TH SarabunPSK"/>
+                <w:b w:val="false"/>
+                <w:bCs w:val="false"/>
+                <w:i w:val="false"/>
+                <w:iCs w:val="false"/>
+                <w:sz w:val="28"/>
+                <w:szCs w:val="28"/>
+              </w:rPr>
+              <w:t xml:space="preserve">NOISE</w:t>
+            </w:r>
+          </w:p>
+        </w:tc>
+        <w:tc>
+          <w:tcPr>
+            <w:tcW w:type="dxa" w:w="3489"/>
+            <w:tcMar>
+              <w:top w:type="dxa" w:w="60"/>
+              <w:left w:type="dxa" w:w="90"/>
+              <w:bottom w:type="dxa" w:w="60"/>
+              <w:right w:type="dxa" w:w="90"/>
+            </w:tcMar>
+            <w:vAlign w:val="center"/>
+          </w:tcPr>
+          <w:p>
+            <w:pPr>
+              <w:spacing w:after="0" w:line="288"/>
+              <w:jc w:val="left"/>
+            </w:pPr>
+            <w:r>
+              <w:rPr>
+                <w:rFonts w:ascii="TH SarabunPSK" w:cs="TH SarabunPSK" w:eastAsia="TH SarabunPSK" w:hAnsi="TH SarabunPSK"/>
+                <w:b w:val="false"/>
+                <w:bCs w:val="false"/>
+                <w:i w:val="false"/>
+                <w:iCs w:val="false"/>
+                <w:sz w:val="28"/>
+                <w:szCs w:val="28"/>
+              </w:rPr>
+              <w:t xml:space="preserve">ระดับสัญญาณรบกวนพื้นฐานของเซนเซอร์</w:t>
+            </w:r>
+          </w:p>
+        </w:tc>
+        <w:tc>
+          <w:tcPr>
+            <w:tcW w:type="dxa" w:w="3156"/>
+            <w:tcMar>
+              <w:top w:type="dxa" w:w="60"/>
+              <w:left w:type="dxa" w:w="90"/>
+              <w:bottom w:type="dxa" w:w="60"/>
+              <w:right w:type="dxa" w:w="90"/>
+            </w:tcMar>
+            <w:vAlign w:val="center"/>
+          </w:tcPr>
+          <w:p>
+            <w:pPr>
+              <w:spacing w:after="0" w:line="288"/>
+              <w:jc w:val="left"/>
+            </w:pPr>
+            <w:r>
+              <w:rPr>
+                <w:rFonts w:ascii="TH SarabunPSK" w:cs="TH SarabunPSK" w:eastAsia="TH SarabunPSK" w:hAnsi="TH SarabunPSK"/>
+                <w:b w:val="false"/>
+                <w:bCs w:val="false"/>
+                <w:i w:val="false"/>
+                <w:iCs w:val="false"/>
+                <w:sz w:val="28"/>
+                <w:szCs w:val="28"/>
+              </w:rPr>
+              <w:t xml:space="preserve">ยิ่งต่ำยิ่งดี ถ้าสูงผิดปกติให้ตรวจแสงรบกวนและการสั่นของเสา</w:t>
+            </w:r>
+          </w:p>
+        </w:tc>
+      </w:tr>
+      <w:tr>
+        <w:tc>
+          <w:tcPr>
+            <w:tcW w:type="dxa" w:w="1661"/>
+            <w:tcMar>
+              <w:top w:type="dxa" w:w="60"/>
+              <w:left w:type="dxa" w:w="90"/>
+              <w:bottom w:type="dxa" w:w="60"/>
+              <w:right w:type="dxa" w:w="90"/>
+            </w:tcMar>
+            <w:vAlign w:val="center"/>
+          </w:tcPr>
+          <w:p>
+            <w:pPr>
+              <w:spacing w:after="0" w:line="288"/>
+              <w:jc w:val="left"/>
+            </w:pPr>
+            <w:r>
+              <w:rPr>
+                <w:rFonts w:ascii="TH SarabunPSK" w:cs="TH SarabunPSK" w:eastAsia="TH SarabunPSK" w:hAnsi="TH SarabunPSK"/>
+                <w:b w:val="false"/>
+                <w:bCs w:val="false"/>
+                <w:i w:val="false"/>
+                <w:iCs w:val="false"/>
+                <w:sz w:val="28"/>
+                <w:szCs w:val="28"/>
+              </w:rPr>
+              <w:t xml:space="preserve">COUNTED</w:t>
+            </w:r>
+          </w:p>
+        </w:tc>
+        <w:tc>
+          <w:tcPr>
+            <w:tcW w:type="dxa" w:w="3489"/>
+            <w:tcMar>
+              <w:top w:type="dxa" w:w="60"/>
+              <w:left w:type="dxa" w:w="90"/>
+              <w:bottom w:type="dxa" w:w="60"/>
+              <w:right w:type="dxa" w:w="90"/>
+            </w:tcMar>
+            <w:vAlign w:val="center"/>
+          </w:tcPr>
+          <w:p>
+            <w:pPr>
+              <w:spacing w:after="0" w:line="288"/>
+              <w:jc w:val="left"/>
+            </w:pPr>
+            <w:r>
+              <w:rPr>
+                <w:rFonts w:ascii="TH SarabunPSK" w:cs="TH SarabunPSK" w:eastAsia="TH SarabunPSK" w:hAnsi="TH SarabunPSK"/>
+                <w:b w:val="false"/>
+                <w:bCs w:val="false"/>
+                <w:i w:val="false"/>
+                <w:iCs w:val="false"/>
+                <w:sz w:val="28"/>
+                <w:szCs w:val="28"/>
+              </w:rPr>
+              <w:t xml:space="preserve">จำนวนหยดที่นับได้ตั้งแต่เข้าหน้านี้</w:t>
+            </w:r>
+          </w:p>
+        </w:tc>
+        <w:tc>
+          <w:tcPr>
+            <w:tcW w:type="dxa" w:w="3156"/>
+            <w:tcMar>
+              <w:top w:type="dxa" w:w="60"/>
+              <w:left w:type="dxa" w:w="90"/>
+              <w:bottom w:type="dxa" w:w="60"/>
+              <w:right w:type="dxa" w:w="90"/>
+            </w:tcMar>
+            <w:vAlign w:val="center"/>
+          </w:tcPr>
+          <w:p>
+            <w:pPr>
+              <w:spacing w:after="0" w:line="288"/>
+              <w:jc w:val="left"/>
+            </w:pPr>
+            <w:r>
+              <w:rPr>
+                <w:rFonts w:ascii="TH SarabunPSK" w:cs="TH SarabunPSK" w:eastAsia="TH SarabunPSK" w:hAnsi="TH SarabunPSK"/>
+                <w:b w:val="false"/>
+                <w:bCs w:val="false"/>
+                <w:i w:val="false"/>
+                <w:iCs w:val="false"/>
+                <w:sz w:val="28"/>
+                <w:szCs w:val="28"/>
+              </w:rPr>
+              <w:t xml:space="preserve">ใช้เทียบกับการนับด้วยตา ต้องตรงกัน</w:t>
+            </w:r>
+          </w:p>
+        </w:tc>
+      </w:tr>
+      <w:tr>
+        <w:tc>
+          <w:tcPr>
+            <w:tcW w:type="dxa" w:w="1661"/>
+            <w:tcMar>
+              <w:top w:type="dxa" w:w="60"/>
+              <w:left w:type="dxa" w:w="90"/>
+              <w:bottom w:type="dxa" w:w="60"/>
+              <w:right w:type="dxa" w:w="90"/>
+            </w:tcMar>
+            <w:vAlign w:val="center"/>
+          </w:tcPr>
+          <w:p>
+            <w:pPr>
+              <w:spacing w:after="0" w:line="288"/>
+              <w:jc w:val="left"/>
+            </w:pPr>
+            <w:r>
+              <w:rPr>
+                <w:rFonts w:ascii="TH SarabunPSK" w:cs="TH SarabunPSK" w:eastAsia="TH SarabunPSK" w:hAnsi="TH SarabunPSK"/>
+                <w:b w:val="false"/>
+                <w:bCs w:val="false"/>
+                <w:i w:val="false"/>
+                <w:iCs w:val="false"/>
+                <w:sz w:val="28"/>
+                <w:szCs w:val="28"/>
+              </w:rPr>
+              <w:t xml:space="preserve">DIR</w:t>
+            </w:r>
+          </w:p>
+        </w:tc>
+        <w:tc>
+          <w:tcPr>
+            <w:tcW w:type="dxa" w:w="3489"/>
+            <w:tcMar>
+              <w:top w:type="dxa" w:w="60"/>
+              <w:left w:type="dxa" w:w="90"/>
+              <w:bottom w:type="dxa" w:w="60"/>
+              <w:right w:type="dxa" w:w="90"/>
+            </w:tcMar>
+            <w:vAlign w:val="center"/>
+          </w:tcPr>
+          <w:p>
+            <w:pPr>
+              <w:spacing w:after="0" w:line="288"/>
+              <w:jc w:val="left"/>
+            </w:pPr>
+            <w:r>
+              <w:rPr>
+                <w:rFonts w:ascii="TH SarabunPSK" w:cs="TH SarabunPSK" w:eastAsia="TH SarabunPSK" w:hAnsi="TH SarabunPSK"/>
+                <w:b w:val="false"/>
+                <w:bCs w:val="false"/>
+                <w:i w:val="false"/>
+                <w:iCs w:val="false"/>
+                <w:sz w:val="28"/>
+                <w:szCs w:val="28"/>
+              </w:rPr>
+              <w:t xml:space="preserve">ทิศของสัญญาณที่เครื่องเรียนรู้ได้เอง</w:t>
+            </w:r>
+          </w:p>
+        </w:tc>
+        <w:tc>
+          <w:tcPr>
+            <w:tcW w:type="dxa" w:w="3156"/>
+            <w:tcMar>
+              <w:top w:type="dxa" w:w="60"/>
+              <w:left w:type="dxa" w:w="90"/>
+              <w:bottom w:type="dxa" w:w="60"/>
+              <w:right w:type="dxa" w:w="90"/>
+            </w:tcMar>
+            <w:vAlign w:val="center"/>
+          </w:tcPr>
+          <w:p>
+            <w:pPr>
+              <w:spacing w:after="0" w:line="288"/>
+              <w:jc w:val="left"/>
+            </w:pPr>
+            <w:r>
+              <w:rPr>
+                <w:rFonts w:ascii="TH SarabunPSK" w:cs="TH SarabunPSK" w:eastAsia="TH SarabunPSK" w:hAnsi="TH SarabunPSK"/>
+                <w:b w:val="false"/>
+                <w:bCs w:val="false"/>
+                <w:i w:val="false"/>
+                <w:iCs w:val="false"/>
+                <w:sz w:val="28"/>
+                <w:szCs w:val="28"/>
+              </w:rPr>
+              <w:t xml:space="preserve">ไม่ต้องตั้งค่า เครื่องหาเองจนได้</w:t>
+            </w:r>
+          </w:p>
+        </w:tc>
+      </w:tr>
+      <w:tr>
+        <w:tc>
+          <w:tcPr>
+            <w:tcW w:type="dxa" w:w="1661"/>
+            <w:tcMar>
+              <w:top w:type="dxa" w:w="60"/>
+              <w:left w:type="dxa" w:w="90"/>
+              <w:bottom w:type="dxa" w:w="60"/>
+              <w:right w:type="dxa" w:w="90"/>
+            </w:tcMar>
+            <w:vAlign w:val="center"/>
+          </w:tcPr>
+          <w:p>
+            <w:pPr>
+              <w:spacing w:after="0" w:line="288"/>
+              <w:jc w:val="left"/>
+            </w:pPr>
+            <w:r>
+              <w:rPr>
+                <w:rFonts w:ascii="TH SarabunPSK" w:cs="TH SarabunPSK" w:eastAsia="TH SarabunPSK" w:hAnsi="TH SarabunPSK"/>
+                <w:b w:val="false"/>
+                <w:bCs w:val="false"/>
+                <w:i w:val="false"/>
+                <w:iCs w:val="false"/>
+                <w:sz w:val="28"/>
+                <w:szCs w:val="28"/>
+              </w:rPr>
+              <w:t xml:space="preserve">ERR</w:t>
+            </w:r>
+          </w:p>
+        </w:tc>
+        <w:tc>
+          <w:tcPr>
+            <w:tcW w:type="dxa" w:w="3489"/>
+            <w:tcMar>
+              <w:top w:type="dxa" w:w="60"/>
+              <w:left w:type="dxa" w:w="90"/>
+              <w:bottom w:type="dxa" w:w="60"/>
+              <w:right w:type="dxa" w:w="90"/>
+            </w:tcMar>
+            <w:vAlign w:val="center"/>
+          </w:tcPr>
+          <w:p>
+            <w:pPr>
+              <w:spacing w:after="0" w:line="288"/>
+              <w:jc w:val="left"/>
+            </w:pPr>
+            <w:r>
+              <w:rPr>
+                <w:rFonts w:ascii="TH SarabunPSK" w:cs="TH SarabunPSK" w:eastAsia="TH SarabunPSK" w:hAnsi="TH SarabunPSK"/>
+                <w:b w:val="false"/>
+                <w:bCs w:val="false"/>
+                <w:i w:val="false"/>
+                <w:iCs w:val="false"/>
+                <w:sz w:val="28"/>
+                <w:szCs w:val="28"/>
+              </w:rPr>
+              <w:t xml:space="preserve">จำนวนพัลส์ที่ถูกปฏิเสธ และจำนวนช่วงที่อ่านค่าขาดหาย</w:t>
+            </w:r>
+          </w:p>
+        </w:tc>
+        <w:tc>
+          <w:tcPr>
+            <w:tcW w:type="dxa" w:w="3156"/>
+            <w:tcMar>
+              <w:top w:type="dxa" w:w="60"/>
+              <w:left w:type="dxa" w:w="90"/>
+              <w:bottom w:type="dxa" w:w="60"/>
+              <w:right w:type="dxa" w:w="90"/>
+            </w:tcMar>
+            <w:vAlign w:val="center"/>
+          </w:tcPr>
+          <w:p>
+            <w:pPr>
+              <w:spacing w:after="0" w:line="288"/>
+              <w:jc w:val="left"/>
+            </w:pPr>
+            <w:r>
+              <w:rPr>
+                <w:rFonts w:ascii="TH SarabunPSK" w:cs="TH SarabunPSK" w:eastAsia="TH SarabunPSK" w:hAnsi="TH SarabunPSK"/>
+                <w:b w:val="false"/>
+                <w:bCs w:val="false"/>
+                <w:i w:val="false"/>
+                <w:iCs w:val="false"/>
+                <w:sz w:val="28"/>
+                <w:szCs w:val="28"/>
+              </w:rPr>
+              <w:t xml:space="preserve">ถ้าเดินขึ้นเรื่อย ๆ ให้แจ้งผู้ดูแลระบบ</w:t>
+            </w:r>
+          </w:p>
+        </w:tc>
+      </w:tr>
+    </w:tbl>
+    <w:p>
+      <w:pPr>
+        <w:spacing w:after="80" w:line="300"/>
+        <w:jc w:val="left"/>
+      </w:pPr>
+      <w:r>
+        <w:rPr>
+          <w:rFonts w:ascii="TH SarabunPSK" w:cs="TH SarabunPSK" w:eastAsia="TH SarabunPSK" w:hAnsi="TH SarabunPSK"/>
+          <w:b w:val="false"/>
+          <w:bCs w:val="false"/>
+          <w:i w:val="false"/>
+          <w:iCs w:val="false"/>
+          <w:sz w:val="32"/>
+          <w:szCs w:val="32"/>
+        </w:rPr>
+        <w:t xml:space="preserve"/>
+      </w:r>
+    </w:p>
+    <w:tbl>
+      <w:tblPr>
+        <w:tblW w:type="dxa" w:w="8306"/>
+        <w:tblBorders>
+          <w:top w:val="single" w:color="BF8F00" w:sz="8"/>
+          <w:left w:val="single" w:color="BF8F00" w:sz="8"/>
+          <w:bottom w:val="single" w:color="BF8F00" w:sz="8"/>
+          <w:right w:val="single" w:color="BF8F00" w:sz="8"/>
+          <w:insideH w:val="single" w:color="BF8F00" w:sz="8"/>
+          <w:insideV w:val="single" w:color="BF8F00" w:sz="8"/>
+        </w:tblBorders>
+      </w:tblPr>
+      <w:tblGrid>
+        <w:gridCol w:w="8306"/>
+      </w:tblGrid>
+      <w:tr>
+        <w:tc>
+          <w:tcPr>
+            <w:tcW w:type="dxa" w:w="8306"/>
+            <w:shd w:fill="FFF2CC" w:color="auto" w:val="clear"/>
+            <w:tcMar>
+              <w:top w:type="dxa" w:w="120"/>
+              <w:left w:type="dxa" w:w="160"/>
+              <w:bottom w:type="dxa" w:w="120"/>
+              <w:right w:type="dxa" w:w="160"/>
+            </w:tcMar>
+          </w:tcPr>
+          <w:p>
+            <w:pPr>
+              <w:spacing w:after="60"/>
+            </w:pPr>
+            <w:r>
+              <w:rPr>
+                <w:rFonts w:ascii="TH SarabunPSK" w:cs="TH SarabunPSK" w:eastAsia="TH SarabunPSK" w:hAnsi="TH SarabunPSK"/>
+                <w:b/>
+                <w:bCs/>
+                <w:i w:val="false"/>
+                <w:iCs w:val="false"/>
+                <w:sz w:val="32"/>
+                <w:szCs w:val="32"/>
+              </w:rPr>
+              <w:t xml:space="preserve">วิธีตรวจง่าย ๆ ด้วยตาเปล่า</w:t>
+            </w:r>
+          </w:p>
+          <w:p>
+            <w:pPr>
+              <w:spacing w:after="40" w:line="300"/>
+              <w:ind w:left="360" w:hanging="360"/>
+            </w:pPr>
+            <w:r>
+              <w:rPr>
+                <w:rFonts w:ascii="TH SarabunPSK" w:cs="TH SarabunPSK" w:eastAsia="TH SarabunPSK" w:hAnsi="TH SarabunPSK"/>
+                <w:b w:val="false"/>
+                <w:bCs w:val="false"/>
+                <w:i w:val="false"/>
+                <w:iCs w:val="false"/>
+                <w:sz w:val="32"/>
+                <w:szCs w:val="32"/>
+              </w:rPr>
+              <w:t xml:space="preserve">เปิดหน้าตรวจเซนเซอร์ ตั้งนาฬิกาจับเวลา ๑ นาที แล้วนับหยดในกระเปาะด้วยตาไปพร้อมกัน</w:t>
+            </w:r>
+          </w:p>
+          <w:p>
+            <w:pPr>
+              <w:spacing w:after="40" w:line="300"/>
+              <w:ind w:left="360" w:hanging="360"/>
+            </w:pPr>
+            <w:r>
+              <w:rPr>
+                <w:rFonts w:ascii="TH SarabunPSK" w:cs="TH SarabunPSK" w:eastAsia="TH SarabunPSK" w:hAnsi="TH SarabunPSK"/>
+                <w:b w:val="false"/>
+                <w:bCs w:val="false"/>
+                <w:i w:val="false"/>
+                <w:iCs w:val="false"/>
+                <w:sz w:val="32"/>
+                <w:szCs w:val="32"/>
+              </w:rPr>
+              <w:t xml:space="preserve">เมื่อครบ ๑ นาที ตัวเลข COUNTED ต้องตรงกับที่นับด้วยตา ถ้าต่างกันเกิน ๑ ถึง ๒ หยด ให้จัดตำแหน่งเซนเซอร์ใหม่</w:t>
+            </w:r>
+          </w:p>
+        </w:tc>
+      </w:tr>
+    </w:tbl>
+    <w:p>
+      <w:pPr>
+        <w:pStyle w:val="Heading2"/>
+        <w:spacing w:after="80" w:before="200"/>
+      </w:pPr>
+      <w:r>
+        <w:rPr>
+          <w:rFonts w:ascii="TH SarabunPSK" w:cs="TH SarabunPSK" w:eastAsia="TH SarabunPSK" w:hAnsi="TH SarabunPSK"/>
+          <w:b/>
+          <w:bCs/>
+          <w:i w:val="false"/>
+          <w:iCs w:val="false"/>
+          <w:sz w:val="36"/>
+          <w:szCs w:val="36"/>
+        </w:rPr>
+        <w:t xml:space="preserve">๔.๕ รุ่นคาลิเบรตเอง (๗.๕.x) — ขั้นตอน ๓ ขั้น</w:t>
+      </w:r>
+    </w:p>
+    <w:p>
+      <w:pPr>
+        <w:spacing w:after="60" w:line="300"/>
+        <w:ind w:firstLine="576"/>
+        <w:jc w:val="thaiDistribute"/>
+      </w:pPr>
+      <w:r>
+        <w:rPr>
+          <w:rFonts w:ascii="TH SarabunPSK" w:cs="TH SarabunPSK" w:eastAsia="TH SarabunPSK" w:hAnsi="TH SarabunPSK"/>
+          <w:b w:val="false"/>
+          <w:bCs w:val="false"/>
+          <w:i w:val="false"/>
+          <w:iCs w:val="false"/>
+          <w:sz w:val="32"/>
+          <w:szCs w:val="32"/>
+        </w:rPr>
+        <w:t xml:space="preserve">รุ่นนี้ต้องคาลิเบรตเมื่อติดตั้งครั้งแรกกับผู้ป่วยแต่ละราย เพื่อให้เครื่องรู้ว่า หยดของชุดให้สารน้ำชุดนี้กับกระเปาะใบนี้มีลักษณะอย่างไร เข้าโหมดคาลิเบรตโดย </w:t>
+      </w:r>
+      <w:r>
+        <w:rPr>
+          <w:rFonts w:ascii="TH SarabunPSK" w:cs="TH SarabunPSK" w:eastAsia="TH SarabunPSK" w:hAnsi="TH SarabunPSK"/>
+          <w:b/>
+          <w:bCs/>
+          <w:i w:val="false"/>
+          <w:iCs w:val="false"/>
+          <w:sz w:val="32"/>
+          <w:szCs w:val="32"/>
+        </w:rPr>
+        <w:t xml:space="preserve">กดปุ่มค้าง ๓ วินาที</w:t>
+      </w:r>
+      <w:r>
+        <w:rPr>
+          <w:rFonts w:ascii="TH SarabunPSK" w:cs="TH SarabunPSK" w:eastAsia="TH SarabunPSK" w:hAnsi="TH SarabunPSK"/>
+          <w:b w:val="false"/>
+          <w:bCs w:val="false"/>
+          <w:i w:val="false"/>
+          <w:iCs w:val="false"/>
+          <w:sz w:val="32"/>
+          <w:szCs w:val="32"/>
+        </w:rPr>
+        <w:t xml:space="preserve"> จากหน้าใช้งานปกติ</w:t>
+      </w:r>
+    </w:p>
+    <w:p>
+      <w:pPr>
+        <w:spacing w:after="80" w:line="300"/>
+        <w:jc w:val="left"/>
+      </w:pPr>
+      <w:r>
+        <w:rPr>
+          <w:rFonts w:ascii="TH SarabunPSK" w:cs="TH SarabunPSK" w:eastAsia="TH SarabunPSK" w:hAnsi="TH SarabunPSK"/>
+          <w:b w:val="false"/>
+          <w:bCs w:val="false"/>
+          <w:i w:val="false"/>
+          <w:iCs w:val="false"/>
+          <w:sz w:val="32"/>
+          <w:szCs w:val="32"/>
+        </w:rPr>
+        <w:t xml:space="preserve"/>
+      </w:r>
+    </w:p>
+    <w:tbl>
+      <w:tblPr>
+        <w:tblW w:type="dxa" w:w="8306"/>
+        <w:tblBorders>
+          <w:top w:val="none" w:color="FFFFFF" w:sz="0"/>
+          <w:left w:val="none" w:color="FFFFFF" w:sz="0"/>
+          <w:bottom w:val="none" w:color="FFFFFF" w:sz="0"/>
+          <w:right w:val="none" w:color="FFFFFF" w:sz="0"/>
+          <w:insideH w:val="none" w:color="FFFFFF" w:sz="0"/>
+          <w:insideV w:val="none" w:color="FFFFFF" w:sz="0"/>
+        </w:tblBorders>
+      </w:tblPr>
+      <w:tblGrid>
+        <w:gridCol w:w="2077"/>
+        <w:gridCol w:w="2077"/>
+        <w:gridCol w:w="2077"/>
+        <w:gridCol w:w="2077"/>
+      </w:tblGrid>
+      <w:tr>
+        <w:trPr>
+          <w:cantSplit/>
+        </w:trPr>
+        <w:tc>
+          <w:tcPr>
+            <w:tcW w:type="dxa" w:w="2077"/>
+            <w:tcBorders>
+              <w:top w:val="none" w:color="FFFFFF" w:sz="0"/>
+              <w:left w:val="none" w:color="FFFFFF" w:sz="0"/>
+              <w:bottom w:val="none" w:color="FFFFFF" w:sz="0"/>
+              <w:right w:val="none" w:color="FFFFFF" w:sz="0"/>
+            </w:tcBorders>
+          </w:tcPr>
+          <w:p>
+            <w:pPr>
+              <w:spacing w:after="0" w:before="120" w:line="240" w:lineRule="auto"/>
+              <w:jc w:val="center"/>
+            </w:pPr>
+            <w:r>
+              <w:drawing>
+                <wp:inline distT="0" distB="0" distL="0" distR="0">
+                  <wp:extent cx="1028700" cy="1914525"/>
+                  <wp:effectExtent t="0" r="0" b="0" l="0"/>
+                  <wp:docPr id="1" name="" descr="" title=""/>
+                  <wp:cNvGraphicFramePr>
+                    <a:graphicFrameLocks xmlns:a="http://schemas.openxmlformats.org/drawingml/2006/main" noChangeAspect="1"/>
+                  </wp:cNvGraphicFramePr>
+                  <a:graphic xmlns:a="http://schemas.openxmlformats.org/drawingml/2006/main">
+                    <a:graphicData uri="http://schemas.openxmlformats.org/drawingml/2006/picture">
+                      <pic:pic xmlns:pic="http://schemas.openxmlformats.org/drawingml/2006/picture">
+                        <pic:nvPicPr>
+                          <pic:cNvPr id="0" name="" descr=""/>
+                          <pic:cNvPicPr>
+                            <a:picLocks noChangeAspect="1" noChangeArrowheads="1"/>
+                          </pic:cNvPicPr>
+                        </pic:nvPicPr>
+                        <pic:blipFill>
+                          <a:blip r:embed="rId18" cstate="none"/>
+                          <a:srcRect/>
+                          <a:stretch>
+                            <a:fillRect/>
+                          </a:stretch>
+                        </pic:blipFill>
+                        <pic:spPr bwMode="auto">
+                          <a:xfrm>
+                            <a:off x="0" y="0"/>
+                            <a:ext cx="1028700" cy="1914525"/>
+                          </a:xfrm>
+                          <a:prstGeom prst="rect">
+                            <a:avLst/>
+                          </a:prstGeom>
+                        </pic:spPr>
+                      </pic:pic>
+                    </a:graphicData>
+                  </a:graphic>
+                </wp:inline>
+              </w:drawing>
+            </w:r>
+          </w:p>
+          <w:p>
+            <w:pPr>
+              <w:pStyle w:val="CaptionFigure"/>
+              <w:spacing w:after="160" w:before="60" w:line="288"/>
+              <w:jc w:val="center"/>
+            </w:pPr>
+            <w:r>
+              <w:rPr>
+                <w:rFonts w:ascii="TH SarabunPSK" w:cs="TH SarabunPSK" w:eastAsia="TH SarabunPSK" w:hAnsi="TH SarabunPSK"/>
+                <w:b w:val="false"/>
+                <w:bCs w:val="false"/>
+                <w:i w:val="false"/>
+                <w:iCs w:val="false"/>
+                <w:sz w:val="28"/>
+                <w:szCs w:val="28"/>
+              </w:rPr>
+              <w:t xml:space="preserve">ขั้นที่ ๑ NOISE</w:t>
+            </w:r>
+          </w:p>
+        </w:tc>
+        <w:tc>
+          <w:tcPr>
+            <w:tcW w:type="dxa" w:w="2077"/>
+            <w:tcBorders>
+              <w:top w:val="none" w:color="FFFFFF" w:sz="0"/>
+              <w:left w:val="none" w:color="FFFFFF" w:sz="0"/>
+              <w:bottom w:val="none" w:color="FFFFFF" w:sz="0"/>
+              <w:right w:val="none" w:color="FFFFFF" w:sz="0"/>
+            </w:tcBorders>
+          </w:tcPr>
+          <w:p>
+            <w:pPr>
+              <w:spacing w:after="0" w:before="120" w:line="240" w:lineRule="auto"/>
+              <w:jc w:val="center"/>
+            </w:pPr>
+            <w:r>
+              <w:drawing>
+                <wp:inline distT="0" distB="0" distL="0" distR="0">
+                  <wp:extent cx="1028700" cy="1914525"/>
+                  <wp:effectExtent t="0" r="0" b="0" l="0"/>
+                  <wp:docPr id="1" name="" descr="" title=""/>
+                  <wp:cNvGraphicFramePr>
+                    <a:graphicFrameLocks xmlns:a="http://schemas.openxmlformats.org/drawingml/2006/main" noChangeAspect="1"/>
+                  </wp:cNvGraphicFramePr>
+                  <a:graphic xmlns:a="http://schemas.openxmlformats.org/drawingml/2006/main">
+                    <a:graphicData uri="http://schemas.openxmlformats.org/drawingml/2006/picture">
+                      <pic:pic xmlns:pic="http://schemas.openxmlformats.org/drawingml/2006/picture">
+                        <pic:nvPicPr>
+                          <pic:cNvPr id="0" name="" descr=""/>
+                          <pic:cNvPicPr>
+                            <a:picLocks noChangeAspect="1" noChangeArrowheads="1"/>
+                          </pic:cNvPicPr>
+                        </pic:nvPicPr>
+                        <pic:blipFill>
+                          <a:blip r:embed="rId19" cstate="none"/>
+                          <a:srcRect/>
+                          <a:stretch>
+                            <a:fillRect/>
+                          </a:stretch>
+                        </pic:blipFill>
+                        <pic:spPr bwMode="auto">
+                          <a:xfrm>
+                            <a:off x="0" y="0"/>
+                            <a:ext cx="1028700" cy="1914525"/>
+                          </a:xfrm>
+                          <a:prstGeom prst="rect">
+                            <a:avLst/>
+                          </a:prstGeom>
+                        </pic:spPr>
+                      </pic:pic>
+                    </a:graphicData>
+                  </a:graphic>
+                </wp:inline>
+              </w:drawing>
+            </w:r>
+          </w:p>
+          <w:p>
+            <w:pPr>
+              <w:pStyle w:val="CaptionFigure"/>
+              <w:spacing w:after="160" w:before="60" w:line="288"/>
+              <w:jc w:val="center"/>
+            </w:pPr>
+            <w:r>
+              <w:rPr>
+                <w:rFonts w:ascii="TH SarabunPSK" w:cs="TH SarabunPSK" w:eastAsia="TH SarabunPSK" w:hAnsi="TH SarabunPSK"/>
+                <w:b w:val="false"/>
+                <w:bCs w:val="false"/>
+                <w:i w:val="false"/>
+                <w:iCs w:val="false"/>
+                <w:sz w:val="28"/>
+                <w:szCs w:val="28"/>
+              </w:rPr>
+              <w:t xml:space="preserve">ขั้นที่ ๒ DROPS</w:t>
+            </w:r>
+          </w:p>
+        </w:tc>
+        <w:tc>
+          <w:tcPr>
+            <w:tcW w:type="dxa" w:w="2077"/>
+            <w:tcBorders>
+              <w:top w:val="none" w:color="FFFFFF" w:sz="0"/>
+              <w:left w:val="none" w:color="FFFFFF" w:sz="0"/>
+              <w:bottom w:val="none" w:color="FFFFFF" w:sz="0"/>
+              <w:right w:val="none" w:color="FFFFFF" w:sz="0"/>
+            </w:tcBorders>
+          </w:tcPr>
+          <w:p>
+            <w:pPr>
+              <w:spacing w:after="0" w:before="120" w:line="240" w:lineRule="auto"/>
+              <w:jc w:val="center"/>
+            </w:pPr>
+            <w:r>
+              <w:drawing>
+                <wp:inline distT="0" distB="0" distL="0" distR="0">
+                  <wp:extent cx="1028700" cy="1914525"/>
+                  <wp:effectExtent t="0" r="0" b="0" l="0"/>
+                  <wp:docPr id="1" name="" descr="" title=""/>
+                  <wp:cNvGraphicFramePr>
+                    <a:graphicFrameLocks xmlns:a="http://schemas.openxmlformats.org/drawingml/2006/main" noChangeAspect="1"/>
+                  </wp:cNvGraphicFramePr>
+                  <a:graphic xmlns:a="http://schemas.openxmlformats.org/drawingml/2006/main">
+                    <a:graphicData uri="http://schemas.openxmlformats.org/drawingml/2006/picture">
+                      <pic:pic xmlns:pic="http://schemas.openxmlformats.org/drawingml/2006/picture">
+                        <pic:nvPicPr>
+                          <pic:cNvPr id="0" name="" descr=""/>
+                          <pic:cNvPicPr>
+                            <a:picLocks noChangeAspect="1" noChangeArrowheads="1"/>
+                          </pic:cNvPicPr>
+                        </pic:nvPicPr>
+                        <pic:blipFill>
+                          <a:blip r:embed="rId20" cstate="none"/>
+                          <a:srcRect/>
+                          <a:stretch>
+                            <a:fillRect/>
+                          </a:stretch>
+                        </pic:blipFill>
+                        <pic:spPr bwMode="auto">
+                          <a:xfrm>
+                            <a:off x="0" y="0"/>
+                            <a:ext cx="1028700" cy="1914525"/>
+                          </a:xfrm>
+                          <a:prstGeom prst="rect">
+                            <a:avLst/>
+                          </a:prstGeom>
+                        </pic:spPr>
+                      </pic:pic>
+                    </a:graphicData>
+                  </a:graphic>
+                </wp:inline>
+              </w:drawing>
+            </w:r>
+          </w:p>
+          <w:p>
+            <w:pPr>
+              <w:pStyle w:val="CaptionFigure"/>
+              <w:spacing w:after="160" w:before="60" w:line="288"/>
+              <w:jc w:val="center"/>
+            </w:pPr>
+            <w:r>
+              <w:rPr>
+                <w:rFonts w:ascii="TH SarabunPSK" w:cs="TH SarabunPSK" w:eastAsia="TH SarabunPSK" w:hAnsi="TH SarabunPSK"/>
+                <w:b w:val="false"/>
+                <w:bCs w:val="false"/>
+                <w:i w:val="false"/>
+                <w:iCs w:val="false"/>
+                <w:sz w:val="28"/>
+                <w:szCs w:val="28"/>
+              </w:rPr>
+              <w:t xml:space="preserve">ขั้นที่ ๓ RESULT</w:t>
+            </w:r>
+          </w:p>
+        </w:tc>
+        <w:tc>
+          <w:tcPr>
+            <w:tcW w:type="dxa" w:w="2077"/>
+            <w:tcBorders>
+              <w:top w:val="none" w:color="FFFFFF" w:sz="0"/>
+              <w:left w:val="none" w:color="FFFFFF" w:sz="0"/>
+              <w:bottom w:val="none" w:color="FFFFFF" w:sz="0"/>
+              <w:right w:val="none" w:color="FFFFFF" w:sz="0"/>
+            </w:tcBorders>
+          </w:tcPr>
+          <w:p>
+            <w:pPr>
+              <w:spacing w:after="0" w:before="120" w:line="240" w:lineRule="auto"/>
+              <w:jc w:val="center"/>
+            </w:pPr>
+            <w:r>
+              <w:drawing>
+                <wp:inline distT="0" distB="0" distL="0" distR="0">
+                  <wp:extent cx="1028700" cy="1914525"/>
+                  <wp:effectExtent t="0" r="0" b="0" l="0"/>
+                  <wp:docPr id="1" name="" descr="" title=""/>
+                  <wp:cNvGraphicFramePr>
+                    <a:graphicFrameLocks xmlns:a="http://schemas.openxmlformats.org/drawingml/2006/main" noChangeAspect="1"/>
+                  </wp:cNvGraphicFramePr>
+                  <a:graphic xmlns:a="http://schemas.openxmlformats.org/drawingml/2006/main">
+                    <a:graphicData uri="http://schemas.openxmlformats.org/drawingml/2006/picture">
+                      <pic:pic xmlns:pic="http://schemas.openxmlformats.org/drawingml/2006/picture">
+                        <pic:nvPicPr>
+                          <pic:cNvPr id="0" name="" descr=""/>
+                          <pic:cNvPicPr>
+                            <a:picLocks noChangeAspect="1" noChangeArrowheads="1"/>
+                          </pic:cNvPicPr>
+                        </pic:nvPicPr>
+                        <pic:blipFill>
+                          <a:blip r:embed="rId21" cstate="none"/>
+                          <a:srcRect/>
+                          <a:stretch>
+                            <a:fillRect/>
+                          </a:stretch>
+                        </pic:blipFill>
+                        <pic:spPr bwMode="auto">
+                          <a:xfrm>
+                            <a:off x="0" y="0"/>
+                            <a:ext cx="1028700" cy="1914525"/>
+                          </a:xfrm>
+                          <a:prstGeom prst="rect">
+                            <a:avLst/>
+                          </a:prstGeom>
+                        </pic:spPr>
+                      </pic:pic>
+                    </a:graphicData>
+                  </a:graphic>
+                </wp:inline>
+              </w:drawing>
+            </w:r>
+          </w:p>
+          <w:p>
+            <w:pPr>
+              <w:pStyle w:val="CaptionFigure"/>
+              <w:spacing w:after="160" w:before="60" w:line="288"/>
+              <w:jc w:val="center"/>
+            </w:pPr>
+            <w:r>
+              <w:rPr>
+                <w:rFonts w:ascii="TH SarabunPSK" w:cs="TH SarabunPSK" w:eastAsia="TH SarabunPSK" w:hAnsi="TH SarabunPSK"/>
+                <w:b w:val="false"/>
+                <w:bCs w:val="false"/>
+                <w:i w:val="false"/>
+                <w:iCs w:val="false"/>
+                <w:sz w:val="28"/>
+                <w:szCs w:val="28"/>
+              </w:rPr>
+              <w:t xml:space="preserve">ตรวจสอบ VERIFY</w:t>
+            </w:r>
+          </w:p>
+        </w:tc>
+      </w:tr>
+    </w:tbl>
+    <w:p>
+      <w:pPr>
+        <w:pStyle w:val="CaptionFigure"/>
+        <w:spacing w:after="160" w:before="60" w:line="288"/>
+        <w:jc w:val="center"/>
+      </w:pPr>
+      <w:r>
+        <w:rPr>
+          <w:rFonts w:ascii="TH SarabunPSK" w:cs="TH SarabunPSK" w:eastAsia="TH SarabunPSK" w:hAnsi="TH SarabunPSK"/>
+          <w:b w:val="false"/>
+          <w:bCs w:val="false"/>
+          <w:i w:val="false"/>
+          <w:iCs w:val="false"/>
+          <w:sz w:val="28"/>
+          <w:szCs w:val="28"/>
+        </w:rPr>
+        <w:t xml:space="preserve">ภาพที่ ๑๐  หน้าจอทั้งสี่ขั้นของการคาลิเบรตในเครื่องรุ่น ๗.๕.x</w:t>
+      </w:r>
+    </w:p>
+    <w:p>
+      <w:pPr>
+        <w:pStyle w:val="Heading3"/>
+        <w:spacing w:after="60" w:before="140"/>
+        <w:ind w:left="431"/>
+      </w:pPr>
+      <w:r>
+        <w:rPr>
+          <w:rFonts w:ascii="TH SarabunPSK" w:cs="TH SarabunPSK" w:eastAsia="TH SarabunPSK" w:hAnsi="TH SarabunPSK"/>
+          <w:b/>
+          <w:bCs/>
+          <w:i w:val="false"/>
+          <w:iCs w:val="false"/>
+          <w:sz w:val="32"/>
+          <w:szCs w:val="32"/>
+        </w:rPr>
+        <w:t xml:space="preserve">ขั้นที่ ๑  NOISE — วัดพื้นสัญญาณรบกวน (๓ วินาที)</w:t>
+      </w:r>
+    </w:p>
+    <w:p>
+      <w:pPr>
+        <w:spacing w:after="60" w:line="300"/>
+        <w:ind w:firstLine="576"/>
+        <w:jc w:val="thaiDistribute"/>
+      </w:pPr>
+      <w:r>
+        <w:rPr>
+          <w:rFonts w:ascii="TH SarabunPSK" w:cs="TH SarabunPSK" w:eastAsia="TH SarabunPSK" w:hAnsi="TH SarabunPSK"/>
+          <w:b w:val="false"/>
+          <w:bCs w:val="false"/>
+          <w:i w:val="false"/>
+          <w:iCs w:val="false"/>
+          <w:sz w:val="32"/>
+          <w:szCs w:val="32"/>
+        </w:rPr>
+        <w:t xml:space="preserve">จอขึ้นข้อความ NO DROPS PLEASE เครื่องกำลังวัดว่าสัญญาณของเซนเซอร์ตัวนี้ “นิ่งแค่ไหนเมื่อไม่มีหยด” ค่านี้คือขีดล่างของฮาร์ดแวร์ ใช้เป็นฐานคำนวณเกณฑ์ในขั้นที่ ๓</w:t>
       </w:r>
     </w:p>
     <w:p>
@@ -14381,7 +18274,31 @@
           <w:sz w:val="32"/>
           <w:szCs w:val="32"/>
         </w:rPr>
-        <w:t xml:space="preserve">เหตุวิกฤต ได้แก่ ไหลเร็วเกิน ไหลช้าเกิน หยุดไหล ให้ครบตามแผนแล้ว และเซนเซอร์ไม่จับหยด จะมีเสียงเตือนต่อเนื่อง ไฟสีแดง และจอเครื่องข้างเตียงแสดงหน้าเตือนเต็มจอ ให้ไปตรวจที่เตียงทันที</w:t>
+        <w:t xml:space="preserve"/>
+      </w:r>
+      <w:r>
+        <w:rPr>
+          <w:rFonts w:ascii="TH SarabunPSK" w:cs="TH SarabunPSK" w:eastAsia="TH SarabunPSK" w:hAnsi="TH SarabunPSK"/>
+          <w:b/>
+          <w:bCs/>
+          <w:i w:val="false"/>
+          <w:iCs w:val="false"/>
+          <w:sz w:val="32"/>
+          <w:szCs w:val="32"/>
+        </w:rPr>
+        <w:t xml:space="preserve">ปิดโรลเลอร์ให้สนิท</w:t>
+      </w:r>
+      <w:r>
+        <w:rPr>
+          <w:rFonts w:ascii="TH SarabunPSK" w:cs="TH SarabunPSK" w:eastAsia="TH SarabunPSK" w:hAnsi="TH SarabunPSK"/>
+          <w:b w:val="false"/>
+          <w:bCs w:val="false"/>
+          <w:i w:val="false"/>
+          <w:iCs w:val="false"/>
+          <w:sz w:val="32"/>
+          <w:szCs w:val="32"/>
+        </w:rPr>
+        <w:t xml:space="preserve"> ห้ามให้มีหยดตกระหว่างสามวินาทีนี้ ถ้ามีหยดตกค่าที่วัดได้จะผิด</w:t>
       </w:r>
     </w:p>
     <w:p>
@@ -14414,13 +18331,80 @@
           <w:sz w:val="32"/>
           <w:szCs w:val="32"/>
         </w:rPr>
-        <w:t xml:space="preserve">เหตุเฝ้าระวัง ได้แก่ สารน้ำใกล้หมด จะมีเสียงเบาสามครั้งเป็นระยะ ไฟสีส้ม ให้จัดการภายในเวลาที่เหมาะสม โดยไม่ต้องหยุดงานที่กำลังทำอยู่ทันที</w:t>
-      </w:r>
-    </w:p>
-    <w:p>
-      <w:pPr>
-        <w:pStyle w:val="Heading2"/>
-        <w:spacing w:after="80" w:before="200"/>
+        <w:t xml:space="preserve">อยู่นิ่ง ๆ ไม่จับกระเปาะ ไม่ขยับเสาน้ำเกลือ</w:t>
+      </w:r>
+    </w:p>
+    <w:p>
+      <w:pPr>
+        <w:tabs>
+          <w:tab w:val="left" w:pos="863"/>
+        </w:tabs>
+        <w:spacing w:after="40" w:line="300"/>
+        <w:ind w:left="863" w:hanging="504"/>
+      </w:pPr>
+      <w:r>
+        <w:rPr>
+          <w:rFonts w:ascii="TH SarabunPSK" w:cs="TH SarabunPSK" w:eastAsia="TH SarabunPSK" w:hAnsi="TH SarabunPSK"/>
+          <w:b w:val="false"/>
+          <w:bCs w:val="false"/>
+          <w:i w:val="false"/>
+          <w:iCs w:val="false"/>
+          <w:sz w:val="32"/>
+          <w:szCs w:val="32"/>
+        </w:rPr>
+        <w:t xml:space="preserve">(๓)	</w:t>
+      </w:r>
+      <w:r>
+        <w:rPr>
+          <w:rFonts w:ascii="TH SarabunPSK" w:cs="TH SarabunPSK" w:eastAsia="TH SarabunPSK" w:hAnsi="TH SarabunPSK"/>
+          <w:b w:val="false"/>
+          <w:bCs w:val="false"/>
+          <w:i w:val="false"/>
+          <w:iCs w:val="false"/>
+          <w:sz w:val="32"/>
+          <w:szCs w:val="32"/>
+        </w:rPr>
+        <w:t xml:space="preserve">อ่านค่า NOISE pp ที่แสดง ยิ่งต่ำยิ่งดี เมื่อขึ้น RESULT OK แสดงว่าผ่าน</w:t>
+      </w:r>
+    </w:p>
+    <w:p>
+      <w:pPr>
+        <w:tabs>
+          <w:tab w:val="left" w:pos="863"/>
+        </w:tabs>
+        <w:spacing w:after="40" w:line="300"/>
+        <w:ind w:left="863" w:hanging="504"/>
+      </w:pPr>
+      <w:r>
+        <w:rPr>
+          <w:rFonts w:ascii="TH SarabunPSK" w:cs="TH SarabunPSK" w:eastAsia="TH SarabunPSK" w:hAnsi="TH SarabunPSK"/>
+          <w:b w:val="false"/>
+          <w:bCs w:val="false"/>
+          <w:i w:val="false"/>
+          <w:iCs w:val="false"/>
+          <w:sz w:val="32"/>
+          <w:szCs w:val="32"/>
+        </w:rPr>
+        <w:t xml:space="preserve">(๔)	</w:t>
+      </w:r>
+      <w:r>
+        <w:rPr>
+          <w:rFonts w:ascii="TH SarabunPSK" w:cs="TH SarabunPSK" w:eastAsia="TH SarabunPSK" w:hAnsi="TH SarabunPSK"/>
+          <w:b w:val="false"/>
+          <w:bCs w:val="false"/>
+          <w:i w:val="false"/>
+          <w:iCs w:val="false"/>
+          <w:sz w:val="32"/>
+          <w:szCs w:val="32"/>
+        </w:rPr>
+        <w:t xml:space="preserve">ถ้าค่าสูงผิดปกติ ให้ตรวจแสงรบกวน การสั่นของเสา และความแน่นของหัวหนีบ แล้วทำใหม่</w:t>
+      </w:r>
+    </w:p>
+    <w:p>
+      <w:pPr>
+        <w:pStyle w:val="Heading3"/>
+        <w:spacing w:after="60" w:before="140"/>
+        <w:ind w:left="431"/>
       </w:pPr>
       <w:r>
         <w:rPr>
@@ -14429,10 +18413,260 @@
           <w:bCs/>
           <w:i w:val="false"/>
           <w:iCs w:val="false"/>
-          <w:sz w:val="36"/>
-          <w:szCs w:val="36"/>
-        </w:rPr>
-        <w:t xml:space="preserve">๔.๒ ตารางสัญญาณเตือนทั้งหมด</w:t>
+          <w:sz w:val="32"/>
+          <w:szCs w:val="32"/>
+        </w:rPr>
+        <w:t xml:space="preserve">ขั้นที่ ๒  DROPS — เรียนรู้จากหยดจริง</w:t>
+      </w:r>
+    </w:p>
+    <w:p>
+      <w:pPr>
+        <w:spacing w:after="60" w:line="300"/>
+        <w:ind w:firstLine="576"/>
+        <w:jc w:val="thaiDistribute"/>
+      </w:pPr>
+      <w:r>
+        <w:rPr>
+          <w:rFonts w:ascii="TH SarabunPSK" w:cs="TH SarabunPSK" w:eastAsia="TH SarabunPSK" w:hAnsi="TH SarabunPSK"/>
+          <w:b w:val="false"/>
+          <w:bCs w:val="false"/>
+          <w:i w:val="false"/>
+          <w:iCs w:val="false"/>
+          <w:sz w:val="32"/>
+          <w:szCs w:val="32"/>
+        </w:rPr>
+        <w:t xml:space="preserve">จอขึ้นข้อความ LET IT DRIP NOW เครื่องกำลังเก็บตัวอย่างหยดจริงเพื่อวัดว่า หยดหนึ่งหยดทำให้สัญญาณเบนไปเท่าไรและนานเท่าไร</w:t>
+      </w:r>
+    </w:p>
+    <w:p>
+      <w:pPr>
+        <w:tabs>
+          <w:tab w:val="left" w:pos="863"/>
+        </w:tabs>
+        <w:spacing w:after="40" w:line="300"/>
+        <w:ind w:left="863" w:hanging="504"/>
+      </w:pPr>
+      <w:r>
+        <w:rPr>
+          <w:rFonts w:ascii="TH SarabunPSK" w:cs="TH SarabunPSK" w:eastAsia="TH SarabunPSK" w:hAnsi="TH SarabunPSK"/>
+          <w:b w:val="false"/>
+          <w:bCs w:val="false"/>
+          <w:i w:val="false"/>
+          <w:iCs w:val="false"/>
+          <w:sz w:val="32"/>
+          <w:szCs w:val="32"/>
+        </w:rPr>
+        <w:t xml:space="preserve">(๑)	</w:t>
+      </w:r>
+      <w:r>
+        <w:rPr>
+          <w:rFonts w:ascii="TH SarabunPSK" w:cs="TH SarabunPSK" w:eastAsia="TH SarabunPSK" w:hAnsi="TH SarabunPSK"/>
+          <w:b w:val="false"/>
+          <w:bCs w:val="false"/>
+          <w:i w:val="false"/>
+          <w:iCs w:val="false"/>
+          <w:sz w:val="32"/>
+          <w:szCs w:val="32"/>
+        </w:rPr>
+        <w:t xml:space="preserve"/>
+      </w:r>
+      <w:r>
+        <w:rPr>
+          <w:rFonts w:ascii="TH SarabunPSK" w:cs="TH SarabunPSK" w:eastAsia="TH SarabunPSK" w:hAnsi="TH SarabunPSK"/>
+          <w:b/>
+          <w:bCs/>
+          <w:i w:val="false"/>
+          <w:iCs w:val="false"/>
+          <w:sz w:val="32"/>
+          <w:szCs w:val="32"/>
+        </w:rPr>
+        <w:t xml:space="preserve">เปิดโรลเลอร์ให้หยดตามปกติ</w:t>
+      </w:r>
+      <w:r>
+        <w:rPr>
+          <w:rFonts w:ascii="TH SarabunPSK" w:cs="TH SarabunPSK" w:eastAsia="TH SarabunPSK" w:hAnsi="TH SarabunPSK"/>
+          <w:b w:val="false"/>
+          <w:bCs w:val="false"/>
+          <w:i w:val="false"/>
+          <w:iCs w:val="false"/>
+          <w:sz w:val="32"/>
+          <w:szCs w:val="32"/>
+        </w:rPr>
+        <w:t xml:space="preserve"> ที่อัตราใกล้เคียงกับที่จะใช้จริง</w:t>
+      </w:r>
+    </w:p>
+    <w:p>
+      <w:pPr>
+        <w:tabs>
+          <w:tab w:val="left" w:pos="863"/>
+        </w:tabs>
+        <w:spacing w:after="40" w:line="300"/>
+        <w:ind w:left="863" w:hanging="504"/>
+      </w:pPr>
+      <w:r>
+        <w:rPr>
+          <w:rFonts w:ascii="TH SarabunPSK" w:cs="TH SarabunPSK" w:eastAsia="TH SarabunPSK" w:hAnsi="TH SarabunPSK"/>
+          <w:b w:val="false"/>
+          <w:bCs w:val="false"/>
+          <w:i w:val="false"/>
+          <w:iCs w:val="false"/>
+          <w:sz w:val="32"/>
+          <w:szCs w:val="32"/>
+        </w:rPr>
+        <w:t xml:space="preserve">(๒)	</w:t>
+      </w:r>
+      <w:r>
+        <w:rPr>
+          <w:rFonts w:ascii="TH SarabunPSK" w:cs="TH SarabunPSK" w:eastAsia="TH SarabunPSK" w:hAnsi="TH SarabunPSK"/>
+          <w:b w:val="false"/>
+          <w:bCs w:val="false"/>
+          <w:i w:val="false"/>
+          <w:iCs w:val="false"/>
+          <w:sz w:val="32"/>
+          <w:szCs w:val="32"/>
+        </w:rPr>
+        <w:t xml:space="preserve">เครื่องเก็บตัวอย่างจนครบ ๖ หยด หรือจบเร็วกว่านั้นถ้าได้ ๓ หยดแรกที่ความสูงใกล้เคียงกัน</w:t>
+      </w:r>
+    </w:p>
+    <w:p>
+      <w:pPr>
+        <w:tabs>
+          <w:tab w:val="left" w:pos="863"/>
+        </w:tabs>
+        <w:spacing w:after="40" w:line="300"/>
+        <w:ind w:left="863" w:hanging="504"/>
+      </w:pPr>
+      <w:r>
+        <w:rPr>
+          <w:rFonts w:ascii="TH SarabunPSK" w:cs="TH SarabunPSK" w:eastAsia="TH SarabunPSK" w:hAnsi="TH SarabunPSK"/>
+          <w:b w:val="false"/>
+          <w:bCs w:val="false"/>
+          <w:i w:val="false"/>
+          <w:iCs w:val="false"/>
+          <w:sz w:val="32"/>
+          <w:szCs w:val="32"/>
+        </w:rPr>
+        <w:t xml:space="preserve">(๓)	</w:t>
+      </w:r>
+      <w:r>
+        <w:rPr>
+          <w:rFonts w:ascii="TH SarabunPSK" w:cs="TH SarabunPSK" w:eastAsia="TH SarabunPSK" w:hAnsi="TH SarabunPSK"/>
+          <w:b w:val="false"/>
+          <w:bCs w:val="false"/>
+          <w:i w:val="false"/>
+          <w:iCs w:val="false"/>
+          <w:sz w:val="32"/>
+          <w:szCs w:val="32"/>
+        </w:rPr>
+        <w:t xml:space="preserve">ดูบรรทัด DROPS ว่าเดินขึ้นหรือไม่ ถ้าไม่เดินเลยแปลว่าเซนเซอร์ยังจับหยดไม่ได้ ให้กดปุ่มออกแล้วจัดตำแหน่งใหม่</w:t>
+      </w:r>
+    </w:p>
+    <w:p>
+      <w:pPr>
+        <w:tabs>
+          <w:tab w:val="left" w:pos="863"/>
+        </w:tabs>
+        <w:spacing w:after="40" w:line="300"/>
+        <w:ind w:left="863" w:hanging="504"/>
+      </w:pPr>
+      <w:r>
+        <w:rPr>
+          <w:rFonts w:ascii="TH SarabunPSK" w:cs="TH SarabunPSK" w:eastAsia="TH SarabunPSK" w:hAnsi="TH SarabunPSK"/>
+          <w:b w:val="false"/>
+          <w:bCs w:val="false"/>
+          <w:i w:val="false"/>
+          <w:iCs w:val="false"/>
+          <w:sz w:val="32"/>
+          <w:szCs w:val="32"/>
+        </w:rPr>
+        <w:t xml:space="preserve">(๔)	</w:t>
+      </w:r>
+      <w:r>
+        <w:rPr>
+          <w:rFonts w:ascii="TH SarabunPSK" w:cs="TH SarabunPSK" w:eastAsia="TH SarabunPSK" w:hAnsi="TH SarabunPSK"/>
+          <w:b w:val="false"/>
+          <w:bCs w:val="false"/>
+          <w:i w:val="false"/>
+          <w:iCs w:val="false"/>
+          <w:sz w:val="32"/>
+          <w:szCs w:val="32"/>
+        </w:rPr>
+        <w:t xml:space="preserve">ถ้าเก็บได้ไม่ถึง ๓ หยดภายใน ๑ นาที เครื่องจะขึ้น NOT ENOUGH DROPS และยกเลิกการคาลิเบรต</w:t>
+      </w:r>
+    </w:p>
+    <w:p>
+      <w:pPr>
+        <w:spacing w:after="60" w:line="300"/>
+        <w:jc w:val="left"/>
+      </w:pPr>
+      <w:r>
+        <w:rPr>
+          <w:rFonts w:ascii="TH SarabunPSK" w:cs="TH SarabunPSK" w:eastAsia="TH SarabunPSK" w:hAnsi="TH SarabunPSK"/>
+          <w:b w:val="false"/>
+          <w:bCs w:val="false"/>
+          <w:i w:val="false"/>
+          <w:iCs w:val="false"/>
+          <w:sz w:val="32"/>
+          <w:szCs w:val="32"/>
+        </w:rPr>
+        <w:t xml:space="preserve"/>
+      </w:r>
+    </w:p>
+    <w:p>
+      <w:pPr>
+        <w:spacing w:after="60" w:line="300"/>
+        <w:ind w:firstLine="576"/>
+        <w:jc w:val="thaiDistribute"/>
+      </w:pPr>
+      <w:r>
+        <w:rPr>
+          <w:rFonts w:ascii="TH SarabunPSK" w:cs="TH SarabunPSK" w:eastAsia="TH SarabunPSK" w:hAnsi="TH SarabunPSK"/>
+          <w:b w:val="false"/>
+          <w:bCs w:val="false"/>
+          <w:i w:val="false"/>
+          <w:iCs w:val="false"/>
+          <w:sz w:val="32"/>
+          <w:szCs w:val="32"/>
+        </w:rPr>
+        <w:t xml:space="preserve">ระหว่างขั้นนี้เครื่องจะหาทิศของสัญญาณเองด้วยว่าหยดทำให้ค่าลดลงหรือเพิ่มขึ้น พยาบาลไม่ต้องตั้งค่าส่วนนี้</w:t>
+      </w:r>
+    </w:p>
+    <w:p>
+      <w:pPr>
+        <w:pStyle w:val="Heading3"/>
+        <w:spacing w:after="60" w:before="140"/>
+        <w:ind w:left="431"/>
+      </w:pPr>
+      <w:r>
+        <w:rPr>
+          <w:rFonts w:ascii="TH SarabunPSK" w:cs="TH SarabunPSK" w:eastAsia="TH SarabunPSK" w:hAnsi="TH SarabunPSK"/>
+          <w:b/>
+          <w:bCs/>
+          <w:i w:val="false"/>
+          <w:iCs w:val="false"/>
+          <w:sz w:val="32"/>
+          <w:szCs w:val="32"/>
+        </w:rPr>
+        <w:t xml:space="preserve">ขั้นที่ ๓  RESULT — เครื่องคำนวณเกณฑ์และบันทึกค่า</w:t>
+      </w:r>
+    </w:p>
+    <w:p>
+      <w:pPr>
+        <w:spacing w:after="60" w:line="300"/>
+        <w:ind w:firstLine="576"/>
+        <w:jc w:val="thaiDistribute"/>
+      </w:pPr>
+      <w:r>
+        <w:rPr>
+          <w:rFonts w:ascii="TH SarabunPSK" w:cs="TH SarabunPSK" w:eastAsia="TH SarabunPSK" w:hAnsi="TH SarabunPSK"/>
+          <w:b w:val="false"/>
+          <w:bCs w:val="false"/>
+          <w:i w:val="false"/>
+          <w:iCs w:val="false"/>
+          <w:sz w:val="32"/>
+          <w:szCs w:val="32"/>
+        </w:rPr>
+        <w:t xml:space="preserve">เครื่องคำนวณเกณฑ์ตัดสินใจโดยวางไว้ “กึ่งกลาง” ระหว่างข้อจำกัดสองด้าน คือ ต้องสูงกว่าสัญญาณรบกวนอย่างน้อย ๓ เท่า และต้องต่ำกว่าหยดที่จางที่สุดที่วัดได้พอสมควร แล้วบันทึกค่าลงหน่วยความจำถาวรทันที</w:t>
       </w:r>
     </w:p>
     <w:p>
@@ -14451,7 +18685,1806 @@
           <w:sz w:val="30"/>
           <w:szCs w:val="30"/>
         </w:rPr>
-        <w:t xml:space="preserve">ตารางที่ ๑๐  สัญญาณเตือนทั้งหมดและแนวทางการตอบสนอง</w:t>
+        <w:t xml:space="preserve">ตารางที่ ๑๔  ค่าที่แสดงในขั้นที่ ๓ และการอ่านค่า</w:t>
+      </w:r>
+    </w:p>
+    <w:tbl>
+      <w:tblPr>
+        <w:tblW w:type="dxa" w:w="8306"/>
+        <w:tblBorders>
+          <w:top w:val="single" w:color="auto" w:sz="4"/>
+          <w:left w:val="single" w:color="auto" w:sz="4"/>
+          <w:bottom w:val="single" w:color="auto" w:sz="4"/>
+          <w:right w:val="single" w:color="auto" w:sz="4"/>
+          <w:insideH w:val="single" w:color="auto" w:sz="4"/>
+          <w:insideV w:val="single" w:color="auto" w:sz="4"/>
+        </w:tblBorders>
+      </w:tblPr>
+      <w:tblGrid>
+        <w:gridCol w:w="1661"/>
+        <w:gridCol w:w="3489"/>
+        <w:gridCol w:w="3156"/>
+      </w:tblGrid>
+      <w:tr>
+        <w:trPr>
+          <w:tblHeader/>
+        </w:trPr>
+        <w:tc>
+          <w:tcPr>
+            <w:tcW w:type="dxa" w:w="1661"/>
+            <w:shd w:fill="DCE6F1" w:color="auto" w:val="clear"/>
+            <w:tcMar>
+              <w:top w:type="dxa" w:w="60"/>
+              <w:left w:type="dxa" w:w="90"/>
+              <w:bottom w:type="dxa" w:w="60"/>
+              <w:right w:type="dxa" w:w="90"/>
+            </w:tcMar>
+            <w:vAlign w:val="center"/>
+          </w:tcPr>
+          <w:p>
+            <w:pPr>
+              <w:spacing w:after="0" w:line="288"/>
+              <w:jc w:val="center"/>
+            </w:pPr>
+            <w:r>
+              <w:rPr>
+                <w:rFonts w:ascii="TH SarabunPSK" w:cs="TH SarabunPSK" w:eastAsia="TH SarabunPSK" w:hAnsi="TH SarabunPSK"/>
+                <w:b/>
+                <w:bCs/>
+                <w:i w:val="false"/>
+                <w:iCs w:val="false"/>
+                <w:sz w:val="28"/>
+                <w:szCs w:val="28"/>
+              </w:rPr>
+              <w:t xml:space="preserve">ค่าที่แสดง</w:t>
+            </w:r>
+          </w:p>
+        </w:tc>
+        <w:tc>
+          <w:tcPr>
+            <w:tcW w:type="dxa" w:w="3489"/>
+            <w:shd w:fill="DCE6F1" w:color="auto" w:val="clear"/>
+            <w:tcMar>
+              <w:top w:type="dxa" w:w="60"/>
+              <w:left w:type="dxa" w:w="90"/>
+              <w:bottom w:type="dxa" w:w="60"/>
+              <w:right w:type="dxa" w:w="90"/>
+            </w:tcMar>
+            <w:vAlign w:val="center"/>
+          </w:tcPr>
+          <w:p>
+            <w:pPr>
+              <w:spacing w:after="0" w:line="288"/>
+              <w:jc w:val="center"/>
+            </w:pPr>
+            <w:r>
+              <w:rPr>
+                <w:rFonts w:ascii="TH SarabunPSK" w:cs="TH SarabunPSK" w:eastAsia="TH SarabunPSK" w:hAnsi="TH SarabunPSK"/>
+                <w:b/>
+                <w:bCs/>
+                <w:i w:val="false"/>
+                <w:iCs w:val="false"/>
+                <w:sz w:val="28"/>
+                <w:szCs w:val="28"/>
+              </w:rPr>
+              <w:t xml:space="preserve">ความหมาย</w:t>
+            </w:r>
+          </w:p>
+        </w:tc>
+        <w:tc>
+          <w:tcPr>
+            <w:tcW w:type="dxa" w:w="3156"/>
+            <w:shd w:fill="DCE6F1" w:color="auto" w:val="clear"/>
+            <w:tcMar>
+              <w:top w:type="dxa" w:w="60"/>
+              <w:left w:type="dxa" w:w="90"/>
+              <w:bottom w:type="dxa" w:w="60"/>
+              <w:right w:type="dxa" w:w="90"/>
+            </w:tcMar>
+            <w:vAlign w:val="center"/>
+          </w:tcPr>
+          <w:p>
+            <w:pPr>
+              <w:spacing w:after="0" w:line="288"/>
+              <w:jc w:val="center"/>
+            </w:pPr>
+            <w:r>
+              <w:rPr>
+                <w:rFonts w:ascii="TH SarabunPSK" w:cs="TH SarabunPSK" w:eastAsia="TH SarabunPSK" w:hAnsi="TH SarabunPSK"/>
+                <w:b/>
+                <w:bCs/>
+                <w:i w:val="false"/>
+                <w:iCs w:val="false"/>
+                <w:sz w:val="28"/>
+                <w:szCs w:val="28"/>
+              </w:rPr>
+              <w:t xml:space="preserve">เกณฑ์ที่ยอมรับได้</w:t>
+            </w:r>
+          </w:p>
+        </w:tc>
+      </w:tr>
+      <w:tr>
+        <w:tc>
+          <w:tcPr>
+            <w:tcW w:type="dxa" w:w="1661"/>
+            <w:tcMar>
+              <w:top w:type="dxa" w:w="60"/>
+              <w:left w:type="dxa" w:w="90"/>
+              <w:bottom w:type="dxa" w:w="60"/>
+              <w:right w:type="dxa" w:w="90"/>
+            </w:tcMar>
+            <w:vAlign w:val="center"/>
+          </w:tcPr>
+          <w:p>
+            <w:pPr>
+              <w:spacing w:after="0" w:line="288"/>
+              <w:jc w:val="left"/>
+            </w:pPr>
+            <w:r>
+              <w:rPr>
+                <w:rFonts w:ascii="TH SarabunPSK" w:cs="TH SarabunPSK" w:eastAsia="TH SarabunPSK" w:hAnsi="TH SarabunPSK"/>
+                <w:b w:val="false"/>
+                <w:bCs w:val="false"/>
+                <w:i w:val="false"/>
+                <w:iCs w:val="false"/>
+                <w:sz w:val="28"/>
+                <w:szCs w:val="28"/>
+              </w:rPr>
+              <w:t xml:space="preserve">QUALITY</w:t>
+            </w:r>
+          </w:p>
+        </w:tc>
+        <w:tc>
+          <w:tcPr>
+            <w:tcW w:type="dxa" w:w="3489"/>
+            <w:tcMar>
+              <w:top w:type="dxa" w:w="60"/>
+              <w:left w:type="dxa" w:w="90"/>
+              <w:bottom w:type="dxa" w:w="60"/>
+              <w:right w:type="dxa" w:w="90"/>
+            </w:tcMar>
+            <w:vAlign w:val="center"/>
+          </w:tcPr>
+          <w:p>
+            <w:pPr>
+              <w:spacing w:after="0" w:line="288"/>
+              <w:jc w:val="left"/>
+            </w:pPr>
+            <w:r>
+              <w:rPr>
+                <w:rFonts w:ascii="TH SarabunPSK" w:cs="TH SarabunPSK" w:eastAsia="TH SarabunPSK" w:hAnsi="TH SarabunPSK"/>
+                <w:b w:val="false"/>
+                <w:bCs w:val="false"/>
+                <w:i w:val="false"/>
+                <w:iCs w:val="false"/>
+                <w:sz w:val="28"/>
+                <w:szCs w:val="28"/>
+              </w:rPr>
+              <w:t xml:space="preserve">คำตัดสินคุณภาพการคาลิเบรตโดยรวม</w:t>
+            </w:r>
+          </w:p>
+        </w:tc>
+        <w:tc>
+          <w:tcPr>
+            <w:tcW w:type="dxa" w:w="3156"/>
+            <w:tcMar>
+              <w:top w:type="dxa" w:w="60"/>
+              <w:left w:type="dxa" w:w="90"/>
+              <w:bottom w:type="dxa" w:w="60"/>
+              <w:right w:type="dxa" w:w="90"/>
+            </w:tcMar>
+            <w:vAlign w:val="center"/>
+          </w:tcPr>
+          <w:p>
+            <w:pPr>
+              <w:spacing w:after="0" w:line="288"/>
+              <w:jc w:val="left"/>
+            </w:pPr>
+            <w:r>
+              <w:rPr>
+                <w:rFonts w:ascii="TH SarabunPSK" w:cs="TH SarabunPSK" w:eastAsia="TH SarabunPSK" w:hAnsi="TH SarabunPSK"/>
+                <w:b w:val="false"/>
+                <w:bCs w:val="false"/>
+                <w:i w:val="false"/>
+                <w:iCs w:val="false"/>
+                <w:sz w:val="28"/>
+                <w:szCs w:val="28"/>
+              </w:rPr>
+              <w:t xml:space="preserve">EXCELLENT (SNR ตั้งแต่ ๘ เท่า) หรือ GOOD (ตั้งแต่ ๕ เท่า) = ใช้งานได้ดี</w:t>
+            </w:r>
+          </w:p>
+          <w:p>
+            <w:pPr>
+              <w:spacing w:after="0" w:line="288"/>
+              <w:jc w:val="left"/>
+            </w:pPr>
+            <w:r>
+              <w:rPr>
+                <w:rFonts w:ascii="TH SarabunPSK" w:cs="TH SarabunPSK" w:eastAsia="TH SarabunPSK" w:hAnsi="TH SarabunPSK"/>
+                <w:b w:val="false"/>
+                <w:bCs w:val="false"/>
+                <w:i w:val="false"/>
+                <w:iCs w:val="false"/>
+                <w:sz w:val="28"/>
+                <w:szCs w:val="28"/>
+              </w:rPr>
+              <w:t xml:space="preserve">FAIR (ตั้งแต่ ๓ เท่า) = พอใช้ ควรลองขยับเซนเซอร์ให้ดีขึ้น</w:t>
+            </w:r>
+          </w:p>
+          <w:p>
+            <w:pPr>
+              <w:spacing w:after="0" w:line="288"/>
+              <w:jc w:val="left"/>
+            </w:pPr>
+            <w:r>
+              <w:rPr>
+                <w:rFonts w:ascii="TH SarabunPSK" w:cs="TH SarabunPSK" w:eastAsia="TH SarabunPSK" w:hAnsi="TH SarabunPSK"/>
+                <w:b w:val="false"/>
+                <w:bCs w:val="false"/>
+                <w:i w:val="false"/>
+                <w:iCs w:val="false"/>
+                <w:sz w:val="28"/>
+                <w:szCs w:val="28"/>
+              </w:rPr>
+              <w:t xml:space="preserve">POOR หรือ TOO WEAK = ต้องจัดตำแหน่งใหม่แล้วคาลิเบรตซ้ำ</w:t>
+            </w:r>
+          </w:p>
+        </w:tc>
+      </w:tr>
+      <w:tr>
+        <w:tc>
+          <w:tcPr>
+            <w:tcW w:type="dxa" w:w="1661"/>
+            <w:tcMar>
+              <w:top w:type="dxa" w:w="60"/>
+              <w:left w:type="dxa" w:w="90"/>
+              <w:bottom w:type="dxa" w:w="60"/>
+              <w:right w:type="dxa" w:w="90"/>
+            </w:tcMar>
+            <w:vAlign w:val="center"/>
+          </w:tcPr>
+          <w:p>
+            <w:pPr>
+              <w:spacing w:after="0" w:line="288"/>
+              <w:jc w:val="left"/>
+            </w:pPr>
+            <w:r>
+              <w:rPr>
+                <w:rFonts w:ascii="TH SarabunPSK" w:cs="TH SarabunPSK" w:eastAsia="TH SarabunPSK" w:hAnsi="TH SarabunPSK"/>
+                <w:b w:val="false"/>
+                <w:bCs w:val="false"/>
+                <w:i w:val="false"/>
+                <w:iCs w:val="false"/>
+                <w:sz w:val="28"/>
+                <w:szCs w:val="28"/>
+              </w:rPr>
+              <w:t xml:space="preserve">SNR</w:t>
+            </w:r>
+          </w:p>
+        </w:tc>
+        <w:tc>
+          <w:tcPr>
+            <w:tcW w:type="dxa" w:w="3489"/>
+            <w:tcMar>
+              <w:top w:type="dxa" w:w="60"/>
+              <w:left w:type="dxa" w:w="90"/>
+              <w:bottom w:type="dxa" w:w="60"/>
+              <w:right w:type="dxa" w:w="90"/>
+            </w:tcMar>
+            <w:vAlign w:val="center"/>
+          </w:tcPr>
+          <w:p>
+            <w:pPr>
+              <w:spacing w:after="0" w:line="288"/>
+              <w:jc w:val="left"/>
+            </w:pPr>
+            <w:r>
+              <w:rPr>
+                <w:rFonts w:ascii="TH SarabunPSK" w:cs="TH SarabunPSK" w:eastAsia="TH SarabunPSK" w:hAnsi="TH SarabunPSK"/>
+                <w:b w:val="false"/>
+                <w:bCs w:val="false"/>
+                <w:i w:val="false"/>
+                <w:iCs w:val="false"/>
+                <w:sz w:val="28"/>
+                <w:szCs w:val="28"/>
+              </w:rPr>
+              <w:t xml:space="preserve">ความสูงของหยดเทียบกับสัญญาณรบกวน</w:t>
+            </w:r>
+          </w:p>
+        </w:tc>
+        <w:tc>
+          <w:tcPr>
+            <w:tcW w:type="dxa" w:w="3156"/>
+            <w:tcMar>
+              <w:top w:type="dxa" w:w="60"/>
+              <w:left w:type="dxa" w:w="90"/>
+              <w:bottom w:type="dxa" w:w="60"/>
+              <w:right w:type="dxa" w:w="90"/>
+            </w:tcMar>
+            <w:vAlign w:val="center"/>
+          </w:tcPr>
+          <w:p>
+            <w:pPr>
+              <w:spacing w:after="0" w:line="288"/>
+              <w:jc w:val="left"/>
+            </w:pPr>
+            <w:r>
+              <w:rPr>
+                <w:rFonts w:ascii="TH SarabunPSK" w:cs="TH SarabunPSK" w:eastAsia="TH SarabunPSK" w:hAnsi="TH SarabunPSK"/>
+                <w:b w:val="false"/>
+                <w:bCs w:val="false"/>
+                <w:i w:val="false"/>
+                <w:iCs w:val="false"/>
+                <w:sz w:val="28"/>
+                <w:szCs w:val="28"/>
+              </w:rPr>
+              <w:t xml:space="preserve">ยิ่งสูงยิ่งดี ต่ำกว่า ๓.๐ เท่า ถือว่าใช้ไม่ได้</w:t>
+            </w:r>
+          </w:p>
+        </w:tc>
+      </w:tr>
+      <w:tr>
+        <w:tc>
+          <w:tcPr>
+            <w:tcW w:type="dxa" w:w="1661"/>
+            <w:tcMar>
+              <w:top w:type="dxa" w:w="60"/>
+              <w:left w:type="dxa" w:w="90"/>
+              <w:bottom w:type="dxa" w:w="60"/>
+              <w:right w:type="dxa" w:w="90"/>
+            </w:tcMar>
+            <w:vAlign w:val="center"/>
+          </w:tcPr>
+          <w:p>
+            <w:pPr>
+              <w:spacing w:after="0" w:line="288"/>
+              <w:jc w:val="left"/>
+            </w:pPr>
+            <w:r>
+              <w:rPr>
+                <w:rFonts w:ascii="TH SarabunPSK" w:cs="TH SarabunPSK" w:eastAsia="TH SarabunPSK" w:hAnsi="TH SarabunPSK"/>
+                <w:b w:val="false"/>
+                <w:bCs w:val="false"/>
+                <w:i w:val="false"/>
+                <w:iCs w:val="false"/>
+                <w:sz w:val="28"/>
+                <w:szCs w:val="28"/>
+              </w:rPr>
+              <w:t xml:space="preserve">DROP PK</w:t>
+            </w:r>
+          </w:p>
+        </w:tc>
+        <w:tc>
+          <w:tcPr>
+            <w:tcW w:type="dxa" w:w="3489"/>
+            <w:tcMar>
+              <w:top w:type="dxa" w:w="60"/>
+              <w:left w:type="dxa" w:w="90"/>
+              <w:bottom w:type="dxa" w:w="60"/>
+              <w:right w:type="dxa" w:w="90"/>
+            </w:tcMar>
+            <w:vAlign w:val="center"/>
+          </w:tcPr>
+          <w:p>
+            <w:pPr>
+              <w:spacing w:after="0" w:line="288"/>
+              <w:jc w:val="left"/>
+            </w:pPr>
+            <w:r>
+              <w:rPr>
+                <w:rFonts w:ascii="TH SarabunPSK" w:cs="TH SarabunPSK" w:eastAsia="TH SarabunPSK" w:hAnsi="TH SarabunPSK"/>
+                <w:b w:val="false"/>
+                <w:bCs w:val="false"/>
+                <w:i w:val="false"/>
+                <w:iCs w:val="false"/>
+                <w:sz w:val="28"/>
+                <w:szCs w:val="28"/>
+              </w:rPr>
+              <w:t xml:space="preserve">ความสูงของหยดที่วัดได้ (ค่ากลาง)</w:t>
+            </w:r>
+          </w:p>
+        </w:tc>
+        <w:tc>
+          <w:tcPr>
+            <w:tcW w:type="dxa" w:w="3156"/>
+            <w:tcMar>
+              <w:top w:type="dxa" w:w="60"/>
+              <w:left w:type="dxa" w:w="90"/>
+              <w:bottom w:type="dxa" w:w="60"/>
+              <w:right w:type="dxa" w:w="90"/>
+            </w:tcMar>
+            <w:vAlign w:val="center"/>
+          </w:tcPr>
+          <w:p>
+            <w:pPr>
+              <w:spacing w:after="0" w:line="288"/>
+              <w:jc w:val="left"/>
+            </w:pPr>
+            <w:r>
+              <w:rPr>
+                <w:rFonts w:ascii="TH SarabunPSK" w:cs="TH SarabunPSK" w:eastAsia="TH SarabunPSK" w:hAnsi="TH SarabunPSK"/>
+                <w:b w:val="false"/>
+                <w:bCs w:val="false"/>
+                <w:i w:val="false"/>
+                <w:iCs w:val="false"/>
+                <w:sz w:val="28"/>
+                <w:szCs w:val="28"/>
+              </w:rPr>
+              <w:t xml:space="preserve">ใช้เทียบกับ NOISE pp</w:t>
+            </w:r>
+          </w:p>
+        </w:tc>
+      </w:tr>
+      <w:tr>
+        <w:tc>
+          <w:tcPr>
+            <w:tcW w:type="dxa" w:w="1661"/>
+            <w:tcMar>
+              <w:top w:type="dxa" w:w="60"/>
+              <w:left w:type="dxa" w:w="90"/>
+              <w:bottom w:type="dxa" w:w="60"/>
+              <w:right w:type="dxa" w:w="90"/>
+            </w:tcMar>
+            <w:vAlign w:val="center"/>
+          </w:tcPr>
+          <w:p>
+            <w:pPr>
+              <w:spacing w:after="0" w:line="288"/>
+              <w:jc w:val="left"/>
+            </w:pPr>
+            <w:r>
+              <w:rPr>
+                <w:rFonts w:ascii="TH SarabunPSK" w:cs="TH SarabunPSK" w:eastAsia="TH SarabunPSK" w:hAnsi="TH SarabunPSK"/>
+                <w:b w:val="false"/>
+                <w:bCs w:val="false"/>
+                <w:i w:val="false"/>
+                <w:iCs w:val="false"/>
+                <w:sz w:val="28"/>
+                <w:szCs w:val="28"/>
+              </w:rPr>
+              <w:t xml:space="preserve">NOISE pp</w:t>
+            </w:r>
+          </w:p>
+        </w:tc>
+        <w:tc>
+          <w:tcPr>
+            <w:tcW w:type="dxa" w:w="3489"/>
+            <w:tcMar>
+              <w:top w:type="dxa" w:w="60"/>
+              <w:left w:type="dxa" w:w="90"/>
+              <w:bottom w:type="dxa" w:w="60"/>
+              <w:right w:type="dxa" w:w="90"/>
+            </w:tcMar>
+            <w:vAlign w:val="center"/>
+          </w:tcPr>
+          <w:p>
+            <w:pPr>
+              <w:spacing w:after="0" w:line="288"/>
+              <w:jc w:val="left"/>
+            </w:pPr>
+            <w:r>
+              <w:rPr>
+                <w:rFonts w:ascii="TH SarabunPSK" w:cs="TH SarabunPSK" w:eastAsia="TH SarabunPSK" w:hAnsi="TH SarabunPSK"/>
+                <w:b w:val="false"/>
+                <w:bCs w:val="false"/>
+                <w:i w:val="false"/>
+                <w:iCs w:val="false"/>
+                <w:sz w:val="28"/>
+                <w:szCs w:val="28"/>
+              </w:rPr>
+              <w:t xml:space="preserve">สัญญาณรบกวนที่วัดได้ในขั้นที่ ๑</w:t>
+            </w:r>
+          </w:p>
+        </w:tc>
+        <w:tc>
+          <w:tcPr>
+            <w:tcW w:type="dxa" w:w="3156"/>
+            <w:tcMar>
+              <w:top w:type="dxa" w:w="60"/>
+              <w:left w:type="dxa" w:w="90"/>
+              <w:bottom w:type="dxa" w:w="60"/>
+              <w:right w:type="dxa" w:w="90"/>
+            </w:tcMar>
+            <w:vAlign w:val="center"/>
+          </w:tcPr>
+          <w:p>
+            <w:pPr>
+              <w:spacing w:after="0" w:line="288"/>
+              <w:jc w:val="left"/>
+            </w:pPr>
+            <w:r>
+              <w:rPr>
+                <w:rFonts w:ascii="TH SarabunPSK" w:cs="TH SarabunPSK" w:eastAsia="TH SarabunPSK" w:hAnsi="TH SarabunPSK"/>
+                <w:b w:val="false"/>
+                <w:bCs w:val="false"/>
+                <w:i w:val="false"/>
+                <w:iCs w:val="false"/>
+                <w:sz w:val="28"/>
+                <w:szCs w:val="28"/>
+              </w:rPr>
+              <w:t xml:space="preserve">ยิ่งต่ำยิ่งดี</w:t>
+            </w:r>
+          </w:p>
+        </w:tc>
+      </w:tr>
+      <w:tr>
+        <w:tc>
+          <w:tcPr>
+            <w:tcW w:type="dxa" w:w="1661"/>
+            <w:tcMar>
+              <w:top w:type="dxa" w:w="60"/>
+              <w:left w:type="dxa" w:w="90"/>
+              <w:bottom w:type="dxa" w:w="60"/>
+              <w:right w:type="dxa" w:w="90"/>
+            </w:tcMar>
+            <w:vAlign w:val="center"/>
+          </w:tcPr>
+          <w:p>
+            <w:pPr>
+              <w:spacing w:after="0" w:line="288"/>
+              <w:jc w:val="left"/>
+            </w:pPr>
+            <w:r>
+              <w:rPr>
+                <w:rFonts w:ascii="TH SarabunPSK" w:cs="TH SarabunPSK" w:eastAsia="TH SarabunPSK" w:hAnsi="TH SarabunPSK"/>
+                <w:b w:val="false"/>
+                <w:bCs w:val="false"/>
+                <w:i w:val="false"/>
+                <w:iCs w:val="false"/>
+                <w:sz w:val="28"/>
+                <w:szCs w:val="28"/>
+              </w:rPr>
+              <w:t xml:space="preserve">TRIGGER</w:t>
+            </w:r>
+          </w:p>
+        </w:tc>
+        <w:tc>
+          <w:tcPr>
+            <w:tcW w:type="dxa" w:w="3489"/>
+            <w:tcMar>
+              <w:top w:type="dxa" w:w="60"/>
+              <w:left w:type="dxa" w:w="90"/>
+              <w:bottom w:type="dxa" w:w="60"/>
+              <w:right w:type="dxa" w:w="90"/>
+            </w:tcMar>
+            <w:vAlign w:val="center"/>
+          </w:tcPr>
+          <w:p>
+            <w:pPr>
+              <w:spacing w:after="0" w:line="288"/>
+              <w:jc w:val="left"/>
+            </w:pPr>
+            <w:r>
+              <w:rPr>
+                <w:rFonts w:ascii="TH SarabunPSK" w:cs="TH SarabunPSK" w:eastAsia="TH SarabunPSK" w:hAnsi="TH SarabunPSK"/>
+                <w:b w:val="false"/>
+                <w:bCs w:val="false"/>
+                <w:i w:val="false"/>
+                <w:iCs w:val="false"/>
+                <w:sz w:val="28"/>
+                <w:szCs w:val="28"/>
+              </w:rPr>
+              <w:t xml:space="preserve">เกณฑ์เริ่มนับและเกณฑ์ปลด ที่เครื่องคำนวณให้</w:t>
+            </w:r>
+          </w:p>
+        </w:tc>
+        <w:tc>
+          <w:tcPr>
+            <w:tcW w:type="dxa" w:w="3156"/>
+            <w:tcMar>
+              <w:top w:type="dxa" w:w="60"/>
+              <w:left w:type="dxa" w:w="90"/>
+              <w:bottom w:type="dxa" w:w="60"/>
+              <w:right w:type="dxa" w:w="90"/>
+            </w:tcMar>
+            <w:vAlign w:val="center"/>
+          </w:tcPr>
+          <w:p>
+            <w:pPr>
+              <w:spacing w:after="0" w:line="288"/>
+              <w:jc w:val="left"/>
+            </w:pPr>
+            <w:r>
+              <w:rPr>
+                <w:rFonts w:ascii="TH SarabunPSK" w:cs="TH SarabunPSK" w:eastAsia="TH SarabunPSK" w:hAnsi="TH SarabunPSK"/>
+                <w:b w:val="false"/>
+                <w:bCs w:val="false"/>
+                <w:i w:val="false"/>
+                <w:iCs w:val="false"/>
+                <w:sz w:val="28"/>
+                <w:szCs w:val="28"/>
+              </w:rPr>
+              <w:t xml:space="preserve">ไม่ต้องแก้เอง</w:t>
+            </w:r>
+          </w:p>
+        </w:tc>
+      </w:tr>
+      <w:tr>
+        <w:tc>
+          <w:tcPr>
+            <w:tcW w:type="dxa" w:w="1661"/>
+            <w:tcMar>
+              <w:top w:type="dxa" w:w="60"/>
+              <w:left w:type="dxa" w:w="90"/>
+              <w:bottom w:type="dxa" w:w="60"/>
+              <w:right w:type="dxa" w:w="90"/>
+            </w:tcMar>
+            <w:vAlign w:val="center"/>
+          </w:tcPr>
+          <w:p>
+            <w:pPr>
+              <w:spacing w:after="0" w:line="288"/>
+              <w:jc w:val="left"/>
+            </w:pPr>
+            <w:r>
+              <w:rPr>
+                <w:rFonts w:ascii="TH SarabunPSK" w:cs="TH SarabunPSK" w:eastAsia="TH SarabunPSK" w:hAnsi="TH SarabunPSK"/>
+                <w:b w:val="false"/>
+                <w:bCs w:val="false"/>
+                <w:i w:val="false"/>
+                <w:iCs w:val="false"/>
+                <w:sz w:val="28"/>
+                <w:szCs w:val="28"/>
+              </w:rPr>
+              <w:t xml:space="preserve">WIDTH</w:t>
+            </w:r>
+          </w:p>
+        </w:tc>
+        <w:tc>
+          <w:tcPr>
+            <w:tcW w:type="dxa" w:w="3489"/>
+            <w:tcMar>
+              <w:top w:type="dxa" w:w="60"/>
+              <w:left w:type="dxa" w:w="90"/>
+              <w:bottom w:type="dxa" w:w="60"/>
+              <w:right w:type="dxa" w:w="90"/>
+            </w:tcMar>
+            <w:vAlign w:val="center"/>
+          </w:tcPr>
+          <w:p>
+            <w:pPr>
+              <w:spacing w:after="0" w:line="288"/>
+              <w:jc w:val="left"/>
+            </w:pPr>
+            <w:r>
+              <w:rPr>
+                <w:rFonts w:ascii="TH SarabunPSK" w:cs="TH SarabunPSK" w:eastAsia="TH SarabunPSK" w:hAnsi="TH SarabunPSK"/>
+                <w:b w:val="false"/>
+                <w:bCs w:val="false"/>
+                <w:i w:val="false"/>
+                <w:iCs w:val="false"/>
+                <w:sz w:val="28"/>
+                <w:szCs w:val="28"/>
+              </w:rPr>
+              <w:t xml:space="preserve">ความกว้างของหยด (ค่ากลาง)</w:t>
+            </w:r>
+          </w:p>
+        </w:tc>
+        <w:tc>
+          <w:tcPr>
+            <w:tcW w:type="dxa" w:w="3156"/>
+            <w:tcMar>
+              <w:top w:type="dxa" w:w="60"/>
+              <w:left w:type="dxa" w:w="90"/>
+              <w:bottom w:type="dxa" w:w="60"/>
+              <w:right w:type="dxa" w:w="90"/>
+            </w:tcMar>
+            <w:vAlign w:val="center"/>
+          </w:tcPr>
+          <w:p>
+            <w:pPr>
+              <w:spacing w:after="0" w:line="288"/>
+              <w:jc w:val="left"/>
+            </w:pPr>
+            <w:r>
+              <w:rPr>
+                <w:rFonts w:ascii="TH SarabunPSK" w:cs="TH SarabunPSK" w:eastAsia="TH SarabunPSK" w:hAnsi="TH SarabunPSK"/>
+                <w:b w:val="false"/>
+                <w:bCs w:val="false"/>
+                <w:i w:val="false"/>
+                <w:iCs w:val="false"/>
+                <w:sz w:val="28"/>
+                <w:szCs w:val="28"/>
+              </w:rPr>
+              <w:t xml:space="preserve">ปกติราว ๕ ถึง ๓๐ มิลลิวินาที</w:t>
+            </w:r>
+          </w:p>
+        </w:tc>
+      </w:tr>
+    </w:tbl>
+    <w:p>
+      <w:pPr>
+        <w:spacing w:after="80" w:line="300"/>
+        <w:jc w:val="left"/>
+      </w:pPr>
+      <w:r>
+        <w:rPr>
+          <w:rFonts w:ascii="TH SarabunPSK" w:cs="TH SarabunPSK" w:eastAsia="TH SarabunPSK" w:hAnsi="TH SarabunPSK"/>
+          <w:b w:val="false"/>
+          <w:bCs w:val="false"/>
+          <w:i w:val="false"/>
+          <w:iCs w:val="false"/>
+          <w:sz w:val="32"/>
+          <w:szCs w:val="32"/>
+        </w:rPr>
+        <w:t xml:space="preserve"/>
+      </w:r>
+    </w:p>
+    <w:tbl>
+      <w:tblPr>
+        <w:tblW w:type="dxa" w:w="8306"/>
+        <w:tblBorders>
+          <w:top w:val="single" w:color="BF8F00" w:sz="8"/>
+          <w:left w:val="single" w:color="BF8F00" w:sz="8"/>
+          <w:bottom w:val="single" w:color="BF8F00" w:sz="8"/>
+          <w:right w:val="single" w:color="BF8F00" w:sz="8"/>
+          <w:insideH w:val="single" w:color="BF8F00" w:sz="8"/>
+          <w:insideV w:val="single" w:color="BF8F00" w:sz="8"/>
+        </w:tblBorders>
+      </w:tblPr>
+      <w:tblGrid>
+        <w:gridCol w:w="8306"/>
+      </w:tblGrid>
+      <w:tr>
+        <w:tc>
+          <w:tcPr>
+            <w:tcW w:type="dxa" w:w="8306"/>
+            <w:shd w:fill="FFF2CC" w:color="auto" w:val="clear"/>
+            <w:tcMar>
+              <w:top w:type="dxa" w:w="120"/>
+              <w:left w:type="dxa" w:w="160"/>
+              <w:bottom w:type="dxa" w:w="120"/>
+              <w:right w:type="dxa" w:w="160"/>
+            </w:tcMar>
+          </w:tcPr>
+          <w:p>
+            <w:pPr>
+              <w:spacing w:after="60"/>
+            </w:pPr>
+            <w:r>
+              <w:rPr>
+                <w:rFonts w:ascii="TH SarabunPSK" w:cs="TH SarabunPSK" w:eastAsia="TH SarabunPSK" w:hAnsi="TH SarabunPSK"/>
+                <w:b/>
+                <w:bCs/>
+                <w:i w:val="false"/>
+                <w:iCs w:val="false"/>
+                <w:sz w:val="32"/>
+                <w:szCs w:val="32"/>
+              </w:rPr>
+              <w:t xml:space="preserve">ถ้าจอขึ้นคำว่า UNEVEN-ALIGN SENSOR</w:t>
+            </w:r>
+          </w:p>
+          <w:p>
+            <w:pPr>
+              <w:spacing w:after="40" w:line="300"/>
+              <w:ind w:left="360" w:hanging="360"/>
+            </w:pPr>
+            <w:r>
+              <w:rPr>
+                <w:rFonts w:ascii="TH SarabunPSK" w:cs="TH SarabunPSK" w:eastAsia="TH SarabunPSK" w:hAnsi="TH SarabunPSK"/>
+                <w:b w:val="false"/>
+                <w:bCs w:val="false"/>
+                <w:i w:val="false"/>
+                <w:iCs w:val="false"/>
+                <w:sz w:val="32"/>
+                <w:szCs w:val="32"/>
+              </w:rPr>
+              <w:t xml:space="preserve">แปลว่าความสูงของหยดที่เก็บได้แต่ละหยดต่างกันมากเกินไป มักเกิดจากลำแสงเฉียดขอบหยด</w:t>
+            </w:r>
+          </w:p>
+          <w:p>
+            <w:pPr>
+              <w:spacing w:after="40" w:line="300"/>
+              <w:ind w:left="360" w:hanging="360"/>
+            </w:pPr>
+            <w:r>
+              <w:rPr>
+                <w:rFonts w:ascii="TH SarabunPSK" w:cs="TH SarabunPSK" w:eastAsia="TH SarabunPSK" w:hAnsi="TH SarabunPSK"/>
+                <w:b w:val="false"/>
+                <w:bCs w:val="false"/>
+                <w:i w:val="false"/>
+                <w:iCs w:val="false"/>
+                <w:sz w:val="32"/>
+                <w:szCs w:val="32"/>
+              </w:rPr>
+              <w:t xml:space="preserve">ให้ขยับหัวหนีบให้ลำแสงผ่ากลางทางที่หยดตกพอดี แล้วคาลิเบรตใหม่</w:t>
+            </w:r>
+          </w:p>
+        </w:tc>
+      </w:tr>
+    </w:tbl>
+    <w:p>
+      <w:pPr>
+        <w:pStyle w:val="Heading3"/>
+        <w:spacing w:after="60" w:before="140"/>
+        <w:ind w:left="431"/>
+      </w:pPr>
+      <w:r>
+        <w:rPr>
+          <w:rFonts w:ascii="TH SarabunPSK" w:cs="TH SarabunPSK" w:eastAsia="TH SarabunPSK" w:hAnsi="TH SarabunPSK"/>
+          <w:b/>
+          <w:bCs/>
+          <w:i w:val="false"/>
+          <w:iCs w:val="false"/>
+          <w:sz w:val="32"/>
+          <w:szCs w:val="32"/>
+        </w:rPr>
+        <w:t xml:space="preserve">ขั้นตรวจสอบ  VERIFY — ยืนยันด้วยตาตัวเอง</w:t>
+      </w:r>
+    </w:p>
+    <w:p>
+      <w:pPr>
+        <w:spacing w:after="60" w:line="300"/>
+        <w:ind w:firstLine="576"/>
+        <w:jc w:val="thaiDistribute"/>
+      </w:pPr>
+      <w:r>
+        <w:rPr>
+          <w:rFonts w:ascii="TH SarabunPSK" w:cs="TH SarabunPSK" w:eastAsia="TH SarabunPSK" w:hAnsi="TH SarabunPSK"/>
+          <w:b w:val="false"/>
+          <w:bCs w:val="false"/>
+          <w:i w:val="false"/>
+          <w:iCs w:val="false"/>
+          <w:sz w:val="32"/>
+          <w:szCs w:val="32"/>
+        </w:rPr>
+        <w:t xml:space="preserve">ขั้นนี้สำคัญที่สุดและห้ามข้าม จอขึ้นข้อความ COUNT WITH YOUR EYES เครื่องจะนับหยดสดด้วยค่าที่เพิ่งคาลิเบรตได้ และมีเสียงสั้นทุกครั้งที่นับหนึ่งหยด</w:t>
+      </w:r>
+    </w:p>
+    <w:p>
+      <w:pPr>
+        <w:tabs>
+          <w:tab w:val="left" w:pos="863"/>
+        </w:tabs>
+        <w:spacing w:after="40" w:line="300"/>
+        <w:ind w:left="863" w:hanging="504"/>
+      </w:pPr>
+      <w:r>
+        <w:rPr>
+          <w:rFonts w:ascii="TH SarabunPSK" w:cs="TH SarabunPSK" w:eastAsia="TH SarabunPSK" w:hAnsi="TH SarabunPSK"/>
+          <w:b w:val="false"/>
+          <w:bCs w:val="false"/>
+          <w:i w:val="false"/>
+          <w:iCs w:val="false"/>
+          <w:sz w:val="32"/>
+          <w:szCs w:val="32"/>
+        </w:rPr>
+        <w:t xml:space="preserve">(๑)	</w:t>
+      </w:r>
+      <w:r>
+        <w:rPr>
+          <w:rFonts w:ascii="TH SarabunPSK" w:cs="TH SarabunPSK" w:eastAsia="TH SarabunPSK" w:hAnsi="TH SarabunPSK"/>
+          <w:b w:val="false"/>
+          <w:bCs w:val="false"/>
+          <w:i w:val="false"/>
+          <w:iCs w:val="false"/>
+          <w:sz w:val="32"/>
+          <w:szCs w:val="32"/>
+        </w:rPr>
+        <w:t xml:space="preserve">จ้องดูหยดในกระเปาะแล้วนับตามไปด้วย พร้อมฟังเสียงของเครื่อง</w:t>
+      </w:r>
+    </w:p>
+    <w:p>
+      <w:pPr>
+        <w:tabs>
+          <w:tab w:val="left" w:pos="863"/>
+        </w:tabs>
+        <w:spacing w:after="40" w:line="300"/>
+        <w:ind w:left="863" w:hanging="504"/>
+      </w:pPr>
+      <w:r>
+        <w:rPr>
+          <w:rFonts w:ascii="TH SarabunPSK" w:cs="TH SarabunPSK" w:eastAsia="TH SarabunPSK" w:hAnsi="TH SarabunPSK"/>
+          <w:b w:val="false"/>
+          <w:bCs w:val="false"/>
+          <w:i w:val="false"/>
+          <w:iCs w:val="false"/>
+          <w:sz w:val="32"/>
+          <w:szCs w:val="32"/>
+        </w:rPr>
+        <w:t xml:space="preserve">(๒)	</w:t>
+      </w:r>
+      <w:r>
+        <w:rPr>
+          <w:rFonts w:ascii="TH SarabunPSK" w:cs="TH SarabunPSK" w:eastAsia="TH SarabunPSK" w:hAnsi="TH SarabunPSK"/>
+          <w:b w:val="false"/>
+          <w:bCs w:val="false"/>
+          <w:i w:val="false"/>
+          <w:iCs w:val="false"/>
+          <w:sz w:val="32"/>
+          <w:szCs w:val="32"/>
+        </w:rPr>
+        <w:t xml:space="preserve"/>
+      </w:r>
+      <w:r>
+        <w:rPr>
+          <w:rFonts w:ascii="TH SarabunPSK" w:cs="TH SarabunPSK" w:eastAsia="TH SarabunPSK" w:hAnsi="TH SarabunPSK"/>
+          <w:b/>
+          <w:bCs/>
+          <w:i w:val="false"/>
+          <w:iCs w:val="false"/>
+          <w:sz w:val="32"/>
+          <w:szCs w:val="32"/>
+        </w:rPr>
+        <w:t xml:space="preserve">หนึ่งหยดต้องได้เสียงหนึ่งครั้ง และตัวเลขต้องเพิ่มขึ้นหนึ่ง</w:t>
+      </w:r>
+      <w:r>
+        <w:rPr>
+          <w:rFonts w:ascii="TH SarabunPSK" w:cs="TH SarabunPSK" w:eastAsia="TH SarabunPSK" w:hAnsi="TH SarabunPSK"/>
+          <w:b w:val="false"/>
+          <w:bCs w:val="false"/>
+          <w:i w:val="false"/>
+          <w:iCs w:val="false"/>
+          <w:sz w:val="32"/>
+          <w:szCs w:val="32"/>
+        </w:rPr>
+        <w:t xml:space="preserve"> ไม่เพิ่มสองหรือข้าม</w:t>
+      </w:r>
+    </w:p>
+    <w:p>
+      <w:pPr>
+        <w:tabs>
+          <w:tab w:val="left" w:pos="863"/>
+        </w:tabs>
+        <w:spacing w:after="40" w:line="300"/>
+        <w:ind w:left="863" w:hanging="504"/>
+      </w:pPr>
+      <w:r>
+        <w:rPr>
+          <w:rFonts w:ascii="TH SarabunPSK" w:cs="TH SarabunPSK" w:eastAsia="TH SarabunPSK" w:hAnsi="TH SarabunPSK"/>
+          <w:b w:val="false"/>
+          <w:bCs w:val="false"/>
+          <w:i w:val="false"/>
+          <w:iCs w:val="false"/>
+          <w:sz w:val="32"/>
+          <w:szCs w:val="32"/>
+        </w:rPr>
+        <w:t xml:space="preserve">(๓)	</w:t>
+      </w:r>
+      <w:r>
+        <w:rPr>
+          <w:rFonts w:ascii="TH SarabunPSK" w:cs="TH SarabunPSK" w:eastAsia="TH SarabunPSK" w:hAnsi="TH SarabunPSK"/>
+          <w:b w:val="false"/>
+          <w:bCs w:val="false"/>
+          <w:i w:val="false"/>
+          <w:iCs w:val="false"/>
+          <w:sz w:val="32"/>
+          <w:szCs w:val="32"/>
+        </w:rPr>
+        <w:t xml:space="preserve">ดูบรรทัด REJECT ถ้าเดินขึ้นเรื่อย ๆ แปลว่ามีสัญญาณรบกวนที่ถูกปฏิเสธจำนวนมาก ควรปรับตำแหน่งให้ดีขึ้น</w:t>
+      </w:r>
+    </w:p>
+    <w:p>
+      <w:pPr>
+        <w:tabs>
+          <w:tab w:val="left" w:pos="863"/>
+        </w:tabs>
+        <w:spacing w:after="40" w:line="300"/>
+        <w:ind w:left="863" w:hanging="504"/>
+      </w:pPr>
+      <w:r>
+        <w:rPr>
+          <w:rFonts w:ascii="TH SarabunPSK" w:cs="TH SarabunPSK" w:eastAsia="TH SarabunPSK" w:hAnsi="TH SarabunPSK"/>
+          <w:b w:val="false"/>
+          <w:bCs w:val="false"/>
+          <w:i w:val="false"/>
+          <w:iCs w:val="false"/>
+          <w:sz w:val="32"/>
+          <w:szCs w:val="32"/>
+        </w:rPr>
+        <w:t xml:space="preserve">(๔)	</w:t>
+      </w:r>
+      <w:r>
+        <w:rPr>
+          <w:rFonts w:ascii="TH SarabunPSK" w:cs="TH SarabunPSK" w:eastAsia="TH SarabunPSK" w:hAnsi="TH SarabunPSK"/>
+          <w:b w:val="false"/>
+          <w:bCs w:val="false"/>
+          <w:i w:val="false"/>
+          <w:iCs w:val="false"/>
+          <w:sz w:val="32"/>
+          <w:szCs w:val="32"/>
+        </w:rPr>
+        <w:t xml:space="preserve">ถ้าตัวเลขไม่ตรงกับที่นับด้วยตา ให้จัดตำแหน่งเซนเซอร์ใหม่แล้วคาลิเบรตซ้ำทั้งหมด</w:t>
+      </w:r>
+    </w:p>
+    <w:p>
+      <w:pPr>
+        <w:tabs>
+          <w:tab w:val="left" w:pos="863"/>
+        </w:tabs>
+        <w:spacing w:after="40" w:line="300"/>
+        <w:ind w:left="863" w:hanging="504"/>
+      </w:pPr>
+      <w:r>
+        <w:rPr>
+          <w:rFonts w:ascii="TH SarabunPSK" w:cs="TH SarabunPSK" w:eastAsia="TH SarabunPSK" w:hAnsi="TH SarabunPSK"/>
+          <w:b w:val="false"/>
+          <w:bCs w:val="false"/>
+          <w:i w:val="false"/>
+          <w:iCs w:val="false"/>
+          <w:sz w:val="32"/>
+          <w:szCs w:val="32"/>
+        </w:rPr>
+        <w:t xml:space="preserve">(๕)	</w:t>
+      </w:r>
+      <w:r>
+        <w:rPr>
+          <w:rFonts w:ascii="TH SarabunPSK" w:cs="TH SarabunPSK" w:eastAsia="TH SarabunPSK" w:hAnsi="TH SarabunPSK"/>
+          <w:b w:val="false"/>
+          <w:bCs w:val="false"/>
+          <w:i w:val="false"/>
+          <w:iCs w:val="false"/>
+          <w:sz w:val="32"/>
+          <w:szCs w:val="32"/>
+        </w:rPr>
+        <w:t xml:space="preserve">เมื่อพอใจแล้ว กดปุ่ม ๑ ครั้งเพื่อจบ ค่าที่ได้ถูกบันทึกไว้แล้วตั้งแต่ขั้นที่ ๓</w:t>
+      </w:r>
+    </w:p>
+    <w:p>
+      <w:pPr>
+        <w:pStyle w:val="Heading2"/>
+        <w:spacing w:after="80" w:before="200"/>
+      </w:pPr>
+      <w:r>
+        <w:rPr>
+          <w:rFonts w:ascii="TH SarabunPSK" w:cs="TH SarabunPSK" w:eastAsia="TH SarabunPSK" w:hAnsi="TH SarabunPSK"/>
+          <w:b/>
+          <w:bCs/>
+          <w:i w:val="false"/>
+          <w:iCs w:val="false"/>
+          <w:sz w:val="36"/>
+          <w:szCs w:val="36"/>
+        </w:rPr>
+        <w:t xml:space="preserve">๔.๖ เมื่อใดต้องคาลิเบรตหรือตรวจเซนเซอร์ใหม่</w:t>
+      </w:r>
+    </w:p>
+    <w:p>
+      <w:pPr>
+        <w:spacing w:after="60" w:line="300"/>
+        <w:ind w:firstLine="576"/>
+        <w:jc w:val="thaiDistribute"/>
+      </w:pPr>
+      <w:r>
+        <w:rPr>
+          <w:rFonts w:ascii="TH SarabunPSK" w:cs="TH SarabunPSK" w:eastAsia="TH SarabunPSK" w:hAnsi="TH SarabunPSK"/>
+          <w:b w:val="false"/>
+          <w:bCs w:val="false"/>
+          <w:i w:val="false"/>
+          <w:iCs w:val="false"/>
+          <w:sz w:val="32"/>
+          <w:szCs w:val="32"/>
+        </w:rPr>
+        <w:t xml:space="preserve">ทั้งสองรุ่นใช้หลักเดียวกัน คือเมื่อ “สิ่งที่เซนเซอร์มองเห็น” เปลี่ยนไปจากเดิม</w:t>
+      </w:r>
+    </w:p>
+    <w:p>
+      <w:pPr>
+        <w:tabs>
+          <w:tab w:val="left" w:pos="863"/>
+        </w:tabs>
+        <w:spacing w:after="40" w:line="300"/>
+        <w:ind w:left="863" w:hanging="504"/>
+      </w:pPr>
+      <w:r>
+        <w:rPr>
+          <w:rFonts w:ascii="TH SarabunPSK" w:cs="TH SarabunPSK" w:eastAsia="TH SarabunPSK" w:hAnsi="TH SarabunPSK"/>
+          <w:b w:val="false"/>
+          <w:bCs w:val="false"/>
+          <w:i w:val="false"/>
+          <w:iCs w:val="false"/>
+          <w:sz w:val="32"/>
+          <w:szCs w:val="32"/>
+        </w:rPr>
+        <w:t xml:space="preserve">(๑)	</w:t>
+      </w:r>
+      <w:r>
+        <w:rPr>
+          <w:rFonts w:ascii="TH SarabunPSK" w:cs="TH SarabunPSK" w:eastAsia="TH SarabunPSK" w:hAnsi="TH SarabunPSK"/>
+          <w:b w:val="false"/>
+          <w:bCs w:val="false"/>
+          <w:i w:val="false"/>
+          <w:iCs w:val="false"/>
+          <w:sz w:val="32"/>
+          <w:szCs w:val="32"/>
+        </w:rPr>
+        <w:t xml:space="preserve">เปลี่ยนชุดให้สารน้ำ หรือเปลี่ยนยี่ห้อ เพราะขนาดหยดและความใสของกระเปาะต่างกัน</w:t>
+      </w:r>
+    </w:p>
+    <w:p>
+      <w:pPr>
+        <w:tabs>
+          <w:tab w:val="left" w:pos="863"/>
+        </w:tabs>
+        <w:spacing w:after="40" w:line="300"/>
+        <w:ind w:left="863" w:hanging="504"/>
+      </w:pPr>
+      <w:r>
+        <w:rPr>
+          <w:rFonts w:ascii="TH SarabunPSK" w:cs="TH SarabunPSK" w:eastAsia="TH SarabunPSK" w:hAnsi="TH SarabunPSK"/>
+          <w:b w:val="false"/>
+          <w:bCs w:val="false"/>
+          <w:i w:val="false"/>
+          <w:iCs w:val="false"/>
+          <w:sz w:val="32"/>
+          <w:szCs w:val="32"/>
+        </w:rPr>
+        <w:t xml:space="preserve">(๒)	</w:t>
+      </w:r>
+      <w:r>
+        <w:rPr>
+          <w:rFonts w:ascii="TH SarabunPSK" w:cs="TH SarabunPSK" w:eastAsia="TH SarabunPSK" w:hAnsi="TH SarabunPSK"/>
+          <w:b w:val="false"/>
+          <w:bCs w:val="false"/>
+          <w:i w:val="false"/>
+          <w:iCs w:val="false"/>
+          <w:sz w:val="32"/>
+          <w:szCs w:val="32"/>
+        </w:rPr>
+        <w:t xml:space="preserve">เปลี่ยนชนิดสารน้ำที่มีความหนืดต่างจากเดิมอย่างชัดเจน</w:t>
+      </w:r>
+    </w:p>
+    <w:p>
+      <w:pPr>
+        <w:tabs>
+          <w:tab w:val="left" w:pos="863"/>
+        </w:tabs>
+        <w:spacing w:after="40" w:line="300"/>
+        <w:ind w:left="863" w:hanging="504"/>
+      </w:pPr>
+      <w:r>
+        <w:rPr>
+          <w:rFonts w:ascii="TH SarabunPSK" w:cs="TH SarabunPSK" w:eastAsia="TH SarabunPSK" w:hAnsi="TH SarabunPSK"/>
+          <w:b w:val="false"/>
+          <w:bCs w:val="false"/>
+          <w:i w:val="false"/>
+          <w:iCs w:val="false"/>
+          <w:sz w:val="32"/>
+          <w:szCs w:val="32"/>
+        </w:rPr>
+        <w:t xml:space="preserve">(๓)	</w:t>
+      </w:r>
+      <w:r>
+        <w:rPr>
+          <w:rFonts w:ascii="TH SarabunPSK" w:cs="TH SarabunPSK" w:eastAsia="TH SarabunPSK" w:hAnsi="TH SarabunPSK"/>
+          <w:b w:val="false"/>
+          <w:bCs w:val="false"/>
+          <w:i w:val="false"/>
+          <w:iCs w:val="false"/>
+          <w:sz w:val="32"/>
+          <w:szCs w:val="32"/>
+        </w:rPr>
+        <w:t xml:space="preserve">ถอดเซนเซอร์ออกแล้วนำกลับไปหนีบใหม่ หรือขยับตำแหน่งหัวหนีบ</w:t>
+      </w:r>
+    </w:p>
+    <w:p>
+      <w:pPr>
+        <w:tabs>
+          <w:tab w:val="left" w:pos="863"/>
+        </w:tabs>
+        <w:spacing w:after="40" w:line="300"/>
+        <w:ind w:left="863" w:hanging="504"/>
+      </w:pPr>
+      <w:r>
+        <w:rPr>
+          <w:rFonts w:ascii="TH SarabunPSK" w:cs="TH SarabunPSK" w:eastAsia="TH SarabunPSK" w:hAnsi="TH SarabunPSK"/>
+          <w:b w:val="false"/>
+          <w:bCs w:val="false"/>
+          <w:i w:val="false"/>
+          <w:iCs w:val="false"/>
+          <w:sz w:val="32"/>
+          <w:szCs w:val="32"/>
+        </w:rPr>
+        <w:t xml:space="preserve">(๔)	</w:t>
+      </w:r>
+      <w:r>
+        <w:rPr>
+          <w:rFonts w:ascii="TH SarabunPSK" w:cs="TH SarabunPSK" w:eastAsia="TH SarabunPSK" w:hAnsi="TH SarabunPSK"/>
+          <w:b w:val="false"/>
+          <w:bCs w:val="false"/>
+          <w:i w:val="false"/>
+          <w:iCs w:val="false"/>
+          <w:sz w:val="32"/>
+          <w:szCs w:val="32"/>
+        </w:rPr>
+        <w:t xml:space="preserve">ย้ายผู้ป่วยไปห้องที่สภาพแสงต่างจากเดิมมาก</w:t>
+      </w:r>
+    </w:p>
+    <w:p>
+      <w:pPr>
+        <w:tabs>
+          <w:tab w:val="left" w:pos="863"/>
+        </w:tabs>
+        <w:spacing w:after="40" w:line="300"/>
+        <w:ind w:left="863" w:hanging="504"/>
+      </w:pPr>
+      <w:r>
+        <w:rPr>
+          <w:rFonts w:ascii="TH SarabunPSK" w:cs="TH SarabunPSK" w:eastAsia="TH SarabunPSK" w:hAnsi="TH SarabunPSK"/>
+          <w:b w:val="false"/>
+          <w:bCs w:val="false"/>
+          <w:i w:val="false"/>
+          <w:iCs w:val="false"/>
+          <w:sz w:val="32"/>
+          <w:szCs w:val="32"/>
+        </w:rPr>
+        <w:t xml:space="preserve">(๕)	</w:t>
+      </w:r>
+      <w:r>
+        <w:rPr>
+          <w:rFonts w:ascii="TH SarabunPSK" w:cs="TH SarabunPSK" w:eastAsia="TH SarabunPSK" w:hAnsi="TH SarabunPSK"/>
+          <w:b w:val="false"/>
+          <w:bCs w:val="false"/>
+          <w:i w:val="false"/>
+          <w:iCs w:val="false"/>
+          <w:sz w:val="32"/>
+          <w:szCs w:val="32"/>
+        </w:rPr>
+        <w:t xml:space="preserve">จอขึ้น SENS หรือ CHECK SENSOR ซ้ำ ๆ ทั้งที่จัดตำแหน่งแล้ว</w:t>
+      </w:r>
+    </w:p>
+    <w:p>
+      <w:pPr>
+        <w:tabs>
+          <w:tab w:val="left" w:pos="863"/>
+        </w:tabs>
+        <w:spacing w:after="40" w:line="300"/>
+        <w:ind w:left="863" w:hanging="504"/>
+      </w:pPr>
+      <w:r>
+        <w:rPr>
+          <w:rFonts w:ascii="TH SarabunPSK" w:cs="TH SarabunPSK" w:eastAsia="TH SarabunPSK" w:hAnsi="TH SarabunPSK"/>
+          <w:b w:val="false"/>
+          <w:bCs w:val="false"/>
+          <w:i w:val="false"/>
+          <w:iCs w:val="false"/>
+          <w:sz w:val="32"/>
+          <w:szCs w:val="32"/>
+        </w:rPr>
+        <w:t xml:space="preserve">(๖)	</w:t>
+      </w:r>
+      <w:r>
+        <w:rPr>
+          <w:rFonts w:ascii="TH SarabunPSK" w:cs="TH SarabunPSK" w:eastAsia="TH SarabunPSK" w:hAnsi="TH SarabunPSK"/>
+          <w:b w:val="false"/>
+          <w:bCs w:val="false"/>
+          <w:i w:val="false"/>
+          <w:iCs w:val="false"/>
+          <w:sz w:val="32"/>
+          <w:szCs w:val="32"/>
+        </w:rPr>
+        <w:t xml:space="preserve">ค่าอัตราการไหลบนจอไม่ตรงกับการนับด้วยตาเกินร้อยละ ๑๐</w:t>
+      </w:r>
+    </w:p>
+    <w:p>
+      <w:pPr>
+        <w:spacing w:after="80" w:line="300"/>
+        <w:jc w:val="left"/>
+      </w:pPr>
+      <w:r>
+        <w:rPr>
+          <w:rFonts w:ascii="TH SarabunPSK" w:cs="TH SarabunPSK" w:eastAsia="TH SarabunPSK" w:hAnsi="TH SarabunPSK"/>
+          <w:b w:val="false"/>
+          <w:bCs w:val="false"/>
+          <w:i w:val="false"/>
+          <w:iCs w:val="false"/>
+          <w:sz w:val="32"/>
+          <w:szCs w:val="32"/>
+        </w:rPr>
+        <w:t xml:space="preserve"/>
+      </w:r>
+    </w:p>
+    <w:tbl>
+      <w:tblPr>
+        <w:tblW w:type="dxa" w:w="8306"/>
+        <w:tblBorders>
+          <w:top w:val="single" w:color="C00000" w:sz="8"/>
+          <w:left w:val="single" w:color="C00000" w:sz="8"/>
+          <w:bottom w:val="single" w:color="C00000" w:sz="8"/>
+          <w:right w:val="single" w:color="C00000" w:sz="8"/>
+          <w:insideH w:val="single" w:color="C00000" w:sz="8"/>
+          <w:insideV w:val="single" w:color="C00000" w:sz="8"/>
+        </w:tblBorders>
+      </w:tblPr>
+      <w:tblGrid>
+        <w:gridCol w:w="8306"/>
+      </w:tblGrid>
+      <w:tr>
+        <w:tc>
+          <w:tcPr>
+            <w:tcW w:type="dxa" w:w="8306"/>
+            <w:shd w:fill="FDEAEA" w:color="auto" w:val="clear"/>
+            <w:tcMar>
+              <w:top w:type="dxa" w:w="120"/>
+              <w:left w:type="dxa" w:w="160"/>
+              <w:bottom w:type="dxa" w:w="120"/>
+              <w:right w:type="dxa" w:w="160"/>
+            </w:tcMar>
+          </w:tcPr>
+          <w:p>
+            <w:pPr>
+              <w:spacing w:after="60"/>
+            </w:pPr>
+            <w:r>
+              <w:rPr>
+                <w:rFonts w:ascii="TH SarabunPSK" w:cs="TH SarabunPSK" w:eastAsia="TH SarabunPSK" w:hAnsi="TH SarabunPSK"/>
+                <w:b/>
+                <w:bCs/>
+                <w:i w:val="false"/>
+                <w:iCs w:val="false"/>
+                <w:sz w:val="32"/>
+                <w:szCs w:val="32"/>
+              </w:rPr>
+              <w:t xml:space="preserve">ข้อควรระวังเรื่องเวลาที่เลือกคาลิเบรต</w:t>
+            </w:r>
+          </w:p>
+          <w:p>
+            <w:pPr>
+              <w:spacing w:after="40" w:line="300"/>
+              <w:ind w:left="360" w:hanging="360"/>
+            </w:pPr>
+            <w:r>
+              <w:rPr>
+                <w:rFonts w:ascii="TH SarabunPSK" w:cs="TH SarabunPSK" w:eastAsia="TH SarabunPSK" w:hAnsi="TH SarabunPSK"/>
+                <w:b w:val="false"/>
+                <w:bCs w:val="false"/>
+                <w:i w:val="false"/>
+                <w:iCs w:val="false"/>
+                <w:sz w:val="32"/>
+                <w:szCs w:val="32"/>
+              </w:rPr>
+              <w:t xml:space="preserve">ขั้นที่ ๑ ของรุ่น ๗.๕.x ต้องปิดโรลเลอร์ ๓ วินาที ซึ่งเป็นการหยุดให้สารน้ำชั่วคราว</w:t>
+            </w:r>
+          </w:p>
+          <w:p>
+            <w:pPr>
+              <w:spacing w:after="40" w:line="300"/>
+              <w:ind w:left="360" w:hanging="360"/>
+            </w:pPr>
+            <w:r>
+              <w:rPr>
+                <w:rFonts w:ascii="TH SarabunPSK" w:cs="TH SarabunPSK" w:eastAsia="TH SarabunPSK" w:hAnsi="TH SarabunPSK"/>
+                <w:b w:val="false"/>
+                <w:bCs w:val="false"/>
+                <w:i w:val="false"/>
+                <w:iCs w:val="false"/>
+                <w:sz w:val="32"/>
+                <w:szCs w:val="32"/>
+              </w:rPr>
+              <w:t xml:space="preserve">จึงควรทำตอนเริ่มถุงใหม่หรือตอนติดตั้งครั้งแรก ไม่ควรทำระหว่างที่ผู้ป่วยกำลังได้รับสารน้ำในช่วงวิกฤต</w:t>
+            </w:r>
+          </w:p>
+          <w:p>
+            <w:pPr>
+              <w:spacing w:after="40" w:line="300"/>
+              <w:ind w:left="360" w:hanging="360"/>
+            </w:pPr>
+            <w:r>
+              <w:rPr>
+                <w:rFonts w:ascii="TH SarabunPSK" w:cs="TH SarabunPSK" w:eastAsia="TH SarabunPSK" w:hAnsi="TH SarabunPSK"/>
+                <w:b w:val="false"/>
+                <w:bCs w:val="false"/>
+                <w:i w:val="false"/>
+                <w:iCs w:val="false"/>
+                <w:sz w:val="32"/>
+                <w:szCs w:val="32"/>
+              </w:rPr>
+              <w:t xml:space="preserve">ระหว่างคาลิเบรต เครื่องจะไม่แจ้งเตือนเหตุใด ๆ สำหรับเตียงนั้น ต้องเฝ้าดูด้วยตาตลอดขั้นตอน</w:t>
+            </w:r>
+          </w:p>
+        </w:tc>
+      </w:tr>
+    </w:tbl>
+    <w:p>
+      <w:pPr>
+        <w:pStyle w:val="Heading2"/>
+        <w:spacing w:after="80" w:before="200"/>
+      </w:pPr>
+      <w:r>
+        <w:rPr>
+          <w:rFonts w:ascii="TH SarabunPSK" w:cs="TH SarabunPSK" w:eastAsia="TH SarabunPSK" w:hAnsi="TH SarabunPSK"/>
+          <w:b/>
+          <w:bCs/>
+          <w:i w:val="false"/>
+          <w:iCs w:val="false"/>
+          <w:sz w:val="36"/>
+          <w:szCs w:val="36"/>
+        </w:rPr>
+        <w:t xml:space="preserve">๔.๗ การตรวจความถูกต้องหลังติดตั้ง</w:t>
+      </w:r>
+    </w:p>
+    <w:p>
+      <w:pPr>
+        <w:spacing w:after="60" w:line="300"/>
+        <w:ind w:firstLine="576"/>
+        <w:jc w:val="thaiDistribute"/>
+      </w:pPr>
+      <w:r>
+        <w:rPr>
+          <w:rFonts w:ascii="TH SarabunPSK" w:cs="TH SarabunPSK" w:eastAsia="TH SarabunPSK" w:hAnsi="TH SarabunPSK"/>
+          <w:b w:val="false"/>
+          <w:bCs w:val="false"/>
+          <w:i w:val="false"/>
+          <w:iCs w:val="false"/>
+          <w:sz w:val="32"/>
+          <w:szCs w:val="32"/>
+        </w:rPr>
+        <w:t xml:space="preserve">ไม่ว่าจะใช้เครื่องรุ่นใด หลังติดตั้งเสร็จให้ตรวจยืนยันด้วยวิธีเดียวกันนี้ทุกครั้ง</w:t>
+      </w:r>
+    </w:p>
+    <w:p>
+      <w:pPr>
+        <w:tabs>
+          <w:tab w:val="left" w:pos="863"/>
+        </w:tabs>
+        <w:spacing w:after="40" w:line="300"/>
+        <w:ind w:left="863" w:hanging="504"/>
+      </w:pPr>
+      <w:r>
+        <w:rPr>
+          <w:rFonts w:ascii="TH SarabunPSK" w:cs="TH SarabunPSK" w:eastAsia="TH SarabunPSK" w:hAnsi="TH SarabunPSK"/>
+          <w:b w:val="false"/>
+          <w:bCs w:val="false"/>
+          <w:i w:val="false"/>
+          <w:iCs w:val="false"/>
+          <w:sz w:val="32"/>
+          <w:szCs w:val="32"/>
+        </w:rPr>
+        <w:t xml:space="preserve">(๑)	</w:t>
+      </w:r>
+      <w:r>
+        <w:rPr>
+          <w:rFonts w:ascii="TH SarabunPSK" w:cs="TH SarabunPSK" w:eastAsia="TH SarabunPSK" w:hAnsi="TH SarabunPSK"/>
+          <w:b w:val="false"/>
+          <w:bCs w:val="false"/>
+          <w:i w:val="false"/>
+          <w:iCs w:val="false"/>
+          <w:sz w:val="32"/>
+          <w:szCs w:val="32"/>
+        </w:rPr>
+        <w:t xml:space="preserve">ตั้งนาฬิกาจับเวลา ๑ นาที แล้วนับหยดในกระเปาะด้วยตา</w:t>
+      </w:r>
+    </w:p>
+    <w:p>
+      <w:pPr>
+        <w:tabs>
+          <w:tab w:val="left" w:pos="863"/>
+        </w:tabs>
+        <w:spacing w:after="40" w:line="300"/>
+        <w:ind w:left="863" w:hanging="504"/>
+      </w:pPr>
+      <w:r>
+        <w:rPr>
+          <w:rFonts w:ascii="TH SarabunPSK" w:cs="TH SarabunPSK" w:eastAsia="TH SarabunPSK" w:hAnsi="TH SarabunPSK"/>
+          <w:b w:val="false"/>
+          <w:bCs w:val="false"/>
+          <w:i w:val="false"/>
+          <w:iCs w:val="false"/>
+          <w:sz w:val="32"/>
+          <w:szCs w:val="32"/>
+        </w:rPr>
+        <w:t xml:space="preserve">(๒)	</w:t>
+      </w:r>
+      <w:r>
+        <w:rPr>
+          <w:rFonts w:ascii="TH SarabunPSK" w:cs="TH SarabunPSK" w:eastAsia="TH SarabunPSK" w:hAnsi="TH SarabunPSK"/>
+          <w:b w:val="false"/>
+          <w:bCs w:val="false"/>
+          <w:i w:val="false"/>
+          <w:iCs w:val="false"/>
+          <w:sz w:val="32"/>
+          <w:szCs w:val="32"/>
+        </w:rPr>
+        <w:t xml:space="preserve">คำนวณอัตราการไหลจากสูตร</w:t>
+      </w:r>
+    </w:p>
+    <w:p>
+      <w:pPr>
+        <w:spacing w:after="40" w:line="300"/>
+        <w:jc w:val="left"/>
+      </w:pPr>
+      <w:r>
+        <w:rPr>
+          <w:rFonts w:ascii="TH SarabunPSK" w:cs="TH SarabunPSK" w:eastAsia="TH SarabunPSK" w:hAnsi="TH SarabunPSK"/>
+          <w:b w:val="false"/>
+          <w:bCs w:val="false"/>
+          <w:i w:val="false"/>
+          <w:iCs w:val="false"/>
+          <w:sz w:val="32"/>
+          <w:szCs w:val="32"/>
+        </w:rPr>
+        <w:t xml:space="preserve"/>
+      </w:r>
+    </w:p>
+    <w:p>
+      <w:pPr>
+        <w:spacing w:after="100" w:line="300"/>
+        <w:jc w:val="center"/>
+      </w:pPr>
+      <w:r>
+        <w:rPr>
+          <w:rFonts w:ascii="TH SarabunPSK" w:cs="TH SarabunPSK" w:eastAsia="TH SarabunPSK" w:hAnsi="TH SarabunPSK"/>
+          <w:b/>
+          <w:bCs/>
+          <w:i w:val="false"/>
+          <w:iCs w:val="false"/>
+          <w:sz w:val="32"/>
+          <w:szCs w:val="32"/>
+        </w:rPr>
+        <w:t xml:space="preserve">อัตราการไหล (mL/h)  =  จำนวนหยดต่อนาที × ๖๐ ÷ ค่า Drop Factor</w:t>
+      </w:r>
+    </w:p>
+    <w:p>
+      <w:pPr>
+        <w:tabs>
+          <w:tab w:val="left" w:pos="863"/>
+        </w:tabs>
+        <w:spacing w:after="40" w:line="300"/>
+        <w:ind w:left="863" w:hanging="504"/>
+      </w:pPr>
+      <w:r>
+        <w:rPr>
+          <w:rFonts w:ascii="TH SarabunPSK" w:cs="TH SarabunPSK" w:eastAsia="TH SarabunPSK" w:hAnsi="TH SarabunPSK"/>
+          <w:b w:val="false"/>
+          <w:bCs w:val="false"/>
+          <w:i w:val="false"/>
+          <w:iCs w:val="false"/>
+          <w:sz w:val="32"/>
+          <w:szCs w:val="32"/>
+        </w:rPr>
+        <w:t xml:space="preserve">(๓)	</w:t>
+      </w:r>
+      <w:r>
+        <w:rPr>
+          <w:rFonts w:ascii="TH SarabunPSK" w:cs="TH SarabunPSK" w:eastAsia="TH SarabunPSK" w:hAnsi="TH SarabunPSK"/>
+          <w:b w:val="false"/>
+          <w:bCs w:val="false"/>
+          <w:i w:val="false"/>
+          <w:iCs w:val="false"/>
+          <w:sz w:val="32"/>
+          <w:szCs w:val="32"/>
+        </w:rPr>
+        <w:t xml:space="preserve">เทียบกับตัวเลขที่แสดงบนหน้าจอ ต้องต่างกันไม่เกินร้อยละ ๑๐</w:t>
+      </w:r>
+    </w:p>
+    <w:p>
+      <w:pPr>
+        <w:tabs>
+          <w:tab w:val="left" w:pos="863"/>
+        </w:tabs>
+        <w:spacing w:after="40" w:line="300"/>
+        <w:ind w:left="863" w:hanging="504"/>
+      </w:pPr>
+      <w:r>
+        <w:rPr>
+          <w:rFonts w:ascii="TH SarabunPSK" w:cs="TH SarabunPSK" w:eastAsia="TH SarabunPSK" w:hAnsi="TH SarabunPSK"/>
+          <w:b w:val="false"/>
+          <w:bCs w:val="false"/>
+          <w:i w:val="false"/>
+          <w:iCs w:val="false"/>
+          <w:sz w:val="32"/>
+          <w:szCs w:val="32"/>
+        </w:rPr>
+        <w:t xml:space="preserve">(๔)	</w:t>
+      </w:r>
+      <w:r>
+        <w:rPr>
+          <w:rFonts w:ascii="TH SarabunPSK" w:cs="TH SarabunPSK" w:eastAsia="TH SarabunPSK" w:hAnsi="TH SarabunPSK"/>
+          <w:b w:val="false"/>
+          <w:bCs w:val="false"/>
+          <w:i w:val="false"/>
+          <w:iCs w:val="false"/>
+          <w:sz w:val="32"/>
+          <w:szCs w:val="32"/>
+        </w:rPr>
+        <w:t xml:space="preserve">ถ้าต่างมากกว่านั้น ให้ตรวจสองอย่างตามลำดับ คือ ค่า Drop Factor ในระบบตรงกับซองชุดให้สารน้ำหรือไม่ และตำแหน่งเซนเซอร์ถูกต้องตามหัวข้อ ๔.๒ หรือไม่</w:t>
+      </w:r>
+    </w:p>
+    <w:p>
+      <w:pPr>
+        <w:tabs>
+          <w:tab w:val="left" w:pos="863"/>
+        </w:tabs>
+        <w:spacing w:after="40" w:line="300"/>
+        <w:ind w:left="863" w:hanging="504"/>
+      </w:pPr>
+      <w:r>
+        <w:rPr>
+          <w:rFonts w:ascii="TH SarabunPSK" w:cs="TH SarabunPSK" w:eastAsia="TH SarabunPSK" w:hAnsi="TH SarabunPSK"/>
+          <w:b w:val="false"/>
+          <w:bCs w:val="false"/>
+          <w:i w:val="false"/>
+          <w:iCs w:val="false"/>
+          <w:sz w:val="32"/>
+          <w:szCs w:val="32"/>
+        </w:rPr>
+        <w:t xml:space="preserve">(๕)	</w:t>
+      </w:r>
+      <w:r>
+        <w:rPr>
+          <w:rFonts w:ascii="TH SarabunPSK" w:cs="TH SarabunPSK" w:eastAsia="TH SarabunPSK" w:hAnsi="TH SarabunPSK"/>
+          <w:b w:val="false"/>
+          <w:bCs w:val="false"/>
+          <w:i w:val="false"/>
+          <w:iCs w:val="false"/>
+          <w:sz w:val="32"/>
+          <w:szCs w:val="32"/>
+        </w:rPr>
+        <w:t xml:space="preserve">บันทึกผลการตรวจไว้ในแบบฟอร์มภาคผนวก ก</w:t>
+      </w:r>
+    </w:p>
+    <w:p>
+      <w:r>
+        <w:br w:type="page"/>
+      </w:r>
+    </w:p>
+    <w:p>
+      <w:pPr>
+        <w:pStyle w:val="Heading1"/>
+        <w:spacing w:after="240" w:before="240" w:line="300"/>
+        <w:jc w:val="center"/>
+      </w:pPr>
+      <w:r>
+        <w:rPr>
+          <w:rFonts w:ascii="TH SarabunPSK" w:cs="TH SarabunPSK" w:eastAsia="TH SarabunPSK" w:hAnsi="TH SarabunPSK"/>
+          <w:b/>
+          <w:bCs/>
+          <w:i w:val="false"/>
+          <w:iCs w:val="false"/>
+          <w:sz w:val="40"/>
+          <w:szCs w:val="40"/>
+        </w:rPr>
+        <w:t xml:space="preserve">บทที่ ๕ </w:t>
+      </w:r>
+      <w:r>
+        <w:rPr>
+          <w:rFonts w:ascii="TH SarabunPSK" w:cs="TH SarabunPSK" w:eastAsia="TH SarabunPSK" w:hAnsi="TH SarabunPSK"/>
+          <w:b/>
+          <w:bCs/>
+          <w:sz w:val="40"/>
+          <w:szCs w:val="40"/>
+        </w:rPr>
+        <w:br/>
+        <w:t xml:space="preserve">สัญญาณเตือนและการตอบสนอง</w:t>
+      </w:r>
+    </w:p>
+    <w:p>
+      <w:pPr>
+        <w:pStyle w:val="Heading2"/>
+        <w:spacing w:after="80" w:before="200"/>
+      </w:pPr>
+      <w:r>
+        <w:rPr>
+          <w:rFonts w:ascii="TH SarabunPSK" w:cs="TH SarabunPSK" w:eastAsia="TH SarabunPSK" w:hAnsi="TH SarabunPSK"/>
+          <w:b/>
+          <w:bCs/>
+          <w:i w:val="false"/>
+          <w:iCs w:val="false"/>
+          <w:sz w:val="36"/>
+          <w:szCs w:val="36"/>
+        </w:rPr>
+        <w:t xml:space="preserve">๕.๑ ระดับความเร่งด่วนของสัญญาณเตือน</w:t>
+      </w:r>
+    </w:p>
+    <w:p>
+      <w:pPr>
+        <w:spacing w:after="60" w:line="300"/>
+        <w:ind w:firstLine="576"/>
+        <w:jc w:val="thaiDistribute"/>
+      </w:pPr>
+      <w:r>
+        <w:rPr>
+          <w:rFonts w:ascii="TH SarabunPSK" w:cs="TH SarabunPSK" w:eastAsia="TH SarabunPSK" w:hAnsi="TH SarabunPSK"/>
+          <w:b w:val="false"/>
+          <w:bCs w:val="false"/>
+          <w:i w:val="false"/>
+          <w:iCs w:val="false"/>
+          <w:sz w:val="32"/>
+          <w:szCs w:val="32"/>
+        </w:rPr>
+        <w:t xml:space="preserve">ระบบแบ่งสัญญาณเตือนออกเป็นสองระดับ เพื่อให้พยาบาลจัดลำดับความสำคัญได้เมื่อมีหลายเตียงเตือนพร้อมกัน</w:t>
+      </w:r>
+    </w:p>
+    <w:p>
+      <w:pPr>
+        <w:tabs>
+          <w:tab w:val="left" w:pos="863"/>
+        </w:tabs>
+        <w:spacing w:after="40" w:line="300"/>
+        <w:ind w:left="863" w:hanging="504"/>
+      </w:pPr>
+      <w:r>
+        <w:rPr>
+          <w:rFonts w:ascii="TH SarabunPSK" w:cs="TH SarabunPSK" w:eastAsia="TH SarabunPSK" w:hAnsi="TH SarabunPSK"/>
+          <w:b w:val="false"/>
+          <w:bCs w:val="false"/>
+          <w:i w:val="false"/>
+          <w:iCs w:val="false"/>
+          <w:sz w:val="32"/>
+          <w:szCs w:val="32"/>
+        </w:rPr>
+        <w:t xml:space="preserve">(๑)	</w:t>
+      </w:r>
+      <w:r>
+        <w:rPr>
+          <w:rFonts w:ascii="TH SarabunPSK" w:cs="TH SarabunPSK" w:eastAsia="TH SarabunPSK" w:hAnsi="TH SarabunPSK"/>
+          <w:b w:val="false"/>
+          <w:bCs w:val="false"/>
+          <w:i w:val="false"/>
+          <w:iCs w:val="false"/>
+          <w:sz w:val="32"/>
+          <w:szCs w:val="32"/>
+        </w:rPr>
+        <w:t xml:space="preserve">เหตุวิกฤต ได้แก่ ไหลเร็วเกิน ไหลช้าเกิน หยุดไหล ให้ครบตามแผนแล้ว และเซนเซอร์ไม่จับหยด จะมีเสียงเตือนต่อเนื่อง ไฟสีแดง และจอเครื่องข้างเตียงแสดงหน้าเตือนเต็มจอ ให้ไปตรวจที่เตียงทันที</w:t>
+      </w:r>
+    </w:p>
+    <w:p>
+      <w:pPr>
+        <w:tabs>
+          <w:tab w:val="left" w:pos="863"/>
+        </w:tabs>
+        <w:spacing w:after="40" w:line="300"/>
+        <w:ind w:left="863" w:hanging="504"/>
+      </w:pPr>
+      <w:r>
+        <w:rPr>
+          <w:rFonts w:ascii="TH SarabunPSK" w:cs="TH SarabunPSK" w:eastAsia="TH SarabunPSK" w:hAnsi="TH SarabunPSK"/>
+          <w:b w:val="false"/>
+          <w:bCs w:val="false"/>
+          <w:i w:val="false"/>
+          <w:iCs w:val="false"/>
+          <w:sz w:val="32"/>
+          <w:szCs w:val="32"/>
+        </w:rPr>
+        <w:t xml:space="preserve">(๒)	</w:t>
+      </w:r>
+      <w:r>
+        <w:rPr>
+          <w:rFonts w:ascii="TH SarabunPSK" w:cs="TH SarabunPSK" w:eastAsia="TH SarabunPSK" w:hAnsi="TH SarabunPSK"/>
+          <w:b w:val="false"/>
+          <w:bCs w:val="false"/>
+          <w:i w:val="false"/>
+          <w:iCs w:val="false"/>
+          <w:sz w:val="32"/>
+          <w:szCs w:val="32"/>
+        </w:rPr>
+        <w:t xml:space="preserve">เหตุเฝ้าระวัง ได้แก่ สารน้ำใกล้หมด จะมีเสียงเบาสามครั้งเป็นระยะ ไฟสีส้ม ให้จัดการภายในเวลาที่เหมาะสม โดยไม่ต้องหยุดงานที่กำลังทำอยู่ทันที</w:t>
+      </w:r>
+    </w:p>
+    <w:p>
+      <w:pPr>
+        <w:pStyle w:val="Heading2"/>
+        <w:spacing w:after="80" w:before="200"/>
+      </w:pPr>
+      <w:r>
+        <w:rPr>
+          <w:rFonts w:ascii="TH SarabunPSK" w:cs="TH SarabunPSK" w:eastAsia="TH SarabunPSK" w:hAnsi="TH SarabunPSK"/>
+          <w:b/>
+          <w:bCs/>
+          <w:i w:val="false"/>
+          <w:iCs w:val="false"/>
+          <w:sz w:val="36"/>
+          <w:szCs w:val="36"/>
+        </w:rPr>
+        <w:t xml:space="preserve">๕.๒ ตารางสัญญาณเตือนทั้งหมด</w:t>
+      </w:r>
+    </w:p>
+    <w:p>
+      <w:pPr>
+        <w:pStyle w:val="CaptionTable"/>
+        <w:spacing w:after="100" w:before="120" w:line="288"/>
+        <w:jc w:val="center"/>
+      </w:pPr>
+      <w:r>
+        <w:rPr>
+          <w:rFonts w:ascii="TH SarabunPSK" w:cs="TH SarabunPSK" w:eastAsia="TH SarabunPSK" w:hAnsi="TH SarabunPSK"/>
+          <w:b/>
+          <w:bCs/>
+          <w:i w:val="false"/>
+          <w:iCs w:val="false"/>
+          <w:sz w:val="30"/>
+          <w:szCs w:val="30"/>
+        </w:rPr>
+        <w:t xml:space="preserve">ตารางที่ ๑๕  สัญญาณเตือนทั้งหมดและแนวทางการตอบสนอง</w:t>
       </w:r>
     </w:p>
     <w:tbl>
@@ -15594,7 +21627,7 @@
                 <w:sz w:val="28"/>
                 <w:szCs w:val="28"/>
               </w:rPr>
-              <w:t xml:space="preserve">ตั้งเลขเตียงใหม่ให้ไม่ซ้ำตามหัวข้อ ๕.๒ ระหว่างที่ยังไม่แก้ไข ข้อมูลของเตียงที่ซ้ำกันจะไม่น่าเชื่อถือ</w:t>
+              <w:t xml:space="preserve">ตั้งเลขเตียงใหม่ให้ไม่ซ้ำตามหัวข้อ ๖.๒ ระหว่างที่ยังไม่แก้ไข ข้อมูลของเตียงที่ซ้ำกันจะไม่น่าเชื่อถือ</w:t>
             </w:r>
           </w:p>
         </w:tc>
@@ -15752,7 +21785,7 @@
                 <w:sz w:val="28"/>
                 <w:szCs w:val="28"/>
               </w:rPr>
-              <w:t xml:space="preserve">ตรวจตามลำดับในหัวข้อ ๕.๒ ระหว่างที่ยังไม่ได้ข้อมูล ให้กลับไปเฝ้าระวังเตียงนั้นด้วยการตรวจเยี่ยมและนับหยดด้วยตาตามมาตรฐานเดิม</w:t>
+              <w:t xml:space="preserve">ตรวจตามลำดับในหัวข้อ ๖.๒ ระหว่างที่ยังไม่ได้ข้อมูล ให้กลับไปเฝ้าระวังเตียงนั้นด้วยการตรวจเยี่ยมและนับหยดด้วยตาตามมาตรฐานเดิม</w:t>
             </w:r>
           </w:p>
         </w:tc>
@@ -15793,6 +21826,9 @@
         <w:gridCol w:w="4153"/>
       </w:tblGrid>
       <w:tr>
+        <w:trPr>
+          <w:cantSplit/>
+        </w:trPr>
         <w:tc>
           <w:tcPr>
             <w:tcW w:type="dxa" w:w="4153"/>
@@ -15827,7 +21863,7 @@
                           </pic:cNvPicPr>
                         </pic:nvPicPr>
                         <pic:blipFill>
-                          <a:blip r:embed="rId16" cstate="none"/>
+                          <a:blip r:embed="rId22" cstate="none"/>
                           <a:srcRect/>
                           <a:stretch>
                             <a:fillRect/>
@@ -15903,7 +21939,7 @@
                           </pic:cNvPicPr>
                         </pic:nvPicPr>
                         <pic:blipFill>
-                          <a:blip r:embed="rId17" cstate="none"/>
+                          <a:blip r:embed="rId23" cstate="none"/>
                           <a:srcRect/>
                           <a:stretch>
                             <a:fillRect/>
@@ -15963,7 +21999,7 @@
           <w:sz w:val="28"/>
           <w:szCs w:val="28"/>
         </w:rPr>
-        <w:t xml:space="preserve">ภาพที่ ๘  หน้าจอเตือนเหตุวิกฤตและหน้าจอเตือนสารน้ำใกล้หมดบนเครื่องประจำเตียง</w:t>
+        <w:t xml:space="preserve">ภาพที่ ๑๑  หน้าจอเตือนเหตุวิกฤตและหน้าจอเตือนสารน้ำใกล้หมดบนเครื่องประจำเตียง</w:t>
       </w:r>
     </w:p>
     <w:p>
@@ -15981,7 +22017,7 @@
           <w:sz w:val="36"/>
           <w:szCs w:val="36"/>
         </w:rPr>
-        <w:t xml:space="preserve">๔.๓ การพักเสียงเตือน</w:t>
+        <w:t xml:space="preserve">๕.๓ การพักเสียงเตือน</w:t>
       </w:r>
     </w:p>
     <w:p>
@@ -16137,7 +22173,7 @@
           <w:sz w:val="36"/>
           <w:szCs w:val="36"/>
         </w:rPr>
-        <w:t xml:space="preserve">๔.๔ เกณฑ์ที่ระบบใช้ตัดสินใจแจ้งเตือน</w:t>
+        <w:t xml:space="preserve">๕.๔ เกณฑ์ที่ระบบใช้ตัดสินใจแจ้งเตือน</w:t>
       </w:r>
     </w:p>
     <w:p>
@@ -16175,7 +22211,7 @@
           <w:sz w:val="30"/>
           <w:szCs w:val="30"/>
         </w:rPr>
-        <w:t xml:space="preserve">ตารางที่ ๑๑  เกณฑ์ที่ระบบใช้ตัดสินใจแจ้งเตือน</w:t>
+        <w:t xml:space="preserve">ตารางที่ ๑๖  เกณฑ์ที่ระบบใช้ตัดสินใจแจ้งเตือน</w:t>
       </w:r>
     </w:p>
     <w:tbl>
@@ -16754,7 +22790,7 @@
           <w:sz w:val="40"/>
           <w:szCs w:val="40"/>
         </w:rPr>
-        <w:t xml:space="preserve">บทที่ ๕ </w:t>
+        <w:t xml:space="preserve">บทที่ ๖ </w:t>
       </w:r>
       <w:r>
         <w:rPr>
@@ -16783,7 +22819,7 @@
           <w:sz w:val="36"/>
           <w:szCs w:val="36"/>
         </w:rPr>
-        <w:t xml:space="preserve">๕.๑ ตารางอาการ สาเหตุ และวิธีแก้ไข</w:t>
+        <w:t xml:space="preserve">๖.๑ ตารางอาการ สาเหตุ และวิธีแก้ไข</w:t>
       </w:r>
     </w:p>
     <w:p>
@@ -16802,7 +22838,7 @@
           <w:sz w:val="30"/>
           <w:szCs w:val="30"/>
         </w:rPr>
-        <w:t xml:space="preserve">ตารางที่ ๑๒  อาการ สาเหตุ และวิธีแก้ไข</w:t>
+        <w:t xml:space="preserve">ตารางที่ ๑๗  อาการ สาเหตุ และวิธีแก้ไข</w:t>
       </w:r>
     </w:p>
     <w:tbl>
@@ -17539,7 +23575,7 @@
                 <w:sz w:val="28"/>
                 <w:szCs w:val="28"/>
               </w:rPr>
-              <w:t xml:space="preserve">ดำเนินการตามหัวข้อ ๕.๒ โดยละเอียด</w:t>
+              <w:t xml:space="preserve">ดำเนินการตามหัวข้อ ๖.๒ โดยละเอียด</w:t>
             </w:r>
           </w:p>
         </w:tc>
@@ -17964,7 +24000,7 @@
           <w:sz w:val="36"/>
           <w:szCs w:val="36"/>
         </w:rPr>
-        <w:t xml:space="preserve">๕.๒ กรณีเครื่องศูนย์กลางแสดง OFFLINE ทั้งที่เครื่องข้างเตียงทำงานปกติ</w:t>
+        <w:t xml:space="preserve">๖.๒ กรณีเครื่องศูนย์กลางแสดง OFFLINE ทั้งที่เครื่องข้างเตียงทำงานปกติ</w:t>
       </w:r>
     </w:p>
     <w:p>
@@ -18120,7 +24156,7 @@
           <w:sz w:val="32"/>
           <w:szCs w:val="32"/>
         </w:rPr>
-        <w:t xml:space="preserve">ที่เครื่องศูนย์กลาง กดปุ่มเปลี่ยนหน้าไปจนถึงหน้าตรวจการเชื่อมต่อ (LINK DIAGNOSTIC) แล้วอ่านตารางตามหัวข้อ ๕.๓</w:t>
+        <w:t xml:space="preserve">ที่เครื่องศูนย์กลาง กดปุ่มเปลี่ยนหน้าไปจนถึงหน้าตรวจการเชื่อมต่อ (LINK DIAGNOSTIC) แล้วอ่านตารางตามหัวข้อ ๖.๓</w:t>
       </w:r>
     </w:p>
     <w:p>
@@ -18371,7 +24407,7 @@
           <w:sz w:val="36"/>
           <w:szCs w:val="36"/>
         </w:rPr>
-        <w:t xml:space="preserve">๕.๓ การใช้หน้าตรวจการเชื่อมต่อ</w:t>
+        <w:t xml:space="preserve">๖.๓ การใช้หน้าตรวจการเชื่อมต่อ</w:t>
       </w:r>
     </w:p>
     <w:p>
@@ -18522,7 +24558,7 @@
           <w:sz w:val="32"/>
           <w:szCs w:val="32"/>
         </w:rPr>
-        <w:t xml:space="preserve">ตัวเลขคุณภาพลิงก์ ค่าปกติคือร้อยละ ๙๐ ถึง ๑๐๐ หากต่ำกว่าร้อยละ ๖๐ ให้ดูตารางที่ ๑๒</w:t>
+        <w:t xml:space="preserve">ตัวเลขคุณภาพลิงก์ ค่าปกติคือร้อยละ ๙๐ ถึง ๑๐๐ หากต่ำกว่าร้อยละ ๖๐ ให้ดูตารางที่ ๑๗</w:t>
       </w:r>
     </w:p>
     <w:p>
@@ -18600,7 +24636,7 @@
                     </pic:cNvPicPr>
                   </pic:nvPicPr>
                   <pic:blipFill>
-                    <a:blip r:embed="rId18" cstate="none"/>
+                    <a:blip r:embed="rId24" cstate="none"/>
                     <a:srcRect/>
                     <a:stretch>
                       <a:fillRect/>
@@ -18638,7 +24674,7 @@
           <w:sz w:val="28"/>
           <w:szCs w:val="28"/>
         </w:rPr>
-        <w:t xml:space="preserve">ภาพที่ ๙  หน้าตรวจการเชื่อมต่อที่พบเลขเตียงซ้ำ สังเกตเครื่องหมายดอกจันที่เตียง ๑ และข้อความสรุปที่แถบล่าง</w:t>
+        <w:t xml:space="preserve">ภาพที่ ๑๒  หน้าตรวจการเชื่อมต่อที่พบเลขเตียงซ้ำ สังเกตเครื่องหมายดอกจันที่เตียง ๑ และข้อความสรุปที่แถบล่าง</w:t>
       </w:r>
     </w:p>
     <w:p>
@@ -18656,7 +24692,7 @@
           <w:sz w:val="36"/>
           <w:szCs w:val="36"/>
         </w:rPr>
-        <w:t xml:space="preserve">๕.๔ เมื่อใดต้องแจ้งผู้ดูแลระบบ</w:t>
+        <w:t xml:space="preserve">๖.๔ เมื่อใดต้องแจ้งผู้ดูแลระบบ</w:t>
       </w:r>
     </w:p>
     <w:p>
@@ -18708,7 +24744,7 @@
           <w:sz w:val="32"/>
           <w:szCs w:val="32"/>
         </w:rPr>
-        <w:t xml:space="preserve">ดำเนินการตามตารางที่ ๑๒ และหัวข้อ ๕.๒ ครบทุกข้อแล้ว แต่อาการยังไม่หาย</w:t>
+        <w:t xml:space="preserve">ดำเนินการตามตารางที่ ๑๗ และหัวข้อ ๖.๒ ครบทุกข้อแล้ว แต่อาการยังไม่หาย</w:t>
       </w:r>
     </w:p>
     <w:p>
@@ -19016,7 +25052,7 @@
           <w:sz w:val="40"/>
           <w:szCs w:val="40"/>
         </w:rPr>
-        <w:t xml:space="preserve">บทที่ ๖ </w:t>
+        <w:t xml:space="preserve">บทที่ ๗ </w:t>
       </w:r>
       <w:r>
         <w:rPr>
@@ -19045,7 +25081,7 @@
           <w:sz w:val="36"/>
           <w:szCs w:val="36"/>
         </w:rPr>
-        <w:t xml:space="preserve">๖.๑ การทำความสะอาดและการควบคุมการติดเชื้อ</w:t>
+        <w:t xml:space="preserve">๗.๑ การทำความสะอาดและการควบคุมการติดเชื้อ</w:t>
       </w:r>
     </w:p>
     <w:p>
@@ -19261,7 +25297,7 @@
           <w:sz w:val="36"/>
           <w:szCs w:val="36"/>
         </w:rPr>
-        <w:t xml:space="preserve">๖.๒ การดูแลแหล่งจ่ายไฟและแบตเตอรี่</w:t>
+        <w:t xml:space="preserve">๗.๒ การดูแลแหล่งจ่ายไฟและแบตเตอรี่</w:t>
       </w:r>
     </w:p>
     <w:p>
@@ -19444,7 +25480,7 @@
           <w:sz w:val="36"/>
           <w:szCs w:val="36"/>
         </w:rPr>
-        <w:t xml:space="preserve">๖.๓ การจัดเก็บและการขนย้าย</w:t>
+        <w:t xml:space="preserve">๗.๓ การจัดเก็บและการขนย้าย</w:t>
       </w:r>
     </w:p>
     <w:p>
@@ -19594,7 +25630,7 @@
           <w:sz w:val="36"/>
           <w:szCs w:val="36"/>
         </w:rPr>
-        <w:t xml:space="preserve">๖.๔ การตรวจสอบตามรอบเวลา</w:t>
+        <w:t xml:space="preserve">๗.๔ การตรวจสอบตามรอบเวลา</w:t>
       </w:r>
     </w:p>
     <w:p>
@@ -19613,7 +25649,7 @@
           <w:sz w:val="30"/>
           <w:szCs w:val="30"/>
         </w:rPr>
-        <w:t xml:space="preserve">ตารางที่ ๑๓  รอบการตรวจสอบและบำรุงรักษา</w:t>
+        <w:t xml:space="preserve">ตารางที่ ๑๘  รอบการตรวจสอบและบำรุงรักษา</w:t>
       </w:r>
     </w:p>
     <w:tbl>
@@ -25522,7 +31558,7 @@
           <w:sz w:val="30"/>
           <w:szCs w:val="30"/>
         </w:rPr>
-        <w:t xml:space="preserve">ตารางที่ ๑๔  อัตราหยดสำเร็จรูป</w:t>
+        <w:t xml:space="preserve">ตารางที่ ๑๙  อัตราหยดสำเร็จรูป</w:t>
       </w:r>
     </w:p>
     <w:tbl>
@@ -27551,7 +33587,7 @@
           <w:sz w:val="32"/>
           <w:szCs w:val="32"/>
         </w:rPr>
-        <w:t xml:space="preserve">คำตอบ  ส่วนใหญ่เกิดจากมีเครื่องสองเครื่องตั้งเลขเตียงซ้ำกัน ให้ตรวจตามขั้นตอนในหัวข้อ ๕.๒</w:t>
+        <w:t xml:space="preserve">คำตอบ  ส่วนใหญ่เกิดจากมีเครื่องสองเครื่องตั้งเลขเตียงซ้ำกัน ให้ตรวจตามขั้นตอนในหัวข้อ ๖.๒</w:t>
       </w:r>
     </w:p>
     <w:p>
@@ -28253,7 +34289,7 @@
                 <w:sz w:val="28"/>
                 <w:szCs w:val="28"/>
               </w:rPr>
-              <w:t xml:space="preserve">ปัญหาการเชื่อมต่อ → ตรวจเลขเตียงซ้ำ ดูบทที่ ๕</w:t>
+              <w:t xml:space="preserve">ปัญหาการเชื่อมต่อ → ตรวจเลขเตียงซ้ำ ดูบทที่ ๖</w:t>
             </w:r>
           </w:p>
           <w:p>

--- a/docs/คู่มือพยาบาล_Smart_IV_Alert.docx
+++ b/docs/คู่มือพยาบาล_Smart_IV_Alert.docx
@@ -1924,7 +1924,7 @@
           <w:sz w:val="32"/>
           <w:szCs w:val="32"/>
         </w:rPr>
-        <w:t xml:space="preserve">	23</w:t>
+        <w:t xml:space="preserve">	24</w:t>
       </w:r>
     </w:p>
     <w:p>
@@ -1957,7 +1957,7 @@
           <w:sz w:val="32"/>
           <w:szCs w:val="32"/>
         </w:rPr>
-        <w:t xml:space="preserve">	23</w:t>
+        <w:t xml:space="preserve">	24</w:t>
       </w:r>
     </w:p>
     <w:p>
@@ -1990,7 +1990,7 @@
           <w:sz w:val="32"/>
           <w:szCs w:val="32"/>
         </w:rPr>
-        <w:t xml:space="preserve">	23</w:t>
+        <w:t xml:space="preserve">	24</w:t>
       </w:r>
     </w:p>
     <w:p>
@@ -2023,7 +2023,7 @@
           <w:sz w:val="32"/>
           <w:szCs w:val="32"/>
         </w:rPr>
-        <w:t xml:space="preserve">	25</w:t>
+        <w:t xml:space="preserve">	26</w:t>
       </w:r>
     </w:p>
     <w:p>
@@ -2056,7 +2056,7 @@
           <w:sz w:val="32"/>
           <w:szCs w:val="32"/>
         </w:rPr>
-        <w:t xml:space="preserve">	25</w:t>
+        <w:t xml:space="preserve">	26</w:t>
       </w:r>
     </w:p>
     <w:p>
@@ -2107,7 +2107,7 @@
           <w:sz w:val="32"/>
           <w:szCs w:val="32"/>
         </w:rPr>
-        <w:t xml:space="preserve">	26</w:t>
+        <w:t xml:space="preserve">	28</w:t>
       </w:r>
     </w:p>
     <w:p>
@@ -2140,7 +2140,7 @@
           <w:sz w:val="32"/>
           <w:szCs w:val="32"/>
         </w:rPr>
-        <w:t xml:space="preserve">	26</w:t>
+        <w:t xml:space="preserve">	28</w:t>
       </w:r>
     </w:p>
     <w:p>
@@ -2173,7 +2173,7 @@
           <w:sz w:val="32"/>
           <w:szCs w:val="32"/>
         </w:rPr>
-        <w:t xml:space="preserve">	27</w:t>
+        <w:t xml:space="preserve">	29</w:t>
       </w:r>
     </w:p>
     <w:p>
@@ -2206,7 +2206,7 @@
           <w:sz w:val="32"/>
           <w:szCs w:val="32"/>
         </w:rPr>
-        <w:t xml:space="preserve">	28</w:t>
+        <w:t xml:space="preserve">	30</w:t>
       </w:r>
     </w:p>
     <w:p>
@@ -2239,7 +2239,7 @@
           <w:sz w:val="32"/>
           <w:szCs w:val="32"/>
         </w:rPr>
-        <w:t xml:space="preserve">	28</w:t>
+        <w:t xml:space="preserve">	30</w:t>
       </w:r>
     </w:p>
     <w:p>
@@ -2290,7 +2290,7 @@
           <w:sz w:val="32"/>
           <w:szCs w:val="32"/>
         </w:rPr>
-        <w:t xml:space="preserve">	30</w:t>
+        <w:t xml:space="preserve">	32</w:t>
       </w:r>
     </w:p>
     <w:p>
@@ -2323,7 +2323,7 @@
           <w:sz w:val="32"/>
           <w:szCs w:val="32"/>
         </w:rPr>
-        <w:t xml:space="preserve">	30</w:t>
+        <w:t xml:space="preserve">	32</w:t>
       </w:r>
     </w:p>
     <w:p>
@@ -2356,7 +2356,7 @@
           <w:sz w:val="32"/>
           <w:szCs w:val="32"/>
         </w:rPr>
-        <w:t xml:space="preserve">	30</w:t>
+        <w:t xml:space="preserve">	32</w:t>
       </w:r>
     </w:p>
     <w:p>
@@ -2389,7 +2389,7 @@
           <w:sz w:val="32"/>
           <w:szCs w:val="32"/>
         </w:rPr>
-        <w:t xml:space="preserve">	30</w:t>
+        <w:t xml:space="preserve">	32</w:t>
       </w:r>
     </w:p>
     <w:p>
@@ -2422,7 +2422,7 @@
           <w:sz w:val="32"/>
           <w:szCs w:val="32"/>
         </w:rPr>
-        <w:t xml:space="preserve">	30</w:t>
+        <w:t xml:space="preserve">	32</w:t>
       </w:r>
     </w:p>
     <w:p>
@@ -2506,7 +2506,7 @@
           <w:sz w:val="32"/>
           <w:szCs w:val="32"/>
         </w:rPr>
-        <w:t xml:space="preserve">	33</w:t>
+        <w:t xml:space="preserve">	35</w:t>
       </w:r>
     </w:p>
     <w:p>
@@ -2539,7 +2539,7 @@
           <w:sz w:val="32"/>
           <w:szCs w:val="32"/>
         </w:rPr>
-        <w:t xml:space="preserve">	35</w:t>
+        <w:t xml:space="preserve">	37</w:t>
       </w:r>
     </w:p>
     <w:p>
@@ -2572,7 +2572,7 @@
           <w:sz w:val="32"/>
           <w:szCs w:val="32"/>
         </w:rPr>
-        <w:t xml:space="preserve">	36</w:t>
+        <w:t xml:space="preserve">	38</w:t>
       </w:r>
     </w:p>
     <w:p>
@@ -2605,7 +2605,7 @@
           <w:sz w:val="32"/>
           <w:szCs w:val="32"/>
         </w:rPr>
-        <w:t xml:space="preserve">	37</w:t>
+        <w:t xml:space="preserve">	39</w:t>
       </w:r>
     </w:p>
     <w:p>
@@ -2638,7 +2638,7 @@
           <w:sz w:val="32"/>
           <w:szCs w:val="32"/>
         </w:rPr>
-        <w:t xml:space="preserve">	39</w:t>
+        <w:t xml:space="preserve">	41</w:t>
       </w:r>
     </w:p>
     <w:p>
@@ -2689,7 +2689,7 @@
           <w:sz w:val="32"/>
           <w:szCs w:val="32"/>
         </w:rPr>
-        <w:t xml:space="preserve">	40</w:t>
+        <w:t xml:space="preserve">	42</w:t>
       </w:r>
       <w:r>
         <w:rPr>
@@ -3239,7 +3239,7 @@
           <w:sz w:val="32"/>
           <w:szCs w:val="32"/>
         </w:rPr>
-        <w:t xml:space="preserve">	23</w:t>
+        <w:t xml:space="preserve">	24</w:t>
       </w:r>
     </w:p>
     <w:p>
@@ -3272,7 +3272,7 @@
           <w:sz w:val="32"/>
           <w:szCs w:val="32"/>
         </w:rPr>
-        <w:t xml:space="preserve">	25</w:t>
+        <w:t xml:space="preserve">	26</w:t>
       </w:r>
     </w:p>
     <w:p>
@@ -3305,7 +3305,7 @@
           <w:sz w:val="32"/>
           <w:szCs w:val="32"/>
         </w:rPr>
-        <w:t xml:space="preserve">	26</w:t>
+        <w:t xml:space="preserve">	28</w:t>
       </w:r>
     </w:p>
     <w:p>
@@ -3338,7 +3338,7 @@
           <w:sz w:val="32"/>
           <w:szCs w:val="32"/>
         </w:rPr>
-        <w:t xml:space="preserve">	30</w:t>
+        <w:t xml:space="preserve">	32</w:t>
       </w:r>
     </w:p>
     <w:p>
@@ -3371,7 +3371,7 @@
           <w:sz w:val="32"/>
           <w:szCs w:val="32"/>
         </w:rPr>
-        <w:t xml:space="preserve">	36</w:t>
+        <w:t xml:space="preserve">	38</w:t>
       </w:r>
       <w:r>
         <w:rPr>
@@ -3789,7 +3789,7 @@
           <w:sz w:val="32"/>
           <w:szCs w:val="32"/>
         </w:rPr>
-        <w:t xml:space="preserve">	24</w:t>
+        <w:t xml:space="preserve">	25</w:t>
       </w:r>
     </w:p>
     <w:p>
@@ -3822,7 +3822,7 @@
           <w:sz w:val="32"/>
           <w:szCs w:val="32"/>
         </w:rPr>
-        <w:t xml:space="preserve">	28</w:t>
+        <w:t xml:space="preserve">	30</w:t>
       </w:r>
       <w:r>
         <w:rPr>
@@ -3877,7 +3877,7 @@
     <w:p>
       <w:pPr>
         <w:pStyle w:val="Heading2"/>
-        <w:spacing w:after="80" w:before="200"/>
+        <w:spacing w:after="90" w:before="280"/>
       </w:pPr>
       <w:r>
         <w:rPr>
@@ -3952,7 +3952,7 @@
     <w:p>
       <w:pPr>
         <w:pStyle w:val="Heading2"/>
-        <w:spacing w:after="80" w:before="200"/>
+        <w:spacing w:after="90" w:before="280"/>
       </w:pPr>
       <w:r>
         <w:rPr>
@@ -4135,7 +4135,7 @@
     <w:p>
       <w:pPr>
         <w:pStyle w:val="Heading2"/>
-        <w:spacing w:after="80" w:before="200"/>
+        <w:spacing w:after="90" w:before="280"/>
       </w:pPr>
       <w:r>
         <w:rPr>
@@ -4191,7 +4191,7 @@
     <w:p>
       <w:pPr>
         <w:pStyle w:val="Heading2"/>
-        <w:spacing w:after="80" w:before="200"/>
+        <w:spacing w:after="90" w:before="280"/>
       </w:pPr>
       <w:r>
         <w:rPr>
@@ -4341,7 +4341,7 @@
     <w:p>
       <w:pPr>
         <w:pStyle w:val="Heading2"/>
-        <w:spacing w:after="80" w:before="200"/>
+        <w:spacing w:after="90" w:before="280"/>
       </w:pPr>
       <w:r>
         <w:rPr>
@@ -5324,7 +5324,7 @@
     <w:p>
       <w:pPr>
         <w:pStyle w:val="Heading2"/>
-        <w:spacing w:after="80" w:before="200"/>
+        <w:spacing w:after="90" w:before="280"/>
       </w:pPr>
       <w:r>
         <w:rPr>
@@ -5550,7 +5550,7 @@
     <w:p>
       <w:pPr>
         <w:pStyle w:val="Heading2"/>
-        <w:spacing w:after="80" w:before="200"/>
+        <w:spacing w:after="90" w:before="280"/>
       </w:pPr>
       <w:r>
         <w:rPr>
@@ -5788,7 +5788,7 @@
     <w:p>
       <w:pPr>
         <w:pStyle w:val="Heading2"/>
-        <w:spacing w:after="80" w:before="200"/>
+        <w:spacing w:after="90" w:before="280"/>
       </w:pPr>
       <w:r>
         <w:rPr>
@@ -5957,7 +5957,7 @@
     <w:p>
       <w:pPr>
         <w:pStyle w:val="Heading2"/>
-        <w:spacing w:after="80" w:before="200"/>
+        <w:spacing w:after="90" w:before="280"/>
       </w:pPr>
       <w:r>
         <w:rPr>
@@ -6726,7 +6726,7 @@
     <w:p>
       <w:pPr>
         <w:pStyle w:val="Heading2"/>
-        <w:spacing w:after="80" w:before="200"/>
+        <w:spacing w:after="90" w:before="280"/>
       </w:pPr>
       <w:r>
         <w:rPr>
@@ -7458,7 +7458,7 @@
     <w:p>
       <w:pPr>
         <w:pStyle w:val="Heading2"/>
-        <w:spacing w:after="80" w:before="200"/>
+        <w:spacing w:after="90" w:before="280"/>
       </w:pPr>
       <w:r>
         <w:rPr>
@@ -8087,7 +8087,7 @@
     <w:p>
       <w:pPr>
         <w:pStyle w:val="Heading2"/>
-        <w:spacing w:after="80" w:before="200"/>
+        <w:spacing w:after="90" w:before="280"/>
       </w:pPr>
       <w:r>
         <w:rPr>
@@ -9345,7 +9345,7 @@
     <w:p>
       <w:pPr>
         <w:pStyle w:val="Heading2"/>
-        <w:spacing w:after="80" w:before="200"/>
+        <w:spacing w:after="90" w:before="280"/>
       </w:pPr>
       <w:r>
         <w:rPr>
@@ -10207,7 +10207,7 @@
     <w:p>
       <w:pPr>
         <w:pStyle w:val="Heading2"/>
-        <w:spacing w:after="80" w:before="200"/>
+        <w:spacing w:after="90" w:before="280"/>
       </w:pPr>
       <w:r>
         <w:rPr>
@@ -11088,7 +11088,7 @@
     <w:p>
       <w:pPr>
         <w:pStyle w:val="Heading2"/>
-        <w:spacing w:after="80" w:before="200"/>
+        <w:spacing w:after="90" w:before="280"/>
       </w:pPr>
       <w:r>
         <w:rPr>
@@ -11594,7 +11594,7 @@
     <w:p>
       <w:pPr>
         <w:pStyle w:val="Heading2"/>
-        <w:spacing w:after="80" w:before="200"/>
+        <w:spacing w:after="90" w:before="280"/>
       </w:pPr>
       <w:r>
         <w:rPr>
@@ -11829,7 +11829,7 @@
     <w:p>
       <w:pPr>
         <w:pStyle w:val="Heading2"/>
-        <w:spacing w:after="80" w:before="200"/>
+        <w:spacing w:after="90" w:before="280"/>
       </w:pPr>
       <w:r>
         <w:rPr>
@@ -11847,8 +11847,8 @@
     <w:p>
       <w:pPr>
         <w:pStyle w:val="Heading3"/>
-        <w:spacing w:after="60" w:before="140"/>
-        <w:ind w:left="431"/>
+        <w:spacing w:after="70" w:before="200"/>
+        <w:ind w:left="504"/>
       </w:pPr>
       <w:r>
         <w:rPr>
@@ -12233,8 +12233,8 @@
     <w:p>
       <w:pPr>
         <w:pStyle w:val="Heading3"/>
-        <w:spacing w:after="60" w:before="140"/>
-        <w:ind w:left="431"/>
+        <w:spacing w:after="70" w:before="200"/>
+        <w:ind w:left="504"/>
       </w:pPr>
       <w:r>
         <w:rPr>
@@ -12417,7 +12417,7 @@
     <w:p>
       <w:pPr>
         <w:pStyle w:val="Heading2"/>
-        <w:spacing w:after="80" w:before="200"/>
+        <w:spacing w:after="90" w:before="280"/>
       </w:pPr>
       <w:r>
         <w:rPr>
@@ -12716,7 +12716,7 @@
     <w:p>
       <w:pPr>
         <w:pStyle w:val="Heading2"/>
-        <w:spacing w:after="80" w:before="200"/>
+        <w:spacing w:after="90" w:before="280"/>
       </w:pPr>
       <w:r>
         <w:rPr>
@@ -12932,7 +12932,7 @@
     <w:p>
       <w:pPr>
         <w:pStyle w:val="Heading2"/>
-        <w:spacing w:after="80" w:before="200"/>
+        <w:spacing w:after="90" w:before="280"/>
       </w:pPr>
       <w:r>
         <w:rPr>
@@ -13250,7 +13250,7 @@
     <w:p>
       <w:pPr>
         <w:pStyle w:val="Heading2"/>
-        <w:spacing w:after="80" w:before="200"/>
+        <w:spacing w:after="90" w:before="280"/>
       </w:pPr>
       <w:r>
         <w:rPr>
@@ -13487,7 +13487,7 @@
     <w:p>
       <w:pPr>
         <w:pStyle w:val="Heading2"/>
-        <w:spacing w:after="80" w:before="200"/>
+        <w:spacing w:after="90" w:before="280"/>
       </w:pPr>
       <w:r>
         <w:rPr>
@@ -13670,7 +13670,7 @@
     <w:p>
       <w:pPr>
         <w:pStyle w:val="Heading2"/>
-        <w:spacing w:after="80" w:before="200"/>
+        <w:spacing w:after="90" w:before="280"/>
       </w:pPr>
       <w:r>
         <w:rPr>
@@ -14885,7 +14885,7 @@
     <w:p>
       <w:pPr>
         <w:pStyle w:val="Heading2"/>
-        <w:spacing w:after="80" w:before="200"/>
+        <w:spacing w:after="90" w:before="280"/>
       </w:pPr>
       <w:r>
         <w:rPr>
@@ -15024,7 +15024,7 @@
     <w:p>
       <w:pPr>
         <w:pStyle w:val="Heading2"/>
-        <w:spacing w:after="80" w:before="200"/>
+        <w:spacing w:after="90" w:before="280"/>
       </w:pPr>
       <w:r>
         <w:rPr>
@@ -15812,7 +15812,7 @@
     <w:p>
       <w:pPr>
         <w:pStyle w:val="Heading2"/>
-        <w:spacing w:after="80" w:before="200"/>
+        <w:spacing w:after="90" w:before="280"/>
       </w:pPr>
       <w:r>
         <w:rPr>
@@ -16168,7 +16168,7 @@
     <w:p>
       <w:pPr>
         <w:pStyle w:val="Heading2"/>
-        <w:spacing w:after="80" w:before="200"/>
+        <w:spacing w:after="90" w:before="280"/>
       </w:pPr>
       <w:r>
         <w:rPr>
@@ -16205,8 +16205,8 @@
     <w:p>
       <w:pPr>
         <w:pStyle w:val="Heading3"/>
-        <w:spacing w:after="60" w:before="140"/>
-        <w:ind w:left="431"/>
+        <w:spacing w:after="70" w:before="200"/>
+        <w:ind w:left="504"/>
       </w:pPr>
       <w:r>
         <w:rPr>
@@ -16218,7 +16218,7 @@
           <w:sz w:val="32"/>
           <w:szCs w:val="32"/>
         </w:rPr>
-        <w:t xml:space="preserve">สถานะการเรียนรู้ที่แสดงบนหน้าที่ ๓ LINK</w:t>
+        <w:t xml:space="preserve">๔.๔.๑ สถานะการเรียนรู้ที่แสดงบนหน้าที่ ๓ LINK</w:t>
       </w:r>
     </w:p>
     <w:p>
@@ -16253,9 +16253,9 @@
         </w:tblBorders>
       </w:tblPr>
       <w:tblGrid>
-        <w:gridCol w:w="1661"/>
-        <w:gridCol w:w="3489"/>
+        <w:gridCol w:w="2160"/>
         <w:gridCol w:w="3156"/>
+        <w:gridCol w:w="2990"/>
       </w:tblGrid>
       <w:tr>
         <w:trPr>
@@ -16263,7 +16263,7 @@
         </w:trPr>
         <w:tc>
           <w:tcPr>
-            <w:tcW w:type="dxa" w:w="1661"/>
+            <w:tcW w:type="dxa" w:w="2160"/>
             <w:shd w:fill="DCE6F1" w:color="auto" w:val="clear"/>
             <w:tcMar>
               <w:top w:type="dxa" w:w="60"/>
@@ -16294,7 +16294,7 @@
         </w:tc>
         <w:tc>
           <w:tcPr>
-            <w:tcW w:type="dxa" w:w="3489"/>
+            <w:tcW w:type="dxa" w:w="3156"/>
             <w:shd w:fill="DCE6F1" w:color="auto" w:val="clear"/>
             <w:tcMar>
               <w:top w:type="dxa" w:w="60"/>
@@ -16325,7 +16325,7 @@
         </w:tc>
         <w:tc>
           <w:tcPr>
-            <w:tcW w:type="dxa" w:w="3156"/>
+            <w:tcW w:type="dxa" w:w="2990"/>
             <w:shd w:fill="DCE6F1" w:color="auto" w:val="clear"/>
             <w:tcMar>
               <w:top w:type="dxa" w:w="60"/>
@@ -16358,7 +16358,7 @@
       <w:tr>
         <w:tc>
           <w:tcPr>
-            <w:tcW w:type="dxa" w:w="1661"/>
+            <w:tcW w:type="dxa" w:w="2160"/>
             <w:tcMar>
               <w:top w:type="dxa" w:w="60"/>
               <w:left w:type="dxa" w:w="90"/>
@@ -16388,7 +16388,7 @@
         </w:tc>
         <w:tc>
           <w:tcPr>
-            <w:tcW w:type="dxa" w:w="3489"/>
+            <w:tcW w:type="dxa" w:w="3156"/>
             <w:tcMar>
               <w:top w:type="dxa" w:w="60"/>
               <w:left w:type="dxa" w:w="90"/>
@@ -16418,7 +16418,7 @@
         </w:tc>
         <w:tc>
           <w:tcPr>
-            <w:tcW w:type="dxa" w:w="3156"/>
+            <w:tcW w:type="dxa" w:w="2990"/>
             <w:tcMar>
               <w:top w:type="dxa" w:w="60"/>
               <w:left w:type="dxa" w:w="90"/>
@@ -16450,7 +16450,7 @@
       <w:tr>
         <w:tc>
           <w:tcPr>
-            <w:tcW w:type="dxa" w:w="1661"/>
+            <w:tcW w:type="dxa" w:w="2160"/>
             <w:tcMar>
               <w:top w:type="dxa" w:w="60"/>
               <w:left w:type="dxa" w:w="90"/>
@@ -16480,7 +16480,7 @@
         </w:tc>
         <w:tc>
           <w:tcPr>
-            <w:tcW w:type="dxa" w:w="3489"/>
+            <w:tcW w:type="dxa" w:w="3156"/>
             <w:tcMar>
               <w:top w:type="dxa" w:w="60"/>
               <w:left w:type="dxa" w:w="90"/>
@@ -16510,7 +16510,7 @@
         </w:tc>
         <w:tc>
           <w:tcPr>
-            <w:tcW w:type="dxa" w:w="3156"/>
+            <w:tcW w:type="dxa" w:w="2990"/>
             <w:tcMar>
               <w:top w:type="dxa" w:w="60"/>
               <w:left w:type="dxa" w:w="90"/>
@@ -16542,7 +16542,7 @@
       <w:tr>
         <w:tc>
           <w:tcPr>
-            <w:tcW w:type="dxa" w:w="1661"/>
+            <w:tcW w:type="dxa" w:w="2160"/>
             <w:tcMar>
               <w:top w:type="dxa" w:w="60"/>
               <w:left w:type="dxa" w:w="90"/>
@@ -16572,7 +16572,7 @@
         </w:tc>
         <w:tc>
           <w:tcPr>
-            <w:tcW w:type="dxa" w:w="3489"/>
+            <w:tcW w:type="dxa" w:w="3156"/>
             <w:tcMar>
               <w:top w:type="dxa" w:w="60"/>
               <w:left w:type="dxa" w:w="90"/>
@@ -16602,7 +16602,7 @@
         </w:tc>
         <w:tc>
           <w:tcPr>
-            <w:tcW w:type="dxa" w:w="3156"/>
+            <w:tcW w:type="dxa" w:w="2990"/>
             <w:tcMar>
               <w:top w:type="dxa" w:w="60"/>
               <w:left w:type="dxa" w:w="90"/>
@@ -16634,7 +16634,7 @@
       <w:tr>
         <w:tc>
           <w:tcPr>
-            <w:tcW w:type="dxa" w:w="1661"/>
+            <w:tcW w:type="dxa" w:w="2160"/>
             <w:tcMar>
               <w:top w:type="dxa" w:w="60"/>
               <w:left w:type="dxa" w:w="90"/>
@@ -16664,7 +16664,7 @@
         </w:tc>
         <w:tc>
           <w:tcPr>
-            <w:tcW w:type="dxa" w:w="3489"/>
+            <w:tcW w:type="dxa" w:w="3156"/>
             <w:tcMar>
               <w:top w:type="dxa" w:w="60"/>
               <w:left w:type="dxa" w:w="90"/>
@@ -16694,7 +16694,7 @@
         </w:tc>
         <w:tc>
           <w:tcPr>
-            <w:tcW w:type="dxa" w:w="3156"/>
+            <w:tcW w:type="dxa" w:w="2990"/>
             <w:tcMar>
               <w:top w:type="dxa" w:w="60"/>
               <w:left w:type="dxa" w:w="90"/>
@@ -16764,8 +16764,8 @@
     <w:p>
       <w:pPr>
         <w:pStyle w:val="Heading3"/>
-        <w:spacing w:after="60" w:before="140"/>
-        <w:ind w:left="431"/>
+        <w:spacing w:after="70" w:before="200"/>
+        <w:ind w:left="504"/>
       </w:pPr>
       <w:r>
         <w:rPr>
@@ -16777,7 +16777,7 @@
           <w:sz w:val="32"/>
           <w:szCs w:val="32"/>
         </w:rPr>
-        <w:t xml:space="preserve">หน้าตรวจเซนเซอร์ (กดปุ่มค้าง ๓ วินาที)</w:t>
+        <w:t xml:space="preserve">๔.๔.๒ หน้าตรวจเซนเซอร์ (กดปุ่มค้าง ๓ วินาที)</w:t>
       </w:r>
     </w:p>
     <w:p>
@@ -17783,7 +17783,7 @@
     <w:p>
       <w:pPr>
         <w:pStyle w:val="Heading2"/>
-        <w:spacing w:after="80" w:before="200"/>
+        <w:spacing w:after="90" w:before="280"/>
       </w:pPr>
       <w:r>
         <w:rPr>
@@ -18209,8 +18209,8 @@
     <w:p>
       <w:pPr>
         <w:pStyle w:val="Heading3"/>
-        <w:spacing w:after="60" w:before="140"/>
-        <w:ind w:left="431"/>
+        <w:spacing w:after="70" w:before="200"/>
+        <w:ind w:left="504"/>
       </w:pPr>
       <w:r>
         <w:rPr>
@@ -18222,7 +18222,7 @@
           <w:sz w:val="32"/>
           <w:szCs w:val="32"/>
         </w:rPr>
-        <w:t xml:space="preserve">ขั้นที่ ๑  NOISE — วัดพื้นสัญญาณรบกวน (๓ วินาที)</w:t>
+        <w:t xml:space="preserve">๔.๕.๑ ขั้นที่ ๑  NOISE — วัดพื้นสัญญาณรบกวน (๓ วินาที)</w:t>
       </w:r>
     </w:p>
     <w:p>
@@ -18403,8 +18403,8 @@
     <w:p>
       <w:pPr>
         <w:pStyle w:val="Heading3"/>
-        <w:spacing w:after="60" w:before="140"/>
-        <w:ind w:left="431"/>
+        <w:spacing w:after="70" w:before="200"/>
+        <w:ind w:left="504"/>
       </w:pPr>
       <w:r>
         <w:rPr>
@@ -18416,7 +18416,7 @@
           <w:sz w:val="32"/>
           <w:szCs w:val="32"/>
         </w:rPr>
-        <w:t xml:space="preserve">ขั้นที่ ๒  DROPS — เรียนรู้จากหยดจริง</w:t>
+        <w:t xml:space="preserve">๔.๕.๒ ขั้นที่ ๒  DROPS — เรียนรู้จากหยดจริง</w:t>
       </w:r>
     </w:p>
     <w:p>
@@ -18634,8 +18634,8 @@
     <w:p>
       <w:pPr>
         <w:pStyle w:val="Heading3"/>
-        <w:spacing w:after="60" w:before="140"/>
-        <w:ind w:left="431"/>
+        <w:spacing w:after="70" w:before="200"/>
+        <w:ind w:left="504"/>
       </w:pPr>
       <w:r>
         <w:rPr>
@@ -18647,7 +18647,7 @@
           <w:sz w:val="32"/>
           <w:szCs w:val="32"/>
         </w:rPr>
-        <w:t xml:space="preserve">ขั้นที่ ๓  RESULT — เครื่องคำนวณเกณฑ์และบันทึกค่า</w:t>
+        <w:t xml:space="preserve">๔.๕.๓ ขั้นที่ ๓  RESULT — เครื่องคำนวณเกณฑ์และบันทึกค่า</w:t>
       </w:r>
     </w:p>
     <w:p>
@@ -19496,8 +19496,8 @@
     <w:p>
       <w:pPr>
         <w:pStyle w:val="Heading3"/>
-        <w:spacing w:after="60" w:before="140"/>
-        <w:ind w:left="431"/>
+        <w:spacing w:after="70" w:before="200"/>
+        <w:ind w:left="504"/>
       </w:pPr>
       <w:r>
         <w:rPr>
@@ -19509,7 +19509,7 @@
           <w:sz w:val="32"/>
           <w:szCs w:val="32"/>
         </w:rPr>
-        <w:t xml:space="preserve">ขั้นตรวจสอบ  VERIFY — ยืนยันด้วยตาตัวเอง</w:t>
+        <w:t xml:space="preserve">๔.๕.๔ ขั้นตรวจสอบ  VERIFY — ยืนยันด้วยตาตัวเอง</w:t>
       </w:r>
     </w:p>
     <w:p>
@@ -19723,7 +19723,7 @@
     <w:p>
       <w:pPr>
         <w:pStyle w:val="Heading2"/>
-        <w:spacing w:after="80" w:before="200"/>
+        <w:spacing w:after="90" w:before="280"/>
       </w:pPr>
       <w:r>
         <w:rPr>
@@ -20077,7 +20077,7 @@
     <w:p>
       <w:pPr>
         <w:pStyle w:val="Heading2"/>
-        <w:spacing w:after="80" w:before="200"/>
+        <w:spacing w:after="90" w:before="280"/>
       </w:pPr>
       <w:r>
         <w:rPr>
@@ -20350,7 +20350,7 @@
     <w:p>
       <w:pPr>
         <w:pStyle w:val="Heading2"/>
-        <w:spacing w:after="80" w:before="200"/>
+        <w:spacing w:after="90" w:before="280"/>
       </w:pPr>
       <w:r>
         <w:rPr>
@@ -20453,7 +20453,7 @@
     <w:p>
       <w:pPr>
         <w:pStyle w:val="Heading2"/>
-        <w:spacing w:after="80" w:before="200"/>
+        <w:spacing w:after="90" w:before="280"/>
       </w:pPr>
       <w:r>
         <w:rPr>
@@ -22005,7 +22005,7 @@
     <w:p>
       <w:pPr>
         <w:pStyle w:val="Heading2"/>
-        <w:spacing w:after="80" w:before="200"/>
+        <w:spacing w:after="90" w:before="280"/>
       </w:pPr>
       <w:r>
         <w:rPr>
@@ -22161,7 +22161,7 @@
     <w:p>
       <w:pPr>
         <w:pStyle w:val="Heading2"/>
-        <w:spacing w:after="80" w:before="200"/>
+        <w:spacing w:after="90" w:before="280"/>
       </w:pPr>
       <w:r>
         <w:rPr>
@@ -22807,7 +22807,7 @@
     <w:p>
       <w:pPr>
         <w:pStyle w:val="Heading2"/>
-        <w:spacing w:after="80" w:before="200"/>
+        <w:spacing w:after="90" w:before="280"/>
       </w:pPr>
       <w:r>
         <w:rPr>
@@ -23988,7 +23988,7 @@
     <w:p>
       <w:pPr>
         <w:pStyle w:val="Heading2"/>
-        <w:spacing w:after="80" w:before="200"/>
+        <w:spacing w:after="90" w:before="280"/>
       </w:pPr>
       <w:r>
         <w:rPr>
@@ -24044,8 +24044,8 @@
     <w:p>
       <w:pPr>
         <w:pStyle w:val="Heading3"/>
-        <w:spacing w:after="60" w:before="140"/>
-        <w:ind w:left="431"/>
+        <w:spacing w:after="70" w:before="200"/>
+        <w:ind w:left="504"/>
       </w:pPr>
       <w:r>
         <w:rPr>
@@ -24057,7 +24057,7 @@
           <w:sz w:val="32"/>
           <w:szCs w:val="32"/>
         </w:rPr>
-        <w:t xml:space="preserve">ขั้นตอนการตรวจสอบตามลำดับ</w:t>
+        <w:t xml:space="preserve">๖.๒.๑ ขั้นตอนการตรวจสอบตามลำดับ</w:t>
       </w:r>
     </w:p>
     <w:p>
@@ -24395,7 +24395,7 @@
     <w:p>
       <w:pPr>
         <w:pStyle w:val="Heading2"/>
-        <w:spacing w:after="80" w:before="200"/>
+        <w:spacing w:after="90" w:before="280"/>
       </w:pPr>
       <w:r>
         <w:rPr>
@@ -24680,7 +24680,7 @@
     <w:p>
       <w:pPr>
         <w:pStyle w:val="Heading2"/>
-        <w:spacing w:after="80" w:before="200"/>
+        <w:spacing w:after="90" w:before="280"/>
       </w:pPr>
       <w:r>
         <w:rPr>
@@ -25069,7 +25069,7 @@
     <w:p>
       <w:pPr>
         <w:pStyle w:val="Heading2"/>
-        <w:spacing w:after="80" w:before="200"/>
+        <w:spacing w:after="90" w:before="280"/>
       </w:pPr>
       <w:r>
         <w:rPr>
@@ -25285,7 +25285,7 @@
     <w:p>
       <w:pPr>
         <w:pStyle w:val="Heading2"/>
-        <w:spacing w:after="80" w:before="200"/>
+        <w:spacing w:after="90" w:before="280"/>
       </w:pPr>
       <w:r>
         <w:rPr>
@@ -25468,7 +25468,7 @@
     <w:p>
       <w:pPr>
         <w:pStyle w:val="Heading2"/>
-        <w:spacing w:after="80" w:before="200"/>
+        <w:spacing w:after="90" w:before="280"/>
       </w:pPr>
       <w:r>
         <w:rPr>
@@ -25618,7 +25618,7 @@
     <w:p>
       <w:pPr>
         <w:pStyle w:val="Heading2"/>
-        <w:spacing w:after="80" w:before="200"/>
+        <w:spacing w:after="90" w:before="280"/>
       </w:pPr>
       <w:r>
         <w:rPr>

--- a/docs/คู่มือพยาบาล_Smart_IV_Alert.docx
+++ b/docs/คู่มือพยาบาล_Smart_IV_Alert.docx
@@ -1144,7 +1144,7 @@
           <w:sz w:val="32"/>
           <w:szCs w:val="32"/>
         </w:rPr>
-        <w:t xml:space="preserve">	6</w:t>
+        <w:t xml:space="preserve">	7</w:t>
       </w:r>
     </w:p>
     <w:p>
@@ -1210,7 +1210,7 @@
           <w:sz w:val="32"/>
           <w:szCs w:val="32"/>
         </w:rPr>
-        <w:t xml:space="preserve">	8</w:t>
+        <w:t xml:space="preserve">	9</w:t>
       </w:r>
     </w:p>
     <w:p>
@@ -2909,7 +2909,7 @@
           <w:sz w:val="32"/>
           <w:szCs w:val="32"/>
         </w:rPr>
-        <w:t xml:space="preserve">	6</w:t>
+        <w:t xml:space="preserve">	7</w:t>
       </w:r>
     </w:p>
     <w:p>
@@ -2975,7 +2975,7 @@
           <w:sz w:val="32"/>
           <w:szCs w:val="32"/>
         </w:rPr>
-        <w:t xml:space="preserve">	8</w:t>
+        <w:t xml:space="preserve">	9</w:t>
       </w:r>
     </w:p>
     <w:p>
@@ -3880,7 +3880,7 @@
     <w:p>
       <w:pPr>
         <w:pStyle w:val="Heading1"/>
-        <w:spacing w:after="240" w:before="240" w:line="300"/>
+        <w:spacing w:after="240" w:before="240" w:line="480"/>
         <w:jc w:val="center"/>
       </w:pPr>
       <w:r>
@@ -5553,7 +5553,7 @@
     <w:p>
       <w:pPr>
         <w:pStyle w:val="Heading1"/>
-        <w:spacing w:after="240" w:before="240" w:line="300"/>
+        <w:spacing w:after="240" w:before="240" w:line="480"/>
         <w:jc w:val="center"/>
       </w:pPr>
       <w:r>
@@ -11091,7 +11091,7 @@
     <w:p>
       <w:pPr>
         <w:pStyle w:val="Heading1"/>
-        <w:spacing w:after="240" w:before="240" w:line="300"/>
+        <w:spacing w:after="240" w:before="240" w:line="480"/>
         <w:jc w:val="center"/>
       </w:pPr>
       <w:r>
@@ -14869,7 +14869,7 @@
     <w:p>
       <w:pPr>
         <w:pStyle w:val="Heading1"/>
-        <w:spacing w:after="240" w:before="240" w:line="300"/>
+        <w:spacing w:after="240" w:before="240" w:line="480"/>
         <w:jc w:val="center"/>
       </w:pPr>
       <w:r>
@@ -20466,7 +20466,7 @@
     <w:p>
       <w:pPr>
         <w:pStyle w:val="Heading1"/>
-        <w:spacing w:after="240" w:before="240" w:line="300"/>
+        <w:spacing w:after="240" w:before="240" w:line="480"/>
         <w:jc w:val="center"/>
       </w:pPr>
       <w:r>
@@ -22923,7 +22923,7 @@
     <w:p>
       <w:pPr>
         <w:pStyle w:val="Heading1"/>
-        <w:spacing w:after="240" w:before="240" w:line="300"/>
+        <w:spacing w:after="240" w:before="240" w:line="480"/>
         <w:jc w:val="center"/>
       </w:pPr>
       <w:r>
@@ -25185,7 +25185,7 @@
     <w:p>
       <w:pPr>
         <w:pStyle w:val="Heading1"/>
-        <w:spacing w:after="240" w:before="240" w:line="300"/>
+        <w:spacing w:after="240" w:before="240" w:line="480"/>
         <w:jc w:val="center"/>
       </w:pPr>
       <w:r>

--- a/docs/คู่มือพยาบาล_Smart_IV_Alert.docx
+++ b/docs/คู่มือพยาบาล_Smart_IV_Alert.docx
@@ -2473,7 +2473,7 @@
           <w:sz w:val="32"/>
           <w:szCs w:val="32"/>
         </w:rPr>
-        <w:t xml:space="preserve">	11</w:t>
+        <w:t xml:space="preserve">	2</w:t>
       </w:r>
     </w:p>
     <w:p>
@@ -2605,7 +2605,7 @@
           <w:sz w:val="32"/>
           <w:szCs w:val="32"/>
         </w:rPr>
-        <w:t xml:space="preserve">	39</w:t>
+        <w:t xml:space="preserve">	40</w:t>
       </w:r>
     </w:p>
     <w:p>
@@ -2638,7 +2638,40 @@
           <w:sz w:val="32"/>
           <w:szCs w:val="32"/>
         </w:rPr>
-        <w:t xml:space="preserve">	41</w:t>
+        <w:t xml:space="preserve">	42</w:t>
+      </w:r>
+    </w:p>
+    <w:p>
+      <w:pPr>
+        <w:tabs>
+          <w:tab w:val="right" w:pos="8306" w:leader="dot"/>
+        </w:tabs>
+        <w:spacing w:after="40" w:line="300"/>
+        <w:ind w:left="504"/>
+      </w:pPr>
+      <w:r>
+        <w:rPr>
+          <w:rFonts w:ascii="TH SarabunPSK" w:cs="TH SarabunPSK" w:eastAsia="TH SarabunPSK" w:hAnsi="TH SarabunPSK"/>
+          <w:b w:val="false"/>
+          <w:bCs w:val="false"/>
+          <w:i w:val="false"/>
+          <w:iCs w:val="false"/>
+          <w:sz w:val="32"/>
+          <w:szCs w:val="32"/>
+        </w:rPr>
+        <w:t xml:space="preserve">ภาคผนวก ฉ  สมการทั้งหมดที่ระบบใช้</w:t>
+      </w:r>
+      <w:r>
+        <w:rPr>
+          <w:rFonts w:ascii="TH SarabunPSK" w:cs="TH SarabunPSK" w:eastAsia="TH SarabunPSK" w:hAnsi="TH SarabunPSK"/>
+          <w:b w:val="false"/>
+          <w:bCs w:val="false"/>
+          <w:i w:val="false"/>
+          <w:iCs w:val="false"/>
+          <w:sz w:val="32"/>
+          <w:szCs w:val="32"/>
+        </w:rPr>
+        <w:t xml:space="preserve">	43</w:t>
       </w:r>
     </w:p>
     <w:p>
@@ -2689,7 +2722,7 @@
           <w:sz w:val="32"/>
           <w:szCs w:val="32"/>
         </w:rPr>
-        <w:t xml:space="preserve">	42</w:t>
+        <w:t xml:space="preserve">	50</w:t>
       </w:r>
       <w:r>
         <w:rPr>
@@ -4933,7 +4966,7 @@
                 <w:sz w:val="30"/>
                 <w:szCs w:val="30"/>
               </w:rPr>
-              <w:t xml:space="preserve">จำนวนหยดต่อนาที คำนวณจาก (อัตราการไหล × Drop Factor) ÷ ๖๐</w:t>
+              <w:t xml:space="preserve">จำนวนหยดต่อนาที คำนวณจาก (อัตราการไหล × Drop Factor) ÷ ๖๐ ดูสมการที่ ฉ.๒ ในภาคผนวก ฉ</w:t>
             </w:r>
           </w:p>
         </w:tc>
@@ -5866,7 +5899,7 @@
           <w:sz w:val="32"/>
           <w:szCs w:val="32"/>
         </w:rPr>
-        <w:t xml:space="preserve">เครื่องประจำเตียงนับจำนวนหยด แล้วคำนวณอัตราการไหลเป็นมิลลิลิตรต่อชั่วโมงจากค่า Drop Factor ที่ตั้งไว้</w:t>
+        <w:t xml:space="preserve">เครื่องประจำเตียงนับจำนวนหยด แล้วคำนวณอัตราการไหลเป็นมิลลิลิตรต่อชั่วโมงจากค่า Drop Factor ที่ตั้งไว้ ตามสมการที่ ฉ.๖ ในภาคผนวก ฉ</w:t>
       </w:r>
     </w:p>
     <w:p>
@@ -20174,12 +20207,16 @@
           <w:sz w:val="32"/>
           <w:szCs w:val="32"/>
         </w:rPr>
-        <w:t xml:space="preserve">คำนวณอัตราการไหลจากสูตร</w:t>
-      </w:r>
-    </w:p>
-    <w:p>
-      <w:pPr>
-        <w:spacing w:after="40" w:line="300"/>
+        <w:t xml:space="preserve">คำนวณอัตราการไหลจากสมการที่ ฉ.๓ ในภาคผนวก ฉ</w:t>
+      </w:r>
+    </w:p>
+    <w:p>
+      <w:pPr>
+        <w:tabs>
+          <w:tab w:val="center" w:pos="4153"/>
+          <w:tab w:val="right" w:pos="8306"/>
+        </w:tabs>
+        <w:spacing w:after="140" w:before="140" w:line="300"/>
         <w:jc w:val="left"/>
       </w:pPr>
       <w:r>
@@ -20192,14 +20229,8 @@
           <w:sz w:val="32"/>
           <w:szCs w:val="32"/>
         </w:rPr>
-        <w:t xml:space="preserve"/>
-      </w:r>
-    </w:p>
-    <w:p>
-      <w:pPr>
-        <w:spacing w:after="100" w:line="300"/>
-        <w:jc w:val="center"/>
-      </w:pPr>
+        <w:t xml:space="preserve">	</w:t>
+      </w:r>
       <w:r>
         <w:rPr>
           <w:rFonts w:ascii="TH SarabunPSK" w:cs="TH SarabunPSK" w:eastAsia="TH SarabunPSK" w:hAnsi="TH SarabunPSK"/>
@@ -20210,7 +20241,76 @@
           <w:sz w:val="32"/>
           <w:szCs w:val="32"/>
         </w:rPr>
-        <w:t xml:space="preserve">อัตราการไหล (mL/h)  =  จำนวนหยดต่อนาที × ๖๐ ÷ ค่า Drop Factor</w:t>
+        <w:t xml:space="preserve">Q  =  (R × ๖๐) ÷ F</w:t>
+      </w:r>
+      <w:r>
+        <w:rPr>
+          <w:rFonts w:ascii="TH SarabunPSK" w:cs="TH SarabunPSK" w:eastAsia="TH SarabunPSK" w:hAnsi="TH SarabunPSK"/>
+          <w:b w:val="false"/>
+          <w:bCs w:val="false"/>
+          <w:i w:val="false"/>
+          <w:iCs w:val="false"/>
+          <w:sz w:val="32"/>
+          <w:szCs w:val="32"/>
+        </w:rPr>
+        <w:t xml:space="preserve">	(ฉ.๓)</w:t>
+      </w:r>
+    </w:p>
+    <w:p>
+      <w:pPr>
+        <w:spacing w:after="40" w:line="300"/>
+        <w:ind w:left="1440" w:hanging="648"/>
+        <w:jc w:val="left"/>
+      </w:pPr>
+      <w:r>
+        <w:rPr>
+          <w:rFonts w:ascii="TH SarabunPSK" w:cs="TH SarabunPSK" w:eastAsia="TH SarabunPSK" w:hAnsi="TH SarabunPSK"/>
+          <w:b w:val="false"/>
+          <w:bCs w:val="false"/>
+          <w:i w:val="false"/>
+          <w:iCs w:val="false"/>
+          <w:sz w:val="32"/>
+          <w:szCs w:val="32"/>
+        </w:rPr>
+        <w:t xml:space="preserve">Q  คือ อัตราการไหล หน่วยมิลลิลิตรต่อชั่วโมง</w:t>
+      </w:r>
+    </w:p>
+    <w:p>
+      <w:pPr>
+        <w:spacing w:after="40" w:line="300"/>
+        <w:ind w:left="1440" w:hanging="648"/>
+        <w:jc w:val="left"/>
+      </w:pPr>
+      <w:r>
+        <w:rPr>
+          <w:rFonts w:ascii="TH SarabunPSK" w:cs="TH SarabunPSK" w:eastAsia="TH SarabunPSK" w:hAnsi="TH SarabunPSK"/>
+          <w:b w:val="false"/>
+          <w:bCs w:val="false"/>
+          <w:i w:val="false"/>
+          <w:iCs w:val="false"/>
+          <w:sz w:val="32"/>
+          <w:szCs w:val="32"/>
+        </w:rPr>
+        <w:t xml:space="preserve">R  คือ จำนวนหยดที่นับได้ใน ๑ นาที หน่วยหยดต่อนาที</w:t>
+      </w:r>
+    </w:p>
+    <w:p>
+      <w:pPr>
+        <w:spacing w:after="140" w:line="300"/>
+        <w:ind w:left="1440" w:hanging="648"/>
+        <w:jc w:val="left"/>
+      </w:pPr>
+      <w:r>
+        <w:rPr>
+          <w:rFonts w:ascii="TH SarabunPSK" w:cs="TH SarabunPSK" w:eastAsia="TH SarabunPSK" w:hAnsi="TH SarabunPSK"/>
+          <w:b w:val="false"/>
+          <w:bCs w:val="false"/>
+          <w:i w:val="false"/>
+          <w:iCs w:val="false"/>
+          <w:sz w:val="32"/>
+          <w:szCs w:val="32"/>
+        </w:rPr>
+        <w:t xml:space="preserve">F  คือ ค่า Drop Factor จากซองชุดให้สารน้ำ หน่วยหยดต่อมิลลิลิตร</w:t>
       </w:r>
     </w:p>
     <w:p>
@@ -20243,7 +20343,53 @@
           <w:sz w:val="32"/>
           <w:szCs w:val="32"/>
         </w:rPr>
-        <w:t xml:space="preserve">เทียบกับตัวเลขที่แสดงบนหน้าจอ ต้องต่างกันไม่เกินร้อยละ ๑๐</w:t>
+        <w:t xml:space="preserve">เทียบกับตัวเลขที่แสดงบนหน้าจอ ต้องต่างกันไม่เกินร้อยละ ๑๐ ตามสมการที่ ฉ.๑๐</w:t>
+      </w:r>
+    </w:p>
+    <w:p>
+      <w:pPr>
+        <w:tabs>
+          <w:tab w:val="center" w:pos="4153"/>
+          <w:tab w:val="right" w:pos="8306"/>
+        </w:tabs>
+        <w:spacing w:after="140" w:before="140" w:line="300"/>
+        <w:jc w:val="left"/>
+      </w:pPr>
+      <w:r>
+        <w:rPr>
+          <w:rFonts w:ascii="TH SarabunPSK" w:cs="TH SarabunPSK" w:eastAsia="TH SarabunPSK" w:hAnsi="TH SarabunPSK"/>
+          <w:b w:val="false"/>
+          <w:bCs w:val="false"/>
+          <w:i w:val="false"/>
+          <w:iCs w:val="false"/>
+          <w:sz w:val="32"/>
+          <w:szCs w:val="32"/>
+        </w:rPr>
+        <w:t xml:space="preserve">	</w:t>
+      </w:r>
+      <w:r>
+        <w:rPr>
+          <w:rFonts w:ascii="TH SarabunPSK" w:cs="TH SarabunPSK" w:eastAsia="TH SarabunPSK" w:hAnsi="TH SarabunPSK"/>
+          <w:b/>
+          <w:bCs/>
+          <w:i w:val="false"/>
+          <w:iCs w:val="false"/>
+          <w:sz w:val="32"/>
+          <w:szCs w:val="32"/>
+        </w:rPr>
+        <w:t xml:space="preserve">| Q วัดได้ − Q ตามคำสั่ง |  ÷  Q ตามคำสั่ง  ≤  ๐.๑๐</w:t>
+      </w:r>
+      <w:r>
+        <w:rPr>
+          <w:rFonts w:ascii="TH SarabunPSK" w:cs="TH SarabunPSK" w:eastAsia="TH SarabunPSK" w:hAnsi="TH SarabunPSK"/>
+          <w:b w:val="false"/>
+          <w:bCs w:val="false"/>
+          <w:i w:val="false"/>
+          <w:iCs w:val="false"/>
+          <w:sz w:val="32"/>
+          <w:szCs w:val="32"/>
+        </w:rPr>
+        <w:t xml:space="preserve">	(ฉ.๑๐)</w:t>
       </w:r>
     </w:p>
     <w:p>
@@ -31521,12 +31667,16 @@
           <w:sz w:val="32"/>
           <w:szCs w:val="32"/>
         </w:rPr>
-        <w:t xml:space="preserve">สูตรคำนวณอัตราหยด คือ อัตราหยด (หยดต่อนาที) เท่ากับ อัตราการไหล (มิลลิลิตรต่อชั่วโมง) คูณด้วยค่า Drop Factor แล้วหารด้วย ๖๐</w:t>
-      </w:r>
-    </w:p>
-    <w:p>
-      <w:pPr>
-        <w:spacing w:after="120" w:line="300"/>
+        <w:t xml:space="preserve">ตารางนี้คำนวณล่วงหน้าไว้จากสมการที่ ฉ.๒ และสมการที่ ฉ.๔ ในภาคผนวก ฉ หากอัตราการไหลตามคำสั่งการรักษาไม่มีในตาราง ให้คำนวณเองจากสมการต่อไปนี้</w:t>
+      </w:r>
+    </w:p>
+    <w:p>
+      <w:pPr>
+        <w:tabs>
+          <w:tab w:val="center" w:pos="4153"/>
+          <w:tab w:val="right" w:pos="8306"/>
+        </w:tabs>
+        <w:spacing w:after="140" w:before="140" w:line="300"/>
         <w:jc w:val="left"/>
       </w:pPr>
       <w:r>
@@ -31539,7 +31689,153 @@
           <w:sz w:val="32"/>
           <w:szCs w:val="32"/>
         </w:rPr>
-        <w:t xml:space="preserve"/>
+        <w:t xml:space="preserve">	</w:t>
+      </w:r>
+      <w:r>
+        <w:rPr>
+          <w:rFonts w:ascii="TH SarabunPSK" w:cs="TH SarabunPSK" w:eastAsia="TH SarabunPSK" w:hAnsi="TH SarabunPSK"/>
+          <w:b/>
+          <w:bCs/>
+          <w:i w:val="false"/>
+          <w:iCs w:val="false"/>
+          <w:sz w:val="32"/>
+          <w:szCs w:val="32"/>
+        </w:rPr>
+        <w:t xml:space="preserve">R  =  (Q × F) ÷ ๖๐</w:t>
+      </w:r>
+      <w:r>
+        <w:rPr>
+          <w:rFonts w:ascii="TH SarabunPSK" w:cs="TH SarabunPSK" w:eastAsia="TH SarabunPSK" w:hAnsi="TH SarabunPSK"/>
+          <w:b w:val="false"/>
+          <w:bCs w:val="false"/>
+          <w:i w:val="false"/>
+          <w:iCs w:val="false"/>
+          <w:sz w:val="32"/>
+          <w:szCs w:val="32"/>
+        </w:rPr>
+        <w:t xml:space="preserve">	(ฉ.๒)</w:t>
+      </w:r>
+    </w:p>
+    <w:p>
+      <w:pPr>
+        <w:tabs>
+          <w:tab w:val="center" w:pos="4153"/>
+          <w:tab w:val="right" w:pos="8306"/>
+        </w:tabs>
+        <w:spacing w:after="140" w:before="140" w:line="300"/>
+        <w:jc w:val="left"/>
+      </w:pPr>
+      <w:r>
+        <w:rPr>
+          <w:rFonts w:ascii="TH SarabunPSK" w:cs="TH SarabunPSK" w:eastAsia="TH SarabunPSK" w:hAnsi="TH SarabunPSK"/>
+          <w:b w:val="false"/>
+          <w:bCs w:val="false"/>
+          <w:i w:val="false"/>
+          <w:iCs w:val="false"/>
+          <w:sz w:val="32"/>
+          <w:szCs w:val="32"/>
+        </w:rPr>
+        <w:t xml:space="preserve">	</w:t>
+      </w:r>
+      <w:r>
+        <w:rPr>
+          <w:rFonts w:ascii="TH SarabunPSK" w:cs="TH SarabunPSK" w:eastAsia="TH SarabunPSK" w:hAnsi="TH SarabunPSK"/>
+          <w:b/>
+          <w:bCs/>
+          <w:i w:val="false"/>
+          <w:iCs w:val="false"/>
+          <w:sz w:val="32"/>
+          <w:szCs w:val="32"/>
+        </w:rPr>
+        <w:t xml:space="preserve">T  =  V ÷ Q</w:t>
+      </w:r>
+      <w:r>
+        <w:rPr>
+          <w:rFonts w:ascii="TH SarabunPSK" w:cs="TH SarabunPSK" w:eastAsia="TH SarabunPSK" w:hAnsi="TH SarabunPSK"/>
+          <w:b w:val="false"/>
+          <w:bCs w:val="false"/>
+          <w:i w:val="false"/>
+          <w:iCs w:val="false"/>
+          <w:sz w:val="32"/>
+          <w:szCs w:val="32"/>
+        </w:rPr>
+        <w:t xml:space="preserve">	(ฉ.๔)</w:t>
+      </w:r>
+    </w:p>
+    <w:p>
+      <w:pPr>
+        <w:spacing w:after="40" w:line="300"/>
+        <w:ind w:left="1440" w:hanging="648"/>
+        <w:jc w:val="left"/>
+      </w:pPr>
+      <w:r>
+        <w:rPr>
+          <w:rFonts w:ascii="TH SarabunPSK" w:cs="TH SarabunPSK" w:eastAsia="TH SarabunPSK" w:hAnsi="TH SarabunPSK"/>
+          <w:b w:val="false"/>
+          <w:bCs w:val="false"/>
+          <w:i w:val="false"/>
+          <w:iCs w:val="false"/>
+          <w:sz w:val="32"/>
+          <w:szCs w:val="32"/>
+        </w:rPr>
+        <w:t xml:space="preserve">R  คือ อัตราหยด หน่วยหยดต่อนาที</w:t>
+      </w:r>
+    </w:p>
+    <w:p>
+      <w:pPr>
+        <w:spacing w:after="40" w:line="300"/>
+        <w:ind w:left="1440" w:hanging="648"/>
+        <w:jc w:val="left"/>
+      </w:pPr>
+      <w:r>
+        <w:rPr>
+          <w:rFonts w:ascii="TH SarabunPSK" w:cs="TH SarabunPSK" w:eastAsia="TH SarabunPSK" w:hAnsi="TH SarabunPSK"/>
+          <w:b w:val="false"/>
+          <w:bCs w:val="false"/>
+          <w:i w:val="false"/>
+          <w:iCs w:val="false"/>
+          <w:sz w:val="32"/>
+          <w:szCs w:val="32"/>
+        </w:rPr>
+        <w:t xml:space="preserve">Q  คือ อัตราการไหล หน่วยมิลลิลิตรต่อชั่วโมง</w:t>
+      </w:r>
+    </w:p>
+    <w:p>
+      <w:pPr>
+        <w:spacing w:after="40" w:line="300"/>
+        <w:ind w:left="1440" w:hanging="648"/>
+        <w:jc w:val="left"/>
+      </w:pPr>
+      <w:r>
+        <w:rPr>
+          <w:rFonts w:ascii="TH SarabunPSK" w:cs="TH SarabunPSK" w:eastAsia="TH SarabunPSK" w:hAnsi="TH SarabunPSK"/>
+          <w:b w:val="false"/>
+          <w:bCs w:val="false"/>
+          <w:i w:val="false"/>
+          <w:iCs w:val="false"/>
+          <w:sz w:val="32"/>
+          <w:szCs w:val="32"/>
+        </w:rPr>
+        <w:t xml:space="preserve">F  คือ ค่า Drop Factor จากซองชุดให้สารน้ำ หน่วยหยดต่อมิลลิลิตร</w:t>
+      </w:r>
+    </w:p>
+    <w:p>
+      <w:pPr>
+        <w:spacing w:after="140" w:line="300"/>
+        <w:ind w:left="1440" w:hanging="648"/>
+        <w:jc w:val="left"/>
+      </w:pPr>
+      <w:r>
+        <w:rPr>
+          <w:rFonts w:ascii="TH SarabunPSK" w:cs="TH SarabunPSK" w:eastAsia="TH SarabunPSK" w:hAnsi="TH SarabunPSK"/>
+          <w:b w:val="false"/>
+          <w:bCs w:val="false"/>
+          <w:i w:val="false"/>
+          <w:iCs w:val="false"/>
+          <w:sz w:val="32"/>
+          <w:szCs w:val="32"/>
+        </w:rPr>
+        <w:t xml:space="preserve">T  คือ เวลาจนสารน้ำหมดถุง หน่วยชั่วโมง  และ V คือ ปริมาตรในถุง หน่วยมิลลิลิตร</w:t>
       </w:r>
     </w:p>
     <w:p>
@@ -31574,10 +31870,11 @@
         </w:tblBorders>
       </w:tblPr>
       <w:tblGrid>
-        <w:gridCol w:w="2077"/>
-        <w:gridCol w:w="2077"/>
-        <w:gridCol w:w="2077"/>
-        <w:gridCol w:w="2077"/>
+        <w:gridCol w:w="1661"/>
+        <w:gridCol w:w="1661"/>
+        <w:gridCol w:w="1661"/>
+        <w:gridCol w:w="1661"/>
+        <w:gridCol w:w="1661"/>
       </w:tblGrid>
       <w:tr>
         <w:trPr>
@@ -31585,7 +31882,7 @@
         </w:trPr>
         <w:tc>
           <w:tcPr>
-            <w:tcW w:type="dxa" w:w="2077"/>
+            <w:tcW w:type="dxa" w:w="1661"/>
             <w:shd w:fill="DCE6F1" w:color="auto" w:val="clear"/>
             <w:tcMar>
               <w:top w:type="dxa" w:w="60"/>
@@ -31634,7 +31931,7 @@
         </w:tc>
         <w:tc>
           <w:tcPr>
-            <w:tcW w:type="dxa" w:w="2077"/>
+            <w:tcW w:type="dxa" w:w="1661"/>
             <w:shd w:fill="DCE6F1" w:color="auto" w:val="clear"/>
             <w:tcMar>
               <w:top w:type="dxa" w:w="60"/>
@@ -31683,7 +31980,7 @@
         </w:tc>
         <w:tc>
           <w:tcPr>
-            <w:tcW w:type="dxa" w:w="2077"/>
+            <w:tcW w:type="dxa" w:w="1661"/>
             <w:shd w:fill="DCE6F1" w:color="auto" w:val="clear"/>
             <w:tcMar>
               <w:top w:type="dxa" w:w="60"/>
@@ -31708,7 +32005,7 @@
                 <w:sz w:val="30"/>
                 <w:szCs w:val="30"/>
               </w:rPr>
-              <w:t xml:space="preserve">ชุด ๖๐ หยด/mL</w:t>
+              <w:t xml:space="preserve">ชุด ๑๕ หยด/mL</w:t>
             </w:r>
           </w:p>
           <w:p>
@@ -31732,7 +32029,7 @@
         </w:tc>
         <w:tc>
           <w:tcPr>
-            <w:tcW w:type="dxa" w:w="2077"/>
+            <w:tcW w:type="dxa" w:w="1661"/>
             <w:shd w:fill="DCE6F1" w:color="auto" w:val="clear"/>
             <w:tcMar>
               <w:top w:type="dxa" w:w="60"/>
@@ -31757,7 +32054,7 @@
                 <w:sz w:val="30"/>
                 <w:szCs w:val="30"/>
               </w:rPr>
-              <w:t xml:space="preserve">เวลาที่ใช้ต่อ</w:t>
+              <w:t xml:space="preserve">ชุด ๖๐ หยด/mL</w:t>
             </w:r>
           </w:p>
           <w:p>
@@ -31775,6 +32072,55 @@
                 <w:sz w:val="30"/>
                 <w:szCs w:val="30"/>
               </w:rPr>
+              <w:t xml:space="preserve">(หยดต่อนาที)</w:t>
+            </w:r>
+          </w:p>
+        </w:tc>
+        <w:tc>
+          <w:tcPr>
+            <w:tcW w:type="dxa" w:w="1661"/>
+            <w:shd w:fill="DCE6F1" w:color="auto" w:val="clear"/>
+            <w:tcMar>
+              <w:top w:type="dxa" w:w="60"/>
+              <w:left w:type="dxa" w:w="90"/>
+              <w:bottom w:type="dxa" w:w="60"/>
+              <w:right w:type="dxa" w:w="90"/>
+            </w:tcMar>
+            <w:vAlign w:val="center"/>
+          </w:tcPr>
+          <w:p>
+            <w:pPr>
+              <w:spacing w:after="0" w:line="288"/>
+              <w:jc w:val="center"/>
+            </w:pPr>
+            <w:r>
+              <w:rPr>
+                <w:rFonts w:ascii="TH SarabunPSK" w:cs="TH SarabunPSK" w:eastAsia="TH SarabunPSK" w:hAnsi="TH SarabunPSK"/>
+                <w:b/>
+                <w:bCs/>
+                <w:i w:val="false"/>
+                <w:iCs w:val="false"/>
+                <w:sz w:val="30"/>
+                <w:szCs w:val="30"/>
+              </w:rPr>
+              <w:t xml:space="preserve">เวลาที่ใช้ต่อ</w:t>
+            </w:r>
+          </w:p>
+          <w:p>
+            <w:pPr>
+              <w:spacing w:after="0" w:line="288"/>
+              <w:jc w:val="center"/>
+            </w:pPr>
+            <w:r>
+              <w:rPr>
+                <w:rFonts w:ascii="TH SarabunPSK" w:cs="TH SarabunPSK" w:eastAsia="TH SarabunPSK" w:hAnsi="TH SarabunPSK"/>
+                <w:b/>
+                <w:bCs/>
+                <w:i w:val="false"/>
+                <w:iCs w:val="false"/>
+                <w:sz w:val="30"/>
+                <w:szCs w:val="30"/>
+              </w:rPr>
               <w:t xml:space="preserve">สารน้ำ ๑๐๐๐ mL</w:t>
             </w:r>
           </w:p>
@@ -31783,7 +32129,7 @@
       <w:tr>
         <w:tc>
           <w:tcPr>
-            <w:tcW w:type="dxa" w:w="2077"/>
+            <w:tcW w:type="dxa" w:w="1661"/>
             <w:tcMar>
               <w:top w:type="dxa" w:w="60"/>
               <w:left w:type="dxa" w:w="90"/>
@@ -31813,7 +32159,7 @@
         </w:tc>
         <w:tc>
           <w:tcPr>
-            <w:tcW w:type="dxa" w:w="2077"/>
+            <w:tcW w:type="dxa" w:w="1661"/>
             <w:tcMar>
               <w:top w:type="dxa" w:w="60"/>
               <w:left w:type="dxa" w:w="90"/>
@@ -31843,7 +32189,7 @@
         </w:tc>
         <w:tc>
           <w:tcPr>
-            <w:tcW w:type="dxa" w:w="2077"/>
+            <w:tcW w:type="dxa" w:w="1661"/>
             <w:tcMar>
               <w:top w:type="dxa" w:w="60"/>
               <w:left w:type="dxa" w:w="90"/>
@@ -31867,13 +32213,43 @@
                 <w:sz w:val="30"/>
                 <w:szCs w:val="30"/>
               </w:rPr>
+              <w:t xml:space="preserve">5.0</w:t>
+            </w:r>
+          </w:p>
+        </w:tc>
+        <w:tc>
+          <w:tcPr>
+            <w:tcW w:type="dxa" w:w="1661"/>
+            <w:tcMar>
+              <w:top w:type="dxa" w:w="60"/>
+              <w:left w:type="dxa" w:w="90"/>
+              <w:bottom w:type="dxa" w:w="60"/>
+              <w:right w:type="dxa" w:w="90"/>
+            </w:tcMar>
+            <w:vAlign w:val="center"/>
+          </w:tcPr>
+          <w:p>
+            <w:pPr>
+              <w:spacing w:after="0" w:line="288"/>
+              <w:jc w:val="center"/>
+            </w:pPr>
+            <w:r>
+              <w:rPr>
+                <w:rFonts w:ascii="TH SarabunPSK" w:cs="TH SarabunPSK" w:eastAsia="TH SarabunPSK" w:hAnsi="TH SarabunPSK"/>
+                <w:b w:val="false"/>
+                <w:bCs w:val="false"/>
+                <w:i w:val="false"/>
+                <w:iCs w:val="false"/>
+                <w:sz w:val="30"/>
+                <w:szCs w:val="30"/>
+              </w:rPr>
               <w:t xml:space="preserve">20</w:t>
             </w:r>
           </w:p>
         </w:tc>
         <w:tc>
           <w:tcPr>
-            <w:tcW w:type="dxa" w:w="2077"/>
+            <w:tcW w:type="dxa" w:w="1661"/>
             <w:tcMar>
               <w:top w:type="dxa" w:w="60"/>
               <w:left w:type="dxa" w:w="90"/>
@@ -31897,7 +32273,7 @@
                 <w:sz w:val="30"/>
                 <w:szCs w:val="30"/>
               </w:rPr>
-              <w:t xml:space="preserve">180.0 ชม.</w:t>
+              <w:t xml:space="preserve">50.0 ชม.</w:t>
             </w:r>
           </w:p>
         </w:tc>
@@ -31905,7 +32281,7 @@
       <w:tr>
         <w:tc>
           <w:tcPr>
-            <w:tcW w:type="dxa" w:w="2077"/>
+            <w:tcW w:type="dxa" w:w="1661"/>
             <w:tcMar>
               <w:top w:type="dxa" w:w="60"/>
               <w:left w:type="dxa" w:w="90"/>
@@ -31935,7 +32311,7 @@
         </w:tc>
         <w:tc>
           <w:tcPr>
-            <w:tcW w:type="dxa" w:w="2077"/>
+            <w:tcW w:type="dxa" w:w="1661"/>
             <w:tcMar>
               <w:top w:type="dxa" w:w="60"/>
               <w:left w:type="dxa" w:w="90"/>
@@ -31965,7 +32341,7 @@
         </w:tc>
         <w:tc>
           <w:tcPr>
-            <w:tcW w:type="dxa" w:w="2077"/>
+            <w:tcW w:type="dxa" w:w="1661"/>
             <w:tcMar>
               <w:top w:type="dxa" w:w="60"/>
               <w:left w:type="dxa" w:w="90"/>
@@ -31989,13 +32365,43 @@
                 <w:sz w:val="30"/>
                 <w:szCs w:val="30"/>
               </w:rPr>
+              <w:t xml:space="preserve">7.5</w:t>
+            </w:r>
+          </w:p>
+        </w:tc>
+        <w:tc>
+          <w:tcPr>
+            <w:tcW w:type="dxa" w:w="1661"/>
+            <w:tcMar>
+              <w:top w:type="dxa" w:w="60"/>
+              <w:left w:type="dxa" w:w="90"/>
+              <w:bottom w:type="dxa" w:w="60"/>
+              <w:right w:type="dxa" w:w="90"/>
+            </w:tcMar>
+            <w:vAlign w:val="center"/>
+          </w:tcPr>
+          <w:p>
+            <w:pPr>
+              <w:spacing w:after="0" w:line="288"/>
+              <w:jc w:val="center"/>
+            </w:pPr>
+            <w:r>
+              <w:rPr>
+                <w:rFonts w:ascii="TH SarabunPSK" w:cs="TH SarabunPSK" w:eastAsia="TH SarabunPSK" w:hAnsi="TH SarabunPSK"/>
+                <w:b w:val="false"/>
+                <w:bCs w:val="false"/>
+                <w:i w:val="false"/>
+                <w:iCs w:val="false"/>
+                <w:sz w:val="30"/>
+                <w:szCs w:val="30"/>
+              </w:rPr>
               <w:t xml:space="preserve">30</w:t>
             </w:r>
           </w:p>
         </w:tc>
         <w:tc>
           <w:tcPr>
-            <w:tcW w:type="dxa" w:w="2077"/>
+            <w:tcW w:type="dxa" w:w="1661"/>
             <w:tcMar>
               <w:top w:type="dxa" w:w="60"/>
               <w:left w:type="dxa" w:w="90"/>
@@ -32019,7 +32425,7 @@
                 <w:sz w:val="30"/>
                 <w:szCs w:val="30"/>
               </w:rPr>
-              <w:t xml:space="preserve">120.0 ชม.</w:t>
+              <w:t xml:space="preserve">33.3 ชม.</w:t>
             </w:r>
           </w:p>
         </w:tc>
@@ -32027,7 +32433,7 @@
       <w:tr>
         <w:tc>
           <w:tcPr>
-            <w:tcW w:type="dxa" w:w="2077"/>
+            <w:tcW w:type="dxa" w:w="1661"/>
             <w:tcMar>
               <w:top w:type="dxa" w:w="60"/>
               <w:left w:type="dxa" w:w="90"/>
@@ -32057,7 +32463,7 @@
         </w:tc>
         <w:tc>
           <w:tcPr>
-            <w:tcW w:type="dxa" w:w="2077"/>
+            <w:tcW w:type="dxa" w:w="1661"/>
             <w:tcMar>
               <w:top w:type="dxa" w:w="60"/>
               <w:left w:type="dxa" w:w="90"/>
@@ -32087,7 +32493,7 @@
         </w:tc>
         <w:tc>
           <w:tcPr>
-            <w:tcW w:type="dxa" w:w="2077"/>
+            <w:tcW w:type="dxa" w:w="1661"/>
             <w:tcMar>
               <w:top w:type="dxa" w:w="60"/>
               <w:left w:type="dxa" w:w="90"/>
@@ -32111,13 +32517,43 @@
                 <w:sz w:val="30"/>
                 <w:szCs w:val="30"/>
               </w:rPr>
+              <w:t xml:space="preserve">10.0</w:t>
+            </w:r>
+          </w:p>
+        </w:tc>
+        <w:tc>
+          <w:tcPr>
+            <w:tcW w:type="dxa" w:w="1661"/>
+            <w:tcMar>
+              <w:top w:type="dxa" w:w="60"/>
+              <w:left w:type="dxa" w:w="90"/>
+              <w:bottom w:type="dxa" w:w="60"/>
+              <w:right w:type="dxa" w:w="90"/>
+            </w:tcMar>
+            <w:vAlign w:val="center"/>
+          </w:tcPr>
+          <w:p>
+            <w:pPr>
+              <w:spacing w:after="0" w:line="288"/>
+              <w:jc w:val="center"/>
+            </w:pPr>
+            <w:r>
+              <w:rPr>
+                <w:rFonts w:ascii="TH SarabunPSK" w:cs="TH SarabunPSK" w:eastAsia="TH SarabunPSK" w:hAnsi="TH SarabunPSK"/>
+                <w:b w:val="false"/>
+                <w:bCs w:val="false"/>
+                <w:i w:val="false"/>
+                <w:iCs w:val="false"/>
+                <w:sz w:val="30"/>
+                <w:szCs w:val="30"/>
+              </w:rPr>
               <w:t xml:space="preserve">40</w:t>
             </w:r>
           </w:p>
         </w:tc>
         <w:tc>
           <w:tcPr>
-            <w:tcW w:type="dxa" w:w="2077"/>
+            <w:tcW w:type="dxa" w:w="1661"/>
             <w:tcMar>
               <w:top w:type="dxa" w:w="60"/>
               <w:left w:type="dxa" w:w="90"/>
@@ -32141,7 +32577,7 @@
                 <w:sz w:val="30"/>
                 <w:szCs w:val="30"/>
               </w:rPr>
-              <w:t xml:space="preserve">90.0 ชม.</w:t>
+              <w:t xml:space="preserve">25.0 ชม.</w:t>
             </w:r>
           </w:p>
         </w:tc>
@@ -32149,7 +32585,7 @@
       <w:tr>
         <w:tc>
           <w:tcPr>
-            <w:tcW w:type="dxa" w:w="2077"/>
+            <w:tcW w:type="dxa" w:w="1661"/>
             <w:tcMar>
               <w:top w:type="dxa" w:w="60"/>
               <w:left w:type="dxa" w:w="90"/>
@@ -32179,7 +32615,7 @@
         </w:tc>
         <w:tc>
           <w:tcPr>
-            <w:tcW w:type="dxa" w:w="2077"/>
+            <w:tcW w:type="dxa" w:w="1661"/>
             <w:tcMar>
               <w:top w:type="dxa" w:w="60"/>
               <w:left w:type="dxa" w:w="90"/>
@@ -32209,7 +32645,7 @@
         </w:tc>
         <w:tc>
           <w:tcPr>
-            <w:tcW w:type="dxa" w:w="2077"/>
+            <w:tcW w:type="dxa" w:w="1661"/>
             <w:tcMar>
               <w:top w:type="dxa" w:w="60"/>
               <w:left w:type="dxa" w:w="90"/>
@@ -32233,13 +32669,43 @@
                 <w:sz w:val="30"/>
                 <w:szCs w:val="30"/>
               </w:rPr>
+              <w:t xml:space="preserve">12.5</w:t>
+            </w:r>
+          </w:p>
+        </w:tc>
+        <w:tc>
+          <w:tcPr>
+            <w:tcW w:type="dxa" w:w="1661"/>
+            <w:tcMar>
+              <w:top w:type="dxa" w:w="60"/>
+              <w:left w:type="dxa" w:w="90"/>
+              <w:bottom w:type="dxa" w:w="60"/>
+              <w:right w:type="dxa" w:w="90"/>
+            </w:tcMar>
+            <w:vAlign w:val="center"/>
+          </w:tcPr>
+          <w:p>
+            <w:pPr>
+              <w:spacing w:after="0" w:line="288"/>
+              <w:jc w:val="center"/>
+            </w:pPr>
+            <w:r>
+              <w:rPr>
+                <w:rFonts w:ascii="TH SarabunPSK" w:cs="TH SarabunPSK" w:eastAsia="TH SarabunPSK" w:hAnsi="TH SarabunPSK"/>
+                <w:b w:val="false"/>
+                <w:bCs w:val="false"/>
+                <w:i w:val="false"/>
+                <w:iCs w:val="false"/>
+                <w:sz w:val="30"/>
+                <w:szCs w:val="30"/>
+              </w:rPr>
               <w:t xml:space="preserve">50</w:t>
             </w:r>
           </w:p>
         </w:tc>
         <w:tc>
           <w:tcPr>
-            <w:tcW w:type="dxa" w:w="2077"/>
+            <w:tcW w:type="dxa" w:w="1661"/>
             <w:tcMar>
               <w:top w:type="dxa" w:w="60"/>
               <w:left w:type="dxa" w:w="90"/>
@@ -32263,7 +32729,7 @@
                 <w:sz w:val="30"/>
                 <w:szCs w:val="30"/>
               </w:rPr>
-              <w:t xml:space="preserve">72.0 ชม.</w:t>
+              <w:t xml:space="preserve">20.0 ชม.</w:t>
             </w:r>
           </w:p>
         </w:tc>
@@ -32271,7 +32737,7 @@
       <w:tr>
         <w:tc>
           <w:tcPr>
-            <w:tcW w:type="dxa" w:w="2077"/>
+            <w:tcW w:type="dxa" w:w="1661"/>
             <w:tcMar>
               <w:top w:type="dxa" w:w="60"/>
               <w:left w:type="dxa" w:w="90"/>
@@ -32301,7 +32767,7 @@
         </w:tc>
         <w:tc>
           <w:tcPr>
-            <w:tcW w:type="dxa" w:w="2077"/>
+            <w:tcW w:type="dxa" w:w="1661"/>
             <w:tcMar>
               <w:top w:type="dxa" w:w="60"/>
               <w:left w:type="dxa" w:w="90"/>
@@ -32331,7 +32797,7 @@
         </w:tc>
         <w:tc>
           <w:tcPr>
-            <w:tcW w:type="dxa" w:w="2077"/>
+            <w:tcW w:type="dxa" w:w="1661"/>
             <w:tcMar>
               <w:top w:type="dxa" w:w="60"/>
               <w:left w:type="dxa" w:w="90"/>
@@ -32355,13 +32821,43 @@
                 <w:sz w:val="30"/>
                 <w:szCs w:val="30"/>
               </w:rPr>
+              <w:t xml:space="preserve">15.0</w:t>
+            </w:r>
+          </w:p>
+        </w:tc>
+        <w:tc>
+          <w:tcPr>
+            <w:tcW w:type="dxa" w:w="1661"/>
+            <w:tcMar>
+              <w:top w:type="dxa" w:w="60"/>
+              <w:left w:type="dxa" w:w="90"/>
+              <w:bottom w:type="dxa" w:w="60"/>
+              <w:right w:type="dxa" w:w="90"/>
+            </w:tcMar>
+            <w:vAlign w:val="center"/>
+          </w:tcPr>
+          <w:p>
+            <w:pPr>
+              <w:spacing w:after="0" w:line="288"/>
+              <w:jc w:val="center"/>
+            </w:pPr>
+            <w:r>
+              <w:rPr>
+                <w:rFonts w:ascii="TH SarabunPSK" w:cs="TH SarabunPSK" w:eastAsia="TH SarabunPSK" w:hAnsi="TH SarabunPSK"/>
+                <w:b w:val="false"/>
+                <w:bCs w:val="false"/>
+                <w:i w:val="false"/>
+                <w:iCs w:val="false"/>
+                <w:sz w:val="30"/>
+                <w:szCs w:val="30"/>
+              </w:rPr>
               <w:t xml:space="preserve">60</w:t>
             </w:r>
           </w:p>
         </w:tc>
         <w:tc>
           <w:tcPr>
-            <w:tcW w:type="dxa" w:w="2077"/>
+            <w:tcW w:type="dxa" w:w="1661"/>
             <w:tcMar>
               <w:top w:type="dxa" w:w="60"/>
               <w:left w:type="dxa" w:w="90"/>
@@ -32385,7 +32881,7 @@
                 <w:sz w:val="30"/>
                 <w:szCs w:val="30"/>
               </w:rPr>
-              <w:t xml:space="preserve">60.0 ชม.</w:t>
+              <w:t xml:space="preserve">16.7 ชม.</w:t>
             </w:r>
           </w:p>
         </w:tc>
@@ -32393,7 +32889,7 @@
       <w:tr>
         <w:tc>
           <w:tcPr>
-            <w:tcW w:type="dxa" w:w="2077"/>
+            <w:tcW w:type="dxa" w:w="1661"/>
             <w:tcMar>
               <w:top w:type="dxa" w:w="60"/>
               <w:left w:type="dxa" w:w="90"/>
@@ -32423,7 +32919,7 @@
         </w:tc>
         <w:tc>
           <w:tcPr>
-            <w:tcW w:type="dxa" w:w="2077"/>
+            <w:tcW w:type="dxa" w:w="1661"/>
             <w:tcMar>
               <w:top w:type="dxa" w:w="60"/>
               <w:left w:type="dxa" w:w="90"/>
@@ -32453,7 +32949,7 @@
         </w:tc>
         <w:tc>
           <w:tcPr>
-            <w:tcW w:type="dxa" w:w="2077"/>
+            <w:tcW w:type="dxa" w:w="1661"/>
             <w:tcMar>
               <w:top w:type="dxa" w:w="60"/>
               <w:left w:type="dxa" w:w="90"/>
@@ -32477,13 +32973,43 @@
                 <w:sz w:val="30"/>
                 <w:szCs w:val="30"/>
               </w:rPr>
+              <w:t xml:space="preserve">20.0</w:t>
+            </w:r>
+          </w:p>
+        </w:tc>
+        <w:tc>
+          <w:tcPr>
+            <w:tcW w:type="dxa" w:w="1661"/>
+            <w:tcMar>
+              <w:top w:type="dxa" w:w="60"/>
+              <w:left w:type="dxa" w:w="90"/>
+              <w:bottom w:type="dxa" w:w="60"/>
+              <w:right w:type="dxa" w:w="90"/>
+            </w:tcMar>
+            <w:vAlign w:val="center"/>
+          </w:tcPr>
+          <w:p>
+            <w:pPr>
+              <w:spacing w:after="0" w:line="288"/>
+              <w:jc w:val="center"/>
+            </w:pPr>
+            <w:r>
+              <w:rPr>
+                <w:rFonts w:ascii="TH SarabunPSK" w:cs="TH SarabunPSK" w:eastAsia="TH SarabunPSK" w:hAnsi="TH SarabunPSK"/>
+                <w:b w:val="false"/>
+                <w:bCs w:val="false"/>
+                <w:i w:val="false"/>
+                <w:iCs w:val="false"/>
+                <w:sz w:val="30"/>
+                <w:szCs w:val="30"/>
+              </w:rPr>
               <w:t xml:space="preserve">80</w:t>
             </w:r>
           </w:p>
         </w:tc>
         <w:tc>
           <w:tcPr>
-            <w:tcW w:type="dxa" w:w="2077"/>
+            <w:tcW w:type="dxa" w:w="1661"/>
             <w:tcMar>
               <w:top w:type="dxa" w:w="60"/>
               <w:left w:type="dxa" w:w="90"/>
@@ -32507,7 +33033,7 @@
                 <w:sz w:val="30"/>
                 <w:szCs w:val="30"/>
               </w:rPr>
-              <w:t xml:space="preserve">45.0 ชม.</w:t>
+              <w:t xml:space="preserve">12.5 ชม.</w:t>
             </w:r>
           </w:p>
         </w:tc>
@@ -32515,7 +33041,7 @@
       <w:tr>
         <w:tc>
           <w:tcPr>
-            <w:tcW w:type="dxa" w:w="2077"/>
+            <w:tcW w:type="dxa" w:w="1661"/>
             <w:tcMar>
               <w:top w:type="dxa" w:w="60"/>
               <w:left w:type="dxa" w:w="90"/>
@@ -32545,7 +33071,7 @@
         </w:tc>
         <w:tc>
           <w:tcPr>
-            <w:tcW w:type="dxa" w:w="2077"/>
+            <w:tcW w:type="dxa" w:w="1661"/>
             <w:tcMar>
               <w:top w:type="dxa" w:w="60"/>
               <w:left w:type="dxa" w:w="90"/>
@@ -32575,7 +33101,7 @@
         </w:tc>
         <w:tc>
           <w:tcPr>
-            <w:tcW w:type="dxa" w:w="2077"/>
+            <w:tcW w:type="dxa" w:w="1661"/>
             <w:tcMar>
               <w:top w:type="dxa" w:w="60"/>
               <w:left w:type="dxa" w:w="90"/>
@@ -32599,13 +33125,43 @@
                 <w:sz w:val="30"/>
                 <w:szCs w:val="30"/>
               </w:rPr>
+              <w:t xml:space="preserve">25.0</w:t>
+            </w:r>
+          </w:p>
+        </w:tc>
+        <w:tc>
+          <w:tcPr>
+            <w:tcW w:type="dxa" w:w="1661"/>
+            <w:tcMar>
+              <w:top w:type="dxa" w:w="60"/>
+              <w:left w:type="dxa" w:w="90"/>
+              <w:bottom w:type="dxa" w:w="60"/>
+              <w:right w:type="dxa" w:w="90"/>
+            </w:tcMar>
+            <w:vAlign w:val="center"/>
+          </w:tcPr>
+          <w:p>
+            <w:pPr>
+              <w:spacing w:after="0" w:line="288"/>
+              <w:jc w:val="center"/>
+            </w:pPr>
+            <w:r>
+              <w:rPr>
+                <w:rFonts w:ascii="TH SarabunPSK" w:cs="TH SarabunPSK" w:eastAsia="TH SarabunPSK" w:hAnsi="TH SarabunPSK"/>
+                <w:b w:val="false"/>
+                <w:bCs w:val="false"/>
+                <w:i w:val="false"/>
+                <w:iCs w:val="false"/>
+                <w:sz w:val="30"/>
+                <w:szCs w:val="30"/>
+              </w:rPr>
               <w:t xml:space="preserve">100</w:t>
             </w:r>
           </w:p>
         </w:tc>
         <w:tc>
           <w:tcPr>
-            <w:tcW w:type="dxa" w:w="2077"/>
+            <w:tcW w:type="dxa" w:w="1661"/>
             <w:tcMar>
               <w:top w:type="dxa" w:w="60"/>
               <w:left w:type="dxa" w:w="90"/>
@@ -32629,7 +33185,7 @@
                 <w:sz w:val="30"/>
                 <w:szCs w:val="30"/>
               </w:rPr>
-              <w:t xml:space="preserve">36.0 ชม.</w:t>
+              <w:t xml:space="preserve">10.0 ชม.</w:t>
             </w:r>
           </w:p>
         </w:tc>
@@ -32637,7 +33193,7 @@
       <w:tr>
         <w:tc>
           <w:tcPr>
-            <w:tcW w:type="dxa" w:w="2077"/>
+            <w:tcW w:type="dxa" w:w="1661"/>
             <w:tcMar>
               <w:top w:type="dxa" w:w="60"/>
               <w:left w:type="dxa" w:w="90"/>
@@ -32667,7 +33223,7 @@
         </w:tc>
         <w:tc>
           <w:tcPr>
-            <w:tcW w:type="dxa" w:w="2077"/>
+            <w:tcW w:type="dxa" w:w="1661"/>
             <w:tcMar>
               <w:top w:type="dxa" w:w="60"/>
               <w:left w:type="dxa" w:w="90"/>
@@ -32697,7 +33253,7 @@
         </w:tc>
         <w:tc>
           <w:tcPr>
-            <w:tcW w:type="dxa" w:w="2077"/>
+            <w:tcW w:type="dxa" w:w="1661"/>
             <w:tcMar>
               <w:top w:type="dxa" w:w="60"/>
               <w:left w:type="dxa" w:w="90"/>
@@ -32721,13 +33277,43 @@
                 <w:sz w:val="30"/>
                 <w:szCs w:val="30"/>
               </w:rPr>
+              <w:t xml:space="preserve">30.0</w:t>
+            </w:r>
+          </w:p>
+        </w:tc>
+        <w:tc>
+          <w:tcPr>
+            <w:tcW w:type="dxa" w:w="1661"/>
+            <w:tcMar>
+              <w:top w:type="dxa" w:w="60"/>
+              <w:left w:type="dxa" w:w="90"/>
+              <w:bottom w:type="dxa" w:w="60"/>
+              <w:right w:type="dxa" w:w="90"/>
+            </w:tcMar>
+            <w:vAlign w:val="center"/>
+          </w:tcPr>
+          <w:p>
+            <w:pPr>
+              <w:spacing w:after="0" w:line="288"/>
+              <w:jc w:val="center"/>
+            </w:pPr>
+            <w:r>
+              <w:rPr>
+                <w:rFonts w:ascii="TH SarabunPSK" w:cs="TH SarabunPSK" w:eastAsia="TH SarabunPSK" w:hAnsi="TH SarabunPSK"/>
+                <w:b w:val="false"/>
+                <w:bCs w:val="false"/>
+                <w:i w:val="false"/>
+                <w:iCs w:val="false"/>
+                <w:sz w:val="30"/>
+                <w:szCs w:val="30"/>
+              </w:rPr>
               <w:t xml:space="preserve">120</w:t>
             </w:r>
           </w:p>
         </w:tc>
         <w:tc>
           <w:tcPr>
-            <w:tcW w:type="dxa" w:w="2077"/>
+            <w:tcW w:type="dxa" w:w="1661"/>
             <w:tcMar>
               <w:top w:type="dxa" w:w="60"/>
               <w:left w:type="dxa" w:w="90"/>
@@ -32751,7 +33337,7 @@
                 <w:sz w:val="30"/>
                 <w:szCs w:val="30"/>
               </w:rPr>
-              <w:t xml:space="preserve">30.0 ชม.</w:t>
+              <w:t xml:space="preserve">8.3 ชม.</w:t>
             </w:r>
           </w:p>
         </w:tc>
@@ -32759,7 +33345,7 @@
       <w:tr>
         <w:tc>
           <w:tcPr>
-            <w:tcW w:type="dxa" w:w="2077"/>
+            <w:tcW w:type="dxa" w:w="1661"/>
             <w:tcMar>
               <w:top w:type="dxa" w:w="60"/>
               <w:left w:type="dxa" w:w="90"/>
@@ -32789,7 +33375,7 @@
         </w:tc>
         <w:tc>
           <w:tcPr>
-            <w:tcW w:type="dxa" w:w="2077"/>
+            <w:tcW w:type="dxa" w:w="1661"/>
             <w:tcMar>
               <w:top w:type="dxa" w:w="60"/>
               <w:left w:type="dxa" w:w="90"/>
@@ -32819,7 +33405,7 @@
         </w:tc>
         <w:tc>
           <w:tcPr>
-            <w:tcW w:type="dxa" w:w="2077"/>
+            <w:tcW w:type="dxa" w:w="1661"/>
             <w:tcMar>
               <w:top w:type="dxa" w:w="60"/>
               <w:left w:type="dxa" w:w="90"/>
@@ -32843,13 +33429,43 @@
                 <w:sz w:val="30"/>
                 <w:szCs w:val="30"/>
               </w:rPr>
+              <w:t xml:space="preserve">31.3</w:t>
+            </w:r>
+          </w:p>
+        </w:tc>
+        <w:tc>
+          <w:tcPr>
+            <w:tcW w:type="dxa" w:w="1661"/>
+            <w:tcMar>
+              <w:top w:type="dxa" w:w="60"/>
+              <w:left w:type="dxa" w:w="90"/>
+              <w:bottom w:type="dxa" w:w="60"/>
+              <w:right w:type="dxa" w:w="90"/>
+            </w:tcMar>
+            <w:vAlign w:val="center"/>
+          </w:tcPr>
+          <w:p>
+            <w:pPr>
+              <w:spacing w:after="0" w:line="288"/>
+              <w:jc w:val="center"/>
+            </w:pPr>
+            <w:r>
+              <w:rPr>
+                <w:rFonts w:ascii="TH SarabunPSK" w:cs="TH SarabunPSK" w:eastAsia="TH SarabunPSK" w:hAnsi="TH SarabunPSK"/>
+                <w:b w:val="false"/>
+                <w:bCs w:val="false"/>
+                <w:i w:val="false"/>
+                <w:iCs w:val="false"/>
+                <w:sz w:val="30"/>
+                <w:szCs w:val="30"/>
+              </w:rPr>
               <w:t xml:space="preserve">125</w:t>
             </w:r>
           </w:p>
         </w:tc>
         <w:tc>
           <w:tcPr>
-            <w:tcW w:type="dxa" w:w="2077"/>
+            <w:tcW w:type="dxa" w:w="1661"/>
             <w:tcMar>
               <w:top w:type="dxa" w:w="60"/>
               <w:left w:type="dxa" w:w="90"/>
@@ -32873,7 +33489,7 @@
                 <w:sz w:val="30"/>
                 <w:szCs w:val="30"/>
               </w:rPr>
-              <w:t xml:space="preserve">28.8 ชม.</w:t>
+              <w:t xml:space="preserve">8.0 ชม.</w:t>
             </w:r>
           </w:p>
         </w:tc>
@@ -32881,7 +33497,7 @@
       <w:tr>
         <w:tc>
           <w:tcPr>
-            <w:tcW w:type="dxa" w:w="2077"/>
+            <w:tcW w:type="dxa" w:w="1661"/>
             <w:tcMar>
               <w:top w:type="dxa" w:w="60"/>
               <w:left w:type="dxa" w:w="90"/>
@@ -32911,7 +33527,7 @@
         </w:tc>
         <w:tc>
           <w:tcPr>
-            <w:tcW w:type="dxa" w:w="2077"/>
+            <w:tcW w:type="dxa" w:w="1661"/>
             <w:tcMar>
               <w:top w:type="dxa" w:w="60"/>
               <w:left w:type="dxa" w:w="90"/>
@@ -32941,7 +33557,7 @@
         </w:tc>
         <w:tc>
           <w:tcPr>
-            <w:tcW w:type="dxa" w:w="2077"/>
+            <w:tcW w:type="dxa" w:w="1661"/>
             <w:tcMar>
               <w:top w:type="dxa" w:w="60"/>
               <w:left w:type="dxa" w:w="90"/>
@@ -32965,13 +33581,43 @@
                 <w:sz w:val="30"/>
                 <w:szCs w:val="30"/>
               </w:rPr>
+              <w:t xml:space="preserve">37.5</w:t>
+            </w:r>
+          </w:p>
+        </w:tc>
+        <w:tc>
+          <w:tcPr>
+            <w:tcW w:type="dxa" w:w="1661"/>
+            <w:tcMar>
+              <w:top w:type="dxa" w:w="60"/>
+              <w:left w:type="dxa" w:w="90"/>
+              <w:bottom w:type="dxa" w:w="60"/>
+              <w:right w:type="dxa" w:w="90"/>
+            </w:tcMar>
+            <w:vAlign w:val="center"/>
+          </w:tcPr>
+          <w:p>
+            <w:pPr>
+              <w:spacing w:after="0" w:line="288"/>
+              <w:jc w:val="center"/>
+            </w:pPr>
+            <w:r>
+              <w:rPr>
+                <w:rFonts w:ascii="TH SarabunPSK" w:cs="TH SarabunPSK" w:eastAsia="TH SarabunPSK" w:hAnsi="TH SarabunPSK"/>
+                <w:b w:val="false"/>
+                <w:bCs w:val="false"/>
+                <w:i w:val="false"/>
+                <w:iCs w:val="false"/>
+                <w:sz w:val="30"/>
+                <w:szCs w:val="30"/>
+              </w:rPr>
               <w:t xml:space="preserve">150</w:t>
             </w:r>
           </w:p>
         </w:tc>
         <w:tc>
           <w:tcPr>
-            <w:tcW w:type="dxa" w:w="2077"/>
+            <w:tcW w:type="dxa" w:w="1661"/>
             <w:tcMar>
               <w:top w:type="dxa" w:w="60"/>
               <w:left w:type="dxa" w:w="90"/>
@@ -32995,7 +33641,7 @@
                 <w:sz w:val="30"/>
                 <w:szCs w:val="30"/>
               </w:rPr>
-              <w:t xml:space="preserve">24.0 ชม.</w:t>
+              <w:t xml:space="preserve">6.7 ชม.</w:t>
             </w:r>
           </w:p>
         </w:tc>
@@ -33003,7 +33649,7 @@
       <w:tr>
         <w:tc>
           <w:tcPr>
-            <w:tcW w:type="dxa" w:w="2077"/>
+            <w:tcW w:type="dxa" w:w="1661"/>
             <w:tcMar>
               <w:top w:type="dxa" w:w="60"/>
               <w:left w:type="dxa" w:w="90"/>
@@ -33033,7 +33679,7 @@
         </w:tc>
         <w:tc>
           <w:tcPr>
-            <w:tcW w:type="dxa" w:w="2077"/>
+            <w:tcW w:type="dxa" w:w="1661"/>
             <w:tcMar>
               <w:top w:type="dxa" w:w="60"/>
               <w:left w:type="dxa" w:w="90"/>
@@ -33063,7 +33709,7 @@
         </w:tc>
         <w:tc>
           <w:tcPr>
-            <w:tcW w:type="dxa" w:w="2077"/>
+            <w:tcW w:type="dxa" w:w="1661"/>
             <w:tcMar>
               <w:top w:type="dxa" w:w="60"/>
               <w:left w:type="dxa" w:w="90"/>
@@ -33087,13 +33733,43 @@
                 <w:sz w:val="30"/>
                 <w:szCs w:val="30"/>
               </w:rPr>
+              <w:t xml:space="preserve">50.0</w:t>
+            </w:r>
+          </w:p>
+        </w:tc>
+        <w:tc>
+          <w:tcPr>
+            <w:tcW w:type="dxa" w:w="1661"/>
+            <w:tcMar>
+              <w:top w:type="dxa" w:w="60"/>
+              <w:left w:type="dxa" w:w="90"/>
+              <w:bottom w:type="dxa" w:w="60"/>
+              <w:right w:type="dxa" w:w="90"/>
+            </w:tcMar>
+            <w:vAlign w:val="center"/>
+          </w:tcPr>
+          <w:p>
+            <w:pPr>
+              <w:spacing w:after="0" w:line="288"/>
+              <w:jc w:val="center"/>
+            </w:pPr>
+            <w:r>
+              <w:rPr>
+                <w:rFonts w:ascii="TH SarabunPSK" w:cs="TH SarabunPSK" w:eastAsia="TH SarabunPSK" w:hAnsi="TH SarabunPSK"/>
+                <w:b w:val="false"/>
+                <w:bCs w:val="false"/>
+                <w:i w:val="false"/>
+                <w:iCs w:val="false"/>
+                <w:sz w:val="30"/>
+                <w:szCs w:val="30"/>
+              </w:rPr>
               <w:t xml:space="preserve">200</w:t>
             </w:r>
           </w:p>
         </w:tc>
         <w:tc>
           <w:tcPr>
-            <w:tcW w:type="dxa" w:w="2077"/>
+            <w:tcW w:type="dxa" w:w="1661"/>
             <w:tcMar>
               <w:top w:type="dxa" w:w="60"/>
               <w:left w:type="dxa" w:w="90"/>
@@ -33117,7 +33793,7 @@
                 <w:sz w:val="30"/>
                 <w:szCs w:val="30"/>
               </w:rPr>
-              <w:t xml:space="preserve">18.0 ชม.</w:t>
+              <w:t xml:space="preserve">5.0 ชม.</w:t>
             </w:r>
           </w:p>
         </w:tc>
@@ -33254,7 +33930,25 @@
                 <w:sz w:val="32"/>
                 <w:szCs w:val="32"/>
               </w:rPr>
-              <w:t xml:space="preserve">หากอัตราการไหลตามคำสั่งไม่มีในตาราง ให้ใช้สูตรคำนวณด้านบน</w:t>
+              <w:t xml:space="preserve">หากอัตราการไหลตามคำสั่งไม่มีในตาราง ให้ใช้สมการที่ ฉ.๒ คำนวณเอง</w:t>
+            </w:r>
+          </w:p>
+          <w:p>
+            <w:pPr>
+              <w:spacing w:after="40" w:line="300"/>
+              <w:ind w:left="360" w:hanging="360"/>
+            </w:pPr>
+            <w:r>
+              <w:rPr>
+                <w:rFonts w:ascii="TH SarabunPSK" w:cs="TH SarabunPSK" w:eastAsia="TH SarabunPSK" w:hAnsi="TH SarabunPSK"/>
+                <w:b w:val="false"/>
+                <w:bCs w:val="false"/>
+                <w:i w:val="false"/>
+                <w:iCs w:val="false"/>
+                <w:sz w:val="32"/>
+                <w:szCs w:val="32"/>
+              </w:rPr>
+              <w:t xml:space="preserve">ดูสมการทั้งหมดพร้อมตัวอย่างการคำนวณทีละขั้นได้ที่ภาคผนวก ฉ</w:t>
             </w:r>
           </w:p>
         </w:tc>
@@ -34362,6 +35056,4595 @@
                 <w:szCs w:val="30"/>
               </w:rPr>
               <w:t xml:space="preserve">เมื่อมีเสียงเตือน  ให้ไปตรวจที่เตียงด้วยตาทุกครั้ง</w:t>
+            </w:r>
+          </w:p>
+        </w:tc>
+      </w:tr>
+    </w:tbl>
+    <w:p>
+      <w:r>
+        <w:br w:type="page"/>
+      </w:r>
+    </w:p>
+    <w:p>
+      <w:pPr>
+        <w:pStyle w:val="Heading1"/>
+        <w:spacing w:after="0" w:before="240"/>
+        <w:jc w:val="center"/>
+      </w:pPr>
+      <w:r>
+        <w:rPr>
+          <w:rFonts w:ascii="TH SarabunPSK" w:cs="TH SarabunPSK" w:eastAsia="TH SarabunPSK" w:hAnsi="TH SarabunPSK"/>
+          <w:b/>
+          <w:bCs/>
+          <w:i w:val="false"/>
+          <w:iCs w:val="false"/>
+          <w:sz w:val="40"/>
+          <w:szCs w:val="40"/>
+        </w:rPr>
+        <w:t xml:space="preserve">ภาคผนวก ฉ</w:t>
+      </w:r>
+    </w:p>
+    <w:p>
+      <w:pPr>
+        <w:spacing w:after="240"/>
+        <w:jc w:val="center"/>
+      </w:pPr>
+      <w:r>
+        <w:rPr>
+          <w:rFonts w:ascii="TH SarabunPSK" w:cs="TH SarabunPSK" w:eastAsia="TH SarabunPSK" w:hAnsi="TH SarabunPSK"/>
+          <w:b/>
+          <w:bCs/>
+          <w:i w:val="false"/>
+          <w:iCs w:val="false"/>
+          <w:sz w:val="40"/>
+          <w:szCs w:val="40"/>
+        </w:rPr>
+        <w:t xml:space="preserve">สมการทั้งหมดที่ระบบใช้</w:t>
+      </w:r>
+    </w:p>
+    <w:p>
+      <w:pPr>
+        <w:spacing w:after="60" w:line="300"/>
+        <w:ind w:firstLine="576"/>
+        <w:jc w:val="thaiDistribute"/>
+      </w:pPr>
+      <w:r>
+        <w:rPr>
+          <w:rFonts w:ascii="TH SarabunPSK" w:cs="TH SarabunPSK" w:eastAsia="TH SarabunPSK" w:hAnsi="TH SarabunPSK"/>
+          <w:b w:val="false"/>
+          <w:bCs w:val="false"/>
+          <w:i w:val="false"/>
+          <w:iCs w:val="false"/>
+          <w:sz w:val="32"/>
+          <w:szCs w:val="32"/>
+        </w:rPr>
+        <w:t xml:space="preserve">ภาคผนวกนี้รวบรวมสมการทุกสมการที่ระบบ Smart IV Alert ใช้ ทั้งสมการที่พยาบาลใช้คำนวณ ด้วยมือที่ข้างเตียง และสมการที่เครื่องใช้คำนวณภายใน เพื่อให้ผู้ใช้งานและผู้ตรวจสอบ สามารถตรวจทานค่าที่ระบบแสดงได้ทุกค่าด้วยตนเอง ทุกสมการในภาคผนวกนี้ตรงกับที่เขียนไว้ ในเฟิร์มแวร์จริงทุกตัวแปร</w:t>
+      </w:r>
+    </w:p>
+    <w:p>
+      <w:pPr>
+        <w:pStyle w:val="Heading2"/>
+        <w:spacing w:after="90" w:before="280"/>
+      </w:pPr>
+      <w:r>
+        <w:rPr>
+          <w:rFonts w:ascii="TH SarabunPSK" w:cs="TH SarabunPSK" w:eastAsia="TH SarabunPSK" w:hAnsi="TH SarabunPSK"/>
+          <w:b/>
+          <w:bCs/>
+          <w:i w:val="false"/>
+          <w:iCs w:val="false"/>
+          <w:sz w:val="36"/>
+          <w:szCs w:val="36"/>
+        </w:rPr>
+        <w:t xml:space="preserve">ฉ.๑  สัญลักษณ์และหน่วยที่ใช้</w:t>
+      </w:r>
+    </w:p>
+    <w:p>
+      <w:pPr>
+        <w:pStyle w:val="CaptionTable"/>
+        <w:spacing w:after="100" w:before="120" w:line="288"/>
+        <w:jc w:val="center"/>
+      </w:pPr>
+      <w:r>
+        <w:rPr>
+          <w:rFonts w:ascii="TH SarabunPSK" w:cs="TH SarabunPSK" w:eastAsia="TH SarabunPSK" w:hAnsi="TH SarabunPSK"/>
+          <w:b/>
+          <w:bCs/>
+          <w:i w:val="false"/>
+          <w:iCs w:val="false"/>
+          <w:sz w:val="30"/>
+          <w:szCs w:val="30"/>
+        </w:rPr>
+        <w:t xml:space="preserve">ตารางที่ ๒๐  สัญลักษณ์ที่ใช้ในสมการ</w:t>
+      </w:r>
+    </w:p>
+    <w:tbl>
+      <w:tblPr>
+        <w:tblW w:type="dxa" w:w="8306"/>
+        <w:tblBorders>
+          <w:top w:val="single" w:color="auto" w:sz="4"/>
+          <w:left w:val="single" w:color="auto" w:sz="4"/>
+          <w:bottom w:val="single" w:color="auto" w:sz="4"/>
+          <w:right w:val="single" w:color="auto" w:sz="4"/>
+          <w:insideH w:val="single" w:color="auto" w:sz="4"/>
+          <w:insideV w:val="single" w:color="auto" w:sz="4"/>
+        </w:tblBorders>
+      </w:tblPr>
+      <w:tblGrid>
+        <w:gridCol w:w="1329"/>
+        <w:gridCol w:w="4485"/>
+        <w:gridCol w:w="2492"/>
+      </w:tblGrid>
+      <w:tr>
+        <w:trPr>
+          <w:tblHeader/>
+        </w:trPr>
+        <w:tc>
+          <w:tcPr>
+            <w:tcW w:type="dxa" w:w="1329"/>
+            <w:shd w:fill="DCE6F1" w:color="auto" w:val="clear"/>
+            <w:tcMar>
+              <w:top w:type="dxa" w:w="60"/>
+              <w:left w:type="dxa" w:w="90"/>
+              <w:bottom w:type="dxa" w:w="60"/>
+              <w:right w:type="dxa" w:w="90"/>
+            </w:tcMar>
+            <w:vAlign w:val="center"/>
+          </w:tcPr>
+          <w:p>
+            <w:pPr>
+              <w:spacing w:after="0" w:line="288"/>
+              <w:jc w:val="center"/>
+            </w:pPr>
+            <w:r>
+              <w:rPr>
+                <w:rFonts w:ascii="TH SarabunPSK" w:cs="TH SarabunPSK" w:eastAsia="TH SarabunPSK" w:hAnsi="TH SarabunPSK"/>
+                <w:b/>
+                <w:bCs/>
+                <w:i w:val="false"/>
+                <w:iCs w:val="false"/>
+                <w:sz w:val="30"/>
+                <w:szCs w:val="30"/>
+              </w:rPr>
+              <w:t xml:space="preserve">สัญลักษณ์</w:t>
+            </w:r>
+          </w:p>
+        </w:tc>
+        <w:tc>
+          <w:tcPr>
+            <w:tcW w:type="dxa" w:w="4485"/>
+            <w:shd w:fill="DCE6F1" w:color="auto" w:val="clear"/>
+            <w:tcMar>
+              <w:top w:type="dxa" w:w="60"/>
+              <w:left w:type="dxa" w:w="90"/>
+              <w:bottom w:type="dxa" w:w="60"/>
+              <w:right w:type="dxa" w:w="90"/>
+            </w:tcMar>
+            <w:vAlign w:val="center"/>
+          </w:tcPr>
+          <w:p>
+            <w:pPr>
+              <w:spacing w:after="0" w:line="288"/>
+              <w:jc w:val="center"/>
+            </w:pPr>
+            <w:r>
+              <w:rPr>
+                <w:rFonts w:ascii="TH SarabunPSK" w:cs="TH SarabunPSK" w:eastAsia="TH SarabunPSK" w:hAnsi="TH SarabunPSK"/>
+                <w:b/>
+                <w:bCs/>
+                <w:i w:val="false"/>
+                <w:iCs w:val="false"/>
+                <w:sz w:val="30"/>
+                <w:szCs w:val="30"/>
+              </w:rPr>
+              <w:t xml:space="preserve">ความหมาย</w:t>
+            </w:r>
+          </w:p>
+        </w:tc>
+        <w:tc>
+          <w:tcPr>
+            <w:tcW w:type="dxa" w:w="2492"/>
+            <w:shd w:fill="DCE6F1" w:color="auto" w:val="clear"/>
+            <w:tcMar>
+              <w:top w:type="dxa" w:w="60"/>
+              <w:left w:type="dxa" w:w="90"/>
+              <w:bottom w:type="dxa" w:w="60"/>
+              <w:right w:type="dxa" w:w="90"/>
+            </w:tcMar>
+            <w:vAlign w:val="center"/>
+          </w:tcPr>
+          <w:p>
+            <w:pPr>
+              <w:spacing w:after="0" w:line="288"/>
+              <w:jc w:val="center"/>
+            </w:pPr>
+            <w:r>
+              <w:rPr>
+                <w:rFonts w:ascii="TH SarabunPSK" w:cs="TH SarabunPSK" w:eastAsia="TH SarabunPSK" w:hAnsi="TH SarabunPSK"/>
+                <w:b/>
+                <w:bCs/>
+                <w:i w:val="false"/>
+                <w:iCs w:val="false"/>
+                <w:sz w:val="30"/>
+                <w:szCs w:val="30"/>
+              </w:rPr>
+              <w:t xml:space="preserve">หน่วย</w:t>
+            </w:r>
+          </w:p>
+        </w:tc>
+      </w:tr>
+      <w:tr>
+        <w:tc>
+          <w:tcPr>
+            <w:tcW w:type="dxa" w:w="1329"/>
+            <w:tcMar>
+              <w:top w:type="dxa" w:w="60"/>
+              <w:left w:type="dxa" w:w="90"/>
+              <w:bottom w:type="dxa" w:w="60"/>
+              <w:right w:type="dxa" w:w="90"/>
+            </w:tcMar>
+            <w:vAlign w:val="center"/>
+          </w:tcPr>
+          <w:p>
+            <w:pPr>
+              <w:spacing w:after="0" w:line="288"/>
+              <w:jc w:val="center"/>
+            </w:pPr>
+            <w:r>
+              <w:rPr>
+                <w:rFonts w:ascii="TH SarabunPSK" w:cs="TH SarabunPSK" w:eastAsia="TH SarabunPSK" w:hAnsi="TH SarabunPSK"/>
+                <w:b w:val="false"/>
+                <w:bCs w:val="false"/>
+                <w:i w:val="false"/>
+                <w:iCs w:val="false"/>
+                <w:sz w:val="30"/>
+                <w:szCs w:val="30"/>
+              </w:rPr>
+              <w:t xml:space="preserve">Q</w:t>
+            </w:r>
+          </w:p>
+        </w:tc>
+        <w:tc>
+          <w:tcPr>
+            <w:tcW w:type="dxa" w:w="4485"/>
+            <w:tcMar>
+              <w:top w:type="dxa" w:w="60"/>
+              <w:left w:type="dxa" w:w="90"/>
+              <w:bottom w:type="dxa" w:w="60"/>
+              <w:right w:type="dxa" w:w="90"/>
+            </w:tcMar>
+            <w:vAlign w:val="center"/>
+          </w:tcPr>
+          <w:p>
+            <w:pPr>
+              <w:spacing w:after="0" w:line="288"/>
+              <w:jc w:val="left"/>
+            </w:pPr>
+            <w:r>
+              <w:rPr>
+                <w:rFonts w:ascii="TH SarabunPSK" w:cs="TH SarabunPSK" w:eastAsia="TH SarabunPSK" w:hAnsi="TH SarabunPSK"/>
+                <w:b w:val="false"/>
+                <w:bCs w:val="false"/>
+                <w:i w:val="false"/>
+                <w:iCs w:val="false"/>
+                <w:sz w:val="30"/>
+                <w:szCs w:val="30"/>
+              </w:rPr>
+              <w:t xml:space="preserve">อัตราการไหลของสารน้ำ</w:t>
+            </w:r>
+          </w:p>
+        </w:tc>
+        <w:tc>
+          <w:tcPr>
+            <w:tcW w:type="dxa" w:w="2492"/>
+            <w:tcMar>
+              <w:top w:type="dxa" w:w="60"/>
+              <w:left w:type="dxa" w:w="90"/>
+              <w:bottom w:type="dxa" w:w="60"/>
+              <w:right w:type="dxa" w:w="90"/>
+            </w:tcMar>
+            <w:vAlign w:val="center"/>
+          </w:tcPr>
+          <w:p>
+            <w:pPr>
+              <w:spacing w:after="0" w:line="288"/>
+              <w:jc w:val="center"/>
+            </w:pPr>
+            <w:r>
+              <w:rPr>
+                <w:rFonts w:ascii="TH SarabunPSK" w:cs="TH SarabunPSK" w:eastAsia="TH SarabunPSK" w:hAnsi="TH SarabunPSK"/>
+                <w:b w:val="false"/>
+                <w:bCs w:val="false"/>
+                <w:i w:val="false"/>
+                <w:iCs w:val="false"/>
+                <w:sz w:val="30"/>
+                <w:szCs w:val="30"/>
+              </w:rPr>
+              <w:t xml:space="preserve">มิลลิลิตรต่อชั่วโมง (mL/h)</w:t>
+            </w:r>
+          </w:p>
+        </w:tc>
+      </w:tr>
+      <w:tr>
+        <w:tc>
+          <w:tcPr>
+            <w:tcW w:type="dxa" w:w="1329"/>
+            <w:tcMar>
+              <w:top w:type="dxa" w:w="60"/>
+              <w:left w:type="dxa" w:w="90"/>
+              <w:bottom w:type="dxa" w:w="60"/>
+              <w:right w:type="dxa" w:w="90"/>
+            </w:tcMar>
+            <w:vAlign w:val="center"/>
+          </w:tcPr>
+          <w:p>
+            <w:pPr>
+              <w:spacing w:after="0" w:line="288"/>
+              <w:jc w:val="center"/>
+            </w:pPr>
+            <w:r>
+              <w:rPr>
+                <w:rFonts w:ascii="TH SarabunPSK" w:cs="TH SarabunPSK" w:eastAsia="TH SarabunPSK" w:hAnsi="TH SarabunPSK"/>
+                <w:b w:val="false"/>
+                <w:bCs w:val="false"/>
+                <w:i w:val="false"/>
+                <w:iCs w:val="false"/>
+                <w:sz w:val="30"/>
+                <w:szCs w:val="30"/>
+              </w:rPr>
+              <w:t xml:space="preserve">R</w:t>
+            </w:r>
+          </w:p>
+        </w:tc>
+        <w:tc>
+          <w:tcPr>
+            <w:tcW w:type="dxa" w:w="4485"/>
+            <w:tcMar>
+              <w:top w:type="dxa" w:w="60"/>
+              <w:left w:type="dxa" w:w="90"/>
+              <w:bottom w:type="dxa" w:w="60"/>
+              <w:right w:type="dxa" w:w="90"/>
+            </w:tcMar>
+            <w:vAlign w:val="center"/>
+          </w:tcPr>
+          <w:p>
+            <w:pPr>
+              <w:spacing w:after="0" w:line="288"/>
+              <w:jc w:val="left"/>
+            </w:pPr>
+            <w:r>
+              <w:rPr>
+                <w:rFonts w:ascii="TH SarabunPSK" w:cs="TH SarabunPSK" w:eastAsia="TH SarabunPSK" w:hAnsi="TH SarabunPSK"/>
+                <w:b w:val="false"/>
+                <w:bCs w:val="false"/>
+                <w:i w:val="false"/>
+                <w:iCs w:val="false"/>
+                <w:sz w:val="30"/>
+                <w:szCs w:val="30"/>
+              </w:rPr>
+              <w:t xml:space="preserve">อัตราหยด จำนวนหยดที่ตกในหนึ่งนาที</w:t>
+            </w:r>
+          </w:p>
+        </w:tc>
+        <w:tc>
+          <w:tcPr>
+            <w:tcW w:type="dxa" w:w="2492"/>
+            <w:tcMar>
+              <w:top w:type="dxa" w:w="60"/>
+              <w:left w:type="dxa" w:w="90"/>
+              <w:bottom w:type="dxa" w:w="60"/>
+              <w:right w:type="dxa" w:w="90"/>
+            </w:tcMar>
+            <w:vAlign w:val="center"/>
+          </w:tcPr>
+          <w:p>
+            <w:pPr>
+              <w:spacing w:after="0" w:line="288"/>
+              <w:jc w:val="center"/>
+            </w:pPr>
+            <w:r>
+              <w:rPr>
+                <w:rFonts w:ascii="TH SarabunPSK" w:cs="TH SarabunPSK" w:eastAsia="TH SarabunPSK" w:hAnsi="TH SarabunPSK"/>
+                <w:b w:val="false"/>
+                <w:bCs w:val="false"/>
+                <w:i w:val="false"/>
+                <w:iCs w:val="false"/>
+                <w:sz w:val="30"/>
+                <w:szCs w:val="30"/>
+              </w:rPr>
+              <w:t xml:space="preserve">หยดต่อนาที (gtt/min)</w:t>
+            </w:r>
+          </w:p>
+        </w:tc>
+      </w:tr>
+      <w:tr>
+        <w:tc>
+          <w:tcPr>
+            <w:tcW w:type="dxa" w:w="1329"/>
+            <w:tcMar>
+              <w:top w:type="dxa" w:w="60"/>
+              <w:left w:type="dxa" w:w="90"/>
+              <w:bottom w:type="dxa" w:w="60"/>
+              <w:right w:type="dxa" w:w="90"/>
+            </w:tcMar>
+            <w:vAlign w:val="center"/>
+          </w:tcPr>
+          <w:p>
+            <w:pPr>
+              <w:spacing w:after="0" w:line="288"/>
+              <w:jc w:val="center"/>
+            </w:pPr>
+            <w:r>
+              <w:rPr>
+                <w:rFonts w:ascii="TH SarabunPSK" w:cs="TH SarabunPSK" w:eastAsia="TH SarabunPSK" w:hAnsi="TH SarabunPSK"/>
+                <w:b w:val="false"/>
+                <w:bCs w:val="false"/>
+                <w:i w:val="false"/>
+                <w:iCs w:val="false"/>
+                <w:sz w:val="30"/>
+                <w:szCs w:val="30"/>
+              </w:rPr>
+              <w:t xml:space="preserve">F</w:t>
+            </w:r>
+          </w:p>
+        </w:tc>
+        <w:tc>
+          <w:tcPr>
+            <w:tcW w:type="dxa" w:w="4485"/>
+            <w:tcMar>
+              <w:top w:type="dxa" w:w="60"/>
+              <w:left w:type="dxa" w:w="90"/>
+              <w:bottom w:type="dxa" w:w="60"/>
+              <w:right w:type="dxa" w:w="90"/>
+            </w:tcMar>
+            <w:vAlign w:val="center"/>
+          </w:tcPr>
+          <w:p>
+            <w:pPr>
+              <w:spacing w:after="0" w:line="288"/>
+              <w:jc w:val="left"/>
+            </w:pPr>
+            <w:r>
+              <w:rPr>
+                <w:rFonts w:ascii="TH SarabunPSK" w:cs="TH SarabunPSK" w:eastAsia="TH SarabunPSK" w:hAnsi="TH SarabunPSK"/>
+                <w:b w:val="false"/>
+                <w:bCs w:val="false"/>
+                <w:i w:val="false"/>
+                <w:iCs w:val="false"/>
+                <w:sz w:val="30"/>
+                <w:szCs w:val="30"/>
+              </w:rPr>
+              <w:t xml:space="preserve">ค่า Drop Factor จำนวนหยดต่อสารน้ำหนึ่งมิลลิลิตร</w:t>
+            </w:r>
+          </w:p>
+          <w:p>
+            <w:pPr>
+              <w:spacing w:after="0" w:line="288"/>
+              <w:jc w:val="left"/>
+            </w:pPr>
+            <w:r>
+              <w:rPr>
+                <w:rFonts w:ascii="TH SarabunPSK" w:cs="TH SarabunPSK" w:eastAsia="TH SarabunPSK" w:hAnsi="TH SarabunPSK"/>
+                <w:b w:val="false"/>
+                <w:bCs w:val="false"/>
+                <w:i w:val="false"/>
+                <w:iCs w:val="false"/>
+                <w:sz w:val="30"/>
+                <w:szCs w:val="30"/>
+              </w:rPr>
+              <w:t xml:space="preserve">อ่านจากซองชุดให้สารน้ำเท่านั้น</w:t>
+            </w:r>
+          </w:p>
+        </w:tc>
+        <w:tc>
+          <w:tcPr>
+            <w:tcW w:type="dxa" w:w="2492"/>
+            <w:tcMar>
+              <w:top w:type="dxa" w:w="60"/>
+              <w:left w:type="dxa" w:w="90"/>
+              <w:bottom w:type="dxa" w:w="60"/>
+              <w:right w:type="dxa" w:w="90"/>
+            </w:tcMar>
+            <w:vAlign w:val="center"/>
+          </w:tcPr>
+          <w:p>
+            <w:pPr>
+              <w:spacing w:after="0" w:line="288"/>
+              <w:jc w:val="center"/>
+            </w:pPr>
+            <w:r>
+              <w:rPr>
+                <w:rFonts w:ascii="TH SarabunPSK" w:cs="TH SarabunPSK" w:eastAsia="TH SarabunPSK" w:hAnsi="TH SarabunPSK"/>
+                <w:b w:val="false"/>
+                <w:bCs w:val="false"/>
+                <w:i w:val="false"/>
+                <w:iCs w:val="false"/>
+                <w:sz w:val="30"/>
+                <w:szCs w:val="30"/>
+              </w:rPr>
+              <w:t xml:space="preserve">หยดต่อมิลลิลิตร (gtt/mL)</w:t>
+            </w:r>
+          </w:p>
+        </w:tc>
+      </w:tr>
+      <w:tr>
+        <w:tc>
+          <w:tcPr>
+            <w:tcW w:type="dxa" w:w="1329"/>
+            <w:tcMar>
+              <w:top w:type="dxa" w:w="60"/>
+              <w:left w:type="dxa" w:w="90"/>
+              <w:bottom w:type="dxa" w:w="60"/>
+              <w:right w:type="dxa" w:w="90"/>
+            </w:tcMar>
+            <w:vAlign w:val="center"/>
+          </w:tcPr>
+          <w:p>
+            <w:pPr>
+              <w:spacing w:after="0" w:line="288"/>
+              <w:jc w:val="center"/>
+            </w:pPr>
+            <w:r>
+              <w:rPr>
+                <w:rFonts w:ascii="TH SarabunPSK" w:cs="TH SarabunPSK" w:eastAsia="TH SarabunPSK" w:hAnsi="TH SarabunPSK"/>
+                <w:b w:val="false"/>
+                <w:bCs w:val="false"/>
+                <w:i w:val="false"/>
+                <w:iCs w:val="false"/>
+                <w:sz w:val="30"/>
+                <w:szCs w:val="30"/>
+              </w:rPr>
+              <w:t xml:space="preserve">V</w:t>
+            </w:r>
+          </w:p>
+        </w:tc>
+        <w:tc>
+          <w:tcPr>
+            <w:tcW w:type="dxa" w:w="4485"/>
+            <w:tcMar>
+              <w:top w:type="dxa" w:w="60"/>
+              <w:left w:type="dxa" w:w="90"/>
+              <w:bottom w:type="dxa" w:w="60"/>
+              <w:right w:type="dxa" w:w="90"/>
+            </w:tcMar>
+            <w:vAlign w:val="center"/>
+          </w:tcPr>
+          <w:p>
+            <w:pPr>
+              <w:spacing w:after="0" w:line="288"/>
+              <w:jc w:val="left"/>
+            </w:pPr>
+            <w:r>
+              <w:rPr>
+                <w:rFonts w:ascii="TH SarabunPSK" w:cs="TH SarabunPSK" w:eastAsia="TH SarabunPSK" w:hAnsi="TH SarabunPSK"/>
+                <w:b w:val="false"/>
+                <w:bCs w:val="false"/>
+                <w:i w:val="false"/>
+                <w:iCs w:val="false"/>
+                <w:sz w:val="30"/>
+                <w:szCs w:val="30"/>
+              </w:rPr>
+              <w:t xml:space="preserve">ปริมาตรสารน้ำ</w:t>
+            </w:r>
+          </w:p>
+        </w:tc>
+        <w:tc>
+          <w:tcPr>
+            <w:tcW w:type="dxa" w:w="2492"/>
+            <w:tcMar>
+              <w:top w:type="dxa" w:w="60"/>
+              <w:left w:type="dxa" w:w="90"/>
+              <w:bottom w:type="dxa" w:w="60"/>
+              <w:right w:type="dxa" w:w="90"/>
+            </w:tcMar>
+            <w:vAlign w:val="center"/>
+          </w:tcPr>
+          <w:p>
+            <w:pPr>
+              <w:spacing w:after="0" w:line="288"/>
+              <w:jc w:val="center"/>
+            </w:pPr>
+            <w:r>
+              <w:rPr>
+                <w:rFonts w:ascii="TH SarabunPSK" w:cs="TH SarabunPSK" w:eastAsia="TH SarabunPSK" w:hAnsi="TH SarabunPSK"/>
+                <w:b w:val="false"/>
+                <w:bCs w:val="false"/>
+                <w:i w:val="false"/>
+                <w:iCs w:val="false"/>
+                <w:sz w:val="30"/>
+                <w:szCs w:val="30"/>
+              </w:rPr>
+              <w:t xml:space="preserve">มิลลิลิตร (mL)</w:t>
+            </w:r>
+          </w:p>
+        </w:tc>
+      </w:tr>
+      <w:tr>
+        <w:tc>
+          <w:tcPr>
+            <w:tcW w:type="dxa" w:w="1329"/>
+            <w:tcMar>
+              <w:top w:type="dxa" w:w="60"/>
+              <w:left w:type="dxa" w:w="90"/>
+              <w:bottom w:type="dxa" w:w="60"/>
+              <w:right w:type="dxa" w:w="90"/>
+            </w:tcMar>
+            <w:vAlign w:val="center"/>
+          </w:tcPr>
+          <w:p>
+            <w:pPr>
+              <w:spacing w:after="0" w:line="288"/>
+              <w:jc w:val="center"/>
+            </w:pPr>
+            <w:r>
+              <w:rPr>
+                <w:rFonts w:ascii="TH SarabunPSK" w:cs="TH SarabunPSK" w:eastAsia="TH SarabunPSK" w:hAnsi="TH SarabunPSK"/>
+                <w:b w:val="false"/>
+                <w:bCs w:val="false"/>
+                <w:i w:val="false"/>
+                <w:iCs w:val="false"/>
+                <w:sz w:val="30"/>
+                <w:szCs w:val="30"/>
+              </w:rPr>
+              <w:t xml:space="preserve">N</w:t>
+            </w:r>
+          </w:p>
+        </w:tc>
+        <w:tc>
+          <w:tcPr>
+            <w:tcW w:type="dxa" w:w="4485"/>
+            <w:tcMar>
+              <w:top w:type="dxa" w:w="60"/>
+              <w:left w:type="dxa" w:w="90"/>
+              <w:bottom w:type="dxa" w:w="60"/>
+              <w:right w:type="dxa" w:w="90"/>
+            </w:tcMar>
+            <w:vAlign w:val="center"/>
+          </w:tcPr>
+          <w:p>
+            <w:pPr>
+              <w:spacing w:after="0" w:line="288"/>
+              <w:jc w:val="left"/>
+            </w:pPr>
+            <w:r>
+              <w:rPr>
+                <w:rFonts w:ascii="TH SarabunPSK" w:cs="TH SarabunPSK" w:eastAsia="TH SarabunPSK" w:hAnsi="TH SarabunPSK"/>
+                <w:b w:val="false"/>
+                <w:bCs w:val="false"/>
+                <w:i w:val="false"/>
+                <w:iCs w:val="false"/>
+                <w:sz w:val="30"/>
+                <w:szCs w:val="30"/>
+              </w:rPr>
+              <w:t xml:space="preserve">จำนวนหยดที่นับได้</w:t>
+            </w:r>
+          </w:p>
+        </w:tc>
+        <w:tc>
+          <w:tcPr>
+            <w:tcW w:type="dxa" w:w="2492"/>
+            <w:tcMar>
+              <w:top w:type="dxa" w:w="60"/>
+              <w:left w:type="dxa" w:w="90"/>
+              <w:bottom w:type="dxa" w:w="60"/>
+              <w:right w:type="dxa" w:w="90"/>
+            </w:tcMar>
+            <w:vAlign w:val="center"/>
+          </w:tcPr>
+          <w:p>
+            <w:pPr>
+              <w:spacing w:after="0" w:line="288"/>
+              <w:jc w:val="center"/>
+            </w:pPr>
+            <w:r>
+              <w:rPr>
+                <w:rFonts w:ascii="TH SarabunPSK" w:cs="TH SarabunPSK" w:eastAsia="TH SarabunPSK" w:hAnsi="TH SarabunPSK"/>
+                <w:b w:val="false"/>
+                <w:bCs w:val="false"/>
+                <w:i w:val="false"/>
+                <w:iCs w:val="false"/>
+                <w:sz w:val="30"/>
+                <w:szCs w:val="30"/>
+              </w:rPr>
+              <w:t xml:space="preserve">หยด</w:t>
+            </w:r>
+          </w:p>
+        </w:tc>
+      </w:tr>
+      <w:tr>
+        <w:tc>
+          <w:tcPr>
+            <w:tcW w:type="dxa" w:w="1329"/>
+            <w:tcMar>
+              <w:top w:type="dxa" w:w="60"/>
+              <w:left w:type="dxa" w:w="90"/>
+              <w:bottom w:type="dxa" w:w="60"/>
+              <w:right w:type="dxa" w:w="90"/>
+            </w:tcMar>
+            <w:vAlign w:val="center"/>
+          </w:tcPr>
+          <w:p>
+            <w:pPr>
+              <w:spacing w:after="0" w:line="288"/>
+              <w:jc w:val="center"/>
+            </w:pPr>
+            <w:r>
+              <w:rPr>
+                <w:rFonts w:ascii="TH SarabunPSK" w:cs="TH SarabunPSK" w:eastAsia="TH SarabunPSK" w:hAnsi="TH SarabunPSK"/>
+                <w:b w:val="false"/>
+                <w:bCs w:val="false"/>
+                <w:i w:val="false"/>
+                <w:iCs w:val="false"/>
+                <w:sz w:val="30"/>
+                <w:szCs w:val="30"/>
+              </w:rPr>
+              <w:t xml:space="preserve">T</w:t>
+            </w:r>
+          </w:p>
+        </w:tc>
+        <w:tc>
+          <w:tcPr>
+            <w:tcW w:type="dxa" w:w="4485"/>
+            <w:tcMar>
+              <w:top w:type="dxa" w:w="60"/>
+              <w:left w:type="dxa" w:w="90"/>
+              <w:bottom w:type="dxa" w:w="60"/>
+              <w:right w:type="dxa" w:w="90"/>
+            </w:tcMar>
+            <w:vAlign w:val="center"/>
+          </w:tcPr>
+          <w:p>
+            <w:pPr>
+              <w:spacing w:after="0" w:line="288"/>
+              <w:jc w:val="left"/>
+            </w:pPr>
+            <w:r>
+              <w:rPr>
+                <w:rFonts w:ascii="TH SarabunPSK" w:cs="TH SarabunPSK" w:eastAsia="TH SarabunPSK" w:hAnsi="TH SarabunPSK"/>
+                <w:b w:val="false"/>
+                <w:bCs w:val="false"/>
+                <w:i w:val="false"/>
+                <w:iCs w:val="false"/>
+                <w:sz w:val="30"/>
+                <w:szCs w:val="30"/>
+              </w:rPr>
+              <w:t xml:space="preserve">ระยะเวลา</w:t>
+            </w:r>
+          </w:p>
+        </w:tc>
+        <w:tc>
+          <w:tcPr>
+            <w:tcW w:type="dxa" w:w="2492"/>
+            <w:tcMar>
+              <w:top w:type="dxa" w:w="60"/>
+              <w:left w:type="dxa" w:w="90"/>
+              <w:bottom w:type="dxa" w:w="60"/>
+              <w:right w:type="dxa" w:w="90"/>
+            </w:tcMar>
+            <w:vAlign w:val="center"/>
+          </w:tcPr>
+          <w:p>
+            <w:pPr>
+              <w:spacing w:after="0" w:line="288"/>
+              <w:jc w:val="center"/>
+            </w:pPr>
+            <w:r>
+              <w:rPr>
+                <w:rFonts w:ascii="TH SarabunPSK" w:cs="TH SarabunPSK" w:eastAsia="TH SarabunPSK" w:hAnsi="TH SarabunPSK"/>
+                <w:b w:val="false"/>
+                <w:bCs w:val="false"/>
+                <w:i w:val="false"/>
+                <w:iCs w:val="false"/>
+                <w:sz w:val="30"/>
+                <w:szCs w:val="30"/>
+              </w:rPr>
+              <w:t xml:space="preserve">ชั่วโมง นาที หรือมิลลิวินาที ตามที่ระบุ</w:t>
+            </w:r>
+          </w:p>
+        </w:tc>
+      </w:tr>
+    </w:tbl>
+    <w:p>
+      <w:pPr>
+        <w:spacing w:after="120" w:line="300"/>
+        <w:jc w:val="left"/>
+      </w:pPr>
+      <w:r>
+        <w:rPr>
+          <w:rFonts w:ascii="TH SarabunPSK" w:cs="TH SarabunPSK" w:eastAsia="TH SarabunPSK" w:hAnsi="TH SarabunPSK"/>
+          <w:b w:val="false"/>
+          <w:bCs w:val="false"/>
+          <w:i w:val="false"/>
+          <w:iCs w:val="false"/>
+          <w:sz w:val="32"/>
+          <w:szCs w:val="32"/>
+        </w:rPr>
+        <w:t xml:space="preserve"/>
+      </w:r>
+    </w:p>
+    <w:tbl>
+      <w:tblPr>
+        <w:tblW w:type="dxa" w:w="8306"/>
+        <w:tblBorders>
+          <w:top w:val="single" w:color="BF8F00" w:sz="8"/>
+          <w:left w:val="single" w:color="BF8F00" w:sz="8"/>
+          <w:bottom w:val="single" w:color="BF8F00" w:sz="8"/>
+          <w:right w:val="single" w:color="BF8F00" w:sz="8"/>
+          <w:insideH w:val="single" w:color="BF8F00" w:sz="8"/>
+          <w:insideV w:val="single" w:color="BF8F00" w:sz="8"/>
+        </w:tblBorders>
+      </w:tblPr>
+      <w:tblGrid>
+        <w:gridCol w:w="8306"/>
+      </w:tblGrid>
+      <w:tr>
+        <w:tc>
+          <w:tcPr>
+            <w:tcW w:type="dxa" w:w="8306"/>
+            <w:shd w:fill="FFF2CC" w:color="auto" w:val="clear"/>
+            <w:tcMar>
+              <w:top w:type="dxa" w:w="120"/>
+              <w:left w:type="dxa" w:w="160"/>
+              <w:bottom w:type="dxa" w:w="120"/>
+              <w:right w:type="dxa" w:w="160"/>
+            </w:tcMar>
+          </w:tcPr>
+          <w:p>
+            <w:pPr>
+              <w:spacing w:after="60"/>
+            </w:pPr>
+            <w:r>
+              <w:rPr>
+                <w:rFonts w:ascii="TH SarabunPSK" w:cs="TH SarabunPSK" w:eastAsia="TH SarabunPSK" w:hAnsi="TH SarabunPSK"/>
+                <w:b/>
+                <w:bCs/>
+                <w:i w:val="false"/>
+                <w:iCs w:val="false"/>
+                <w:sz w:val="32"/>
+                <w:szCs w:val="32"/>
+              </w:rPr>
+              <w:t xml:space="preserve">ค่า Drop Factor ที่พบในหอผู้ป่วย</w:t>
+            </w:r>
+          </w:p>
+          <w:p>
+            <w:pPr>
+              <w:spacing w:after="40" w:line="300"/>
+              <w:ind w:left="360" w:hanging="360"/>
+            </w:pPr>
+            <w:r>
+              <w:rPr>
+                <w:rFonts w:ascii="TH SarabunPSK" w:cs="TH SarabunPSK" w:eastAsia="TH SarabunPSK" w:hAnsi="TH SarabunPSK"/>
+                <w:b w:val="false"/>
+                <w:bCs w:val="false"/>
+                <w:i w:val="false"/>
+                <w:iCs w:val="false"/>
+                <w:sz w:val="32"/>
+                <w:szCs w:val="32"/>
+              </w:rPr>
+              <w:t xml:space="preserve">ชุดให้สารน้ำผู้ใหญ่ (Macro-drip)  F = ๒๐ หยดต่อมิลลิลิตร</w:t>
+            </w:r>
+          </w:p>
+          <w:p>
+            <w:pPr>
+              <w:spacing w:after="40" w:line="300"/>
+              <w:ind w:left="360" w:hanging="360"/>
+            </w:pPr>
+            <w:r>
+              <w:rPr>
+                <w:rFonts w:ascii="TH SarabunPSK" w:cs="TH SarabunPSK" w:eastAsia="TH SarabunPSK" w:hAnsi="TH SarabunPSK"/>
+                <w:b w:val="false"/>
+                <w:bCs w:val="false"/>
+                <w:i w:val="false"/>
+                <w:iCs w:val="false"/>
+                <w:sz w:val="32"/>
+                <w:szCs w:val="32"/>
+              </w:rPr>
+              <w:t xml:space="preserve">ชุดให้สารน้ำเด็กหรือชุดหยดละเอียด (Micro-drip)  F = ๖๐ หยดต่อมิลลิลิตร</w:t>
+            </w:r>
+          </w:p>
+          <w:p>
+            <w:pPr>
+              <w:spacing w:after="40" w:line="300"/>
+              <w:ind w:left="360" w:hanging="360"/>
+            </w:pPr>
+            <w:r>
+              <w:rPr>
+                <w:rFonts w:ascii="TH SarabunPSK" w:cs="TH SarabunPSK" w:eastAsia="TH SarabunPSK" w:hAnsi="TH SarabunPSK"/>
+                <w:b w:val="false"/>
+                <w:bCs w:val="false"/>
+                <w:i w:val="false"/>
+                <w:iCs w:val="false"/>
+                <w:sz w:val="32"/>
+                <w:szCs w:val="32"/>
+              </w:rPr>
+              <w:t xml:space="preserve">บางยี่ห้อใช้ F = ๑๐ หรือ ๑๕ หยดต่อมิลลิลิตร</w:t>
+            </w:r>
+          </w:p>
+          <w:p>
+            <w:pPr>
+              <w:spacing w:after="40" w:line="300"/>
+              <w:ind w:left="360" w:hanging="360"/>
+            </w:pPr>
+            <w:r>
+              <w:rPr>
+                <w:rFonts w:ascii="TH SarabunPSK" w:cs="TH SarabunPSK" w:eastAsia="TH SarabunPSK" w:hAnsi="TH SarabunPSK"/>
+                <w:b w:val="false"/>
+                <w:bCs w:val="false"/>
+                <w:i w:val="false"/>
+                <w:iCs w:val="false"/>
+                <w:sz w:val="32"/>
+                <w:szCs w:val="32"/>
+              </w:rPr>
+              <w:t xml:space="preserve">ต้องอ่านจากซองชุดที่ใช้จริงทุกครั้ง ห้ามใช้ความจำหรือคาดเดา เพราะค่านี้มีผลโดยตรงต่อทุกสมการในภาคผนวกนี้</w:t>
+            </w:r>
+          </w:p>
+        </w:tc>
+      </w:tr>
+    </w:tbl>
+    <w:p>
+      <w:pPr>
+        <w:pStyle w:val="Heading2"/>
+        <w:spacing w:after="90" w:before="280"/>
+      </w:pPr>
+      <w:r>
+        <w:rPr>
+          <w:rFonts w:ascii="TH SarabunPSK" w:cs="TH SarabunPSK" w:eastAsia="TH SarabunPSK" w:hAnsi="TH SarabunPSK"/>
+          <w:b/>
+          <w:bCs/>
+          <w:i w:val="false"/>
+          <w:iCs w:val="false"/>
+          <w:sz w:val="36"/>
+          <w:szCs w:val="36"/>
+        </w:rPr>
+        <w:t xml:space="preserve">ฉ.๒  สมการที่พยาบาลใช้ที่ข้างเตียง</w:t>
+      </w:r>
+    </w:p>
+    <w:p>
+      <w:pPr>
+        <w:pStyle w:val="Heading3"/>
+        <w:spacing w:after="70" w:before="200"/>
+        <w:ind w:left="504"/>
+      </w:pPr>
+      <w:r>
+        <w:rPr>
+          <w:rFonts w:ascii="TH SarabunPSK" w:cs="TH SarabunPSK" w:eastAsia="TH SarabunPSK" w:hAnsi="TH SarabunPSK"/>
+          <w:b/>
+          <w:bCs/>
+          <w:i w:val="false"/>
+          <w:iCs w:val="false"/>
+          <w:sz w:val="32"/>
+          <w:szCs w:val="32"/>
+        </w:rPr>
+        <w:t xml:space="preserve">ฉ.๒.๑  การแปลงอัตราการไหลเป็นอัตราหยด</w:t>
+      </w:r>
+    </w:p>
+    <w:p>
+      <w:pPr>
+        <w:spacing w:after="60" w:line="300"/>
+        <w:ind w:firstLine="576"/>
+        <w:jc w:val="thaiDistribute"/>
+      </w:pPr>
+      <w:r>
+        <w:rPr>
+          <w:rFonts w:ascii="TH SarabunPSK" w:cs="TH SarabunPSK" w:eastAsia="TH SarabunPSK" w:hAnsi="TH SarabunPSK"/>
+          <w:b w:val="false"/>
+          <w:bCs w:val="false"/>
+          <w:i w:val="false"/>
+          <w:iCs w:val="false"/>
+          <w:sz w:val="32"/>
+          <w:szCs w:val="32"/>
+        </w:rPr>
+        <w:t xml:space="preserve">การให้สารน้ำควบคุมด้วยโรลเลอร์แคลมป์ ซึ่งพยาบาลปรับโดยการนับหยดต่อนาที ไม่ใช่การตั้งค่า เป็นมิลลิลิตรต่อชั่วโมงโดยตรง จึงต้องแปลงหน่วยด้วยค่า Drop Factor การอนุมานทำได้สองขั้น</w:t>
+      </w:r>
+    </w:p>
+    <w:p>
+      <w:pPr>
+        <w:spacing w:after="60" w:line="300"/>
+        <w:jc w:val="left"/>
+      </w:pPr>
+      <w:r>
+        <w:rPr>
+          <w:rFonts w:ascii="TH SarabunPSK" w:cs="TH SarabunPSK" w:eastAsia="TH SarabunPSK" w:hAnsi="TH SarabunPSK"/>
+          <w:b w:val="false"/>
+          <w:bCs w:val="false"/>
+          <w:i w:val="false"/>
+          <w:iCs w:val="false"/>
+          <w:sz w:val="32"/>
+          <w:szCs w:val="32"/>
+        </w:rPr>
+        <w:t xml:space="preserve">ขั้นที่ ๑  แปลงปริมาตรต่อชั่วโมงเป็นจำนวนหยดต่อชั่วโมง โดยคูณด้วยจำนวนหยดต่อมิลลิลิตร</w:t>
+      </w:r>
+    </w:p>
+    <w:p>
+      <w:pPr>
+        <w:tabs>
+          <w:tab w:val="center" w:pos="4153"/>
+          <w:tab w:val="right" w:pos="8306"/>
+        </w:tabs>
+        <w:spacing w:after="140" w:before="140" w:line="300"/>
+        <w:jc w:val="left"/>
+      </w:pPr>
+      <w:r>
+        <w:rPr>
+          <w:rFonts w:ascii="TH SarabunPSK" w:cs="TH SarabunPSK" w:eastAsia="TH SarabunPSK" w:hAnsi="TH SarabunPSK"/>
+          <w:b w:val="false"/>
+          <w:bCs w:val="false"/>
+          <w:i w:val="false"/>
+          <w:iCs w:val="false"/>
+          <w:sz w:val="32"/>
+          <w:szCs w:val="32"/>
+        </w:rPr>
+        <w:t xml:space="preserve">	</w:t>
+      </w:r>
+      <w:r>
+        <w:rPr>
+          <w:rFonts w:ascii="TH SarabunPSK" w:cs="TH SarabunPSK" w:eastAsia="TH SarabunPSK" w:hAnsi="TH SarabunPSK"/>
+          <w:b/>
+          <w:bCs/>
+          <w:i w:val="false"/>
+          <w:iCs w:val="false"/>
+          <w:sz w:val="32"/>
+          <w:szCs w:val="32"/>
+        </w:rPr>
+        <w:t xml:space="preserve">จำนวนหยดต่อชั่วโมง  =  Q × F</w:t>
+      </w:r>
+      <w:r>
+        <w:rPr>
+          <w:rFonts w:ascii="TH SarabunPSK" w:cs="TH SarabunPSK" w:eastAsia="TH SarabunPSK" w:hAnsi="TH SarabunPSK"/>
+          <w:b w:val="false"/>
+          <w:bCs w:val="false"/>
+          <w:i w:val="false"/>
+          <w:iCs w:val="false"/>
+          <w:sz w:val="32"/>
+          <w:szCs w:val="32"/>
+        </w:rPr>
+        <w:t xml:space="preserve">	(ฉ.๑)</w:t>
+      </w:r>
+    </w:p>
+    <w:p>
+      <w:pPr>
+        <w:spacing w:after="140" w:line="300"/>
+        <w:jc w:val="left"/>
+      </w:pPr>
+      <w:r>
+        <w:rPr>
+          <w:rFonts w:ascii="TH SarabunPSK" w:cs="TH SarabunPSK" w:eastAsia="TH SarabunPSK" w:hAnsi="TH SarabunPSK"/>
+          <w:b w:val="false"/>
+          <w:bCs w:val="false"/>
+          <w:i w:val="false"/>
+          <w:iCs w:val="false"/>
+          <w:sz w:val="32"/>
+          <w:szCs w:val="32"/>
+        </w:rPr>
+        <w:t xml:space="preserve">ตรวจหน่วย  (มิลลิลิตรต่อชั่วโมง) × (หยดต่อมิลลิลิตร)  =  หยดต่อชั่วโมง  หน่วยมิลลิลิตรตัดกันพอดี</w:t>
+      </w:r>
+    </w:p>
+    <w:p>
+      <w:pPr>
+        <w:spacing w:after="60" w:line="300"/>
+        <w:jc w:val="left"/>
+      </w:pPr>
+      <w:r>
+        <w:rPr>
+          <w:rFonts w:ascii="TH SarabunPSK" w:cs="TH SarabunPSK" w:eastAsia="TH SarabunPSK" w:hAnsi="TH SarabunPSK"/>
+          <w:b w:val="false"/>
+          <w:bCs w:val="false"/>
+          <w:i w:val="false"/>
+          <w:iCs w:val="false"/>
+          <w:sz w:val="32"/>
+          <w:szCs w:val="32"/>
+        </w:rPr>
+        <w:t xml:space="preserve">ขั้นที่ ๒  แปลงชั่วโมงเป็นนาที โดยหารด้วย ๖๐ เพราะหนึ่งชั่วโมงมี ๖๐ นาที</w:t>
+      </w:r>
+    </w:p>
+    <w:p>
+      <w:pPr>
+        <w:tabs>
+          <w:tab w:val="center" w:pos="4153"/>
+          <w:tab w:val="right" w:pos="8306"/>
+        </w:tabs>
+        <w:spacing w:after="140" w:before="140" w:line="300"/>
+        <w:jc w:val="left"/>
+      </w:pPr>
+      <w:r>
+        <w:rPr>
+          <w:rFonts w:ascii="TH SarabunPSK" w:cs="TH SarabunPSK" w:eastAsia="TH SarabunPSK" w:hAnsi="TH SarabunPSK"/>
+          <w:b w:val="false"/>
+          <w:bCs w:val="false"/>
+          <w:i w:val="false"/>
+          <w:iCs w:val="false"/>
+          <w:sz w:val="32"/>
+          <w:szCs w:val="32"/>
+        </w:rPr>
+        <w:t xml:space="preserve">	</w:t>
+      </w:r>
+      <w:r>
+        <w:rPr>
+          <w:rFonts w:ascii="TH SarabunPSK" w:cs="TH SarabunPSK" w:eastAsia="TH SarabunPSK" w:hAnsi="TH SarabunPSK"/>
+          <w:b/>
+          <w:bCs/>
+          <w:i w:val="false"/>
+          <w:iCs w:val="false"/>
+          <w:sz w:val="32"/>
+          <w:szCs w:val="32"/>
+        </w:rPr>
+        <w:t xml:space="preserve">R  =  (Q × F) ÷ ๖๐</w:t>
+      </w:r>
+      <w:r>
+        <w:rPr>
+          <w:rFonts w:ascii="TH SarabunPSK" w:cs="TH SarabunPSK" w:eastAsia="TH SarabunPSK" w:hAnsi="TH SarabunPSK"/>
+          <w:b w:val="false"/>
+          <w:bCs w:val="false"/>
+          <w:i w:val="false"/>
+          <w:iCs w:val="false"/>
+          <w:sz w:val="32"/>
+          <w:szCs w:val="32"/>
+        </w:rPr>
+        <w:t xml:space="preserve">	(ฉ.๒)</w:t>
+      </w:r>
+    </w:p>
+    <w:p>
+      <w:pPr>
+        <w:spacing w:after="40" w:line="300"/>
+        <w:ind w:left="1440" w:hanging="648"/>
+        <w:jc w:val="left"/>
+      </w:pPr>
+      <w:r>
+        <w:rPr>
+          <w:rFonts w:ascii="TH SarabunPSK" w:cs="TH SarabunPSK" w:eastAsia="TH SarabunPSK" w:hAnsi="TH SarabunPSK"/>
+          <w:b w:val="false"/>
+          <w:bCs w:val="false"/>
+          <w:i w:val="false"/>
+          <w:iCs w:val="false"/>
+          <w:sz w:val="32"/>
+          <w:szCs w:val="32"/>
+        </w:rPr>
+        <w:t xml:space="preserve">R  คือ อัตราหยดที่ต้องปรับโรลเลอร์ให้ได้ หน่วยหยดต่อนาที</w:t>
+      </w:r>
+    </w:p>
+    <w:p>
+      <w:pPr>
+        <w:spacing w:after="40" w:line="300"/>
+        <w:ind w:left="1440" w:hanging="648"/>
+        <w:jc w:val="left"/>
+      </w:pPr>
+      <w:r>
+        <w:rPr>
+          <w:rFonts w:ascii="TH SarabunPSK" w:cs="TH SarabunPSK" w:eastAsia="TH SarabunPSK" w:hAnsi="TH SarabunPSK"/>
+          <w:b w:val="false"/>
+          <w:bCs w:val="false"/>
+          <w:i w:val="false"/>
+          <w:iCs w:val="false"/>
+          <w:sz w:val="32"/>
+          <w:szCs w:val="32"/>
+        </w:rPr>
+        <w:t xml:space="preserve">Q  คือ อัตราการไหลตามคำสั่งการรักษา หน่วยมิลลิลิตรต่อชั่วโมง</w:t>
+      </w:r>
+    </w:p>
+    <w:p>
+      <w:pPr>
+        <w:spacing w:after="140" w:line="300"/>
+        <w:ind w:left="1440" w:hanging="648"/>
+        <w:jc w:val="left"/>
+      </w:pPr>
+      <w:r>
+        <w:rPr>
+          <w:rFonts w:ascii="TH SarabunPSK" w:cs="TH SarabunPSK" w:eastAsia="TH SarabunPSK" w:hAnsi="TH SarabunPSK"/>
+          <w:b w:val="false"/>
+          <w:bCs w:val="false"/>
+          <w:i w:val="false"/>
+          <w:iCs w:val="false"/>
+          <w:sz w:val="32"/>
+          <w:szCs w:val="32"/>
+        </w:rPr>
+        <w:t xml:space="preserve">F  คือ ค่า Drop Factor จากซองชุดให้สารน้ำ หน่วยหยดต่อมิลลิลิตร</w:t>
+      </w:r>
+    </w:p>
+    <w:tbl>
+      <w:tblPr>
+        <w:tblW w:type="dxa" w:w="8306"/>
+        <w:tblBorders>
+          <w:top w:val="single" w:color="BF8F00" w:sz="8"/>
+          <w:left w:val="single" w:color="BF8F00" w:sz="8"/>
+          <w:bottom w:val="single" w:color="BF8F00" w:sz="8"/>
+          <w:right w:val="single" w:color="BF8F00" w:sz="8"/>
+          <w:insideH w:val="single" w:color="BF8F00" w:sz="8"/>
+          <w:insideV w:val="single" w:color="BF8F00" w:sz="8"/>
+        </w:tblBorders>
+      </w:tblPr>
+      <w:tblGrid>
+        <w:gridCol w:w="8306"/>
+      </w:tblGrid>
+      <w:tr>
+        <w:tc>
+          <w:tcPr>
+            <w:tcW w:type="dxa" w:w="8306"/>
+            <w:shd w:fill="FFF2CC" w:color="auto" w:val="clear"/>
+            <w:tcMar>
+              <w:top w:type="dxa" w:w="120"/>
+              <w:left w:type="dxa" w:w="160"/>
+              <w:bottom w:type="dxa" w:w="120"/>
+              <w:right w:type="dxa" w:w="160"/>
+            </w:tcMar>
+          </w:tcPr>
+          <w:p>
+            <w:pPr>
+              <w:spacing w:after="60"/>
+            </w:pPr>
+            <w:r>
+              <w:rPr>
+                <w:rFonts w:ascii="TH SarabunPSK" w:cs="TH SarabunPSK" w:eastAsia="TH SarabunPSK" w:hAnsi="TH SarabunPSK"/>
+                <w:b/>
+                <w:bCs/>
+                <w:i w:val="false"/>
+                <w:iCs w:val="false"/>
+                <w:sz w:val="32"/>
+                <w:szCs w:val="32"/>
+              </w:rPr>
+              <w:t xml:space="preserve">ข้อสังเกตที่ช่วยให้ทำงานเร็วขึ้น</w:t>
+            </w:r>
+          </w:p>
+          <w:p>
+            <w:pPr>
+              <w:spacing w:after="40" w:line="300"/>
+              <w:ind w:left="360" w:hanging="360"/>
+            </w:pPr>
+            <w:r>
+              <w:rPr>
+                <w:rFonts w:ascii="TH SarabunPSK" w:cs="TH SarabunPSK" w:eastAsia="TH SarabunPSK" w:hAnsi="TH SarabunPSK"/>
+                <w:b w:val="false"/>
+                <w:bCs w:val="false"/>
+                <w:i w:val="false"/>
+                <w:iCs w:val="false"/>
+                <w:sz w:val="32"/>
+                <w:szCs w:val="32"/>
+              </w:rPr>
+              <w:t xml:space="preserve">ชุดหยดละเอียด F = ๖๐ จะได้ R เท่ากับ Q เสมอ เพราะ ๖๐ หารด้วย ๖๐ เท่ากับ ๑</w:t>
+            </w:r>
+          </w:p>
+          <w:p>
+            <w:pPr>
+              <w:spacing w:after="40" w:line="300"/>
+              <w:ind w:left="360" w:hanging="360"/>
+            </w:pPr>
+            <w:r>
+              <w:rPr>
+                <w:rFonts w:ascii="TH SarabunPSK" w:cs="TH SarabunPSK" w:eastAsia="TH SarabunPSK" w:hAnsi="TH SarabunPSK"/>
+                <w:b w:val="false"/>
+                <w:bCs w:val="false"/>
+                <w:i w:val="false"/>
+                <w:iCs w:val="false"/>
+                <w:sz w:val="32"/>
+                <w:szCs w:val="32"/>
+              </w:rPr>
+              <w:t xml:space="preserve">เช่น คำสั่ง ๔๕ มิลลิลิตรต่อชั่วโมง ใช้ชุด ๖๐ หยดต่อมิลลิลิตร ปรับให้ได้ ๔๕ หยดต่อนาที ไม่ต้องคำนวณ</w:t>
+            </w:r>
+          </w:p>
+        </w:tc>
+      </w:tr>
+    </w:tbl>
+    <w:p>
+      <w:pPr>
+        <w:pStyle w:val="Heading3"/>
+        <w:spacing w:after="70" w:before="200"/>
+        <w:ind w:left="504"/>
+      </w:pPr>
+      <w:r>
+        <w:rPr>
+          <w:rFonts w:ascii="TH SarabunPSK" w:cs="TH SarabunPSK" w:eastAsia="TH SarabunPSK" w:hAnsi="TH SarabunPSK"/>
+          <w:b/>
+          <w:bCs/>
+          <w:i w:val="false"/>
+          <w:iCs w:val="false"/>
+          <w:sz w:val="32"/>
+          <w:szCs w:val="32"/>
+        </w:rPr>
+        <w:t xml:space="preserve">ฉ.๒.๒  การคำนวณย้อนกลับ ใช้ตรวจสอบข้างเตียง</w:t>
+      </w:r>
+    </w:p>
+    <w:p>
+      <w:pPr>
+        <w:spacing w:after="60" w:line="300"/>
+        <w:ind w:firstLine="576"/>
+        <w:jc w:val="thaiDistribute"/>
+      </w:pPr>
+      <w:r>
+        <w:rPr>
+          <w:rFonts w:ascii="TH SarabunPSK" w:cs="TH SarabunPSK" w:eastAsia="TH SarabunPSK" w:hAnsi="TH SarabunPSK"/>
+          <w:b w:val="false"/>
+          <w:bCs w:val="false"/>
+          <w:i w:val="false"/>
+          <w:iCs w:val="false"/>
+          <w:sz w:val="32"/>
+          <w:szCs w:val="32"/>
+        </w:rPr>
+        <w:t xml:space="preserve">เมื่อนับหยดได้แล้วและต้องการทราบว่าเท่ากับอัตราการไหลกี่มิลลิลิตรต่อชั่วโมง ให้ย้ายข้างสมการที่ ฉ.๒ จะได้</w:t>
+      </w:r>
+    </w:p>
+    <w:p>
+      <w:pPr>
+        <w:tabs>
+          <w:tab w:val="center" w:pos="4153"/>
+          <w:tab w:val="right" w:pos="8306"/>
+        </w:tabs>
+        <w:spacing w:after="140" w:before="140" w:line="300"/>
+        <w:jc w:val="left"/>
+      </w:pPr>
+      <w:r>
+        <w:rPr>
+          <w:rFonts w:ascii="TH SarabunPSK" w:cs="TH SarabunPSK" w:eastAsia="TH SarabunPSK" w:hAnsi="TH SarabunPSK"/>
+          <w:b w:val="false"/>
+          <w:bCs w:val="false"/>
+          <w:i w:val="false"/>
+          <w:iCs w:val="false"/>
+          <w:sz w:val="32"/>
+          <w:szCs w:val="32"/>
+        </w:rPr>
+        <w:t xml:space="preserve">	</w:t>
+      </w:r>
+      <w:r>
+        <w:rPr>
+          <w:rFonts w:ascii="TH SarabunPSK" w:cs="TH SarabunPSK" w:eastAsia="TH SarabunPSK" w:hAnsi="TH SarabunPSK"/>
+          <w:b/>
+          <w:bCs/>
+          <w:i w:val="false"/>
+          <w:iCs w:val="false"/>
+          <w:sz w:val="32"/>
+          <w:szCs w:val="32"/>
+        </w:rPr>
+        <w:t xml:space="preserve">Q  =  (R × ๖๐) ÷ F</w:t>
+      </w:r>
+      <w:r>
+        <w:rPr>
+          <w:rFonts w:ascii="TH SarabunPSK" w:cs="TH SarabunPSK" w:eastAsia="TH SarabunPSK" w:hAnsi="TH SarabunPSK"/>
+          <w:b w:val="false"/>
+          <w:bCs w:val="false"/>
+          <w:i w:val="false"/>
+          <w:iCs w:val="false"/>
+          <w:sz w:val="32"/>
+          <w:szCs w:val="32"/>
+        </w:rPr>
+        <w:t xml:space="preserve">	(ฉ.๓)</w:t>
+      </w:r>
+    </w:p>
+    <w:p>
+      <w:pPr>
+        <w:spacing w:after="60" w:line="300"/>
+        <w:ind w:firstLine="576"/>
+        <w:jc w:val="thaiDistribute"/>
+      </w:pPr>
+      <w:r>
+        <w:rPr>
+          <w:rFonts w:ascii="TH SarabunPSK" w:cs="TH SarabunPSK" w:eastAsia="TH SarabunPSK" w:hAnsi="TH SarabunPSK"/>
+          <w:b w:val="false"/>
+          <w:bCs w:val="false"/>
+          <w:i w:val="false"/>
+          <w:iCs w:val="false"/>
+          <w:sz w:val="32"/>
+          <w:szCs w:val="32"/>
+        </w:rPr>
+        <w:t xml:space="preserve">สมการนี้คือสมการที่ใช้ในหัวข้อ ๔.๗ การตรวจความถูกต้องหลังติดตั้ง และหัวข้อ ๗.๔ การตรวจสอบตามรอบเวลา โดยนำค่าที่คำนวณได้ไปเทียบกับตัวเลขบนหน้าจอเครื่องประจำเตียง</w:t>
+      </w:r>
+    </w:p>
+    <w:p>
+      <w:pPr>
+        <w:pStyle w:val="Heading3"/>
+        <w:spacing w:after="70" w:before="200"/>
+        <w:ind w:left="504"/>
+      </w:pPr>
+      <w:r>
+        <w:rPr>
+          <w:rFonts w:ascii="TH SarabunPSK" w:cs="TH SarabunPSK" w:eastAsia="TH SarabunPSK" w:hAnsi="TH SarabunPSK"/>
+          <w:b/>
+          <w:bCs/>
+          <w:i w:val="false"/>
+          <w:iCs w:val="false"/>
+          <w:sz w:val="32"/>
+          <w:szCs w:val="32"/>
+        </w:rPr>
+        <w:t xml:space="preserve">ฉ.๒.๓  ระยะเวลาที่สารน้ำจะหมดถุง</w:t>
+      </w:r>
+    </w:p>
+    <w:p>
+      <w:pPr>
+        <w:tabs>
+          <w:tab w:val="center" w:pos="4153"/>
+          <w:tab w:val="right" w:pos="8306"/>
+        </w:tabs>
+        <w:spacing w:after="140" w:before="140" w:line="300"/>
+        <w:jc w:val="left"/>
+      </w:pPr>
+      <w:r>
+        <w:rPr>
+          <w:rFonts w:ascii="TH SarabunPSK" w:cs="TH SarabunPSK" w:eastAsia="TH SarabunPSK" w:hAnsi="TH SarabunPSK"/>
+          <w:b w:val="false"/>
+          <w:bCs w:val="false"/>
+          <w:i w:val="false"/>
+          <w:iCs w:val="false"/>
+          <w:sz w:val="32"/>
+          <w:szCs w:val="32"/>
+        </w:rPr>
+        <w:t xml:space="preserve">	</w:t>
+      </w:r>
+      <w:r>
+        <w:rPr>
+          <w:rFonts w:ascii="TH SarabunPSK" w:cs="TH SarabunPSK" w:eastAsia="TH SarabunPSK" w:hAnsi="TH SarabunPSK"/>
+          <w:b/>
+          <w:bCs/>
+          <w:i w:val="false"/>
+          <w:iCs w:val="false"/>
+          <w:sz w:val="32"/>
+          <w:szCs w:val="32"/>
+        </w:rPr>
+        <w:t xml:space="preserve">T  =  V ÷ Q</w:t>
+      </w:r>
+      <w:r>
+        <w:rPr>
+          <w:rFonts w:ascii="TH SarabunPSK" w:cs="TH SarabunPSK" w:eastAsia="TH SarabunPSK" w:hAnsi="TH SarabunPSK"/>
+          <w:b w:val="false"/>
+          <w:bCs w:val="false"/>
+          <w:i w:val="false"/>
+          <w:iCs w:val="false"/>
+          <w:sz w:val="32"/>
+          <w:szCs w:val="32"/>
+        </w:rPr>
+        <w:t xml:space="preserve">	(ฉ.๔)</w:t>
+      </w:r>
+    </w:p>
+    <w:p>
+      <w:pPr>
+        <w:spacing w:after="40" w:line="300"/>
+        <w:ind w:left="1440" w:hanging="648"/>
+        <w:jc w:val="left"/>
+      </w:pPr>
+      <w:r>
+        <w:rPr>
+          <w:rFonts w:ascii="TH SarabunPSK" w:cs="TH SarabunPSK" w:eastAsia="TH SarabunPSK" w:hAnsi="TH SarabunPSK"/>
+          <w:b w:val="false"/>
+          <w:bCs w:val="false"/>
+          <w:i w:val="false"/>
+          <w:iCs w:val="false"/>
+          <w:sz w:val="32"/>
+          <w:szCs w:val="32"/>
+        </w:rPr>
+        <w:t xml:space="preserve">T  คือ ระยะเวลาจนสารน้ำหมดถุง หน่วยชั่วโมง</w:t>
+      </w:r>
+    </w:p>
+    <w:p>
+      <w:pPr>
+        <w:spacing w:after="40" w:line="300"/>
+        <w:ind w:left="1440" w:hanging="648"/>
+        <w:jc w:val="left"/>
+      </w:pPr>
+      <w:r>
+        <w:rPr>
+          <w:rFonts w:ascii="TH SarabunPSK" w:cs="TH SarabunPSK" w:eastAsia="TH SarabunPSK" w:hAnsi="TH SarabunPSK"/>
+          <w:b w:val="false"/>
+          <w:bCs w:val="false"/>
+          <w:i w:val="false"/>
+          <w:iCs w:val="false"/>
+          <w:sz w:val="32"/>
+          <w:szCs w:val="32"/>
+        </w:rPr>
+        <w:t xml:space="preserve">V  คือ ปริมาตรสารน้ำในถุง หน่วยมิลลิลิตร</w:t>
+      </w:r>
+    </w:p>
+    <w:p>
+      <w:pPr>
+        <w:spacing w:after="140" w:line="300"/>
+        <w:ind w:left="1440" w:hanging="648"/>
+        <w:jc w:val="left"/>
+      </w:pPr>
+      <w:r>
+        <w:rPr>
+          <w:rFonts w:ascii="TH SarabunPSK" w:cs="TH SarabunPSK" w:eastAsia="TH SarabunPSK" w:hAnsi="TH SarabunPSK"/>
+          <w:b w:val="false"/>
+          <w:bCs w:val="false"/>
+          <w:i w:val="false"/>
+          <w:iCs w:val="false"/>
+          <w:sz w:val="32"/>
+          <w:szCs w:val="32"/>
+        </w:rPr>
+        <w:t xml:space="preserve">Q  คือ อัตราการไหล หน่วยมิลลิลิตรต่อชั่วโมง</w:t>
+      </w:r>
+    </w:p>
+    <w:p>
+      <w:pPr>
+        <w:spacing w:after="60" w:line="300"/>
+        <w:ind w:firstLine="576"/>
+        <w:jc w:val="thaiDistribute"/>
+      </w:pPr>
+      <w:r>
+        <w:rPr>
+          <w:rFonts w:ascii="TH SarabunPSK" w:cs="TH SarabunPSK" w:eastAsia="TH SarabunPSK" w:hAnsi="TH SarabunPSK"/>
+          <w:b w:val="false"/>
+          <w:bCs w:val="false"/>
+          <w:i w:val="false"/>
+          <w:iCs w:val="false"/>
+          <w:sz w:val="32"/>
+          <w:szCs w:val="32"/>
+        </w:rPr>
+        <w:t xml:space="preserve">ตัวอย่าง สารน้ำ ๑๐๐๐ มิลลิลิตร ให้ที่ ๑๒๕ มิลลิลิตรต่อชั่วโมง จะได้ T เท่ากับ ๑๐๐๐ หารด้วย ๑๒๕ เท่ากับ ๘ ชั่วโมง</w:t>
+      </w:r>
+    </w:p>
+    <w:p>
+      <w:pPr>
+        <w:pStyle w:val="Heading2"/>
+        <w:spacing w:after="90" w:before="280"/>
+      </w:pPr>
+      <w:r>
+        <w:rPr>
+          <w:rFonts w:ascii="TH SarabunPSK" w:cs="TH SarabunPSK" w:eastAsia="TH SarabunPSK" w:hAnsi="TH SarabunPSK"/>
+          <w:b/>
+          <w:bCs/>
+          <w:i w:val="false"/>
+          <w:iCs w:val="false"/>
+          <w:sz w:val="36"/>
+          <w:szCs w:val="36"/>
+        </w:rPr>
+        <w:t xml:space="preserve">ฉ.๓  สมการที่เครื่องใช้คำนวณภายใน</w:t>
+      </w:r>
+    </w:p>
+    <w:p>
+      <w:pPr>
+        <w:spacing w:after="60" w:line="300"/>
+        <w:ind w:firstLine="576"/>
+        <w:jc w:val="thaiDistribute"/>
+      </w:pPr>
+      <w:r>
+        <w:rPr>
+          <w:rFonts w:ascii="TH SarabunPSK" w:cs="TH SarabunPSK" w:eastAsia="TH SarabunPSK" w:hAnsi="TH SarabunPSK"/>
+          <w:b w:val="false"/>
+          <w:bCs w:val="false"/>
+          <w:i w:val="false"/>
+          <w:iCs w:val="false"/>
+          <w:sz w:val="32"/>
+          <w:szCs w:val="32"/>
+        </w:rPr>
+        <w:t xml:space="preserve">หัวข้อนี้เป็นสมการที่เฟิร์มแวร์ใช้จริง ผู้ใช้งานทั่วไปไม่จำเป็นต้องคำนวณเอง แต่รวบรวมไว้เพื่อให้ผู้วิจัยตรวจสอบความถูกต้องของค่าที่ระบบรายงานได้</w:t>
+      </w:r>
+    </w:p>
+    <w:p>
+      <w:pPr>
+        <w:pStyle w:val="Heading3"/>
+        <w:spacing w:after="70" w:before="200"/>
+        <w:ind w:left="504"/>
+      </w:pPr>
+      <w:r>
+        <w:rPr>
+          <w:rFonts w:ascii="TH SarabunPSK" w:cs="TH SarabunPSK" w:eastAsia="TH SarabunPSK" w:hAnsi="TH SarabunPSK"/>
+          <w:b/>
+          <w:bCs/>
+          <w:i w:val="false"/>
+          <w:iCs w:val="false"/>
+          <w:sz w:val="32"/>
+          <w:szCs w:val="32"/>
+        </w:rPr>
+        <w:t xml:space="preserve">ฉ.๓.๑  ปริมาตรสารน้ำสะสมที่ผู้ป่วยได้รับ</w:t>
+      </w:r>
+    </w:p>
+    <w:p>
+      <w:pPr>
+        <w:spacing w:after="60" w:line="300"/>
+        <w:ind w:firstLine="576"/>
+        <w:jc w:val="thaiDistribute"/>
+      </w:pPr>
+      <w:r>
+        <w:rPr>
+          <w:rFonts w:ascii="TH SarabunPSK" w:cs="TH SarabunPSK" w:eastAsia="TH SarabunPSK" w:hAnsi="TH SarabunPSK"/>
+          <w:b w:val="false"/>
+          <w:bCs w:val="false"/>
+          <w:i w:val="false"/>
+          <w:iCs w:val="false"/>
+          <w:sz w:val="32"/>
+          <w:szCs w:val="32"/>
+        </w:rPr>
+        <w:t xml:space="preserve">เครื่องประจำเตียงนับจำนวนหยดสะสม แล้วแปลงกลับเป็นปริมาตรด้วยค่า Drop Factor</w:t>
+      </w:r>
+    </w:p>
+    <w:p>
+      <w:pPr>
+        <w:tabs>
+          <w:tab w:val="center" w:pos="4153"/>
+          <w:tab w:val="right" w:pos="8306"/>
+        </w:tabs>
+        <w:spacing w:after="140" w:before="140" w:line="300"/>
+        <w:jc w:val="left"/>
+      </w:pPr>
+      <w:r>
+        <w:rPr>
+          <w:rFonts w:ascii="TH SarabunPSK" w:cs="TH SarabunPSK" w:eastAsia="TH SarabunPSK" w:hAnsi="TH SarabunPSK"/>
+          <w:b w:val="false"/>
+          <w:bCs w:val="false"/>
+          <w:i w:val="false"/>
+          <w:iCs w:val="false"/>
+          <w:sz w:val="32"/>
+          <w:szCs w:val="32"/>
+        </w:rPr>
+        <w:t xml:space="preserve">	</w:t>
+      </w:r>
+      <w:r>
+        <w:rPr>
+          <w:rFonts w:ascii="TH SarabunPSK" w:cs="TH SarabunPSK" w:eastAsia="TH SarabunPSK" w:hAnsi="TH SarabunPSK"/>
+          <w:b/>
+          <w:bCs/>
+          <w:i w:val="false"/>
+          <w:iCs w:val="false"/>
+          <w:sz w:val="32"/>
+          <w:szCs w:val="32"/>
+        </w:rPr>
+        <w:t xml:space="preserve">V สะสม  =  N ÷ F</w:t>
+      </w:r>
+      <w:r>
+        <w:rPr>
+          <w:rFonts w:ascii="TH SarabunPSK" w:cs="TH SarabunPSK" w:eastAsia="TH SarabunPSK" w:hAnsi="TH SarabunPSK"/>
+          <w:b w:val="false"/>
+          <w:bCs w:val="false"/>
+          <w:i w:val="false"/>
+          <w:iCs w:val="false"/>
+          <w:sz w:val="32"/>
+          <w:szCs w:val="32"/>
+        </w:rPr>
+        <w:t xml:space="preserve">	(ฉ.๕)</w:t>
+      </w:r>
+    </w:p>
+    <w:p>
+      <w:pPr>
+        <w:spacing w:after="60" w:line="300"/>
+        <w:ind w:firstLine="576"/>
+        <w:jc w:val="thaiDistribute"/>
+      </w:pPr>
+      <w:r>
+        <w:rPr>
+          <w:rFonts w:ascii="TH SarabunPSK" w:cs="TH SarabunPSK" w:eastAsia="TH SarabunPSK" w:hAnsi="TH SarabunPSK"/>
+          <w:b w:val="false"/>
+          <w:bCs w:val="false"/>
+          <w:i w:val="false"/>
+          <w:iCs w:val="false"/>
+          <w:sz w:val="32"/>
+          <w:szCs w:val="32"/>
+        </w:rPr>
+        <w:t xml:space="preserve">เครื่องศูนย์กลางคำนวณค่านี้ใหม่จากจำนวนหยดที่ได้รับ โดยใช้ค่า Drop Factor ที่ตั้งไว้ที่ เครื่องศูนย์กลางเป็นหลัก จึงไม่มีความคลาดเคลื่อนสะสมจากการแปลงหน่วยสองต่อ</w:t>
+      </w:r>
+    </w:p>
+    <w:p>
+      <w:pPr>
+        <w:pStyle w:val="Heading3"/>
+        <w:spacing w:after="70" w:before="200"/>
+        <w:ind w:left="504"/>
+      </w:pPr>
+      <w:r>
+        <w:rPr>
+          <w:rFonts w:ascii="TH SarabunPSK" w:cs="TH SarabunPSK" w:eastAsia="TH SarabunPSK" w:hAnsi="TH SarabunPSK"/>
+          <w:b/>
+          <w:bCs/>
+          <w:i w:val="false"/>
+          <w:iCs w:val="false"/>
+          <w:sz w:val="32"/>
+          <w:szCs w:val="32"/>
+        </w:rPr>
+        <w:t xml:space="preserve">ฉ.๓.๒  อัตราการไหลที่เครื่องประจำเตียงวัดได้</w:t>
+      </w:r>
+    </w:p>
+    <w:p>
+      <w:pPr>
+        <w:spacing w:after="60" w:line="300"/>
+        <w:ind w:firstLine="576"/>
+        <w:jc w:val="thaiDistribute"/>
+      </w:pPr>
+      <w:r>
+        <w:rPr>
+          <w:rFonts w:ascii="TH SarabunPSK" w:cs="TH SarabunPSK" w:eastAsia="TH SarabunPSK" w:hAnsi="TH SarabunPSK"/>
+          <w:b w:val="false"/>
+          <w:bCs w:val="false"/>
+          <w:i w:val="false"/>
+          <w:iCs w:val="false"/>
+          <w:sz w:val="32"/>
+          <w:szCs w:val="32"/>
+        </w:rPr>
+        <w:t xml:space="preserve">เครื่องบันทึกเวลาที่หยดตกล่าสุด ๘ หยด แล้วคำนวณอัตราการไหลจากจำนวนหยดที่ตกจริง หารด้วยเวลาที่ใช้ไปทั้งหน้าต่าง</w:t>
+      </w:r>
+    </w:p>
+    <w:p>
+      <w:pPr>
+        <w:tabs>
+          <w:tab w:val="center" w:pos="4153"/>
+          <w:tab w:val="right" w:pos="8306"/>
+        </w:tabs>
+        <w:spacing w:after="140" w:before="140" w:line="300"/>
+        <w:jc w:val="left"/>
+      </w:pPr>
+      <w:r>
+        <w:rPr>
+          <w:rFonts w:ascii="TH SarabunPSK" w:cs="TH SarabunPSK" w:eastAsia="TH SarabunPSK" w:hAnsi="TH SarabunPSK"/>
+          <w:b w:val="false"/>
+          <w:bCs w:val="false"/>
+          <w:i w:val="false"/>
+          <w:iCs w:val="false"/>
+          <w:sz w:val="32"/>
+          <w:szCs w:val="32"/>
+        </w:rPr>
+        <w:t xml:space="preserve">	</w:t>
+      </w:r>
+      <w:r>
+        <w:rPr>
+          <w:rFonts w:ascii="TH SarabunPSK" w:cs="TH SarabunPSK" w:eastAsia="TH SarabunPSK" w:hAnsi="TH SarabunPSK"/>
+          <w:b/>
+          <w:bCs/>
+          <w:i w:val="false"/>
+          <w:iCs w:val="false"/>
+          <w:sz w:val="32"/>
+          <w:szCs w:val="32"/>
+        </w:rPr>
+        <w:t xml:space="preserve">Q  =  [ (n − ๑) ÷ F ] × ๓,๖๐๐,๐๐๐ ÷ Δt</w:t>
+      </w:r>
+      <w:r>
+        <w:rPr>
+          <w:rFonts w:ascii="TH SarabunPSK" w:cs="TH SarabunPSK" w:eastAsia="TH SarabunPSK" w:hAnsi="TH SarabunPSK"/>
+          <w:b w:val="false"/>
+          <w:bCs w:val="false"/>
+          <w:i w:val="false"/>
+          <w:iCs w:val="false"/>
+          <w:sz w:val="32"/>
+          <w:szCs w:val="32"/>
+        </w:rPr>
+        <w:t xml:space="preserve">	(ฉ.๖)</w:t>
+      </w:r>
+    </w:p>
+    <w:p>
+      <w:pPr>
+        <w:spacing w:after="40" w:line="300"/>
+        <w:ind w:left="1440" w:hanging="648"/>
+        <w:jc w:val="left"/>
+      </w:pPr>
+      <w:r>
+        <w:rPr>
+          <w:rFonts w:ascii="TH SarabunPSK" w:cs="TH SarabunPSK" w:eastAsia="TH SarabunPSK" w:hAnsi="TH SarabunPSK"/>
+          <w:b w:val="false"/>
+          <w:bCs w:val="false"/>
+          <w:i w:val="false"/>
+          <w:iCs w:val="false"/>
+          <w:sz w:val="32"/>
+          <w:szCs w:val="32"/>
+        </w:rPr>
+        <w:t xml:space="preserve">n   คือ จำนวนเวลาที่บันทึกไว้ในหน้าต่าง มากที่สุด ๘ ค่า</w:t>
+      </w:r>
+    </w:p>
+    <w:p>
+      <w:pPr>
+        <w:spacing w:after="40" w:line="300"/>
+        <w:ind w:left="1440" w:hanging="648"/>
+        <w:jc w:val="left"/>
+      </w:pPr>
+      <w:r>
+        <w:rPr>
+          <w:rFonts w:ascii="TH SarabunPSK" w:cs="TH SarabunPSK" w:eastAsia="TH SarabunPSK" w:hAnsi="TH SarabunPSK"/>
+          <w:b w:val="false"/>
+          <w:bCs w:val="false"/>
+          <w:i w:val="false"/>
+          <w:iCs w:val="false"/>
+          <w:sz w:val="32"/>
+          <w:szCs w:val="32"/>
+        </w:rPr>
+        <w:t xml:space="preserve">Δt  คือ ผลต่างระหว่างเวลาที่บันทึกใหม่สุดกับเก่าสุด หน่วยมิลลิวินาที</w:t>
+      </w:r>
+    </w:p>
+    <w:p>
+      <w:pPr>
+        <w:spacing w:after="140" w:line="300"/>
+        <w:ind w:left="1440" w:hanging="648"/>
+        <w:jc w:val="left"/>
+      </w:pPr>
+      <w:r>
+        <w:rPr>
+          <w:rFonts w:ascii="TH SarabunPSK" w:cs="TH SarabunPSK" w:eastAsia="TH SarabunPSK" w:hAnsi="TH SarabunPSK"/>
+          <w:b w:val="false"/>
+          <w:bCs w:val="false"/>
+          <w:i w:val="false"/>
+          <w:iCs w:val="false"/>
+          <w:sz w:val="32"/>
+          <w:szCs w:val="32"/>
+        </w:rPr>
+        <w:t xml:space="preserve">๓,๖๐๐,๐๐๐  คือ จำนวนมิลลิวินาทีในหนึ่งชั่วโมง ใช้แปลงหน่วยเวลาให้เป็นต่อชั่วโมง</w:t>
+      </w:r>
+    </w:p>
+    <w:p>
+      <w:pPr>
+        <w:spacing w:after="60" w:line="300"/>
+        <w:ind w:firstLine="576"/>
+        <w:jc w:val="thaiDistribute"/>
+      </w:pPr>
+      <w:r>
+        <w:rPr>
+          <w:rFonts w:ascii="TH SarabunPSK" w:cs="TH SarabunPSK" w:eastAsia="TH SarabunPSK" w:hAnsi="TH SarabunPSK"/>
+          <w:b w:val="false"/>
+          <w:bCs w:val="false"/>
+          <w:i w:val="false"/>
+          <w:iCs w:val="false"/>
+          <w:sz w:val="32"/>
+          <w:szCs w:val="32"/>
+        </w:rPr>
+        <w:t xml:space="preserve">เหตุที่ใช้ n ลบหนึ่ง เพราะเวลา n ค่าแบ่งช่วงเวลาออกเป็น n ลบหนึ่งช่วง จึงมีหยดตกจริง n ลบหนึ่งหยดในช่วงเวลา Δt นั้น สมการนี้จึงเป็นการนับหยดจริงต่อเวลาจริง ซึ่งเป็นวิธีเดียวกับที่พยาบาลนับหยดหนึ่งนาที ค่าที่อ่านจากหน้าจอจึงตรงกับค่าที่พยาบาลนับได้</w:t>
+      </w:r>
+    </w:p>
+    <w:p>
+      <w:pPr>
+        <w:pStyle w:val="Heading3"/>
+        <w:spacing w:after="70" w:before="200"/>
+        <w:ind w:left="504"/>
+      </w:pPr>
+      <w:r>
+        <w:rPr>
+          <w:rFonts w:ascii="TH SarabunPSK" w:cs="TH SarabunPSK" w:eastAsia="TH SarabunPSK" w:hAnsi="TH SarabunPSK"/>
+          <w:b/>
+          <w:bCs/>
+          <w:i w:val="false"/>
+          <w:iCs w:val="false"/>
+          <w:sz w:val="32"/>
+          <w:szCs w:val="32"/>
+        </w:rPr>
+        <w:t xml:space="preserve">ฉ.๓.๓  อัตราการไหลที่บันทึกลงบันทึกรายนาที</w:t>
+      </w:r>
+    </w:p>
+    <w:p>
+      <w:pPr>
+        <w:spacing w:after="60" w:line="300"/>
+        <w:ind w:firstLine="576"/>
+        <w:jc w:val="thaiDistribute"/>
+      </w:pPr>
+      <w:r>
+        <w:rPr>
+          <w:rFonts w:ascii="TH SarabunPSK" w:cs="TH SarabunPSK" w:eastAsia="TH SarabunPSK" w:hAnsi="TH SarabunPSK"/>
+          <w:b w:val="false"/>
+          <w:bCs w:val="false"/>
+          <w:i w:val="false"/>
+          <w:iCs w:val="false"/>
+          <w:sz w:val="32"/>
+          <w:szCs w:val="32"/>
+        </w:rPr>
+        <w:t xml:space="preserve">เครื่องศูนย์กลางบันทึกข้อมูลทุกหนึ่งนาที โดยคำนวณอัตราการไหลจากจำนวนหยดที่นับได้จริงในนาทีนั้น</w:t>
+      </w:r>
+    </w:p>
+    <w:p>
+      <w:pPr>
+        <w:tabs>
+          <w:tab w:val="center" w:pos="4153"/>
+          <w:tab w:val="right" w:pos="8306"/>
+        </w:tabs>
+        <w:spacing w:after="140" w:before="140" w:line="300"/>
+        <w:jc w:val="left"/>
+      </w:pPr>
+      <w:r>
+        <w:rPr>
+          <w:rFonts w:ascii="TH SarabunPSK" w:cs="TH SarabunPSK" w:eastAsia="TH SarabunPSK" w:hAnsi="TH SarabunPSK"/>
+          <w:b w:val="false"/>
+          <w:bCs w:val="false"/>
+          <w:i w:val="false"/>
+          <w:iCs w:val="false"/>
+          <w:sz w:val="32"/>
+          <w:szCs w:val="32"/>
+        </w:rPr>
+        <w:t xml:space="preserve">	</w:t>
+      </w:r>
+      <w:r>
+        <w:rPr>
+          <w:rFonts w:ascii="TH SarabunPSK" w:cs="TH SarabunPSK" w:eastAsia="TH SarabunPSK" w:hAnsi="TH SarabunPSK"/>
+          <w:b/>
+          <w:bCs/>
+          <w:i w:val="false"/>
+          <w:iCs w:val="false"/>
+          <w:sz w:val="32"/>
+          <w:szCs w:val="32"/>
+        </w:rPr>
+        <w:t xml:space="preserve">Q  =  ( N ๑ นาที ÷ F ) × ๖๐</w:t>
+      </w:r>
+      <w:r>
+        <w:rPr>
+          <w:rFonts w:ascii="TH SarabunPSK" w:cs="TH SarabunPSK" w:eastAsia="TH SarabunPSK" w:hAnsi="TH SarabunPSK"/>
+          <w:b w:val="false"/>
+          <w:bCs w:val="false"/>
+          <w:i w:val="false"/>
+          <w:iCs w:val="false"/>
+          <w:sz w:val="32"/>
+          <w:szCs w:val="32"/>
+        </w:rPr>
+        <w:t xml:space="preserve">	(ฉ.๗)</w:t>
+      </w:r>
+    </w:p>
+    <w:p>
+      <w:pPr>
+        <w:spacing w:after="60" w:line="300"/>
+        <w:ind w:firstLine="576"/>
+        <w:jc w:val="thaiDistribute"/>
+      </w:pPr>
+      <w:r>
+        <w:rPr>
+          <w:rFonts w:ascii="TH SarabunPSK" w:cs="TH SarabunPSK" w:eastAsia="TH SarabunPSK" w:hAnsi="TH SarabunPSK"/>
+          <w:b w:val="false"/>
+          <w:bCs w:val="false"/>
+          <w:i w:val="false"/>
+          <w:iCs w:val="false"/>
+          <w:sz w:val="32"/>
+          <w:szCs w:val="32"/>
+        </w:rPr>
+        <w:t xml:space="preserve">สมการที่ ฉ.๖ และ ฉ.๗ ให้ผลตรงกัน เพราะทั้งคู่คือการนับหยดจริงหารด้วยเวลาจริง ต่างกันเพียงความยาวของช่วงเวลาที่ใช้ ค่าที่แสดงบนหน้าจอกับค่าที่บันทึกไว้จึงไม่ขัดแย้งกัน</w:t>
+      </w:r>
+    </w:p>
+    <w:p>
+      <w:pPr>
+        <w:pStyle w:val="Heading3"/>
+        <w:spacing w:after="70" w:before="200"/>
+        <w:ind w:left="504"/>
+      </w:pPr>
+      <w:r>
+        <w:rPr>
+          <w:rFonts w:ascii="TH SarabunPSK" w:cs="TH SarabunPSK" w:eastAsia="TH SarabunPSK" w:hAnsi="TH SarabunPSK"/>
+          <w:b/>
+          <w:bCs/>
+          <w:i w:val="false"/>
+          <w:iCs w:val="false"/>
+          <w:sz w:val="32"/>
+          <w:szCs w:val="32"/>
+        </w:rPr>
+        <w:t xml:space="preserve">ฉ.๓.๔  คาบการหยดตามอัตราที่ตั้งไว้</w:t>
+      </w:r>
+    </w:p>
+    <w:p>
+      <w:pPr>
+        <w:spacing w:after="60" w:line="300"/>
+        <w:ind w:firstLine="576"/>
+        <w:jc w:val="thaiDistribute"/>
+      </w:pPr>
+      <w:r>
+        <w:rPr>
+          <w:rFonts w:ascii="TH SarabunPSK" w:cs="TH SarabunPSK" w:eastAsia="TH SarabunPSK" w:hAnsi="TH SarabunPSK"/>
+          <w:b w:val="false"/>
+          <w:bCs w:val="false"/>
+          <w:i w:val="false"/>
+          <w:iCs w:val="false"/>
+          <w:sz w:val="32"/>
+          <w:szCs w:val="32"/>
+        </w:rPr>
+        <w:t xml:space="preserve">ใช้กำหนดจังหวะภาพหยดน้ำบนหน้าจอ และใช้เป็นฐานในการตัดสินว่าสายพับหรือไม่</w:t>
+      </w:r>
+    </w:p>
+    <w:p>
+      <w:pPr>
+        <w:tabs>
+          <w:tab w:val="center" w:pos="4153"/>
+          <w:tab w:val="right" w:pos="8306"/>
+        </w:tabs>
+        <w:spacing w:after="140" w:before="140" w:line="300"/>
+        <w:jc w:val="left"/>
+      </w:pPr>
+      <w:r>
+        <w:rPr>
+          <w:rFonts w:ascii="TH SarabunPSK" w:cs="TH SarabunPSK" w:eastAsia="TH SarabunPSK" w:hAnsi="TH SarabunPSK"/>
+          <w:b w:val="false"/>
+          <w:bCs w:val="false"/>
+          <w:i w:val="false"/>
+          <w:iCs w:val="false"/>
+          <w:sz w:val="32"/>
+          <w:szCs w:val="32"/>
+        </w:rPr>
+        <w:t xml:space="preserve">	</w:t>
+      </w:r>
+      <w:r>
+        <w:rPr>
+          <w:rFonts w:ascii="TH SarabunPSK" w:cs="TH SarabunPSK" w:eastAsia="TH SarabunPSK" w:hAnsi="TH SarabunPSK"/>
+          <w:b/>
+          <w:bCs/>
+          <w:i w:val="false"/>
+          <w:iCs w:val="false"/>
+          <w:sz w:val="32"/>
+          <w:szCs w:val="32"/>
+        </w:rPr>
+        <w:t xml:space="preserve">T หยด  =  ๓,๖๐๐,๐๐๐ ÷ ( Q × F )</w:t>
+      </w:r>
+      <w:r>
+        <w:rPr>
+          <w:rFonts w:ascii="TH SarabunPSK" w:cs="TH SarabunPSK" w:eastAsia="TH SarabunPSK" w:hAnsi="TH SarabunPSK"/>
+          <w:b w:val="false"/>
+          <w:bCs w:val="false"/>
+          <w:i w:val="false"/>
+          <w:iCs w:val="false"/>
+          <w:sz w:val="32"/>
+          <w:szCs w:val="32"/>
+        </w:rPr>
+        <w:t xml:space="preserve">	(ฉ.๘)</w:t>
+      </w:r>
+    </w:p>
+    <w:p>
+      <w:pPr>
+        <w:spacing w:after="60" w:line="300"/>
+        <w:ind w:firstLine="576"/>
+        <w:jc w:val="thaiDistribute"/>
+      </w:pPr>
+      <w:r>
+        <w:rPr>
+          <w:rFonts w:ascii="TH SarabunPSK" w:cs="TH SarabunPSK" w:eastAsia="TH SarabunPSK" w:hAnsi="TH SarabunPSK"/>
+          <w:b w:val="false"/>
+          <w:bCs w:val="false"/>
+          <w:i w:val="false"/>
+          <w:iCs w:val="false"/>
+          <w:sz w:val="32"/>
+          <w:szCs w:val="32"/>
+        </w:rPr>
+        <w:t xml:space="preserve">เมื่อ T หยด คือ ระยะเวลาระหว่างหยดสองหยดที่ติดกัน หน่วยมิลลิวินาที ตัวส่วนคือจำนวนหยดทั้งหมดในหนึ่งชั่วโมงตามสมการที่ ฉ.๑</w:t>
+      </w:r>
+    </w:p>
+    <w:p>
+      <w:pPr>
+        <w:pStyle w:val="Heading3"/>
+        <w:spacing w:after="70" w:before="200"/>
+        <w:ind w:left="504"/>
+      </w:pPr>
+      <w:r>
+        <w:rPr>
+          <w:rFonts w:ascii="TH SarabunPSK" w:cs="TH SarabunPSK" w:eastAsia="TH SarabunPSK" w:hAnsi="TH SarabunPSK"/>
+          <w:b/>
+          <w:bCs/>
+          <w:i w:val="false"/>
+          <w:iCs w:val="false"/>
+          <w:sz w:val="32"/>
+          <w:szCs w:val="32"/>
+        </w:rPr>
+        <w:t xml:space="preserve">ฉ.๓.๕  เกณฑ์เวลาที่ใช้ตัดสินว่าสายพับ</w:t>
+      </w:r>
+    </w:p>
+    <w:p>
+      <w:pPr>
+        <w:spacing w:after="60" w:line="300"/>
+        <w:ind w:firstLine="576"/>
+        <w:jc w:val="thaiDistribute"/>
+      </w:pPr>
+      <w:r>
+        <w:rPr>
+          <w:rFonts w:ascii="TH SarabunPSK" w:cs="TH SarabunPSK" w:eastAsia="TH SarabunPSK" w:hAnsi="TH SarabunPSK"/>
+          <w:b w:val="false"/>
+          <w:bCs w:val="false"/>
+          <w:i w:val="false"/>
+          <w:iCs w:val="false"/>
+          <w:sz w:val="32"/>
+          <w:szCs w:val="32"/>
+        </w:rPr>
+        <w:t xml:space="preserve">ระบบถือว่าสายพับหรือหยุดไหล เมื่อไม่มีหยดใดตกเลยนานเกิน ๒.๕ เท่าของคาบการหยดตามเป้าหมาย</w:t>
+      </w:r>
+    </w:p>
+    <w:p>
+      <w:pPr>
+        <w:tabs>
+          <w:tab w:val="center" w:pos="4153"/>
+          <w:tab w:val="right" w:pos="8306"/>
+        </w:tabs>
+        <w:spacing w:after="140" w:before="140" w:line="300"/>
+        <w:jc w:val="left"/>
+      </w:pPr>
+      <w:r>
+        <w:rPr>
+          <w:rFonts w:ascii="TH SarabunPSK" w:cs="TH SarabunPSK" w:eastAsia="TH SarabunPSK" w:hAnsi="TH SarabunPSK"/>
+          <w:b w:val="false"/>
+          <w:bCs w:val="false"/>
+          <w:i w:val="false"/>
+          <w:iCs w:val="false"/>
+          <w:sz w:val="32"/>
+          <w:szCs w:val="32"/>
+        </w:rPr>
+        <w:t xml:space="preserve">	</w:t>
+      </w:r>
+      <w:r>
+        <w:rPr>
+          <w:rFonts w:ascii="TH SarabunPSK" w:cs="TH SarabunPSK" w:eastAsia="TH SarabunPSK" w:hAnsi="TH SarabunPSK"/>
+          <w:b/>
+          <w:bCs/>
+          <w:i w:val="false"/>
+          <w:iCs w:val="false"/>
+          <w:sz w:val="32"/>
+          <w:szCs w:val="32"/>
+        </w:rPr>
+        <w:t xml:space="preserve">T สายพับ  =  ๒.๕ × T หยด</w:t>
+      </w:r>
+      <w:r>
+        <w:rPr>
+          <w:rFonts w:ascii="TH SarabunPSK" w:cs="TH SarabunPSK" w:eastAsia="TH SarabunPSK" w:hAnsi="TH SarabunPSK"/>
+          <w:b w:val="false"/>
+          <w:bCs w:val="false"/>
+          <w:i w:val="false"/>
+          <w:iCs w:val="false"/>
+          <w:sz w:val="32"/>
+          <w:szCs w:val="32"/>
+        </w:rPr>
+        <w:t xml:space="preserve">	(ฉ.๙)</w:t>
+      </w:r>
+    </w:p>
+    <w:p>
+      <w:pPr>
+        <w:spacing w:after="60" w:line="300"/>
+        <w:ind w:firstLine="576"/>
+        <w:jc w:val="thaiDistribute"/>
+      </w:pPr>
+      <w:r>
+        <w:rPr>
+          <w:rFonts w:ascii="TH SarabunPSK" w:cs="TH SarabunPSK" w:eastAsia="TH SarabunPSK" w:hAnsi="TH SarabunPSK"/>
+          <w:b w:val="false"/>
+          <w:bCs w:val="false"/>
+          <w:i w:val="false"/>
+          <w:iCs w:val="false"/>
+          <w:sz w:val="32"/>
+          <w:szCs w:val="32"/>
+        </w:rPr>
+        <w:t xml:space="preserve">โดยจำกัดค่าไว้ระหว่าง ๘ วินาที ถึง ๓๐๐ วินาที ค่าต่ำสุด ๘ วินาทีป้องกันการเตือนพร่ำเพรื่อ เมื่อตั้งอัตราไหลสูง ส่วนค่าสูงสุด ๓๐๐ วินาทีทำให้ยังตรวจจับได้แม้ตั้งอัตราไหลต่ำมาก</w:t>
+      </w:r>
+    </w:p>
+    <w:p>
+      <w:pPr>
+        <w:pStyle w:val="Heading2"/>
+        <w:spacing w:after="90" w:before="280"/>
+      </w:pPr>
+      <w:r>
+        <w:rPr>
+          <w:rFonts w:ascii="TH SarabunPSK" w:cs="TH SarabunPSK" w:eastAsia="TH SarabunPSK" w:hAnsi="TH SarabunPSK"/>
+          <w:b/>
+          <w:bCs/>
+          <w:i w:val="false"/>
+          <w:iCs w:val="false"/>
+          <w:sz w:val="36"/>
+          <w:szCs w:val="36"/>
+        </w:rPr>
+        <w:t xml:space="preserve">ฉ.๔  สมการเกณฑ์การตัดสิน</w:t>
+      </w:r>
+    </w:p>
+    <w:p>
+      <w:pPr>
+        <w:pStyle w:val="Heading3"/>
+        <w:spacing w:after="70" w:before="200"/>
+        <w:ind w:left="504"/>
+      </w:pPr>
+      <w:r>
+        <w:rPr>
+          <w:rFonts w:ascii="TH SarabunPSK" w:cs="TH SarabunPSK" w:eastAsia="TH SarabunPSK" w:hAnsi="TH SarabunPSK"/>
+          <w:b/>
+          <w:bCs/>
+          <w:i w:val="false"/>
+          <w:iCs w:val="false"/>
+          <w:sz w:val="32"/>
+          <w:szCs w:val="32"/>
+        </w:rPr>
+        <w:t xml:space="preserve">ฉ.๔.๑  เกณฑ์ยอมรับของการตรวจความถูกต้อง</w:t>
+      </w:r>
+    </w:p>
+    <w:p>
+      <w:pPr>
+        <w:spacing w:after="60" w:line="300"/>
+        <w:ind w:firstLine="576"/>
+        <w:jc w:val="thaiDistribute"/>
+      </w:pPr>
+      <w:r>
+        <w:rPr>
+          <w:rFonts w:ascii="TH SarabunPSK" w:cs="TH SarabunPSK" w:eastAsia="TH SarabunPSK" w:hAnsi="TH SarabunPSK"/>
+          <w:b w:val="false"/>
+          <w:bCs w:val="false"/>
+          <w:i w:val="false"/>
+          <w:iCs w:val="false"/>
+          <w:sz w:val="32"/>
+          <w:szCs w:val="32"/>
+        </w:rPr>
+        <w:t xml:space="preserve">ใช้ในหัวข้อ ๔.๗ และ ๗.๔ ถือว่าผ่านเมื่อค่าที่วัดได้ต่างจากคำสั่งการรักษาไม่เกินร้อยละ ๑๐</w:t>
+      </w:r>
+    </w:p>
+    <w:p>
+      <w:pPr>
+        <w:tabs>
+          <w:tab w:val="center" w:pos="4153"/>
+          <w:tab w:val="right" w:pos="8306"/>
+        </w:tabs>
+        <w:spacing w:after="140" w:before="140" w:line="300"/>
+        <w:jc w:val="left"/>
+      </w:pPr>
+      <w:r>
+        <w:rPr>
+          <w:rFonts w:ascii="TH SarabunPSK" w:cs="TH SarabunPSK" w:eastAsia="TH SarabunPSK" w:hAnsi="TH SarabunPSK"/>
+          <w:b w:val="false"/>
+          <w:bCs w:val="false"/>
+          <w:i w:val="false"/>
+          <w:iCs w:val="false"/>
+          <w:sz w:val="32"/>
+          <w:szCs w:val="32"/>
+        </w:rPr>
+        <w:t xml:space="preserve">	</w:t>
+      </w:r>
+      <w:r>
+        <w:rPr>
+          <w:rFonts w:ascii="TH SarabunPSK" w:cs="TH SarabunPSK" w:eastAsia="TH SarabunPSK" w:hAnsi="TH SarabunPSK"/>
+          <w:b/>
+          <w:bCs/>
+          <w:i w:val="false"/>
+          <w:iCs w:val="false"/>
+          <w:sz w:val="32"/>
+          <w:szCs w:val="32"/>
+        </w:rPr>
+        <w:t xml:space="preserve">| Q วัดได้ − Q ตามคำสั่ง |  ÷  Q ตามคำสั่ง  ≤  ๐.๑๐</w:t>
+      </w:r>
+      <w:r>
+        <w:rPr>
+          <w:rFonts w:ascii="TH SarabunPSK" w:cs="TH SarabunPSK" w:eastAsia="TH SarabunPSK" w:hAnsi="TH SarabunPSK"/>
+          <w:b w:val="false"/>
+          <w:bCs w:val="false"/>
+          <w:i w:val="false"/>
+          <w:iCs w:val="false"/>
+          <w:sz w:val="32"/>
+          <w:szCs w:val="32"/>
+        </w:rPr>
+        <w:t xml:space="preserve">	(ฉ.๑๐)</w:t>
+      </w:r>
+    </w:p>
+    <w:p>
+      <w:pPr>
+        <w:pStyle w:val="Heading3"/>
+        <w:spacing w:after="70" w:before="200"/>
+        <w:ind w:left="504"/>
+      </w:pPr>
+      <w:r>
+        <w:rPr>
+          <w:rFonts w:ascii="TH SarabunPSK" w:cs="TH SarabunPSK" w:eastAsia="TH SarabunPSK" w:hAnsi="TH SarabunPSK"/>
+          <w:b/>
+          <w:bCs/>
+          <w:i w:val="false"/>
+          <w:iCs w:val="false"/>
+          <w:sz w:val="32"/>
+          <w:szCs w:val="32"/>
+        </w:rPr>
+        <w:t xml:space="preserve">ฉ.๔.๒  เกณฑ์การแจ้งเตือนอัตราการไหลผิดปกติ</w:t>
+      </w:r>
+    </w:p>
+    <w:p>
+      <w:pPr>
+        <w:spacing w:after="60" w:line="300"/>
+        <w:ind w:firstLine="576"/>
+        <w:jc w:val="thaiDistribute"/>
+      </w:pPr>
+      <w:r>
+        <w:rPr>
+          <w:rFonts w:ascii="TH SarabunPSK" w:cs="TH SarabunPSK" w:eastAsia="TH SarabunPSK" w:hAnsi="TH SarabunPSK"/>
+          <w:b w:val="false"/>
+          <w:bCs w:val="false"/>
+          <w:i w:val="false"/>
+          <w:iCs w:val="false"/>
+          <w:sz w:val="32"/>
+          <w:szCs w:val="32"/>
+        </w:rPr>
+        <w:t xml:space="preserve">ระบบจะแจ้งเตือนเมื่อเข้าเงื่อนไขต่อไปนี้และเป็นเช่นนั้นต่อเนื่องนานเกิน ๒๐ วินาที การกำหนดให้ต้องต่อเนื่องก่อนช่วยไม่ให้เสียงเตือนดังจากการแกว่งชั่วครู่ เช่น ผู้ป่วยขยับแขน</w:t>
+      </w:r>
+    </w:p>
+    <w:p>
+      <w:pPr>
+        <w:tabs>
+          <w:tab w:val="center" w:pos="4153"/>
+          <w:tab w:val="right" w:pos="8306"/>
+        </w:tabs>
+        <w:spacing w:after="140" w:before="140" w:line="300"/>
+        <w:jc w:val="left"/>
+      </w:pPr>
+      <w:r>
+        <w:rPr>
+          <w:rFonts w:ascii="TH SarabunPSK" w:cs="TH SarabunPSK" w:eastAsia="TH SarabunPSK" w:hAnsi="TH SarabunPSK"/>
+          <w:b w:val="false"/>
+          <w:bCs w:val="false"/>
+          <w:i w:val="false"/>
+          <w:iCs w:val="false"/>
+          <w:sz w:val="32"/>
+          <w:szCs w:val="32"/>
+        </w:rPr>
+        <w:t xml:space="preserve">	</w:t>
+      </w:r>
+      <w:r>
+        <w:rPr>
+          <w:rFonts w:ascii="TH SarabunPSK" w:cs="TH SarabunPSK" w:eastAsia="TH SarabunPSK" w:hAnsi="TH SarabunPSK"/>
+          <w:b/>
+          <w:bCs/>
+          <w:i w:val="false"/>
+          <w:iCs w:val="false"/>
+          <w:sz w:val="32"/>
+          <w:szCs w:val="32"/>
+        </w:rPr>
+        <w:t xml:space="preserve">เตือน FAST เมื่อ  Q จริง  &gt;  ๑.๓๕ × Q ตามคำสั่ง</w:t>
+      </w:r>
+      <w:r>
+        <w:rPr>
+          <w:rFonts w:ascii="TH SarabunPSK" w:cs="TH SarabunPSK" w:eastAsia="TH SarabunPSK" w:hAnsi="TH SarabunPSK"/>
+          <w:b w:val="false"/>
+          <w:bCs w:val="false"/>
+          <w:i w:val="false"/>
+          <w:iCs w:val="false"/>
+          <w:sz w:val="32"/>
+          <w:szCs w:val="32"/>
+        </w:rPr>
+        <w:t xml:space="preserve">	(ฉ.๑๑)</w:t>
+      </w:r>
+    </w:p>
+    <w:p>
+      <w:pPr>
+        <w:tabs>
+          <w:tab w:val="center" w:pos="4153"/>
+          <w:tab w:val="right" w:pos="8306"/>
+        </w:tabs>
+        <w:spacing w:after="140" w:before="140" w:line="300"/>
+        <w:jc w:val="left"/>
+      </w:pPr>
+      <w:r>
+        <w:rPr>
+          <w:rFonts w:ascii="TH SarabunPSK" w:cs="TH SarabunPSK" w:eastAsia="TH SarabunPSK" w:hAnsi="TH SarabunPSK"/>
+          <w:b w:val="false"/>
+          <w:bCs w:val="false"/>
+          <w:i w:val="false"/>
+          <w:iCs w:val="false"/>
+          <w:sz w:val="32"/>
+          <w:szCs w:val="32"/>
+        </w:rPr>
+        <w:t xml:space="preserve">	</w:t>
+      </w:r>
+      <w:r>
+        <w:rPr>
+          <w:rFonts w:ascii="TH SarabunPSK" w:cs="TH SarabunPSK" w:eastAsia="TH SarabunPSK" w:hAnsi="TH SarabunPSK"/>
+          <w:b/>
+          <w:bCs/>
+          <w:i w:val="false"/>
+          <w:iCs w:val="false"/>
+          <w:sz w:val="32"/>
+          <w:szCs w:val="32"/>
+        </w:rPr>
+        <w:t xml:space="preserve">เตือน SLOW เมื่อ  Q จริง  &lt;  ๐.๖๕ × Q ตามคำสั่ง</w:t>
+      </w:r>
+      <w:r>
+        <w:rPr>
+          <w:rFonts w:ascii="TH SarabunPSK" w:cs="TH SarabunPSK" w:eastAsia="TH SarabunPSK" w:hAnsi="TH SarabunPSK"/>
+          <w:b w:val="false"/>
+          <w:bCs w:val="false"/>
+          <w:i w:val="false"/>
+          <w:iCs w:val="false"/>
+          <w:sz w:val="32"/>
+          <w:szCs w:val="32"/>
+        </w:rPr>
+        <w:t xml:space="preserve">	(ฉ.๑๒)</w:t>
+      </w:r>
+    </w:p>
+    <w:tbl>
+      <w:tblPr>
+        <w:tblW w:type="dxa" w:w="8306"/>
+        <w:tblBorders>
+          <w:top w:val="single" w:color="C00000" w:sz="8"/>
+          <w:left w:val="single" w:color="C00000" w:sz="8"/>
+          <w:bottom w:val="single" w:color="C00000" w:sz="8"/>
+          <w:right w:val="single" w:color="C00000" w:sz="8"/>
+          <w:insideH w:val="single" w:color="C00000" w:sz="8"/>
+          <w:insideV w:val="single" w:color="C00000" w:sz="8"/>
+        </w:tblBorders>
+      </w:tblPr>
+      <w:tblGrid>
+        <w:gridCol w:w="8306"/>
+      </w:tblGrid>
+      <w:tr>
+        <w:tc>
+          <w:tcPr>
+            <w:tcW w:type="dxa" w:w="8306"/>
+            <w:shd w:fill="FCE4E4" w:color="auto" w:val="clear"/>
+            <w:tcMar>
+              <w:top w:type="dxa" w:w="120"/>
+              <w:left w:type="dxa" w:w="160"/>
+              <w:bottom w:type="dxa" w:w="120"/>
+              <w:right w:type="dxa" w:w="160"/>
+            </w:tcMar>
+          </w:tcPr>
+          <w:p>
+            <w:pPr>
+              <w:spacing w:after="60"/>
+            </w:pPr>
+            <w:r>
+              <w:rPr>
+                <w:rFonts w:ascii="TH SarabunPSK" w:cs="TH SarabunPSK" w:eastAsia="TH SarabunPSK" w:hAnsi="TH SarabunPSK"/>
+                <w:b/>
+                <w:bCs/>
+                <w:i w:val="false"/>
+                <w:iCs w:val="false"/>
+                <w:sz w:val="32"/>
+                <w:szCs w:val="32"/>
+              </w:rPr>
+              <w:t xml:space="preserve">ข้อควรระวังสำคัญ  เกณฑ์เตือนกับเกณฑ์ตรวจสอบไม่ใช่ค่าเดียวกัน</w:t>
+            </w:r>
+          </w:p>
+          <w:p>
+            <w:pPr>
+              <w:spacing w:after="40" w:line="300"/>
+              <w:ind w:left="360" w:hanging="360"/>
+            </w:pPr>
+            <w:r>
+              <w:rPr>
+                <w:rFonts w:ascii="TH SarabunPSK" w:cs="TH SarabunPSK" w:eastAsia="TH SarabunPSK" w:hAnsi="TH SarabunPSK"/>
+                <w:b w:val="false"/>
+                <w:bCs w:val="false"/>
+                <w:i w:val="false"/>
+                <w:iCs w:val="false"/>
+                <w:sz w:val="32"/>
+                <w:szCs w:val="32"/>
+              </w:rPr>
+              <w:t xml:space="preserve">เกณฑ์แจ้งเตือนตามสมการที่ ฉ.๑๑ และ ฉ.๑๒ คือ บวกลบร้อยละ ๓๕</w:t>
+            </w:r>
+          </w:p>
+          <w:p>
+            <w:pPr>
+              <w:spacing w:after="40" w:line="300"/>
+              <w:ind w:left="360" w:hanging="360"/>
+            </w:pPr>
+            <w:r>
+              <w:rPr>
+                <w:rFonts w:ascii="TH SarabunPSK" w:cs="TH SarabunPSK" w:eastAsia="TH SarabunPSK" w:hAnsi="TH SarabunPSK"/>
+                <w:b w:val="false"/>
+                <w:bCs w:val="false"/>
+                <w:i w:val="false"/>
+                <w:iCs w:val="false"/>
+                <w:sz w:val="32"/>
+                <w:szCs w:val="32"/>
+              </w:rPr>
+              <w:t xml:space="preserve">เกณฑ์ยอมรับของการตรวจความถูกต้องตามสมการที่ ฉ.๑๐ คือ บวกลบร้อยละ ๑๐</w:t>
+            </w:r>
+          </w:p>
+          <w:p>
+            <w:pPr>
+              <w:spacing w:after="40" w:line="300"/>
+              <w:ind w:left="360" w:hanging="360"/>
+            </w:pPr>
+            <w:r>
+              <w:rPr>
+                <w:rFonts w:ascii="TH SarabunPSK" w:cs="TH SarabunPSK" w:eastAsia="TH SarabunPSK" w:hAnsi="TH SarabunPSK"/>
+                <w:b w:val="false"/>
+                <w:bCs w:val="false"/>
+                <w:i w:val="false"/>
+                <w:iCs w:val="false"/>
+                <w:sz w:val="32"/>
+                <w:szCs w:val="32"/>
+              </w:rPr>
+              <w:t xml:space="preserve">สองค่านี้ต่างกันโดยเจตนา เพราะทำหน้าที่คนละอย่าง เกณฑ์เตือนกว้างกว่าเพื่อไม่ให้เสียงดังพร่ำเพรื่อจนพยาบาลเลิกสนใจ ส่วนเกณฑ์ตรวจสอบแคบกว่าเพื่อคุมคุณภาพ</w:t>
+            </w:r>
+          </w:p>
+          <w:p>
+            <w:pPr>
+              <w:spacing w:after="40" w:line="300"/>
+              <w:ind w:left="360" w:hanging="360"/>
+            </w:pPr>
+            <w:r>
+              <w:rPr>
+                <w:rFonts w:ascii="TH SarabunPSK" w:cs="TH SarabunPSK" w:eastAsia="TH SarabunPSK" w:hAnsi="TH SarabunPSK"/>
+                <w:b w:val="false"/>
+                <w:bCs w:val="false"/>
+                <w:i w:val="false"/>
+                <w:iCs w:val="false"/>
+                <w:sz w:val="32"/>
+                <w:szCs w:val="32"/>
+              </w:rPr>
+              <w:t xml:space="preserve">ดังนั้น การที่ระบบไม่แจ้งเตือน ไม่ได้แปลว่าอัตราการไหลอยู่ในเกณฑ์บวกลบร้อยละ ๑๐</w:t>
+            </w:r>
+          </w:p>
+          <w:p>
+            <w:pPr>
+              <w:spacing w:after="40" w:line="300"/>
+              <w:ind w:left="360" w:hanging="360"/>
+            </w:pPr>
+            <w:r>
+              <w:rPr>
+                <w:rFonts w:ascii="TH SarabunPSK" w:cs="TH SarabunPSK" w:eastAsia="TH SarabunPSK" w:hAnsi="TH SarabunPSK"/>
+                <w:b w:val="false"/>
+                <w:bCs w:val="false"/>
+                <w:i w:val="false"/>
+                <w:iCs w:val="false"/>
+                <w:sz w:val="32"/>
+                <w:szCs w:val="32"/>
+              </w:rPr>
+              <w:t xml:space="preserve">พยาบาลจึงต้องตรวจสอบตามรอบเวลาในหัวข้อ ๗.๔ เสมอ แม้ไม่มีเสียงเตือนใด ๆ เกิดขึ้นเลยตลอดเวร</w:t>
+            </w:r>
+          </w:p>
+        </w:tc>
+      </w:tr>
+    </w:tbl>
+    <w:p>
+      <w:pPr>
+        <w:pStyle w:val="Heading3"/>
+        <w:spacing w:after="70" w:before="200"/>
+        <w:ind w:left="504"/>
+      </w:pPr>
+      <w:r>
+        <w:rPr>
+          <w:rFonts w:ascii="TH SarabunPSK" w:cs="TH SarabunPSK" w:eastAsia="TH SarabunPSK" w:hAnsi="TH SarabunPSK"/>
+          <w:b/>
+          <w:bCs/>
+          <w:i w:val="false"/>
+          <w:iCs w:val="false"/>
+          <w:sz w:val="32"/>
+          <w:szCs w:val="32"/>
+        </w:rPr>
+        <w:t xml:space="preserve">ฉ.๔.๓  เกณฑ์แจ้งเตือนสารน้ำใกล้หมด</w:t>
+      </w:r>
+    </w:p>
+    <w:p>
+      <w:pPr>
+        <w:tabs>
+          <w:tab w:val="center" w:pos="4153"/>
+          <w:tab w:val="right" w:pos="8306"/>
+        </w:tabs>
+        <w:spacing w:after="140" w:before="140" w:line="300"/>
+        <w:jc w:val="left"/>
+      </w:pPr>
+      <w:r>
+        <w:rPr>
+          <w:rFonts w:ascii="TH SarabunPSK" w:cs="TH SarabunPSK" w:eastAsia="TH SarabunPSK" w:hAnsi="TH SarabunPSK"/>
+          <w:b w:val="false"/>
+          <w:bCs w:val="false"/>
+          <w:i w:val="false"/>
+          <w:iCs w:val="false"/>
+          <w:sz w:val="32"/>
+          <w:szCs w:val="32"/>
+        </w:rPr>
+        <w:t xml:space="preserve">	</w:t>
+      </w:r>
+      <w:r>
+        <w:rPr>
+          <w:rFonts w:ascii="TH SarabunPSK" w:cs="TH SarabunPSK" w:eastAsia="TH SarabunPSK" w:hAnsi="TH SarabunPSK"/>
+          <w:b/>
+          <w:bCs/>
+          <w:i w:val="false"/>
+          <w:iCs w:val="false"/>
+          <w:sz w:val="32"/>
+          <w:szCs w:val="32"/>
+        </w:rPr>
+        <w:t xml:space="preserve">เตือน NEAR END เมื่อ  V สะสม  ≥  p × V ตามแผน</w:t>
+      </w:r>
+      <w:r>
+        <w:rPr>
+          <w:rFonts w:ascii="TH SarabunPSK" w:cs="TH SarabunPSK" w:eastAsia="TH SarabunPSK" w:hAnsi="TH SarabunPSK"/>
+          <w:b w:val="false"/>
+          <w:bCs w:val="false"/>
+          <w:i w:val="false"/>
+          <w:iCs w:val="false"/>
+          <w:sz w:val="32"/>
+          <w:szCs w:val="32"/>
+        </w:rPr>
+        <w:t xml:space="preserve">	(ฉ.๑๓)</w:t>
+      </w:r>
+    </w:p>
+    <w:p>
+      <w:pPr>
+        <w:spacing w:after="60" w:line="300"/>
+        <w:ind w:firstLine="576"/>
+        <w:jc w:val="thaiDistribute"/>
+      </w:pPr>
+      <w:r>
+        <w:rPr>
+          <w:rFonts w:ascii="TH SarabunPSK" w:cs="TH SarabunPSK" w:eastAsia="TH SarabunPSK" w:hAnsi="TH SarabunPSK"/>
+          <w:b w:val="false"/>
+          <w:bCs w:val="false"/>
+          <w:i w:val="false"/>
+          <w:iCs w:val="false"/>
+          <w:sz w:val="32"/>
+          <w:szCs w:val="32"/>
+        </w:rPr>
+        <w:t xml:space="preserve">เมื่อ p คือ สัดส่วนที่ตั้งไว้ในระบบ ตั้งได้ระหว่างร้อยละ ๕๐ ถึงร้อยละ ๙๕ ค่าปริยายคือร้อยละ ๘๐</w:t>
+      </w:r>
+    </w:p>
+    <w:p>
+      <w:pPr>
+        <w:pStyle w:val="Heading3"/>
+        <w:spacing w:after="70" w:before="200"/>
+        <w:ind w:left="504"/>
+      </w:pPr>
+      <w:r>
+        <w:rPr>
+          <w:rFonts w:ascii="TH SarabunPSK" w:cs="TH SarabunPSK" w:eastAsia="TH SarabunPSK" w:hAnsi="TH SarabunPSK"/>
+          <w:b/>
+          <w:bCs/>
+          <w:i w:val="false"/>
+          <w:iCs w:val="false"/>
+          <w:sz w:val="32"/>
+          <w:szCs w:val="32"/>
+        </w:rPr>
+        <w:t xml:space="preserve">ฉ.๔.๔  ความคลาดเคลื่อนของปริมาตรที่ผู้ป่วยได้รับจริง</w:t>
+      </w:r>
+    </w:p>
+    <w:p>
+      <w:pPr>
+        <w:spacing w:after="60" w:line="300"/>
+        <w:ind w:firstLine="576"/>
+        <w:jc w:val="thaiDistribute"/>
+      </w:pPr>
+      <w:r>
+        <w:rPr>
+          <w:rFonts w:ascii="TH SarabunPSK" w:cs="TH SarabunPSK" w:eastAsia="TH SarabunPSK" w:hAnsi="TH SarabunPSK"/>
+          <w:b w:val="false"/>
+          <w:bCs w:val="false"/>
+          <w:i w:val="false"/>
+          <w:iCs w:val="false"/>
+          <w:sz w:val="32"/>
+          <w:szCs w:val="32"/>
+        </w:rPr>
+        <w:t xml:space="preserve">ใช้ในการเก็บข้อมูลวิจัย เป็นค่าที่ระบบคำนวณให้เมื่อสารน้ำถุงนั้นให้ครบแล้ว</w:t>
+      </w:r>
+    </w:p>
+    <w:p>
+      <w:pPr>
+        <w:tabs>
+          <w:tab w:val="center" w:pos="4153"/>
+          <w:tab w:val="right" w:pos="8306"/>
+        </w:tabs>
+        <w:spacing w:after="140" w:before="140" w:line="300"/>
+        <w:jc w:val="left"/>
+      </w:pPr>
+      <w:r>
+        <w:rPr>
+          <w:rFonts w:ascii="TH SarabunPSK" w:cs="TH SarabunPSK" w:eastAsia="TH SarabunPSK" w:hAnsi="TH SarabunPSK"/>
+          <w:b w:val="false"/>
+          <w:bCs w:val="false"/>
+          <w:i w:val="false"/>
+          <w:iCs w:val="false"/>
+          <w:sz w:val="32"/>
+          <w:szCs w:val="32"/>
+        </w:rPr>
+        <w:t xml:space="preserve">	</w:t>
+      </w:r>
+      <w:r>
+        <w:rPr>
+          <w:rFonts w:ascii="TH SarabunPSK" w:cs="TH SarabunPSK" w:eastAsia="TH SarabunPSK" w:hAnsi="TH SarabunPSK"/>
+          <w:b/>
+          <w:bCs/>
+          <w:i w:val="false"/>
+          <w:iCs w:val="false"/>
+          <w:sz w:val="32"/>
+          <w:szCs w:val="32"/>
+        </w:rPr>
+        <w:t xml:space="preserve">ความคลาดเคลื่อน (มิลลิลิตร)  =  V จริง − V ตามแผน</w:t>
+      </w:r>
+      <w:r>
+        <w:rPr>
+          <w:rFonts w:ascii="TH SarabunPSK" w:cs="TH SarabunPSK" w:eastAsia="TH SarabunPSK" w:hAnsi="TH SarabunPSK"/>
+          <w:b w:val="false"/>
+          <w:bCs w:val="false"/>
+          <w:i w:val="false"/>
+          <w:iCs w:val="false"/>
+          <w:sz w:val="32"/>
+          <w:szCs w:val="32"/>
+        </w:rPr>
+        <w:t xml:space="preserve">	(ฉ.๑๔)</w:t>
+      </w:r>
+    </w:p>
+    <w:p>
+      <w:pPr>
+        <w:tabs>
+          <w:tab w:val="center" w:pos="4153"/>
+          <w:tab w:val="right" w:pos="8306"/>
+        </w:tabs>
+        <w:spacing w:after="140" w:before="140" w:line="300"/>
+        <w:jc w:val="left"/>
+      </w:pPr>
+      <w:r>
+        <w:rPr>
+          <w:rFonts w:ascii="TH SarabunPSK" w:cs="TH SarabunPSK" w:eastAsia="TH SarabunPSK" w:hAnsi="TH SarabunPSK"/>
+          <w:b w:val="false"/>
+          <w:bCs w:val="false"/>
+          <w:i w:val="false"/>
+          <w:iCs w:val="false"/>
+          <w:sz w:val="32"/>
+          <w:szCs w:val="32"/>
+        </w:rPr>
+        <w:t xml:space="preserve">	</w:t>
+      </w:r>
+      <w:r>
+        <w:rPr>
+          <w:rFonts w:ascii="TH SarabunPSK" w:cs="TH SarabunPSK" w:eastAsia="TH SarabunPSK" w:hAnsi="TH SarabunPSK"/>
+          <w:b/>
+          <w:bCs/>
+          <w:i w:val="false"/>
+          <w:iCs w:val="false"/>
+          <w:sz w:val="32"/>
+          <w:szCs w:val="32"/>
+        </w:rPr>
+        <w:t xml:space="preserve">ความคลาดเคลื่อน (ร้อยละ)  =  [ ( V จริง − V ตามแผน ) ÷ V ตามแผน ] × ๑๐๐</w:t>
+      </w:r>
+      <w:r>
+        <w:rPr>
+          <w:rFonts w:ascii="TH SarabunPSK" w:cs="TH SarabunPSK" w:eastAsia="TH SarabunPSK" w:hAnsi="TH SarabunPSK"/>
+          <w:b w:val="false"/>
+          <w:bCs w:val="false"/>
+          <w:i w:val="false"/>
+          <w:iCs w:val="false"/>
+          <w:sz w:val="32"/>
+          <w:szCs w:val="32"/>
+        </w:rPr>
+        <w:t xml:space="preserve">	(ฉ.๑๕)</w:t>
+      </w:r>
+    </w:p>
+    <w:p>
+      <w:pPr>
+        <w:spacing w:after="60" w:line="300"/>
+        <w:ind w:firstLine="576"/>
+        <w:jc w:val="thaiDistribute"/>
+      </w:pPr>
+      <w:r>
+        <w:rPr>
+          <w:rFonts w:ascii="TH SarabunPSK" w:cs="TH SarabunPSK" w:eastAsia="TH SarabunPSK" w:hAnsi="TH SarabunPSK"/>
+          <w:b w:val="false"/>
+          <w:bCs w:val="false"/>
+          <w:i w:val="false"/>
+          <w:iCs w:val="false"/>
+          <w:sz w:val="32"/>
+          <w:szCs w:val="32"/>
+        </w:rPr>
+        <w:t xml:space="preserve">ค่าที่เป็นบวกหมายถึงผู้ป่วยได้รับสารน้ำมากกว่าแผน ค่าที่เป็นลบหมายถึงได้รับน้อยกว่าแผน</w:t>
+      </w:r>
+    </w:p>
+    <w:p>
+      <w:pPr>
+        <w:pStyle w:val="Heading2"/>
+        <w:spacing w:after="90" w:before="280"/>
+      </w:pPr>
+      <w:r>
+        <w:rPr>
+          <w:rFonts w:ascii="TH SarabunPSK" w:cs="TH SarabunPSK" w:eastAsia="TH SarabunPSK" w:hAnsi="TH SarabunPSK"/>
+          <w:b/>
+          <w:bCs/>
+          <w:i w:val="false"/>
+          <w:iCs w:val="false"/>
+          <w:sz w:val="36"/>
+          <w:szCs w:val="36"/>
+        </w:rPr>
+        <w:t xml:space="preserve">ฉ.๕  ตัวอย่างการคำนวณทีละขั้น</w:t>
+      </w:r>
+    </w:p>
+    <w:p>
+      <w:pPr>
+        <w:pStyle w:val="Heading3"/>
+        <w:spacing w:after="70" w:before="200"/>
+        <w:ind w:left="504"/>
+      </w:pPr>
+      <w:r>
+        <w:rPr>
+          <w:rFonts w:ascii="TH SarabunPSK" w:cs="TH SarabunPSK" w:eastAsia="TH SarabunPSK" w:hAnsi="TH SarabunPSK"/>
+          <w:b/>
+          <w:bCs/>
+          <w:i w:val="false"/>
+          <w:iCs w:val="false"/>
+          <w:sz w:val="32"/>
+          <w:szCs w:val="32"/>
+        </w:rPr>
+        <w:t xml:space="preserve">ตัวอย่างที่ ๑  คำสั่ง ๑๐๐ มิลลิลิตรต่อชั่วโมง ชุดให้สารน้ำ ๒๐ หยดต่อมิลลิลิตร</w:t>
+      </w:r>
+    </w:p>
+    <w:p>
+      <w:pPr>
+        <w:spacing w:after="100" w:line="300"/>
+        <w:jc w:val="left"/>
+      </w:pPr>
+      <w:r>
+        <w:rPr>
+          <w:rFonts w:ascii="TH SarabunPSK" w:cs="TH SarabunPSK" w:eastAsia="TH SarabunPSK" w:hAnsi="TH SarabunPSK"/>
+          <w:b w:val="false"/>
+          <w:bCs w:val="false"/>
+          <w:i w:val="false"/>
+          <w:iCs w:val="false"/>
+          <w:sz w:val="32"/>
+          <w:szCs w:val="32"/>
+        </w:rPr>
+        <w:t xml:space="preserve">โจทย์  ต้องปรับโรลเลอร์ให้ได้กี่หยดต่อนาที และสารน้ำ ๑๐๐๐ มิลลิลิตรจะหมดในกี่ชั่วโมง</w:t>
+      </w:r>
+    </w:p>
+    <w:p>
+      <w:pPr>
+        <w:spacing w:after="40" w:line="300"/>
+        <w:ind w:left="1440" w:hanging="648"/>
+        <w:jc w:val="left"/>
+      </w:pPr>
+      <w:r>
+        <w:rPr>
+          <w:rFonts w:ascii="TH SarabunPSK" w:cs="TH SarabunPSK" w:eastAsia="TH SarabunPSK" w:hAnsi="TH SarabunPSK"/>
+          <w:b w:val="false"/>
+          <w:bCs w:val="false"/>
+          <w:i w:val="false"/>
+          <w:iCs w:val="false"/>
+          <w:sz w:val="32"/>
+          <w:szCs w:val="32"/>
+        </w:rPr>
+        <w:t xml:space="preserve">ขั้นที่ ๑  ใช้สมการที่ ฉ.๑  จำนวนหยดต่อชั่วโมง = ๑๐๐ × ๒๐ = ๒,๐๐๐ หยดต่อชั่วโมง</w:t>
+      </w:r>
+    </w:p>
+    <w:p>
+      <w:pPr>
+        <w:spacing w:after="40" w:line="300"/>
+        <w:ind w:left="1440" w:hanging="648"/>
+        <w:jc w:val="left"/>
+      </w:pPr>
+      <w:r>
+        <w:rPr>
+          <w:rFonts w:ascii="TH SarabunPSK" w:cs="TH SarabunPSK" w:eastAsia="TH SarabunPSK" w:hAnsi="TH SarabunPSK"/>
+          <w:b w:val="false"/>
+          <w:bCs w:val="false"/>
+          <w:i w:val="false"/>
+          <w:iCs w:val="false"/>
+          <w:sz w:val="32"/>
+          <w:szCs w:val="32"/>
+        </w:rPr>
+        <w:t xml:space="preserve">ขั้นที่ ๒  ใช้สมการที่ ฉ.๒  R = ๒,๐๐๐ ÷ ๖๐ = ๓๓.๓ ปัดเป็น ๓๓ หยดต่อนาที</w:t>
+      </w:r>
+    </w:p>
+    <w:p>
+      <w:pPr>
+        <w:spacing w:after="40" w:line="300"/>
+        <w:ind w:left="1440" w:hanging="648"/>
+        <w:jc w:val="left"/>
+      </w:pPr>
+      <w:r>
+        <w:rPr>
+          <w:rFonts w:ascii="TH SarabunPSK" w:cs="TH SarabunPSK" w:eastAsia="TH SarabunPSK" w:hAnsi="TH SarabunPSK"/>
+          <w:b w:val="false"/>
+          <w:bCs w:val="false"/>
+          <w:i w:val="false"/>
+          <w:iCs w:val="false"/>
+          <w:sz w:val="32"/>
+          <w:szCs w:val="32"/>
+        </w:rPr>
+        <w:t xml:space="preserve">ขั้นที่ ๓  ใช้สมการที่ ฉ.๔  T = ๑๐๐๐ ÷ ๑๐๐ = ๑๐ ชั่วโมง</w:t>
+      </w:r>
+    </w:p>
+    <w:p>
+      <w:pPr>
+        <w:spacing w:after="140" w:line="300"/>
+        <w:ind w:left="1440" w:hanging="648"/>
+        <w:jc w:val="left"/>
+      </w:pPr>
+      <w:r>
+        <w:rPr>
+          <w:rFonts w:ascii="TH SarabunPSK" w:cs="TH SarabunPSK" w:eastAsia="TH SarabunPSK" w:hAnsi="TH SarabunPSK"/>
+          <w:b w:val="false"/>
+          <w:bCs w:val="false"/>
+          <w:i w:val="false"/>
+          <w:iCs w:val="false"/>
+          <w:sz w:val="32"/>
+          <w:szCs w:val="32"/>
+        </w:rPr>
+        <w:t xml:space="preserve">ตรวจทานย้อนกลับด้วยสมการที่ ฉ.๓  Q = (๓๓.๓ × ๖๐) ÷ ๒๐ = ๙๙.๙ ใกล้เคียง ๑๐๐ ถือว่าถูกต้อง</w:t>
+      </w:r>
+    </w:p>
+    <w:p>
+      <w:pPr>
+        <w:pStyle w:val="Heading3"/>
+        <w:spacing w:after="70" w:before="200"/>
+        <w:ind w:left="504"/>
+      </w:pPr>
+      <w:r>
+        <w:rPr>
+          <w:rFonts w:ascii="TH SarabunPSK" w:cs="TH SarabunPSK" w:eastAsia="TH SarabunPSK" w:hAnsi="TH SarabunPSK"/>
+          <w:b/>
+          <w:bCs/>
+          <w:i w:val="false"/>
+          <w:iCs w:val="false"/>
+          <w:sz w:val="32"/>
+          <w:szCs w:val="32"/>
+        </w:rPr>
+        <w:t xml:space="preserve">ตัวอย่างที่ ๒  นับหยดได้ ๒๕ หยดต่อนาที ชุดให้สารน้ำ ๒๐ หยดต่อมิลลิลิตร</w:t>
+      </w:r>
+    </w:p>
+    <w:p>
+      <w:pPr>
+        <w:spacing w:after="100" w:line="300"/>
+        <w:jc w:val="left"/>
+      </w:pPr>
+      <w:r>
+        <w:rPr>
+          <w:rFonts w:ascii="TH SarabunPSK" w:cs="TH SarabunPSK" w:eastAsia="TH SarabunPSK" w:hAnsi="TH SarabunPSK"/>
+          <w:b w:val="false"/>
+          <w:bCs w:val="false"/>
+          <w:i w:val="false"/>
+          <w:iCs w:val="false"/>
+          <w:sz w:val="32"/>
+          <w:szCs w:val="32"/>
+        </w:rPr>
+        <w:t xml:space="preserve">โจทย์  อัตราการไหลขณะนี้เท่ากับเท่าใด และถ้าคำสั่งการรักษาคือ ๘๐ มิลลิลิตรต่อชั่วโมง ถือว่าผ่านเกณฑ์หรือไม่</w:t>
+      </w:r>
+    </w:p>
+    <w:p>
+      <w:pPr>
+        <w:spacing w:after="40" w:line="300"/>
+        <w:ind w:left="1440" w:hanging="648"/>
+        <w:jc w:val="left"/>
+      </w:pPr>
+      <w:r>
+        <w:rPr>
+          <w:rFonts w:ascii="TH SarabunPSK" w:cs="TH SarabunPSK" w:eastAsia="TH SarabunPSK" w:hAnsi="TH SarabunPSK"/>
+          <w:b w:val="false"/>
+          <w:bCs w:val="false"/>
+          <w:i w:val="false"/>
+          <w:iCs w:val="false"/>
+          <w:sz w:val="32"/>
+          <w:szCs w:val="32"/>
+        </w:rPr>
+        <w:t xml:space="preserve">ขั้นที่ ๑  ใช้สมการที่ ฉ.๓  Q = (๒๕ × ๖๐) ÷ ๒๐ = ๑,๕๐๐ ÷ ๒๐ = ๗๕ มิลลิลิตรต่อชั่วโมง</w:t>
+      </w:r>
+    </w:p>
+    <w:p>
+      <w:pPr>
+        <w:spacing w:after="40" w:line="300"/>
+        <w:ind w:left="1440" w:hanging="648"/>
+        <w:jc w:val="left"/>
+      </w:pPr>
+      <w:r>
+        <w:rPr>
+          <w:rFonts w:ascii="TH SarabunPSK" w:cs="TH SarabunPSK" w:eastAsia="TH SarabunPSK" w:hAnsi="TH SarabunPSK"/>
+          <w:b w:val="false"/>
+          <w:bCs w:val="false"/>
+          <w:i w:val="false"/>
+          <w:iCs w:val="false"/>
+          <w:sz w:val="32"/>
+          <w:szCs w:val="32"/>
+        </w:rPr>
+        <w:t xml:space="preserve">ขั้นที่ ๒  ใช้สมการที่ ฉ.๑๐  | ๗๕ − ๘๐ | ÷ ๘๐ = ๕ ÷ ๘๐ = ๐.๐๖๒ หรือร้อยละ ๖.๒</w:t>
+      </w:r>
+    </w:p>
+    <w:p>
+      <w:pPr>
+        <w:spacing w:after="140" w:line="300"/>
+        <w:ind w:left="1440" w:hanging="648"/>
+        <w:jc w:val="left"/>
+      </w:pPr>
+      <w:r>
+        <w:rPr>
+          <w:rFonts w:ascii="TH SarabunPSK" w:cs="TH SarabunPSK" w:eastAsia="TH SarabunPSK" w:hAnsi="TH SarabunPSK"/>
+          <w:b w:val="false"/>
+          <w:bCs w:val="false"/>
+          <w:i w:val="false"/>
+          <w:iCs w:val="false"/>
+          <w:sz w:val="32"/>
+          <w:szCs w:val="32"/>
+        </w:rPr>
+        <w:t xml:space="preserve">ผลสรุป  ร้อยละ ๖.๒ ไม่เกินร้อยละ ๑๐ จึงถือว่าผ่านเกณฑ์ ไม่ต้องปรับโรลเลอร์</w:t>
+      </w:r>
+    </w:p>
+    <w:p>
+      <w:pPr>
+        <w:pStyle w:val="Heading3"/>
+        <w:spacing w:after="70" w:before="200"/>
+        <w:ind w:left="504"/>
+      </w:pPr>
+      <w:r>
+        <w:rPr>
+          <w:rFonts w:ascii="TH SarabunPSK" w:cs="TH SarabunPSK" w:eastAsia="TH SarabunPSK" w:hAnsi="TH SarabunPSK"/>
+          <w:b/>
+          <w:bCs/>
+          <w:i w:val="false"/>
+          <w:iCs w:val="false"/>
+          <w:sz w:val="32"/>
+          <w:szCs w:val="32"/>
+        </w:rPr>
+        <w:t xml:space="preserve">ตัวอย่างที่ ๓  ตรวจสอบจังหวะหยดและเกณฑ์สายพับ</w:t>
+      </w:r>
+    </w:p>
+    <w:p>
+      <w:pPr>
+        <w:spacing w:after="100" w:line="300"/>
+        <w:jc w:val="left"/>
+      </w:pPr>
+      <w:r>
+        <w:rPr>
+          <w:rFonts w:ascii="TH SarabunPSK" w:cs="TH SarabunPSK" w:eastAsia="TH SarabunPSK" w:hAnsi="TH SarabunPSK"/>
+          <w:b w:val="false"/>
+          <w:bCs w:val="false"/>
+          <w:i w:val="false"/>
+          <w:iCs w:val="false"/>
+          <w:sz w:val="32"/>
+          <w:szCs w:val="32"/>
+        </w:rPr>
+        <w:t xml:space="preserve">โจทย์  ตั้ง ๑๐๐ มิลลิลิตรต่อชั่วโมง ชุด ๒๐ หยดต่อมิลลิลิตร หยดควรห่างกันเท่าใด และระบบจะเตือนสายพับเมื่อไม่มีหยดนานเท่าใด</w:t>
+      </w:r>
+    </w:p>
+    <w:p>
+      <w:pPr>
+        <w:spacing w:after="40" w:line="300"/>
+        <w:ind w:left="1440" w:hanging="648"/>
+        <w:jc w:val="left"/>
+      </w:pPr>
+      <w:r>
+        <w:rPr>
+          <w:rFonts w:ascii="TH SarabunPSK" w:cs="TH SarabunPSK" w:eastAsia="TH SarabunPSK" w:hAnsi="TH SarabunPSK"/>
+          <w:b w:val="false"/>
+          <w:bCs w:val="false"/>
+          <w:i w:val="false"/>
+          <w:iCs w:val="false"/>
+          <w:sz w:val="32"/>
+          <w:szCs w:val="32"/>
+        </w:rPr>
+        <w:t xml:space="preserve">ขั้นที่ ๑  ใช้สมการที่ ฉ.๘  T หยด = ๓,๖๐๐,๐๐๐ ÷ (๑๐๐ × ๒๐) = ๑,๘๐๐ มิลลิวินาที หรือ ๑.๘ วินาทีต่อหยด</w:t>
+      </w:r>
+    </w:p>
+    <w:p>
+      <w:pPr>
+        <w:spacing w:after="40" w:line="300"/>
+        <w:ind w:left="1440" w:hanging="648"/>
+        <w:jc w:val="left"/>
+      </w:pPr>
+      <w:r>
+        <w:rPr>
+          <w:rFonts w:ascii="TH SarabunPSK" w:cs="TH SarabunPSK" w:eastAsia="TH SarabunPSK" w:hAnsi="TH SarabunPSK"/>
+          <w:b w:val="false"/>
+          <w:bCs w:val="false"/>
+          <w:i w:val="false"/>
+          <w:iCs w:val="false"/>
+          <w:sz w:val="32"/>
+          <w:szCs w:val="32"/>
+        </w:rPr>
+        <w:t xml:space="preserve">ตรวจทาน  ๖๐,๐๐๐ ÷ ๑,๘๐๐ = ๓๓.๓ หยดต่อนาที ตรงกับตัวอย่างที่ ๑</w:t>
+      </w:r>
+    </w:p>
+    <w:p>
+      <w:pPr>
+        <w:spacing w:after="40" w:line="300"/>
+        <w:ind w:left="1440" w:hanging="648"/>
+        <w:jc w:val="left"/>
+      </w:pPr>
+      <w:r>
+        <w:rPr>
+          <w:rFonts w:ascii="TH SarabunPSK" w:cs="TH SarabunPSK" w:eastAsia="TH SarabunPSK" w:hAnsi="TH SarabunPSK"/>
+          <w:b w:val="false"/>
+          <w:bCs w:val="false"/>
+          <w:i w:val="false"/>
+          <w:iCs w:val="false"/>
+          <w:sz w:val="32"/>
+          <w:szCs w:val="32"/>
+        </w:rPr>
+        <w:t xml:space="preserve">ขั้นที่ ๒  ใช้สมการที่ ฉ.๙  T สายพับ = ๒.๕ × ๑,๘๐๐ = ๔,๕๐๐ มิลลิวินาที</w:t>
+      </w:r>
+    </w:p>
+    <w:p>
+      <w:pPr>
+        <w:spacing w:after="140" w:line="300"/>
+        <w:ind w:left="1440" w:hanging="648"/>
+        <w:jc w:val="left"/>
+      </w:pPr>
+      <w:r>
+        <w:rPr>
+          <w:rFonts w:ascii="TH SarabunPSK" w:cs="TH SarabunPSK" w:eastAsia="TH SarabunPSK" w:hAnsi="TH SarabunPSK"/>
+          <w:b w:val="false"/>
+          <w:bCs w:val="false"/>
+          <w:i w:val="false"/>
+          <w:iCs w:val="false"/>
+          <w:sz w:val="32"/>
+          <w:szCs w:val="32"/>
+        </w:rPr>
+        <w:t xml:space="preserve">ขั้นที่ ๓  ค่าที่ได้ต่ำกว่าค่าต่ำสุด ๘ วินาที ระบบจึงใช้ ๘ วินาที เป็นเกณฑ์จริง</w:t>
+      </w:r>
+    </w:p>
+    <w:p>
+      <w:pPr>
+        <w:pStyle w:val="Heading2"/>
+        <w:spacing w:after="90" w:before="280"/>
+      </w:pPr>
+      <w:r>
+        <w:rPr>
+          <w:rFonts w:ascii="TH SarabunPSK" w:cs="TH SarabunPSK" w:eastAsia="TH SarabunPSK" w:hAnsi="TH SarabunPSK"/>
+          <w:b/>
+          <w:bCs/>
+          <w:i w:val="false"/>
+          <w:iCs w:val="false"/>
+          <w:sz w:val="36"/>
+          <w:szCs w:val="36"/>
+        </w:rPr>
+        <w:t xml:space="preserve">ฉ.๖  ตารางสรุปสมการทั้งหมด</w:t>
+      </w:r>
+    </w:p>
+    <w:p>
+      <w:pPr>
+        <w:pStyle w:val="CaptionTable"/>
+        <w:spacing w:after="100" w:before="120" w:line="288"/>
+        <w:jc w:val="center"/>
+      </w:pPr>
+      <w:r>
+        <w:rPr>
+          <w:rFonts w:ascii="TH SarabunPSK" w:cs="TH SarabunPSK" w:eastAsia="TH SarabunPSK" w:hAnsi="TH SarabunPSK"/>
+          <w:b/>
+          <w:bCs/>
+          <w:i w:val="false"/>
+          <w:iCs w:val="false"/>
+          <w:sz w:val="30"/>
+          <w:szCs w:val="30"/>
+        </w:rPr>
+        <w:t xml:space="preserve">ตารางที่ ๒๑  สรุปสมการทั้งหมดที่ระบบใช้</w:t>
+      </w:r>
+    </w:p>
+    <w:tbl>
+      <w:tblPr>
+        <w:tblW w:type="dxa" w:w="8306"/>
+        <w:tblBorders>
+          <w:top w:val="single" w:color="auto" w:sz="4"/>
+          <w:left w:val="single" w:color="auto" w:sz="4"/>
+          <w:bottom w:val="single" w:color="auto" w:sz="4"/>
+          <w:right w:val="single" w:color="auto" w:sz="4"/>
+          <w:insideH w:val="single" w:color="auto" w:sz="4"/>
+          <w:insideV w:val="single" w:color="auto" w:sz="4"/>
+        </w:tblBorders>
+      </w:tblPr>
+      <w:tblGrid>
+        <w:gridCol w:w="914"/>
+        <w:gridCol w:w="3987"/>
+        <w:gridCol w:w="3405"/>
+      </w:tblGrid>
+      <w:tr>
+        <w:trPr>
+          <w:tblHeader/>
+        </w:trPr>
+        <w:tc>
+          <w:tcPr>
+            <w:tcW w:type="dxa" w:w="914"/>
+            <w:shd w:fill="DCE6F1" w:color="auto" w:val="clear"/>
+            <w:tcMar>
+              <w:top w:type="dxa" w:w="60"/>
+              <w:left w:type="dxa" w:w="90"/>
+              <w:bottom w:type="dxa" w:w="60"/>
+              <w:right w:type="dxa" w:w="90"/>
+            </w:tcMar>
+            <w:vAlign w:val="center"/>
+          </w:tcPr>
+          <w:p>
+            <w:pPr>
+              <w:spacing w:after="0" w:line="288"/>
+              <w:jc w:val="center"/>
+            </w:pPr>
+            <w:r>
+              <w:rPr>
+                <w:rFonts w:ascii="TH SarabunPSK" w:cs="TH SarabunPSK" w:eastAsia="TH SarabunPSK" w:hAnsi="TH SarabunPSK"/>
+                <w:b/>
+                <w:bCs/>
+                <w:i w:val="false"/>
+                <w:iCs w:val="false"/>
+                <w:sz w:val="30"/>
+                <w:szCs w:val="30"/>
+              </w:rPr>
+              <w:t xml:space="preserve">สมการที่</w:t>
+            </w:r>
+          </w:p>
+        </w:tc>
+        <w:tc>
+          <w:tcPr>
+            <w:tcW w:type="dxa" w:w="3987"/>
+            <w:shd w:fill="DCE6F1" w:color="auto" w:val="clear"/>
+            <w:tcMar>
+              <w:top w:type="dxa" w:w="60"/>
+              <w:left w:type="dxa" w:w="90"/>
+              <w:bottom w:type="dxa" w:w="60"/>
+              <w:right w:type="dxa" w:w="90"/>
+            </w:tcMar>
+            <w:vAlign w:val="center"/>
+          </w:tcPr>
+          <w:p>
+            <w:pPr>
+              <w:spacing w:after="0" w:line="288"/>
+              <w:jc w:val="center"/>
+            </w:pPr>
+            <w:r>
+              <w:rPr>
+                <w:rFonts w:ascii="TH SarabunPSK" w:cs="TH SarabunPSK" w:eastAsia="TH SarabunPSK" w:hAnsi="TH SarabunPSK"/>
+                <w:b/>
+                <w:bCs/>
+                <w:i w:val="false"/>
+                <w:iCs w:val="false"/>
+                <w:sz w:val="30"/>
+                <w:szCs w:val="30"/>
+              </w:rPr>
+              <w:t xml:space="preserve">สมการ</w:t>
+            </w:r>
+          </w:p>
+        </w:tc>
+        <w:tc>
+          <w:tcPr>
+            <w:tcW w:type="dxa" w:w="3405"/>
+            <w:shd w:fill="DCE6F1" w:color="auto" w:val="clear"/>
+            <w:tcMar>
+              <w:top w:type="dxa" w:w="60"/>
+              <w:left w:type="dxa" w:w="90"/>
+              <w:bottom w:type="dxa" w:w="60"/>
+              <w:right w:type="dxa" w:w="90"/>
+            </w:tcMar>
+            <w:vAlign w:val="center"/>
+          </w:tcPr>
+          <w:p>
+            <w:pPr>
+              <w:spacing w:after="0" w:line="288"/>
+              <w:jc w:val="center"/>
+            </w:pPr>
+            <w:r>
+              <w:rPr>
+                <w:rFonts w:ascii="TH SarabunPSK" w:cs="TH SarabunPSK" w:eastAsia="TH SarabunPSK" w:hAnsi="TH SarabunPSK"/>
+                <w:b/>
+                <w:bCs/>
+                <w:i w:val="false"/>
+                <w:iCs w:val="false"/>
+                <w:sz w:val="30"/>
+                <w:szCs w:val="30"/>
+              </w:rPr>
+              <w:t xml:space="preserve">ใช้ทำอะไร</w:t>
+            </w:r>
+          </w:p>
+        </w:tc>
+      </w:tr>
+      <w:tr>
+        <w:tc>
+          <w:tcPr>
+            <w:tcW w:type="dxa" w:w="914"/>
+            <w:tcMar>
+              <w:top w:type="dxa" w:w="60"/>
+              <w:left w:type="dxa" w:w="90"/>
+              <w:bottom w:type="dxa" w:w="60"/>
+              <w:right w:type="dxa" w:w="90"/>
+            </w:tcMar>
+            <w:vAlign w:val="center"/>
+          </w:tcPr>
+          <w:p>
+            <w:pPr>
+              <w:spacing w:after="0" w:line="288"/>
+              <w:jc w:val="center"/>
+            </w:pPr>
+            <w:r>
+              <w:rPr>
+                <w:rFonts w:ascii="TH SarabunPSK" w:cs="TH SarabunPSK" w:eastAsia="TH SarabunPSK" w:hAnsi="TH SarabunPSK"/>
+                <w:b w:val="false"/>
+                <w:bCs w:val="false"/>
+                <w:i w:val="false"/>
+                <w:iCs w:val="false"/>
+                <w:sz w:val="30"/>
+                <w:szCs w:val="30"/>
+              </w:rPr>
+              <w:t xml:space="preserve">ฉ.๑</w:t>
+            </w:r>
+          </w:p>
+        </w:tc>
+        <w:tc>
+          <w:tcPr>
+            <w:tcW w:type="dxa" w:w="3987"/>
+            <w:tcMar>
+              <w:top w:type="dxa" w:w="60"/>
+              <w:left w:type="dxa" w:w="90"/>
+              <w:bottom w:type="dxa" w:w="60"/>
+              <w:right w:type="dxa" w:w="90"/>
+            </w:tcMar>
+            <w:vAlign w:val="center"/>
+          </w:tcPr>
+          <w:p>
+            <w:pPr>
+              <w:spacing w:after="0" w:line="288"/>
+              <w:jc w:val="left"/>
+            </w:pPr>
+            <w:r>
+              <w:rPr>
+                <w:rFonts w:ascii="TH SarabunPSK" w:cs="TH SarabunPSK" w:eastAsia="TH SarabunPSK" w:hAnsi="TH SarabunPSK"/>
+                <w:b w:val="false"/>
+                <w:bCs w:val="false"/>
+                <w:i w:val="false"/>
+                <w:iCs w:val="false"/>
+                <w:sz w:val="30"/>
+                <w:szCs w:val="30"/>
+              </w:rPr>
+              <w:t xml:space="preserve">จำนวนหยดต่อชั่วโมง = Q × F</w:t>
+            </w:r>
+          </w:p>
+        </w:tc>
+        <w:tc>
+          <w:tcPr>
+            <w:tcW w:type="dxa" w:w="3405"/>
+            <w:tcMar>
+              <w:top w:type="dxa" w:w="60"/>
+              <w:left w:type="dxa" w:w="90"/>
+              <w:bottom w:type="dxa" w:w="60"/>
+              <w:right w:type="dxa" w:w="90"/>
+            </w:tcMar>
+            <w:vAlign w:val="center"/>
+          </w:tcPr>
+          <w:p>
+            <w:pPr>
+              <w:spacing w:after="0" w:line="288"/>
+              <w:jc w:val="left"/>
+            </w:pPr>
+            <w:r>
+              <w:rPr>
+                <w:rFonts w:ascii="TH SarabunPSK" w:cs="TH SarabunPSK" w:eastAsia="TH SarabunPSK" w:hAnsi="TH SarabunPSK"/>
+                <w:b w:val="false"/>
+                <w:bCs w:val="false"/>
+                <w:i w:val="false"/>
+                <w:iCs w:val="false"/>
+                <w:sz w:val="30"/>
+                <w:szCs w:val="30"/>
+              </w:rPr>
+              <w:t xml:space="preserve">ขั้นกลางของการแปลงหน่วย</w:t>
+            </w:r>
+          </w:p>
+        </w:tc>
+      </w:tr>
+      <w:tr>
+        <w:tc>
+          <w:tcPr>
+            <w:tcW w:type="dxa" w:w="914"/>
+            <w:tcMar>
+              <w:top w:type="dxa" w:w="60"/>
+              <w:left w:type="dxa" w:w="90"/>
+              <w:bottom w:type="dxa" w:w="60"/>
+              <w:right w:type="dxa" w:w="90"/>
+            </w:tcMar>
+            <w:vAlign w:val="center"/>
+          </w:tcPr>
+          <w:p>
+            <w:pPr>
+              <w:spacing w:after="0" w:line="288"/>
+              <w:jc w:val="center"/>
+            </w:pPr>
+            <w:r>
+              <w:rPr>
+                <w:rFonts w:ascii="TH SarabunPSK" w:cs="TH SarabunPSK" w:eastAsia="TH SarabunPSK" w:hAnsi="TH SarabunPSK"/>
+                <w:b w:val="false"/>
+                <w:bCs w:val="false"/>
+                <w:i w:val="false"/>
+                <w:iCs w:val="false"/>
+                <w:sz w:val="30"/>
+                <w:szCs w:val="30"/>
+              </w:rPr>
+              <w:t xml:space="preserve">ฉ.๒</w:t>
+            </w:r>
+          </w:p>
+        </w:tc>
+        <w:tc>
+          <w:tcPr>
+            <w:tcW w:type="dxa" w:w="3987"/>
+            <w:tcMar>
+              <w:top w:type="dxa" w:w="60"/>
+              <w:left w:type="dxa" w:w="90"/>
+              <w:bottom w:type="dxa" w:w="60"/>
+              <w:right w:type="dxa" w:w="90"/>
+            </w:tcMar>
+            <w:vAlign w:val="center"/>
+          </w:tcPr>
+          <w:p>
+            <w:pPr>
+              <w:spacing w:after="0" w:line="288"/>
+              <w:jc w:val="left"/>
+            </w:pPr>
+            <w:r>
+              <w:rPr>
+                <w:rFonts w:ascii="TH SarabunPSK" w:cs="TH SarabunPSK" w:eastAsia="TH SarabunPSK" w:hAnsi="TH SarabunPSK"/>
+                <w:b w:val="false"/>
+                <w:bCs w:val="false"/>
+                <w:i w:val="false"/>
+                <w:iCs w:val="false"/>
+                <w:sz w:val="30"/>
+                <w:szCs w:val="30"/>
+              </w:rPr>
+              <w:t xml:space="preserve">R = (Q × F) ÷ ๖๐</w:t>
+            </w:r>
+          </w:p>
+        </w:tc>
+        <w:tc>
+          <w:tcPr>
+            <w:tcW w:type="dxa" w:w="3405"/>
+            <w:tcMar>
+              <w:top w:type="dxa" w:w="60"/>
+              <w:left w:type="dxa" w:w="90"/>
+              <w:bottom w:type="dxa" w:w="60"/>
+              <w:right w:type="dxa" w:w="90"/>
+            </w:tcMar>
+            <w:vAlign w:val="center"/>
+          </w:tcPr>
+          <w:p>
+            <w:pPr>
+              <w:spacing w:after="0" w:line="288"/>
+              <w:jc w:val="left"/>
+            </w:pPr>
+            <w:r>
+              <w:rPr>
+                <w:rFonts w:ascii="TH SarabunPSK" w:cs="TH SarabunPSK" w:eastAsia="TH SarabunPSK" w:hAnsi="TH SarabunPSK"/>
+                <w:b w:val="false"/>
+                <w:bCs w:val="false"/>
+                <w:i w:val="false"/>
+                <w:iCs w:val="false"/>
+                <w:sz w:val="30"/>
+                <w:szCs w:val="30"/>
+              </w:rPr>
+              <w:t xml:space="preserve">หาจำนวนหยดต่อนาทีที่ต้องปรับ</w:t>
+            </w:r>
+          </w:p>
+        </w:tc>
+      </w:tr>
+      <w:tr>
+        <w:tc>
+          <w:tcPr>
+            <w:tcW w:type="dxa" w:w="914"/>
+            <w:tcMar>
+              <w:top w:type="dxa" w:w="60"/>
+              <w:left w:type="dxa" w:w="90"/>
+              <w:bottom w:type="dxa" w:w="60"/>
+              <w:right w:type="dxa" w:w="90"/>
+            </w:tcMar>
+            <w:vAlign w:val="center"/>
+          </w:tcPr>
+          <w:p>
+            <w:pPr>
+              <w:spacing w:after="0" w:line="288"/>
+              <w:jc w:val="center"/>
+            </w:pPr>
+            <w:r>
+              <w:rPr>
+                <w:rFonts w:ascii="TH SarabunPSK" w:cs="TH SarabunPSK" w:eastAsia="TH SarabunPSK" w:hAnsi="TH SarabunPSK"/>
+                <w:b w:val="false"/>
+                <w:bCs w:val="false"/>
+                <w:i w:val="false"/>
+                <w:iCs w:val="false"/>
+                <w:sz w:val="30"/>
+                <w:szCs w:val="30"/>
+              </w:rPr>
+              <w:t xml:space="preserve">ฉ.๓</w:t>
+            </w:r>
+          </w:p>
+        </w:tc>
+        <w:tc>
+          <w:tcPr>
+            <w:tcW w:type="dxa" w:w="3987"/>
+            <w:tcMar>
+              <w:top w:type="dxa" w:w="60"/>
+              <w:left w:type="dxa" w:w="90"/>
+              <w:bottom w:type="dxa" w:w="60"/>
+              <w:right w:type="dxa" w:w="90"/>
+            </w:tcMar>
+            <w:vAlign w:val="center"/>
+          </w:tcPr>
+          <w:p>
+            <w:pPr>
+              <w:spacing w:after="0" w:line="288"/>
+              <w:jc w:val="left"/>
+            </w:pPr>
+            <w:r>
+              <w:rPr>
+                <w:rFonts w:ascii="TH SarabunPSK" w:cs="TH SarabunPSK" w:eastAsia="TH SarabunPSK" w:hAnsi="TH SarabunPSK"/>
+                <w:b w:val="false"/>
+                <w:bCs w:val="false"/>
+                <w:i w:val="false"/>
+                <w:iCs w:val="false"/>
+                <w:sz w:val="30"/>
+                <w:szCs w:val="30"/>
+              </w:rPr>
+              <w:t xml:space="preserve">Q = (R × ๖๐) ÷ F</w:t>
+            </w:r>
+          </w:p>
+        </w:tc>
+        <w:tc>
+          <w:tcPr>
+            <w:tcW w:type="dxa" w:w="3405"/>
+            <w:tcMar>
+              <w:top w:type="dxa" w:w="60"/>
+              <w:left w:type="dxa" w:w="90"/>
+              <w:bottom w:type="dxa" w:w="60"/>
+              <w:right w:type="dxa" w:w="90"/>
+            </w:tcMar>
+            <w:vAlign w:val="center"/>
+          </w:tcPr>
+          <w:p>
+            <w:pPr>
+              <w:spacing w:after="0" w:line="288"/>
+              <w:jc w:val="left"/>
+            </w:pPr>
+            <w:r>
+              <w:rPr>
+                <w:rFonts w:ascii="TH SarabunPSK" w:cs="TH SarabunPSK" w:eastAsia="TH SarabunPSK" w:hAnsi="TH SarabunPSK"/>
+                <w:b w:val="false"/>
+                <w:bCs w:val="false"/>
+                <w:i w:val="false"/>
+                <w:iCs w:val="false"/>
+                <w:sz w:val="30"/>
+                <w:szCs w:val="30"/>
+              </w:rPr>
+              <w:t xml:space="preserve">ตรวจสอบข้างเตียงจากการนับหยด</w:t>
+            </w:r>
+          </w:p>
+        </w:tc>
+      </w:tr>
+      <w:tr>
+        <w:tc>
+          <w:tcPr>
+            <w:tcW w:type="dxa" w:w="914"/>
+            <w:tcMar>
+              <w:top w:type="dxa" w:w="60"/>
+              <w:left w:type="dxa" w:w="90"/>
+              <w:bottom w:type="dxa" w:w="60"/>
+              <w:right w:type="dxa" w:w="90"/>
+            </w:tcMar>
+            <w:vAlign w:val="center"/>
+          </w:tcPr>
+          <w:p>
+            <w:pPr>
+              <w:spacing w:after="0" w:line="288"/>
+              <w:jc w:val="center"/>
+            </w:pPr>
+            <w:r>
+              <w:rPr>
+                <w:rFonts w:ascii="TH SarabunPSK" w:cs="TH SarabunPSK" w:eastAsia="TH SarabunPSK" w:hAnsi="TH SarabunPSK"/>
+                <w:b w:val="false"/>
+                <w:bCs w:val="false"/>
+                <w:i w:val="false"/>
+                <w:iCs w:val="false"/>
+                <w:sz w:val="30"/>
+                <w:szCs w:val="30"/>
+              </w:rPr>
+              <w:t xml:space="preserve">ฉ.๔</w:t>
+            </w:r>
+          </w:p>
+        </w:tc>
+        <w:tc>
+          <w:tcPr>
+            <w:tcW w:type="dxa" w:w="3987"/>
+            <w:tcMar>
+              <w:top w:type="dxa" w:w="60"/>
+              <w:left w:type="dxa" w:w="90"/>
+              <w:bottom w:type="dxa" w:w="60"/>
+              <w:right w:type="dxa" w:w="90"/>
+            </w:tcMar>
+            <w:vAlign w:val="center"/>
+          </w:tcPr>
+          <w:p>
+            <w:pPr>
+              <w:spacing w:after="0" w:line="288"/>
+              <w:jc w:val="left"/>
+            </w:pPr>
+            <w:r>
+              <w:rPr>
+                <w:rFonts w:ascii="TH SarabunPSK" w:cs="TH SarabunPSK" w:eastAsia="TH SarabunPSK" w:hAnsi="TH SarabunPSK"/>
+                <w:b w:val="false"/>
+                <w:bCs w:val="false"/>
+                <w:i w:val="false"/>
+                <w:iCs w:val="false"/>
+                <w:sz w:val="30"/>
+                <w:szCs w:val="30"/>
+              </w:rPr>
+              <w:t xml:space="preserve">T = V ÷ Q</w:t>
+            </w:r>
+          </w:p>
+        </w:tc>
+        <w:tc>
+          <w:tcPr>
+            <w:tcW w:type="dxa" w:w="3405"/>
+            <w:tcMar>
+              <w:top w:type="dxa" w:w="60"/>
+              <w:left w:type="dxa" w:w="90"/>
+              <w:bottom w:type="dxa" w:w="60"/>
+              <w:right w:type="dxa" w:w="90"/>
+            </w:tcMar>
+            <w:vAlign w:val="center"/>
+          </w:tcPr>
+          <w:p>
+            <w:pPr>
+              <w:spacing w:after="0" w:line="288"/>
+              <w:jc w:val="left"/>
+            </w:pPr>
+            <w:r>
+              <w:rPr>
+                <w:rFonts w:ascii="TH SarabunPSK" w:cs="TH SarabunPSK" w:eastAsia="TH SarabunPSK" w:hAnsi="TH SarabunPSK"/>
+                <w:b w:val="false"/>
+                <w:bCs w:val="false"/>
+                <w:i w:val="false"/>
+                <w:iCs w:val="false"/>
+                <w:sz w:val="30"/>
+                <w:szCs w:val="30"/>
+              </w:rPr>
+              <w:t xml:space="preserve">หาเวลาที่สารน้ำจะหมดถุง</w:t>
+            </w:r>
+          </w:p>
+        </w:tc>
+      </w:tr>
+      <w:tr>
+        <w:tc>
+          <w:tcPr>
+            <w:tcW w:type="dxa" w:w="914"/>
+            <w:tcMar>
+              <w:top w:type="dxa" w:w="60"/>
+              <w:left w:type="dxa" w:w="90"/>
+              <w:bottom w:type="dxa" w:w="60"/>
+              <w:right w:type="dxa" w:w="90"/>
+            </w:tcMar>
+            <w:vAlign w:val="center"/>
+          </w:tcPr>
+          <w:p>
+            <w:pPr>
+              <w:spacing w:after="0" w:line="288"/>
+              <w:jc w:val="center"/>
+            </w:pPr>
+            <w:r>
+              <w:rPr>
+                <w:rFonts w:ascii="TH SarabunPSK" w:cs="TH SarabunPSK" w:eastAsia="TH SarabunPSK" w:hAnsi="TH SarabunPSK"/>
+                <w:b w:val="false"/>
+                <w:bCs w:val="false"/>
+                <w:i w:val="false"/>
+                <w:iCs w:val="false"/>
+                <w:sz w:val="30"/>
+                <w:szCs w:val="30"/>
+              </w:rPr>
+              <w:t xml:space="preserve">ฉ.๕</w:t>
+            </w:r>
+          </w:p>
+        </w:tc>
+        <w:tc>
+          <w:tcPr>
+            <w:tcW w:type="dxa" w:w="3987"/>
+            <w:tcMar>
+              <w:top w:type="dxa" w:w="60"/>
+              <w:left w:type="dxa" w:w="90"/>
+              <w:bottom w:type="dxa" w:w="60"/>
+              <w:right w:type="dxa" w:w="90"/>
+            </w:tcMar>
+            <w:vAlign w:val="center"/>
+          </w:tcPr>
+          <w:p>
+            <w:pPr>
+              <w:spacing w:after="0" w:line="288"/>
+              <w:jc w:val="left"/>
+            </w:pPr>
+            <w:r>
+              <w:rPr>
+                <w:rFonts w:ascii="TH SarabunPSK" w:cs="TH SarabunPSK" w:eastAsia="TH SarabunPSK" w:hAnsi="TH SarabunPSK"/>
+                <w:b w:val="false"/>
+                <w:bCs w:val="false"/>
+                <w:i w:val="false"/>
+                <w:iCs w:val="false"/>
+                <w:sz w:val="30"/>
+                <w:szCs w:val="30"/>
+              </w:rPr>
+              <w:t xml:space="preserve">V สะสม = N ÷ F</w:t>
+            </w:r>
+          </w:p>
+        </w:tc>
+        <w:tc>
+          <w:tcPr>
+            <w:tcW w:type="dxa" w:w="3405"/>
+            <w:tcMar>
+              <w:top w:type="dxa" w:w="60"/>
+              <w:left w:type="dxa" w:w="90"/>
+              <w:bottom w:type="dxa" w:w="60"/>
+              <w:right w:type="dxa" w:w="90"/>
+            </w:tcMar>
+            <w:vAlign w:val="center"/>
+          </w:tcPr>
+          <w:p>
+            <w:pPr>
+              <w:spacing w:after="0" w:line="288"/>
+              <w:jc w:val="left"/>
+            </w:pPr>
+            <w:r>
+              <w:rPr>
+                <w:rFonts w:ascii="TH SarabunPSK" w:cs="TH SarabunPSK" w:eastAsia="TH SarabunPSK" w:hAnsi="TH SarabunPSK"/>
+                <w:b w:val="false"/>
+                <w:bCs w:val="false"/>
+                <w:i w:val="false"/>
+                <w:iCs w:val="false"/>
+                <w:sz w:val="30"/>
+                <w:szCs w:val="30"/>
+              </w:rPr>
+              <w:t xml:space="preserve">ปริมาตรที่ผู้ป่วยได้รับแล้ว</w:t>
+            </w:r>
+          </w:p>
+        </w:tc>
+      </w:tr>
+      <w:tr>
+        <w:tc>
+          <w:tcPr>
+            <w:tcW w:type="dxa" w:w="914"/>
+            <w:tcMar>
+              <w:top w:type="dxa" w:w="60"/>
+              <w:left w:type="dxa" w:w="90"/>
+              <w:bottom w:type="dxa" w:w="60"/>
+              <w:right w:type="dxa" w:w="90"/>
+            </w:tcMar>
+            <w:vAlign w:val="center"/>
+          </w:tcPr>
+          <w:p>
+            <w:pPr>
+              <w:spacing w:after="0" w:line="288"/>
+              <w:jc w:val="center"/>
+            </w:pPr>
+            <w:r>
+              <w:rPr>
+                <w:rFonts w:ascii="TH SarabunPSK" w:cs="TH SarabunPSK" w:eastAsia="TH SarabunPSK" w:hAnsi="TH SarabunPSK"/>
+                <w:b w:val="false"/>
+                <w:bCs w:val="false"/>
+                <w:i w:val="false"/>
+                <w:iCs w:val="false"/>
+                <w:sz w:val="30"/>
+                <w:szCs w:val="30"/>
+              </w:rPr>
+              <w:t xml:space="preserve">ฉ.๖</w:t>
+            </w:r>
+          </w:p>
+        </w:tc>
+        <w:tc>
+          <w:tcPr>
+            <w:tcW w:type="dxa" w:w="3987"/>
+            <w:tcMar>
+              <w:top w:type="dxa" w:w="60"/>
+              <w:left w:type="dxa" w:w="90"/>
+              <w:bottom w:type="dxa" w:w="60"/>
+              <w:right w:type="dxa" w:w="90"/>
+            </w:tcMar>
+            <w:vAlign w:val="center"/>
+          </w:tcPr>
+          <w:p>
+            <w:pPr>
+              <w:spacing w:after="0" w:line="288"/>
+              <w:jc w:val="left"/>
+            </w:pPr>
+            <w:r>
+              <w:rPr>
+                <w:rFonts w:ascii="TH SarabunPSK" w:cs="TH SarabunPSK" w:eastAsia="TH SarabunPSK" w:hAnsi="TH SarabunPSK"/>
+                <w:b w:val="false"/>
+                <w:bCs w:val="false"/>
+                <w:i w:val="false"/>
+                <w:iCs w:val="false"/>
+                <w:sz w:val="30"/>
+                <w:szCs w:val="30"/>
+              </w:rPr>
+              <w:t xml:space="preserve">Q = [(n − ๑) ÷ F] × ๓,๖๐๐,๐๐๐ ÷ Δt</w:t>
+            </w:r>
+          </w:p>
+        </w:tc>
+        <w:tc>
+          <w:tcPr>
+            <w:tcW w:type="dxa" w:w="3405"/>
+            <w:tcMar>
+              <w:top w:type="dxa" w:w="60"/>
+              <w:left w:type="dxa" w:w="90"/>
+              <w:bottom w:type="dxa" w:w="60"/>
+              <w:right w:type="dxa" w:w="90"/>
+            </w:tcMar>
+            <w:vAlign w:val="center"/>
+          </w:tcPr>
+          <w:p>
+            <w:pPr>
+              <w:spacing w:after="0" w:line="288"/>
+              <w:jc w:val="left"/>
+            </w:pPr>
+            <w:r>
+              <w:rPr>
+                <w:rFonts w:ascii="TH SarabunPSK" w:cs="TH SarabunPSK" w:eastAsia="TH SarabunPSK" w:hAnsi="TH SarabunPSK"/>
+                <w:b w:val="false"/>
+                <w:bCs w:val="false"/>
+                <w:i w:val="false"/>
+                <w:iCs w:val="false"/>
+                <w:sz w:val="30"/>
+                <w:szCs w:val="30"/>
+              </w:rPr>
+              <w:t xml:space="preserve">อัตราการไหลที่เครื่องประจำเตียงวัดได้</w:t>
+            </w:r>
+          </w:p>
+        </w:tc>
+      </w:tr>
+      <w:tr>
+        <w:tc>
+          <w:tcPr>
+            <w:tcW w:type="dxa" w:w="914"/>
+            <w:tcMar>
+              <w:top w:type="dxa" w:w="60"/>
+              <w:left w:type="dxa" w:w="90"/>
+              <w:bottom w:type="dxa" w:w="60"/>
+              <w:right w:type="dxa" w:w="90"/>
+            </w:tcMar>
+            <w:vAlign w:val="center"/>
+          </w:tcPr>
+          <w:p>
+            <w:pPr>
+              <w:spacing w:after="0" w:line="288"/>
+              <w:jc w:val="center"/>
+            </w:pPr>
+            <w:r>
+              <w:rPr>
+                <w:rFonts w:ascii="TH SarabunPSK" w:cs="TH SarabunPSK" w:eastAsia="TH SarabunPSK" w:hAnsi="TH SarabunPSK"/>
+                <w:b w:val="false"/>
+                <w:bCs w:val="false"/>
+                <w:i w:val="false"/>
+                <w:iCs w:val="false"/>
+                <w:sz w:val="30"/>
+                <w:szCs w:val="30"/>
+              </w:rPr>
+              <w:t xml:space="preserve">ฉ.๗</w:t>
+            </w:r>
+          </w:p>
+        </w:tc>
+        <w:tc>
+          <w:tcPr>
+            <w:tcW w:type="dxa" w:w="3987"/>
+            <w:tcMar>
+              <w:top w:type="dxa" w:w="60"/>
+              <w:left w:type="dxa" w:w="90"/>
+              <w:bottom w:type="dxa" w:w="60"/>
+              <w:right w:type="dxa" w:w="90"/>
+            </w:tcMar>
+            <w:vAlign w:val="center"/>
+          </w:tcPr>
+          <w:p>
+            <w:pPr>
+              <w:spacing w:after="0" w:line="288"/>
+              <w:jc w:val="left"/>
+            </w:pPr>
+            <w:r>
+              <w:rPr>
+                <w:rFonts w:ascii="TH SarabunPSK" w:cs="TH SarabunPSK" w:eastAsia="TH SarabunPSK" w:hAnsi="TH SarabunPSK"/>
+                <w:b w:val="false"/>
+                <w:bCs w:val="false"/>
+                <w:i w:val="false"/>
+                <w:iCs w:val="false"/>
+                <w:sz w:val="30"/>
+                <w:szCs w:val="30"/>
+              </w:rPr>
+              <w:t xml:space="preserve">Q = (N ๑ นาที ÷ F) × ๖๐</w:t>
+            </w:r>
+          </w:p>
+        </w:tc>
+        <w:tc>
+          <w:tcPr>
+            <w:tcW w:type="dxa" w:w="3405"/>
+            <w:tcMar>
+              <w:top w:type="dxa" w:w="60"/>
+              <w:left w:type="dxa" w:w="90"/>
+              <w:bottom w:type="dxa" w:w="60"/>
+              <w:right w:type="dxa" w:w="90"/>
+            </w:tcMar>
+            <w:vAlign w:val="center"/>
+          </w:tcPr>
+          <w:p>
+            <w:pPr>
+              <w:spacing w:after="0" w:line="288"/>
+              <w:jc w:val="left"/>
+            </w:pPr>
+            <w:r>
+              <w:rPr>
+                <w:rFonts w:ascii="TH SarabunPSK" w:cs="TH SarabunPSK" w:eastAsia="TH SarabunPSK" w:hAnsi="TH SarabunPSK"/>
+                <w:b w:val="false"/>
+                <w:bCs w:val="false"/>
+                <w:i w:val="false"/>
+                <w:iCs w:val="false"/>
+                <w:sz w:val="30"/>
+                <w:szCs w:val="30"/>
+              </w:rPr>
+              <w:t xml:space="preserve">อัตราการไหลที่บันทึกรายนาที</w:t>
+            </w:r>
+          </w:p>
+        </w:tc>
+      </w:tr>
+      <w:tr>
+        <w:tc>
+          <w:tcPr>
+            <w:tcW w:type="dxa" w:w="914"/>
+            <w:tcMar>
+              <w:top w:type="dxa" w:w="60"/>
+              <w:left w:type="dxa" w:w="90"/>
+              <w:bottom w:type="dxa" w:w="60"/>
+              <w:right w:type="dxa" w:w="90"/>
+            </w:tcMar>
+            <w:vAlign w:val="center"/>
+          </w:tcPr>
+          <w:p>
+            <w:pPr>
+              <w:spacing w:after="0" w:line="288"/>
+              <w:jc w:val="center"/>
+            </w:pPr>
+            <w:r>
+              <w:rPr>
+                <w:rFonts w:ascii="TH SarabunPSK" w:cs="TH SarabunPSK" w:eastAsia="TH SarabunPSK" w:hAnsi="TH SarabunPSK"/>
+                <w:b w:val="false"/>
+                <w:bCs w:val="false"/>
+                <w:i w:val="false"/>
+                <w:iCs w:val="false"/>
+                <w:sz w:val="30"/>
+                <w:szCs w:val="30"/>
+              </w:rPr>
+              <w:t xml:space="preserve">ฉ.๘</w:t>
+            </w:r>
+          </w:p>
+        </w:tc>
+        <w:tc>
+          <w:tcPr>
+            <w:tcW w:type="dxa" w:w="3987"/>
+            <w:tcMar>
+              <w:top w:type="dxa" w:w="60"/>
+              <w:left w:type="dxa" w:w="90"/>
+              <w:bottom w:type="dxa" w:w="60"/>
+              <w:right w:type="dxa" w:w="90"/>
+            </w:tcMar>
+            <w:vAlign w:val="center"/>
+          </w:tcPr>
+          <w:p>
+            <w:pPr>
+              <w:spacing w:after="0" w:line="288"/>
+              <w:jc w:val="left"/>
+            </w:pPr>
+            <w:r>
+              <w:rPr>
+                <w:rFonts w:ascii="TH SarabunPSK" w:cs="TH SarabunPSK" w:eastAsia="TH SarabunPSK" w:hAnsi="TH SarabunPSK"/>
+                <w:b w:val="false"/>
+                <w:bCs w:val="false"/>
+                <w:i w:val="false"/>
+                <w:iCs w:val="false"/>
+                <w:sz w:val="30"/>
+                <w:szCs w:val="30"/>
+              </w:rPr>
+              <w:t xml:space="preserve">T หยด = ๓,๖๐๐,๐๐๐ ÷ (Q × F)</w:t>
+            </w:r>
+          </w:p>
+        </w:tc>
+        <w:tc>
+          <w:tcPr>
+            <w:tcW w:type="dxa" w:w="3405"/>
+            <w:tcMar>
+              <w:top w:type="dxa" w:w="60"/>
+              <w:left w:type="dxa" w:w="90"/>
+              <w:bottom w:type="dxa" w:w="60"/>
+              <w:right w:type="dxa" w:w="90"/>
+            </w:tcMar>
+            <w:vAlign w:val="center"/>
+          </w:tcPr>
+          <w:p>
+            <w:pPr>
+              <w:spacing w:after="0" w:line="288"/>
+              <w:jc w:val="left"/>
+            </w:pPr>
+            <w:r>
+              <w:rPr>
+                <w:rFonts w:ascii="TH SarabunPSK" w:cs="TH SarabunPSK" w:eastAsia="TH SarabunPSK" w:hAnsi="TH SarabunPSK"/>
+                <w:b w:val="false"/>
+                <w:bCs w:val="false"/>
+                <w:i w:val="false"/>
+                <w:iCs w:val="false"/>
+                <w:sz w:val="30"/>
+                <w:szCs w:val="30"/>
+              </w:rPr>
+              <w:t xml:space="preserve">คาบการหยดตามเป้าหมาย</w:t>
+            </w:r>
+          </w:p>
+        </w:tc>
+      </w:tr>
+      <w:tr>
+        <w:tc>
+          <w:tcPr>
+            <w:tcW w:type="dxa" w:w="914"/>
+            <w:tcMar>
+              <w:top w:type="dxa" w:w="60"/>
+              <w:left w:type="dxa" w:w="90"/>
+              <w:bottom w:type="dxa" w:w="60"/>
+              <w:right w:type="dxa" w:w="90"/>
+            </w:tcMar>
+            <w:vAlign w:val="center"/>
+          </w:tcPr>
+          <w:p>
+            <w:pPr>
+              <w:spacing w:after="0" w:line="288"/>
+              <w:jc w:val="center"/>
+            </w:pPr>
+            <w:r>
+              <w:rPr>
+                <w:rFonts w:ascii="TH SarabunPSK" w:cs="TH SarabunPSK" w:eastAsia="TH SarabunPSK" w:hAnsi="TH SarabunPSK"/>
+                <w:b w:val="false"/>
+                <w:bCs w:val="false"/>
+                <w:i w:val="false"/>
+                <w:iCs w:val="false"/>
+                <w:sz w:val="30"/>
+                <w:szCs w:val="30"/>
+              </w:rPr>
+              <w:t xml:space="preserve">ฉ.๙</w:t>
+            </w:r>
+          </w:p>
+        </w:tc>
+        <w:tc>
+          <w:tcPr>
+            <w:tcW w:type="dxa" w:w="3987"/>
+            <w:tcMar>
+              <w:top w:type="dxa" w:w="60"/>
+              <w:left w:type="dxa" w:w="90"/>
+              <w:bottom w:type="dxa" w:w="60"/>
+              <w:right w:type="dxa" w:w="90"/>
+            </w:tcMar>
+            <w:vAlign w:val="center"/>
+          </w:tcPr>
+          <w:p>
+            <w:pPr>
+              <w:spacing w:after="0" w:line="288"/>
+              <w:jc w:val="left"/>
+            </w:pPr>
+            <w:r>
+              <w:rPr>
+                <w:rFonts w:ascii="TH SarabunPSK" w:cs="TH SarabunPSK" w:eastAsia="TH SarabunPSK" w:hAnsi="TH SarabunPSK"/>
+                <w:b w:val="false"/>
+                <w:bCs w:val="false"/>
+                <w:i w:val="false"/>
+                <w:iCs w:val="false"/>
+                <w:sz w:val="30"/>
+                <w:szCs w:val="30"/>
+              </w:rPr>
+              <w:t xml:space="preserve">T สายพับ = ๒.๕ × T หยด</w:t>
+            </w:r>
+          </w:p>
+        </w:tc>
+        <w:tc>
+          <w:tcPr>
+            <w:tcW w:type="dxa" w:w="3405"/>
+            <w:tcMar>
+              <w:top w:type="dxa" w:w="60"/>
+              <w:left w:type="dxa" w:w="90"/>
+              <w:bottom w:type="dxa" w:w="60"/>
+              <w:right w:type="dxa" w:w="90"/>
+            </w:tcMar>
+            <w:vAlign w:val="center"/>
+          </w:tcPr>
+          <w:p>
+            <w:pPr>
+              <w:spacing w:after="0" w:line="288"/>
+              <w:jc w:val="left"/>
+            </w:pPr>
+            <w:r>
+              <w:rPr>
+                <w:rFonts w:ascii="TH SarabunPSK" w:cs="TH SarabunPSK" w:eastAsia="TH SarabunPSK" w:hAnsi="TH SarabunPSK"/>
+                <w:b w:val="false"/>
+                <w:bCs w:val="false"/>
+                <w:i w:val="false"/>
+                <w:iCs w:val="false"/>
+                <w:sz w:val="30"/>
+                <w:szCs w:val="30"/>
+              </w:rPr>
+              <w:t xml:space="preserve">เกณฑ์เวลาตัดสินว่าสายพับ</w:t>
+            </w:r>
+          </w:p>
+        </w:tc>
+      </w:tr>
+      <w:tr>
+        <w:tc>
+          <w:tcPr>
+            <w:tcW w:type="dxa" w:w="914"/>
+            <w:tcMar>
+              <w:top w:type="dxa" w:w="60"/>
+              <w:left w:type="dxa" w:w="90"/>
+              <w:bottom w:type="dxa" w:w="60"/>
+              <w:right w:type="dxa" w:w="90"/>
+            </w:tcMar>
+            <w:vAlign w:val="center"/>
+          </w:tcPr>
+          <w:p>
+            <w:pPr>
+              <w:spacing w:after="0" w:line="288"/>
+              <w:jc w:val="center"/>
+            </w:pPr>
+            <w:r>
+              <w:rPr>
+                <w:rFonts w:ascii="TH SarabunPSK" w:cs="TH SarabunPSK" w:eastAsia="TH SarabunPSK" w:hAnsi="TH SarabunPSK"/>
+                <w:b w:val="false"/>
+                <w:bCs w:val="false"/>
+                <w:i w:val="false"/>
+                <w:iCs w:val="false"/>
+                <w:sz w:val="30"/>
+                <w:szCs w:val="30"/>
+              </w:rPr>
+              <w:t xml:space="preserve">ฉ.๑๐</w:t>
+            </w:r>
+          </w:p>
+        </w:tc>
+        <w:tc>
+          <w:tcPr>
+            <w:tcW w:type="dxa" w:w="3987"/>
+            <w:tcMar>
+              <w:top w:type="dxa" w:w="60"/>
+              <w:left w:type="dxa" w:w="90"/>
+              <w:bottom w:type="dxa" w:w="60"/>
+              <w:right w:type="dxa" w:w="90"/>
+            </w:tcMar>
+            <w:vAlign w:val="center"/>
+          </w:tcPr>
+          <w:p>
+            <w:pPr>
+              <w:spacing w:after="0" w:line="288"/>
+              <w:jc w:val="left"/>
+            </w:pPr>
+            <w:r>
+              <w:rPr>
+                <w:rFonts w:ascii="TH SarabunPSK" w:cs="TH SarabunPSK" w:eastAsia="TH SarabunPSK" w:hAnsi="TH SarabunPSK"/>
+                <w:b w:val="false"/>
+                <w:bCs w:val="false"/>
+                <w:i w:val="false"/>
+                <w:iCs w:val="false"/>
+                <w:sz w:val="30"/>
+                <w:szCs w:val="30"/>
+              </w:rPr>
+              <w:t xml:space="preserve">| Q วัดได้ − Q ตามคำสั่ง | ÷ Q ตามคำสั่ง ≤ ๐.๑๐</w:t>
+            </w:r>
+          </w:p>
+        </w:tc>
+        <w:tc>
+          <w:tcPr>
+            <w:tcW w:type="dxa" w:w="3405"/>
+            <w:tcMar>
+              <w:top w:type="dxa" w:w="60"/>
+              <w:left w:type="dxa" w:w="90"/>
+              <w:bottom w:type="dxa" w:w="60"/>
+              <w:right w:type="dxa" w:w="90"/>
+            </w:tcMar>
+            <w:vAlign w:val="center"/>
+          </w:tcPr>
+          <w:p>
+            <w:pPr>
+              <w:spacing w:after="0" w:line="288"/>
+              <w:jc w:val="left"/>
+            </w:pPr>
+            <w:r>
+              <w:rPr>
+                <w:rFonts w:ascii="TH SarabunPSK" w:cs="TH SarabunPSK" w:eastAsia="TH SarabunPSK" w:hAnsi="TH SarabunPSK"/>
+                <w:b w:val="false"/>
+                <w:bCs w:val="false"/>
+                <w:i w:val="false"/>
+                <w:iCs w:val="false"/>
+                <w:sz w:val="30"/>
+                <w:szCs w:val="30"/>
+              </w:rPr>
+              <w:t xml:space="preserve">เกณฑ์ผ่านของการตรวจความถูกต้อง</w:t>
+            </w:r>
+          </w:p>
+        </w:tc>
+      </w:tr>
+      <w:tr>
+        <w:tc>
+          <w:tcPr>
+            <w:tcW w:type="dxa" w:w="914"/>
+            <w:tcMar>
+              <w:top w:type="dxa" w:w="60"/>
+              <w:left w:type="dxa" w:w="90"/>
+              <w:bottom w:type="dxa" w:w="60"/>
+              <w:right w:type="dxa" w:w="90"/>
+            </w:tcMar>
+            <w:vAlign w:val="center"/>
+          </w:tcPr>
+          <w:p>
+            <w:pPr>
+              <w:spacing w:after="0" w:line="288"/>
+              <w:jc w:val="center"/>
+            </w:pPr>
+            <w:r>
+              <w:rPr>
+                <w:rFonts w:ascii="TH SarabunPSK" w:cs="TH SarabunPSK" w:eastAsia="TH SarabunPSK" w:hAnsi="TH SarabunPSK"/>
+                <w:b w:val="false"/>
+                <w:bCs w:val="false"/>
+                <w:i w:val="false"/>
+                <w:iCs w:val="false"/>
+                <w:sz w:val="30"/>
+                <w:szCs w:val="30"/>
+              </w:rPr>
+              <w:t xml:space="preserve">ฉ.๑๑</w:t>
+            </w:r>
+          </w:p>
+        </w:tc>
+        <w:tc>
+          <w:tcPr>
+            <w:tcW w:type="dxa" w:w="3987"/>
+            <w:tcMar>
+              <w:top w:type="dxa" w:w="60"/>
+              <w:left w:type="dxa" w:w="90"/>
+              <w:bottom w:type="dxa" w:w="60"/>
+              <w:right w:type="dxa" w:w="90"/>
+            </w:tcMar>
+            <w:vAlign w:val="center"/>
+          </w:tcPr>
+          <w:p>
+            <w:pPr>
+              <w:spacing w:after="0" w:line="288"/>
+              <w:jc w:val="left"/>
+            </w:pPr>
+            <w:r>
+              <w:rPr>
+                <w:rFonts w:ascii="TH SarabunPSK" w:cs="TH SarabunPSK" w:eastAsia="TH SarabunPSK" w:hAnsi="TH SarabunPSK"/>
+                <w:b w:val="false"/>
+                <w:bCs w:val="false"/>
+                <w:i w:val="false"/>
+                <w:iCs w:val="false"/>
+                <w:sz w:val="30"/>
+                <w:szCs w:val="30"/>
+              </w:rPr>
+              <w:t xml:space="preserve">Q จริง &gt; ๑.๓๕ × Q ตามคำสั่ง</w:t>
+            </w:r>
+          </w:p>
+        </w:tc>
+        <w:tc>
+          <w:tcPr>
+            <w:tcW w:type="dxa" w:w="3405"/>
+            <w:tcMar>
+              <w:top w:type="dxa" w:w="60"/>
+              <w:left w:type="dxa" w:w="90"/>
+              <w:bottom w:type="dxa" w:w="60"/>
+              <w:right w:type="dxa" w:w="90"/>
+            </w:tcMar>
+            <w:vAlign w:val="center"/>
+          </w:tcPr>
+          <w:p>
+            <w:pPr>
+              <w:spacing w:after="0" w:line="288"/>
+              <w:jc w:val="left"/>
+            </w:pPr>
+            <w:r>
+              <w:rPr>
+                <w:rFonts w:ascii="TH SarabunPSK" w:cs="TH SarabunPSK" w:eastAsia="TH SarabunPSK" w:hAnsi="TH SarabunPSK"/>
+                <w:b w:val="false"/>
+                <w:bCs w:val="false"/>
+                <w:i w:val="false"/>
+                <w:iCs w:val="false"/>
+                <w:sz w:val="30"/>
+                <w:szCs w:val="30"/>
+              </w:rPr>
+              <w:t xml:space="preserve">เกณฑ์แจ้งเตือนไหลเร็วเกิน</w:t>
+            </w:r>
+          </w:p>
+        </w:tc>
+      </w:tr>
+      <w:tr>
+        <w:tc>
+          <w:tcPr>
+            <w:tcW w:type="dxa" w:w="914"/>
+            <w:tcMar>
+              <w:top w:type="dxa" w:w="60"/>
+              <w:left w:type="dxa" w:w="90"/>
+              <w:bottom w:type="dxa" w:w="60"/>
+              <w:right w:type="dxa" w:w="90"/>
+            </w:tcMar>
+            <w:vAlign w:val="center"/>
+          </w:tcPr>
+          <w:p>
+            <w:pPr>
+              <w:spacing w:after="0" w:line="288"/>
+              <w:jc w:val="center"/>
+            </w:pPr>
+            <w:r>
+              <w:rPr>
+                <w:rFonts w:ascii="TH SarabunPSK" w:cs="TH SarabunPSK" w:eastAsia="TH SarabunPSK" w:hAnsi="TH SarabunPSK"/>
+                <w:b w:val="false"/>
+                <w:bCs w:val="false"/>
+                <w:i w:val="false"/>
+                <w:iCs w:val="false"/>
+                <w:sz w:val="30"/>
+                <w:szCs w:val="30"/>
+              </w:rPr>
+              <w:t xml:space="preserve">ฉ.๑๒</w:t>
+            </w:r>
+          </w:p>
+        </w:tc>
+        <w:tc>
+          <w:tcPr>
+            <w:tcW w:type="dxa" w:w="3987"/>
+            <w:tcMar>
+              <w:top w:type="dxa" w:w="60"/>
+              <w:left w:type="dxa" w:w="90"/>
+              <w:bottom w:type="dxa" w:w="60"/>
+              <w:right w:type="dxa" w:w="90"/>
+            </w:tcMar>
+            <w:vAlign w:val="center"/>
+          </w:tcPr>
+          <w:p>
+            <w:pPr>
+              <w:spacing w:after="0" w:line="288"/>
+              <w:jc w:val="left"/>
+            </w:pPr>
+            <w:r>
+              <w:rPr>
+                <w:rFonts w:ascii="TH SarabunPSK" w:cs="TH SarabunPSK" w:eastAsia="TH SarabunPSK" w:hAnsi="TH SarabunPSK"/>
+                <w:b w:val="false"/>
+                <w:bCs w:val="false"/>
+                <w:i w:val="false"/>
+                <w:iCs w:val="false"/>
+                <w:sz w:val="30"/>
+                <w:szCs w:val="30"/>
+              </w:rPr>
+              <w:t xml:space="preserve">Q จริง &lt; ๐.๖๕ × Q ตามคำสั่ง</w:t>
+            </w:r>
+          </w:p>
+        </w:tc>
+        <w:tc>
+          <w:tcPr>
+            <w:tcW w:type="dxa" w:w="3405"/>
+            <w:tcMar>
+              <w:top w:type="dxa" w:w="60"/>
+              <w:left w:type="dxa" w:w="90"/>
+              <w:bottom w:type="dxa" w:w="60"/>
+              <w:right w:type="dxa" w:w="90"/>
+            </w:tcMar>
+            <w:vAlign w:val="center"/>
+          </w:tcPr>
+          <w:p>
+            <w:pPr>
+              <w:spacing w:after="0" w:line="288"/>
+              <w:jc w:val="left"/>
+            </w:pPr>
+            <w:r>
+              <w:rPr>
+                <w:rFonts w:ascii="TH SarabunPSK" w:cs="TH SarabunPSK" w:eastAsia="TH SarabunPSK" w:hAnsi="TH SarabunPSK"/>
+                <w:b w:val="false"/>
+                <w:bCs w:val="false"/>
+                <w:i w:val="false"/>
+                <w:iCs w:val="false"/>
+                <w:sz w:val="30"/>
+                <w:szCs w:val="30"/>
+              </w:rPr>
+              <w:t xml:space="preserve">เกณฑ์แจ้งเตือนไหลช้าเกิน</w:t>
+            </w:r>
+          </w:p>
+        </w:tc>
+      </w:tr>
+      <w:tr>
+        <w:tc>
+          <w:tcPr>
+            <w:tcW w:type="dxa" w:w="914"/>
+            <w:tcMar>
+              <w:top w:type="dxa" w:w="60"/>
+              <w:left w:type="dxa" w:w="90"/>
+              <w:bottom w:type="dxa" w:w="60"/>
+              <w:right w:type="dxa" w:w="90"/>
+            </w:tcMar>
+            <w:vAlign w:val="center"/>
+          </w:tcPr>
+          <w:p>
+            <w:pPr>
+              <w:spacing w:after="0" w:line="288"/>
+              <w:jc w:val="center"/>
+            </w:pPr>
+            <w:r>
+              <w:rPr>
+                <w:rFonts w:ascii="TH SarabunPSK" w:cs="TH SarabunPSK" w:eastAsia="TH SarabunPSK" w:hAnsi="TH SarabunPSK"/>
+                <w:b w:val="false"/>
+                <w:bCs w:val="false"/>
+                <w:i w:val="false"/>
+                <w:iCs w:val="false"/>
+                <w:sz w:val="30"/>
+                <w:szCs w:val="30"/>
+              </w:rPr>
+              <w:t xml:space="preserve">ฉ.๑๓</w:t>
+            </w:r>
+          </w:p>
+        </w:tc>
+        <w:tc>
+          <w:tcPr>
+            <w:tcW w:type="dxa" w:w="3987"/>
+            <w:tcMar>
+              <w:top w:type="dxa" w:w="60"/>
+              <w:left w:type="dxa" w:w="90"/>
+              <w:bottom w:type="dxa" w:w="60"/>
+              <w:right w:type="dxa" w:w="90"/>
+            </w:tcMar>
+            <w:vAlign w:val="center"/>
+          </w:tcPr>
+          <w:p>
+            <w:pPr>
+              <w:spacing w:after="0" w:line="288"/>
+              <w:jc w:val="left"/>
+            </w:pPr>
+            <w:r>
+              <w:rPr>
+                <w:rFonts w:ascii="TH SarabunPSK" w:cs="TH SarabunPSK" w:eastAsia="TH SarabunPSK" w:hAnsi="TH SarabunPSK"/>
+                <w:b w:val="false"/>
+                <w:bCs w:val="false"/>
+                <w:i w:val="false"/>
+                <w:iCs w:val="false"/>
+                <w:sz w:val="30"/>
+                <w:szCs w:val="30"/>
+              </w:rPr>
+              <w:t xml:space="preserve">V สะสม ≥ p × V ตามแผน</w:t>
+            </w:r>
+          </w:p>
+        </w:tc>
+        <w:tc>
+          <w:tcPr>
+            <w:tcW w:type="dxa" w:w="3405"/>
+            <w:tcMar>
+              <w:top w:type="dxa" w:w="60"/>
+              <w:left w:type="dxa" w:w="90"/>
+              <w:bottom w:type="dxa" w:w="60"/>
+              <w:right w:type="dxa" w:w="90"/>
+            </w:tcMar>
+            <w:vAlign w:val="center"/>
+          </w:tcPr>
+          <w:p>
+            <w:pPr>
+              <w:spacing w:after="0" w:line="288"/>
+              <w:jc w:val="left"/>
+            </w:pPr>
+            <w:r>
+              <w:rPr>
+                <w:rFonts w:ascii="TH SarabunPSK" w:cs="TH SarabunPSK" w:eastAsia="TH SarabunPSK" w:hAnsi="TH SarabunPSK"/>
+                <w:b w:val="false"/>
+                <w:bCs w:val="false"/>
+                <w:i w:val="false"/>
+                <w:iCs w:val="false"/>
+                <w:sz w:val="30"/>
+                <w:szCs w:val="30"/>
+              </w:rPr>
+              <w:t xml:space="preserve">เกณฑ์แจ้งเตือนสารน้ำใกล้หมด</w:t>
+            </w:r>
+          </w:p>
+        </w:tc>
+      </w:tr>
+      <w:tr>
+        <w:tc>
+          <w:tcPr>
+            <w:tcW w:type="dxa" w:w="914"/>
+            <w:tcMar>
+              <w:top w:type="dxa" w:w="60"/>
+              <w:left w:type="dxa" w:w="90"/>
+              <w:bottom w:type="dxa" w:w="60"/>
+              <w:right w:type="dxa" w:w="90"/>
+            </w:tcMar>
+            <w:vAlign w:val="center"/>
+          </w:tcPr>
+          <w:p>
+            <w:pPr>
+              <w:spacing w:after="0" w:line="288"/>
+              <w:jc w:val="center"/>
+            </w:pPr>
+            <w:r>
+              <w:rPr>
+                <w:rFonts w:ascii="TH SarabunPSK" w:cs="TH SarabunPSK" w:eastAsia="TH SarabunPSK" w:hAnsi="TH SarabunPSK"/>
+                <w:b w:val="false"/>
+                <w:bCs w:val="false"/>
+                <w:i w:val="false"/>
+                <w:iCs w:val="false"/>
+                <w:sz w:val="30"/>
+                <w:szCs w:val="30"/>
+              </w:rPr>
+              <w:t xml:space="preserve">ฉ.๑๔</w:t>
+            </w:r>
+          </w:p>
+        </w:tc>
+        <w:tc>
+          <w:tcPr>
+            <w:tcW w:type="dxa" w:w="3987"/>
+            <w:tcMar>
+              <w:top w:type="dxa" w:w="60"/>
+              <w:left w:type="dxa" w:w="90"/>
+              <w:bottom w:type="dxa" w:w="60"/>
+              <w:right w:type="dxa" w:w="90"/>
+            </w:tcMar>
+            <w:vAlign w:val="center"/>
+          </w:tcPr>
+          <w:p>
+            <w:pPr>
+              <w:spacing w:after="0" w:line="288"/>
+              <w:jc w:val="left"/>
+            </w:pPr>
+            <w:r>
+              <w:rPr>
+                <w:rFonts w:ascii="TH SarabunPSK" w:cs="TH SarabunPSK" w:eastAsia="TH SarabunPSK" w:hAnsi="TH SarabunPSK"/>
+                <w:b w:val="false"/>
+                <w:bCs w:val="false"/>
+                <w:i w:val="false"/>
+                <w:iCs w:val="false"/>
+                <w:sz w:val="30"/>
+                <w:szCs w:val="30"/>
+              </w:rPr>
+              <w:t xml:space="preserve">V จริง − V ตามแผน</w:t>
+            </w:r>
+          </w:p>
+        </w:tc>
+        <w:tc>
+          <w:tcPr>
+            <w:tcW w:type="dxa" w:w="3405"/>
+            <w:tcMar>
+              <w:top w:type="dxa" w:w="60"/>
+              <w:left w:type="dxa" w:w="90"/>
+              <w:bottom w:type="dxa" w:w="60"/>
+              <w:right w:type="dxa" w:w="90"/>
+            </w:tcMar>
+            <w:vAlign w:val="center"/>
+          </w:tcPr>
+          <w:p>
+            <w:pPr>
+              <w:spacing w:after="0" w:line="288"/>
+              <w:jc w:val="left"/>
+            </w:pPr>
+            <w:r>
+              <w:rPr>
+                <w:rFonts w:ascii="TH SarabunPSK" w:cs="TH SarabunPSK" w:eastAsia="TH SarabunPSK" w:hAnsi="TH SarabunPSK"/>
+                <w:b w:val="false"/>
+                <w:bCs w:val="false"/>
+                <w:i w:val="false"/>
+                <w:iCs w:val="false"/>
+                <w:sz w:val="30"/>
+                <w:szCs w:val="30"/>
+              </w:rPr>
+              <w:t xml:space="preserve">ความคลาดเคลื่อนเป็นมิลลิลิตร</w:t>
+            </w:r>
+          </w:p>
+        </w:tc>
+      </w:tr>
+      <w:tr>
+        <w:tc>
+          <w:tcPr>
+            <w:tcW w:type="dxa" w:w="914"/>
+            <w:tcMar>
+              <w:top w:type="dxa" w:w="60"/>
+              <w:left w:type="dxa" w:w="90"/>
+              <w:bottom w:type="dxa" w:w="60"/>
+              <w:right w:type="dxa" w:w="90"/>
+            </w:tcMar>
+            <w:vAlign w:val="center"/>
+          </w:tcPr>
+          <w:p>
+            <w:pPr>
+              <w:spacing w:after="0" w:line="288"/>
+              <w:jc w:val="center"/>
+            </w:pPr>
+            <w:r>
+              <w:rPr>
+                <w:rFonts w:ascii="TH SarabunPSK" w:cs="TH SarabunPSK" w:eastAsia="TH SarabunPSK" w:hAnsi="TH SarabunPSK"/>
+                <w:b w:val="false"/>
+                <w:bCs w:val="false"/>
+                <w:i w:val="false"/>
+                <w:iCs w:val="false"/>
+                <w:sz w:val="30"/>
+                <w:szCs w:val="30"/>
+              </w:rPr>
+              <w:t xml:space="preserve">ฉ.๑๕</w:t>
+            </w:r>
+          </w:p>
+        </w:tc>
+        <w:tc>
+          <w:tcPr>
+            <w:tcW w:type="dxa" w:w="3987"/>
+            <w:tcMar>
+              <w:top w:type="dxa" w:w="60"/>
+              <w:left w:type="dxa" w:w="90"/>
+              <w:bottom w:type="dxa" w:w="60"/>
+              <w:right w:type="dxa" w:w="90"/>
+            </w:tcMar>
+            <w:vAlign w:val="center"/>
+          </w:tcPr>
+          <w:p>
+            <w:pPr>
+              <w:spacing w:after="0" w:line="288"/>
+              <w:jc w:val="left"/>
+            </w:pPr>
+            <w:r>
+              <w:rPr>
+                <w:rFonts w:ascii="TH SarabunPSK" w:cs="TH SarabunPSK" w:eastAsia="TH SarabunPSK" w:hAnsi="TH SarabunPSK"/>
+                <w:b w:val="false"/>
+                <w:bCs w:val="false"/>
+                <w:i w:val="false"/>
+                <w:iCs w:val="false"/>
+                <w:sz w:val="30"/>
+                <w:szCs w:val="30"/>
+              </w:rPr>
+              <w:t xml:space="preserve">[(V จริง − V ตามแผน) ÷ V ตามแผน] × ๑๐๐</w:t>
+            </w:r>
+          </w:p>
+        </w:tc>
+        <w:tc>
+          <w:tcPr>
+            <w:tcW w:type="dxa" w:w="3405"/>
+            <w:tcMar>
+              <w:top w:type="dxa" w:w="60"/>
+              <w:left w:type="dxa" w:w="90"/>
+              <w:bottom w:type="dxa" w:w="60"/>
+              <w:right w:type="dxa" w:w="90"/>
+            </w:tcMar>
+            <w:vAlign w:val="center"/>
+          </w:tcPr>
+          <w:p>
+            <w:pPr>
+              <w:spacing w:after="0" w:line="288"/>
+              <w:jc w:val="left"/>
+            </w:pPr>
+            <w:r>
+              <w:rPr>
+                <w:rFonts w:ascii="TH SarabunPSK" w:cs="TH SarabunPSK" w:eastAsia="TH SarabunPSK" w:hAnsi="TH SarabunPSK"/>
+                <w:b w:val="false"/>
+                <w:bCs w:val="false"/>
+                <w:i w:val="false"/>
+                <w:iCs w:val="false"/>
+                <w:sz w:val="30"/>
+                <w:szCs w:val="30"/>
+              </w:rPr>
+              <w:t xml:space="preserve">ความคลาดเคลื่อนเป็นร้อยละ</w:t>
             </w:r>
           </w:p>
         </w:tc>
